--- a/project/kepegawaian/AddonSimrsmu.docx
+++ b/project/kepegawaian/AddonSimrsmu.docx
@@ -1441,11 +1441,13 @@
           <w:numId w:val="1"/>
         </w:numPr>
         <w:rPr>
-          <w:lang w:val="en-US"/>
-        </w:rPr>
-      </w:pPr>
-      <w:r>
-        <w:rPr>
+          <w:strike/>
+          <w:lang w:val="en-US"/>
+        </w:rPr>
+      </w:pPr>
+      <w:r>
+        <w:rPr>
+          <w:strike/>
           <w:lang w:val="en-US"/>
         </w:rPr>
         <w:t xml:space="preserve">Upload STR </w:t>
@@ -1453,6 +1455,7 @@
       <w:proofErr w:type="spellStart"/>
       <w:r>
         <w:rPr>
+          <w:strike/>
           <w:lang w:val="en-US"/>
         </w:rPr>
         <w:t>Seumur</w:t>
@@ -1460,13 +1463,15 @@
       <w:proofErr w:type="spellEnd"/>
       <w:r>
         <w:rPr>
-          <w:lang w:val="en-US"/>
-        </w:rPr>
-        <w:t xml:space="preserve"> </w:t>
-      </w:r>
-      <w:proofErr w:type="spellStart"/>
-      <w:r>
-        <w:rPr>
+          <w:strike/>
+          <w:lang w:val="en-US"/>
+        </w:rPr>
+        <w:t xml:space="preserve"> </w:t>
+      </w:r>
+      <w:proofErr w:type="spellStart"/>
+      <w:r>
+        <w:rPr>
+          <w:strike/>
           <w:lang w:val="en-US"/>
         </w:rPr>
         <w:t>hidup</w:t>
@@ -1474,13 +1479,15 @@
       <w:proofErr w:type="spellEnd"/>
       <w:r>
         <w:rPr>
-          <w:lang w:val="en-US"/>
-        </w:rPr>
-        <w:t xml:space="preserve"> </w:t>
-      </w:r>
-      <w:proofErr w:type="spellStart"/>
-      <w:r>
-        <w:rPr>
+          <w:strike/>
+          <w:lang w:val="en-US"/>
+        </w:rPr>
+        <w:t xml:space="preserve"> </w:t>
+      </w:r>
+      <w:proofErr w:type="spellStart"/>
+      <w:r>
+        <w:rPr>
+          <w:strike/>
           <w:lang w:val="en-US"/>
         </w:rPr>
         <w:t>dapat</w:t>
@@ -1488,6 +1495,7 @@
       <w:proofErr w:type="spellEnd"/>
       <w:r>
         <w:rPr>
+          <w:strike/>
           <w:lang w:val="en-US"/>
         </w:rPr>
         <w:t xml:space="preserve"> upload </w:t>
@@ -1495,6 +1503,7 @@
       <w:proofErr w:type="spellStart"/>
       <w:r>
         <w:rPr>
+          <w:strike/>
           <w:lang w:val="en-US"/>
         </w:rPr>
         <w:t>dokumen</w:t>
@@ -1843,12 +1852,14 @@
           <w:numId w:val="1"/>
         </w:numPr>
         <w:rPr>
-          <w:lang w:val="en-US"/>
-        </w:rPr>
-      </w:pPr>
-      <w:proofErr w:type="spellStart"/>
-      <w:r>
-        <w:rPr>
+          <w:strike/>
+          <w:lang w:val="en-US"/>
+        </w:rPr>
+      </w:pPr>
+      <w:proofErr w:type="spellStart"/>
+      <w:r>
+        <w:rPr>
+          <w:strike/>
           <w:lang w:val="en-US"/>
         </w:rPr>
         <w:t>dapat</w:t>
@@ -1856,13 +1867,15 @@
       <w:proofErr w:type="spellEnd"/>
       <w:r>
         <w:rPr>
-          <w:lang w:val="en-US"/>
-        </w:rPr>
-        <w:t xml:space="preserve"> </w:t>
-      </w:r>
-      <w:proofErr w:type="spellStart"/>
-      <w:r>
-        <w:rPr>
+          <w:strike/>
+          <w:lang w:val="en-US"/>
+        </w:rPr>
+        <w:t xml:space="preserve"> </w:t>
+      </w:r>
+      <w:proofErr w:type="spellStart"/>
+      <w:r>
+        <w:rPr>
+          <w:strike/>
           <w:lang w:val="en-US"/>
         </w:rPr>
         <w:t>didownload</w:t>
@@ -1870,13 +1883,15 @@
       <w:proofErr w:type="spellEnd"/>
       <w:r>
         <w:rPr>
-          <w:lang w:val="en-US"/>
-        </w:rPr>
-        <w:t xml:space="preserve"> </w:t>
-      </w:r>
-      <w:proofErr w:type="spellStart"/>
-      <w:r>
-        <w:rPr>
+          <w:strike/>
+          <w:lang w:val="en-US"/>
+        </w:rPr>
+        <w:t xml:space="preserve"> </w:t>
+      </w:r>
+      <w:proofErr w:type="spellStart"/>
+      <w:r>
+        <w:rPr>
+          <w:strike/>
           <w:lang w:val="en-US"/>
         </w:rPr>
         <w:t>semua</w:t>
@@ -1884,6 +1899,7 @@
       <w:proofErr w:type="spellEnd"/>
       <w:r>
         <w:rPr>
+          <w:strike/>
           <w:lang w:val="en-US"/>
         </w:rPr>
         <w:t xml:space="preserve"> orang</w:t>
@@ -1986,253 +2002,35 @@
           <w:numId w:val="1"/>
         </w:numPr>
         <w:rPr>
-          <w:lang w:val="en-US"/>
-        </w:rPr>
-      </w:pPr>
-      <w:proofErr w:type="spellStart"/>
-      <w:r>
-        <w:rPr>
-          <w:lang w:val="en-US"/>
-        </w:rPr>
-        <w:t>Perubahan</w:t>
-      </w:r>
-      <w:proofErr w:type="spellEnd"/>
-      <w:r>
-        <w:rPr>
-          <w:lang w:val="en-US"/>
-        </w:rPr>
-        <w:t xml:space="preserve"> </w:t>
-      </w:r>
-      <w:proofErr w:type="spellStart"/>
-      <w:r>
-        <w:rPr>
-          <w:lang w:val="en-US"/>
-        </w:rPr>
-        <w:t>jadwal</w:t>
-      </w:r>
-      <w:proofErr w:type="spellEnd"/>
-      <w:r>
-        <w:rPr>
-          <w:lang w:val="en-US"/>
-        </w:rPr>
-        <w:t xml:space="preserve"> </w:t>
-      </w:r>
-      <w:r>
-        <w:rPr>
-          <w:lang w:val="en-US"/>
-        </w:rPr>
-        <w:t>(</w:t>
-      </w:r>
-      <w:proofErr w:type="spellStart"/>
-      <w:r>
-        <w:rPr>
-          <w:lang w:val="en-US"/>
-        </w:rPr>
-        <w:t>tukar</w:t>
-      </w:r>
-      <w:proofErr w:type="spellEnd"/>
-      <w:r>
-        <w:rPr>
-          <w:lang w:val="en-US"/>
-        </w:rPr>
-        <w:t xml:space="preserve"> </w:t>
-      </w:r>
-      <w:proofErr w:type="spellStart"/>
-      <w:r>
-        <w:rPr>
-          <w:lang w:val="en-US"/>
-        </w:rPr>
-        <w:t>jadwal</w:t>
-      </w:r>
-      <w:proofErr w:type="spellEnd"/>
-      <w:r>
-        <w:rPr>
-          <w:lang w:val="en-US"/>
-        </w:rPr>
-        <w:t xml:space="preserve">) </w:t>
-      </w:r>
-      <w:proofErr w:type="spellStart"/>
-      <w:r>
-        <w:rPr>
-          <w:lang w:val="en-US"/>
-        </w:rPr>
-        <w:t>hanya</w:t>
-      </w:r>
-      <w:proofErr w:type="spellEnd"/>
-      <w:r>
-        <w:rPr>
-          <w:lang w:val="en-US"/>
-        </w:rPr>
-        <w:t xml:space="preserve"> </w:t>
-      </w:r>
-      <w:proofErr w:type="spellStart"/>
-      <w:r>
-        <w:rPr>
-          <w:lang w:val="en-US"/>
-        </w:rPr>
-        <w:t>dilakukan</w:t>
-      </w:r>
-      <w:proofErr w:type="spellEnd"/>
-      <w:r>
-        <w:rPr>
-          <w:lang w:val="en-US"/>
-        </w:rPr>
-        <w:t xml:space="preserve"> oleh </w:t>
-      </w:r>
-      <w:proofErr w:type="spellStart"/>
-      <w:r>
-        <w:rPr>
-          <w:lang w:val="en-US"/>
-        </w:rPr>
-        <w:t>kepegawaian</w:t>
-      </w:r>
-      <w:proofErr w:type="spellEnd"/>
-      <w:r>
-        <w:rPr>
-          <w:lang w:val="en-US"/>
-        </w:rPr>
-        <w:t xml:space="preserve"> (</w:t>
-      </w:r>
-      <w:proofErr w:type="spellStart"/>
-      <w:r>
-        <w:rPr>
-          <w:lang w:val="en-US"/>
-        </w:rPr>
-        <w:t>pegawai</w:t>
-      </w:r>
-      <w:proofErr w:type="spellEnd"/>
-      <w:r>
-        <w:rPr>
-          <w:lang w:val="en-US"/>
-        </w:rPr>
-        <w:t xml:space="preserve"> </w:t>
-      </w:r>
-      <w:proofErr w:type="spellStart"/>
-      <w:r>
-        <w:rPr>
-          <w:lang w:val="en-US"/>
-        </w:rPr>
-        <w:t>tidak</w:t>
-      </w:r>
-      <w:proofErr w:type="spellEnd"/>
-      <w:r>
-        <w:rPr>
-          <w:lang w:val="en-US"/>
-        </w:rPr>
-        <w:t xml:space="preserve"> </w:t>
-      </w:r>
-      <w:proofErr w:type="spellStart"/>
-      <w:r>
-        <w:rPr>
-          <w:lang w:val="en-US"/>
-        </w:rPr>
-        <w:t>dapat</w:t>
-      </w:r>
-      <w:proofErr w:type="spellEnd"/>
-      <w:r>
-        <w:rPr>
-          <w:lang w:val="en-US"/>
-        </w:rPr>
-        <w:t xml:space="preserve"> </w:t>
-      </w:r>
-      <w:proofErr w:type="spellStart"/>
-      <w:r>
-        <w:rPr>
-          <w:lang w:val="en-US"/>
-        </w:rPr>
-        <w:t>merubah</w:t>
-      </w:r>
-      <w:proofErr w:type="spellEnd"/>
-      <w:r>
-        <w:rPr>
-          <w:lang w:val="en-US"/>
-        </w:rPr>
-        <w:t xml:space="preserve"> </w:t>
-      </w:r>
-      <w:proofErr w:type="spellStart"/>
-      <w:r>
-        <w:rPr>
-          <w:lang w:val="en-US"/>
-        </w:rPr>
-        <w:t>jadwal</w:t>
-      </w:r>
-      <w:proofErr w:type="spellEnd"/>
-      <w:r>
-        <w:rPr>
-          <w:lang w:val="en-US"/>
-        </w:rPr>
-        <w:t xml:space="preserve"> </w:t>
-      </w:r>
-      <w:proofErr w:type="spellStart"/>
-      <w:r>
-        <w:rPr>
-          <w:lang w:val="en-US"/>
-        </w:rPr>
-        <w:t>yg</w:t>
-      </w:r>
-      <w:proofErr w:type="spellEnd"/>
-      <w:r>
-        <w:rPr>
-          <w:lang w:val="en-US"/>
-        </w:rPr>
-        <w:t xml:space="preserve"> </w:t>
-      </w:r>
-      <w:proofErr w:type="spellStart"/>
-      <w:r>
-        <w:rPr>
-          <w:lang w:val="en-US"/>
-        </w:rPr>
-        <w:t>sudah</w:t>
-      </w:r>
-      <w:proofErr w:type="spellEnd"/>
-      <w:r>
-        <w:rPr>
-          <w:lang w:val="en-US"/>
-        </w:rPr>
-        <w:t xml:space="preserve"> di </w:t>
-      </w:r>
-      <w:proofErr w:type="spellStart"/>
-      <w:r>
-        <w:rPr>
-          <w:lang w:val="en-US"/>
-        </w:rPr>
-        <w:t>verif</w:t>
-      </w:r>
-      <w:proofErr w:type="spellEnd"/>
-      <w:r>
-        <w:rPr>
-          <w:lang w:val="en-US"/>
-        </w:rPr>
-        <w:t xml:space="preserve"> </w:t>
-      </w:r>
-      <w:proofErr w:type="spellStart"/>
-      <w:r>
-        <w:rPr>
-          <w:lang w:val="en-US"/>
-        </w:rPr>
-        <w:t>dari</w:t>
-      </w:r>
-      <w:proofErr w:type="spellEnd"/>
-      <w:r>
-        <w:rPr>
-          <w:lang w:val="en-US"/>
-        </w:rPr>
-        <w:t xml:space="preserve"> </w:t>
-      </w:r>
-      <w:proofErr w:type="spellStart"/>
-      <w:r>
-        <w:rPr>
-          <w:lang w:val="en-US"/>
-        </w:rPr>
-        <w:t>kepegawaian</w:t>
-      </w:r>
-      <w:proofErr w:type="spellEnd"/>
-      <w:r>
-        <w:rPr>
-          <w:lang w:val="en-US"/>
-        </w:rPr>
-        <w:t>)</w:t>
-      </w:r>
+          <w:strike/>
+          <w:lang w:val="en-US"/>
+        </w:rPr>
+      </w:pPr>
+      <w:proofErr w:type="spellStart"/>
+      <w:r>
+        <w:rPr>
+          <w:strike/>
+          <w:lang w:val="en-US"/>
+        </w:rPr>
+        <w:t>Referensi</w:t>
+      </w:r>
+      <w:proofErr w:type="spellEnd"/>
+      <w:r>
+        <w:rPr>
+          <w:strike/>
+          <w:lang w:val="en-US"/>
+        </w:rPr>
+        <w:t xml:space="preserve"> Jaga Shift </w:t>
+      </w:r>
+      <w:proofErr w:type="spellStart"/>
+      <w:r>
+        <w:rPr>
+          <w:strike/>
+          <w:lang w:val="en-US"/>
+        </w:rPr>
+        <w:t>diselesaikan</w:t>
+      </w:r>
+      <w:proofErr w:type="spellEnd"/>
     </w:p>
     <w:p>
       <w:pPr>
@@ -2242,141 +2040,49 @@
           <w:numId w:val="1"/>
         </w:numPr>
         <w:rPr>
-          <w:lang w:val="en-US"/>
-        </w:rPr>
-      </w:pPr>
-      <w:proofErr w:type="spellStart"/>
-      <w:r>
-        <w:rPr>
-          <w:lang w:val="en-US"/>
-        </w:rPr>
-        <w:t>Apabila</w:t>
-      </w:r>
-      <w:proofErr w:type="spellEnd"/>
-      <w:r>
-        <w:rPr>
-          <w:lang w:val="en-US"/>
-        </w:rPr>
-        <w:t xml:space="preserve"> </w:t>
-      </w:r>
-      <w:proofErr w:type="spellStart"/>
-      <w:r>
-        <w:rPr>
-          <w:lang w:val="en-US"/>
-        </w:rPr>
-        <w:t>ada</w:t>
-      </w:r>
-      <w:proofErr w:type="spellEnd"/>
-      <w:r>
-        <w:rPr>
-          <w:lang w:val="en-US"/>
-        </w:rPr>
-        <w:t xml:space="preserve"> </w:t>
-      </w:r>
-      <w:proofErr w:type="spellStart"/>
-      <w:r>
-        <w:rPr>
-          <w:lang w:val="en-US"/>
-        </w:rPr>
-        <w:t>perubahan</w:t>
-      </w:r>
-      <w:proofErr w:type="spellEnd"/>
-      <w:r>
-        <w:rPr>
-          <w:lang w:val="en-US"/>
-        </w:rPr>
-        <w:t xml:space="preserve"> </w:t>
-      </w:r>
-      <w:proofErr w:type="spellStart"/>
-      <w:r>
-        <w:rPr>
-          <w:lang w:val="en-US"/>
-        </w:rPr>
-        <w:t>jadwal</w:t>
-      </w:r>
-      <w:proofErr w:type="spellEnd"/>
-      <w:r>
-        <w:rPr>
-          <w:lang w:val="en-US"/>
-        </w:rPr>
-        <w:t xml:space="preserve"> (</w:t>
-      </w:r>
-      <w:proofErr w:type="spellStart"/>
-      <w:r>
-        <w:rPr>
-          <w:lang w:val="en-US"/>
-        </w:rPr>
-        <w:t>verif</w:t>
-      </w:r>
-      <w:proofErr w:type="spellEnd"/>
-      <w:r>
-        <w:rPr>
-          <w:lang w:val="en-US"/>
-        </w:rPr>
-        <w:t xml:space="preserve"> </w:t>
-      </w:r>
-      <w:proofErr w:type="spellStart"/>
-      <w:r>
-        <w:rPr>
-          <w:lang w:val="en-US"/>
-        </w:rPr>
-        <w:t>atau</w:t>
-      </w:r>
-      <w:proofErr w:type="spellEnd"/>
-      <w:r>
-        <w:rPr>
-          <w:lang w:val="en-US"/>
-        </w:rPr>
-        <w:t xml:space="preserve"> </w:t>
-      </w:r>
-      <w:proofErr w:type="spellStart"/>
-      <w:r>
-        <w:rPr>
-          <w:lang w:val="en-US"/>
-        </w:rPr>
-        <w:t>belum</w:t>
-      </w:r>
-      <w:proofErr w:type="spellEnd"/>
-      <w:r>
-        <w:rPr>
-          <w:lang w:val="en-US"/>
-        </w:rPr>
-        <w:t xml:space="preserve">), </w:t>
-      </w:r>
-      <w:proofErr w:type="spellStart"/>
-      <w:r>
-        <w:rPr>
-          <w:lang w:val="en-US"/>
-        </w:rPr>
-        <w:t>notifikasi</w:t>
-      </w:r>
-      <w:proofErr w:type="spellEnd"/>
-      <w:r>
-        <w:rPr>
-          <w:lang w:val="en-US"/>
-        </w:rPr>
-        <w:t xml:space="preserve"> </w:t>
-      </w:r>
-      <w:proofErr w:type="spellStart"/>
-      <w:r>
-        <w:rPr>
-          <w:lang w:val="en-US"/>
-        </w:rPr>
-        <w:t>ke</w:t>
-      </w:r>
-      <w:proofErr w:type="spellEnd"/>
-      <w:r>
-        <w:rPr>
-          <w:lang w:val="en-US"/>
-        </w:rPr>
-        <w:t xml:space="preserve"> </w:t>
-      </w:r>
-      <w:proofErr w:type="spellStart"/>
-      <w:r>
-        <w:rPr>
-          <w:lang w:val="en-US"/>
-        </w:rPr>
-        <w:t>kepegawaian</w:t>
+          <w:strike/>
+          <w:lang w:val="en-US"/>
+        </w:rPr>
+      </w:pPr>
+      <w:proofErr w:type="spellStart"/>
+      <w:r>
+        <w:rPr>
+          <w:strike/>
+          <w:lang w:val="en-US"/>
+        </w:rPr>
+        <w:t>Referensi</w:t>
+      </w:r>
+      <w:proofErr w:type="spellEnd"/>
+      <w:r>
+        <w:rPr>
+          <w:strike/>
+          <w:lang w:val="en-US"/>
+        </w:rPr>
+        <w:t xml:space="preserve"> </w:t>
+      </w:r>
+      <w:proofErr w:type="spellStart"/>
+      <w:r>
+        <w:rPr>
+          <w:strike/>
+          <w:lang w:val="en-US"/>
+        </w:rPr>
+        <w:t>Staf</w:t>
+      </w:r>
+      <w:proofErr w:type="spellEnd"/>
+      <w:r>
+        <w:rPr>
+          <w:strike/>
+          <w:lang w:val="en-US"/>
+        </w:rPr>
+        <w:t xml:space="preserve"> </w:t>
+      </w:r>
+      <w:proofErr w:type="spellStart"/>
+      <w:r>
+        <w:rPr>
+          <w:strike/>
+          <w:lang w:val="en-US"/>
+        </w:rPr>
+        <w:t>diselesaikan</w:t>
       </w:r>
       <w:proofErr w:type="spellEnd"/>
     </w:p>
@@ -2388,78 +2094,228 @@
           <w:numId w:val="1"/>
         </w:numPr>
         <w:rPr>
-          <w:strike/>
-          <w:lang w:val="en-US"/>
-        </w:rPr>
-      </w:pPr>
-      <w:proofErr w:type="spellStart"/>
-      <w:r>
-        <w:rPr>
-          <w:strike/>
-          <w:lang w:val="en-US"/>
-        </w:rPr>
-        <w:t>Tambah</w:t>
-      </w:r>
-      <w:proofErr w:type="spellEnd"/>
-      <w:r>
-        <w:rPr>
-          <w:strike/>
-          <w:lang w:val="en-US"/>
-        </w:rPr>
-        <w:t xml:space="preserve"> </w:t>
-      </w:r>
-      <w:proofErr w:type="spellStart"/>
-      <w:r>
-        <w:rPr>
-          <w:strike/>
-          <w:lang w:val="en-US"/>
-        </w:rPr>
-        <w:t>lampiran</w:t>
-      </w:r>
-      <w:proofErr w:type="spellEnd"/>
-      <w:r>
-        <w:rPr>
-          <w:strike/>
-          <w:lang w:val="en-US"/>
-        </w:rPr>
-        <w:t xml:space="preserve"> </w:t>
-      </w:r>
-      <w:proofErr w:type="spellStart"/>
-      <w:r>
-        <w:rPr>
-          <w:strike/>
-          <w:lang w:val="en-US"/>
-        </w:rPr>
-        <w:t>kwitansi</w:t>
-      </w:r>
-      <w:proofErr w:type="spellEnd"/>
-      <w:r>
-        <w:rPr>
-          <w:strike/>
-          <w:lang w:val="en-US"/>
-        </w:rPr>
-        <w:t xml:space="preserve"> </w:t>
-      </w:r>
-      <w:proofErr w:type="spellStart"/>
-      <w:r>
-        <w:rPr>
-          <w:strike/>
-          <w:lang w:val="en-US"/>
-        </w:rPr>
-        <w:t>pembayaran</w:t>
-      </w:r>
-      <w:proofErr w:type="spellEnd"/>
-      <w:r>
-        <w:rPr>
-          <w:strike/>
-          <w:lang w:val="en-US"/>
-        </w:rPr>
-        <w:t xml:space="preserve"> </w:t>
-      </w:r>
-      <w:proofErr w:type="spellStart"/>
-      <w:r>
-        <w:rPr>
-          <w:strike/>
+          <w:lang w:val="en-US"/>
+        </w:rPr>
+      </w:pPr>
+      <w:proofErr w:type="spellStart"/>
+      <w:r>
+        <w:rPr>
+          <w:lang w:val="en-US"/>
+        </w:rPr>
+        <w:t>Perubahan</w:t>
+      </w:r>
+      <w:proofErr w:type="spellEnd"/>
+      <w:r>
+        <w:rPr>
+          <w:lang w:val="en-US"/>
+        </w:rPr>
+        <w:t xml:space="preserve"> </w:t>
+      </w:r>
+      <w:proofErr w:type="spellStart"/>
+      <w:r>
+        <w:rPr>
+          <w:lang w:val="en-US"/>
+        </w:rPr>
+        <w:t>jadwal</w:t>
+      </w:r>
+      <w:proofErr w:type="spellEnd"/>
+      <w:r>
+        <w:rPr>
+          <w:lang w:val="en-US"/>
+        </w:rPr>
+        <w:t xml:space="preserve"> </w:t>
+      </w:r>
+      <w:r>
+        <w:rPr>
+          <w:lang w:val="en-US"/>
+        </w:rPr>
+        <w:t>(</w:t>
+      </w:r>
+      <w:proofErr w:type="spellStart"/>
+      <w:r>
+        <w:rPr>
+          <w:lang w:val="en-US"/>
+        </w:rPr>
+        <w:t>tukar</w:t>
+      </w:r>
+      <w:proofErr w:type="spellEnd"/>
+      <w:r>
+        <w:rPr>
+          <w:lang w:val="en-US"/>
+        </w:rPr>
+        <w:t xml:space="preserve"> </w:t>
+      </w:r>
+      <w:proofErr w:type="spellStart"/>
+      <w:r>
+        <w:rPr>
+          <w:lang w:val="en-US"/>
+        </w:rPr>
+        <w:t>jadwal</w:t>
+      </w:r>
+      <w:proofErr w:type="spellEnd"/>
+      <w:r>
+        <w:rPr>
+          <w:lang w:val="en-US"/>
+        </w:rPr>
+        <w:t xml:space="preserve">) </w:t>
+      </w:r>
+      <w:proofErr w:type="spellStart"/>
+      <w:r>
+        <w:rPr>
+          <w:lang w:val="en-US"/>
+        </w:rPr>
+        <w:t>hanya</w:t>
+      </w:r>
+      <w:proofErr w:type="spellEnd"/>
+      <w:r>
+        <w:rPr>
+          <w:lang w:val="en-US"/>
+        </w:rPr>
+        <w:t xml:space="preserve"> </w:t>
+      </w:r>
+      <w:proofErr w:type="spellStart"/>
+      <w:r>
+        <w:rPr>
+          <w:lang w:val="en-US"/>
+        </w:rPr>
+        <w:t>dilakukan</w:t>
+      </w:r>
+      <w:proofErr w:type="spellEnd"/>
+      <w:r>
+        <w:rPr>
+          <w:lang w:val="en-US"/>
+        </w:rPr>
+        <w:t xml:space="preserve"> oleh </w:t>
+      </w:r>
+      <w:proofErr w:type="spellStart"/>
+      <w:r>
+        <w:rPr>
+          <w:lang w:val="en-US"/>
+        </w:rPr>
+        <w:t>kepegawaian</w:t>
+      </w:r>
+      <w:proofErr w:type="spellEnd"/>
+      <w:r>
+        <w:rPr>
+          <w:lang w:val="en-US"/>
+        </w:rPr>
+        <w:t xml:space="preserve"> (</w:t>
+      </w:r>
+      <w:proofErr w:type="spellStart"/>
+      <w:r>
+        <w:rPr>
+          <w:lang w:val="en-US"/>
+        </w:rPr>
+        <w:t>pegawai</w:t>
+      </w:r>
+      <w:proofErr w:type="spellEnd"/>
+      <w:r>
+        <w:rPr>
+          <w:lang w:val="en-US"/>
+        </w:rPr>
+        <w:t xml:space="preserve"> </w:t>
+      </w:r>
+      <w:proofErr w:type="spellStart"/>
+      <w:r>
+        <w:rPr>
+          <w:lang w:val="en-US"/>
+        </w:rPr>
+        <w:t>tidak</w:t>
+      </w:r>
+      <w:proofErr w:type="spellEnd"/>
+      <w:r>
+        <w:rPr>
+          <w:lang w:val="en-US"/>
+        </w:rPr>
+        <w:t xml:space="preserve"> </w:t>
+      </w:r>
+      <w:proofErr w:type="spellStart"/>
+      <w:r>
+        <w:rPr>
+          <w:lang w:val="en-US"/>
+        </w:rPr>
+        <w:t>dapat</w:t>
+      </w:r>
+      <w:proofErr w:type="spellEnd"/>
+      <w:r>
+        <w:rPr>
+          <w:lang w:val="en-US"/>
+        </w:rPr>
+        <w:t xml:space="preserve"> </w:t>
+      </w:r>
+      <w:proofErr w:type="spellStart"/>
+      <w:r>
+        <w:rPr>
+          <w:lang w:val="en-US"/>
+        </w:rPr>
+        <w:t>merubah</w:t>
+      </w:r>
+      <w:proofErr w:type="spellEnd"/>
+      <w:r>
+        <w:rPr>
+          <w:lang w:val="en-US"/>
+        </w:rPr>
+        <w:t xml:space="preserve"> </w:t>
+      </w:r>
+      <w:proofErr w:type="spellStart"/>
+      <w:r>
+        <w:rPr>
+          <w:lang w:val="en-US"/>
+        </w:rPr>
+        <w:t>jadwal</w:t>
+      </w:r>
+      <w:proofErr w:type="spellEnd"/>
+      <w:r>
+        <w:rPr>
+          <w:lang w:val="en-US"/>
+        </w:rPr>
+        <w:t xml:space="preserve"> </w:t>
+      </w:r>
+      <w:proofErr w:type="spellStart"/>
+      <w:r>
+        <w:rPr>
+          <w:lang w:val="en-US"/>
+        </w:rPr>
+        <w:t>yg</w:t>
+      </w:r>
+      <w:proofErr w:type="spellEnd"/>
+      <w:r>
+        <w:rPr>
+          <w:lang w:val="en-US"/>
+        </w:rPr>
+        <w:t xml:space="preserve"> </w:t>
+      </w:r>
+      <w:proofErr w:type="spellStart"/>
+      <w:r>
+        <w:rPr>
+          <w:lang w:val="en-US"/>
+        </w:rPr>
+        <w:t>sudah</w:t>
+      </w:r>
+      <w:proofErr w:type="spellEnd"/>
+      <w:r>
+        <w:rPr>
+          <w:lang w:val="en-US"/>
+        </w:rPr>
+        <w:t xml:space="preserve"> di </w:t>
+      </w:r>
+      <w:proofErr w:type="spellStart"/>
+      <w:r>
+        <w:rPr>
+          <w:lang w:val="en-US"/>
+        </w:rPr>
+        <w:t>verif</w:t>
+      </w:r>
+      <w:proofErr w:type="spellEnd"/>
+      <w:r>
+        <w:rPr>
+          <w:lang w:val="en-US"/>
+        </w:rPr>
+        <w:t xml:space="preserve"> </w:t>
+      </w:r>
+      <w:proofErr w:type="spellStart"/>
+      <w:r>
+        <w:rPr>
           <w:lang w:val="en-US"/>
         </w:rPr>
         <w:t>dari</w:t>
@@ -2467,26 +2323,23 @@
       <w:proofErr w:type="spellEnd"/>
       <w:r>
         <w:rPr>
-          <w:strike/>
-          <w:lang w:val="en-US"/>
-        </w:rPr>
-        <w:t xml:space="preserve"> </w:t>
-      </w:r>
-      <w:proofErr w:type="spellStart"/>
-      <w:r>
-        <w:rPr>
-          <w:strike/>
-          <w:lang w:val="en-US"/>
-        </w:rPr>
-        <w:t>kasir</w:t>
-      </w:r>
-      <w:proofErr w:type="spellEnd"/>
-      <w:r>
-        <w:rPr>
-          <w:strike/>
-          <w:lang w:val="en-US"/>
-        </w:rPr>
-        <w:t xml:space="preserve"> di IDCARD</w:t>
+          <w:lang w:val="en-US"/>
+        </w:rPr>
+        <w:t xml:space="preserve"> </w:t>
+      </w:r>
+      <w:proofErr w:type="spellStart"/>
+      <w:r>
+        <w:rPr>
+          <w:lang w:val="en-US"/>
+        </w:rPr>
+        <w:t>kepegawaian</w:t>
+      </w:r>
+      <w:proofErr w:type="spellEnd"/>
+      <w:r>
+        <w:rPr>
+          <w:lang w:val="en-US"/>
+        </w:rPr>
+        <w:t>)</w:t>
       </w:r>
     </w:p>
     <w:p>
@@ -2497,177 +2350,141 @@
           <w:numId w:val="1"/>
         </w:numPr>
         <w:rPr>
-          <w:strike/>
-          <w:lang w:val="en-US"/>
-        </w:rPr>
-      </w:pPr>
-      <w:proofErr w:type="spellStart"/>
-      <w:r>
-        <w:rPr>
-          <w:strike/>
-          <w:lang w:val="en-US"/>
-        </w:rPr>
-        <w:t>Perjalanan</w:t>
-      </w:r>
-      <w:proofErr w:type="spellEnd"/>
-      <w:r>
-        <w:rPr>
-          <w:strike/>
-          <w:lang w:val="en-US"/>
-        </w:rPr>
-        <w:t xml:space="preserve"> Dinas </w:t>
-      </w:r>
-      <w:proofErr w:type="spellStart"/>
-      <w:r>
-        <w:rPr>
-          <w:strike/>
-          <w:lang w:val="en-US"/>
-        </w:rPr>
-        <w:t>kurang</w:t>
-      </w:r>
-      <w:proofErr w:type="spellEnd"/>
-      <w:r>
-        <w:rPr>
-          <w:strike/>
-          <w:lang w:val="en-US"/>
-        </w:rPr>
-        <w:t xml:space="preserve"> </w:t>
-      </w:r>
-      <w:proofErr w:type="spellStart"/>
-      <w:proofErr w:type="gramStart"/>
-      <w:r>
-        <w:rPr>
-          <w:strike/>
-          <w:lang w:val="en-US"/>
-        </w:rPr>
-        <w:t>isian</w:t>
-      </w:r>
-      <w:proofErr w:type="spellEnd"/>
-      <w:r>
-        <w:rPr>
-          <w:strike/>
-          <w:lang w:val="en-US"/>
-        </w:rPr>
-        <w:t xml:space="preserve"> :</w:t>
-      </w:r>
-      <w:proofErr w:type="gramEnd"/>
-      <w:r>
-        <w:rPr>
-          <w:strike/>
-          <w:lang w:val="en-US"/>
-        </w:rPr>
-        <w:t xml:space="preserve"> </w:t>
-      </w:r>
-      <w:proofErr w:type="spellStart"/>
-      <w:r>
-        <w:rPr>
-          <w:strike/>
-          <w:lang w:val="en-US"/>
-        </w:rPr>
-        <w:t>kendaraan</w:t>
-      </w:r>
-      <w:proofErr w:type="spellEnd"/>
-      <w:r>
-        <w:rPr>
-          <w:strike/>
-          <w:lang w:val="en-US"/>
-        </w:rPr>
-        <w:t xml:space="preserve"> </w:t>
-      </w:r>
-      <w:proofErr w:type="spellStart"/>
-      <w:r>
-        <w:rPr>
-          <w:strike/>
-          <w:lang w:val="en-US"/>
-        </w:rPr>
-        <w:t>yg</w:t>
-      </w:r>
-      <w:proofErr w:type="spellEnd"/>
-      <w:r>
-        <w:rPr>
-          <w:strike/>
-          <w:lang w:val="en-US"/>
-        </w:rPr>
-        <w:t xml:space="preserve"> </w:t>
-      </w:r>
-      <w:proofErr w:type="spellStart"/>
-      <w:r>
-        <w:rPr>
-          <w:strike/>
-          <w:lang w:val="en-US"/>
-        </w:rPr>
-        <w:t>digunakan</w:t>
-      </w:r>
-      <w:proofErr w:type="spellEnd"/>
-      <w:r>
-        <w:rPr>
-          <w:strike/>
-          <w:lang w:val="en-US"/>
-        </w:rPr>
-        <w:t xml:space="preserve">, lama </w:t>
-      </w:r>
-      <w:proofErr w:type="spellStart"/>
-      <w:r>
-        <w:rPr>
-          <w:strike/>
-          <w:lang w:val="en-US"/>
-        </w:rPr>
-        <w:t>tugas</w:t>
-      </w:r>
-      <w:proofErr w:type="spellEnd"/>
-      <w:r>
-        <w:rPr>
-          <w:strike/>
-          <w:lang w:val="en-US"/>
-        </w:rPr>
-        <w:t xml:space="preserve"> </w:t>
-      </w:r>
-      <w:r>
-        <w:rPr>
-          <w:strike/>
-          <w:lang w:val="en-US"/>
-        </w:rPr>
-        <w:t xml:space="preserve">(&lt;4jam / &gt;4jam), </w:t>
-      </w:r>
-      <w:proofErr w:type="spellStart"/>
-      <w:r>
-        <w:rPr>
-          <w:strike/>
-          <w:lang w:val="en-US"/>
-        </w:rPr>
-        <w:t>keterangan</w:t>
-      </w:r>
-      <w:proofErr w:type="spellEnd"/>
-      <w:r>
-        <w:rPr>
-          <w:strike/>
-          <w:lang w:val="en-US"/>
-        </w:rPr>
-        <w:t>/</w:t>
-      </w:r>
-      <w:proofErr w:type="spellStart"/>
-      <w:r>
-        <w:rPr>
-          <w:strike/>
-          <w:lang w:val="en-US"/>
-        </w:rPr>
-        <w:t>deskripsi</w:t>
-      </w:r>
-      <w:proofErr w:type="spellEnd"/>
-      <w:r>
-        <w:rPr>
-          <w:strike/>
-          <w:lang w:val="en-US"/>
-        </w:rPr>
-        <w:t xml:space="preserve"> </w:t>
-      </w:r>
-      <w:proofErr w:type="spellStart"/>
-      <w:r>
-        <w:rPr>
-          <w:strike/>
-          <w:lang w:val="en-US"/>
-        </w:rPr>
-        <w:t>perjalanan</w:t>
+          <w:lang w:val="en-US"/>
+        </w:rPr>
+      </w:pPr>
+      <w:proofErr w:type="spellStart"/>
+      <w:r>
+        <w:rPr>
+          <w:lang w:val="en-US"/>
+        </w:rPr>
+        <w:t>Apabila</w:t>
+      </w:r>
+      <w:proofErr w:type="spellEnd"/>
+      <w:r>
+        <w:rPr>
+          <w:lang w:val="en-US"/>
+        </w:rPr>
+        <w:t xml:space="preserve"> </w:t>
+      </w:r>
+      <w:proofErr w:type="spellStart"/>
+      <w:r>
+        <w:rPr>
+          <w:lang w:val="en-US"/>
+        </w:rPr>
+        <w:t>ada</w:t>
+      </w:r>
+      <w:proofErr w:type="spellEnd"/>
+      <w:r>
+        <w:rPr>
+          <w:lang w:val="en-US"/>
+        </w:rPr>
+        <w:t xml:space="preserve"> </w:t>
+      </w:r>
+      <w:proofErr w:type="spellStart"/>
+      <w:r>
+        <w:rPr>
+          <w:lang w:val="en-US"/>
+        </w:rPr>
+        <w:t>perubahan</w:t>
+      </w:r>
+      <w:proofErr w:type="spellEnd"/>
+      <w:r>
+        <w:rPr>
+          <w:lang w:val="en-US"/>
+        </w:rPr>
+        <w:t xml:space="preserve"> </w:t>
+      </w:r>
+      <w:proofErr w:type="spellStart"/>
+      <w:r>
+        <w:rPr>
+          <w:lang w:val="en-US"/>
+        </w:rPr>
+        <w:t>jadwal</w:t>
+      </w:r>
+      <w:proofErr w:type="spellEnd"/>
+      <w:r>
+        <w:rPr>
+          <w:lang w:val="en-US"/>
+        </w:rPr>
+        <w:t xml:space="preserve"> (</w:t>
+      </w:r>
+      <w:proofErr w:type="spellStart"/>
+      <w:r>
+        <w:rPr>
+          <w:lang w:val="en-US"/>
+        </w:rPr>
+        <w:t>verif</w:t>
+      </w:r>
+      <w:proofErr w:type="spellEnd"/>
+      <w:r>
+        <w:rPr>
+          <w:lang w:val="en-US"/>
+        </w:rPr>
+        <w:t xml:space="preserve"> </w:t>
+      </w:r>
+      <w:proofErr w:type="spellStart"/>
+      <w:r>
+        <w:rPr>
+          <w:lang w:val="en-US"/>
+        </w:rPr>
+        <w:t>atau</w:t>
+      </w:r>
+      <w:proofErr w:type="spellEnd"/>
+      <w:r>
+        <w:rPr>
+          <w:lang w:val="en-US"/>
+        </w:rPr>
+        <w:t xml:space="preserve"> </w:t>
+      </w:r>
+      <w:proofErr w:type="spellStart"/>
+      <w:r>
+        <w:rPr>
+          <w:lang w:val="en-US"/>
+        </w:rPr>
+        <w:t>belum</w:t>
+      </w:r>
+      <w:proofErr w:type="spellEnd"/>
+      <w:r>
+        <w:rPr>
+          <w:lang w:val="en-US"/>
+        </w:rPr>
+        <w:t xml:space="preserve">), </w:t>
+      </w:r>
+      <w:proofErr w:type="spellStart"/>
+      <w:r>
+        <w:rPr>
+          <w:lang w:val="en-US"/>
+        </w:rPr>
+        <w:t>notifikasi</w:t>
+      </w:r>
+      <w:proofErr w:type="spellEnd"/>
+      <w:r>
+        <w:rPr>
+          <w:lang w:val="en-US"/>
+        </w:rPr>
+        <w:t xml:space="preserve"> </w:t>
+      </w:r>
+      <w:proofErr w:type="spellStart"/>
+      <w:r>
+        <w:rPr>
+          <w:lang w:val="en-US"/>
+        </w:rPr>
+        <w:t>ke</w:t>
+      </w:r>
+      <w:proofErr w:type="spellEnd"/>
+      <w:r>
+        <w:rPr>
+          <w:lang w:val="en-US"/>
+        </w:rPr>
+        <w:t xml:space="preserve"> </w:t>
+      </w:r>
+      <w:proofErr w:type="spellStart"/>
+      <w:r>
+        <w:rPr>
+          <w:lang w:val="en-US"/>
+        </w:rPr>
+        <w:t>kepegawaian</w:t>
       </w:r>
       <w:proofErr w:type="spellEnd"/>
     </w:p>
@@ -2689,41 +2506,96 @@
           <w:strike/>
           <w:lang w:val="en-US"/>
         </w:rPr>
-        <w:t>Perjalanan</w:t>
-      </w:r>
-      <w:proofErr w:type="spellEnd"/>
-      <w:r>
-        <w:rPr>
-          <w:strike/>
-          <w:lang w:val="en-US"/>
-        </w:rPr>
-        <w:t xml:space="preserve"> Dinas </w:t>
-      </w:r>
-      <w:proofErr w:type="spellStart"/>
-      <w:r>
-        <w:rPr>
-          <w:strike/>
-          <w:lang w:val="en-US"/>
-        </w:rPr>
-        <w:t>dihapus</w:t>
-      </w:r>
-      <w:proofErr w:type="spellEnd"/>
-      <w:r>
-        <w:rPr>
-          <w:strike/>
-          <w:lang w:val="en-US"/>
-        </w:rPr>
-        <w:t xml:space="preserve"> upload </w:t>
-      </w:r>
-      <w:proofErr w:type="spellStart"/>
-      <w:r>
-        <w:rPr>
-          <w:strike/>
-          <w:lang w:val="en-US"/>
-        </w:rPr>
-        <w:t>filenya</w:t>
-      </w:r>
-      <w:proofErr w:type="spellEnd"/>
+        <w:t>Tambah</w:t>
+      </w:r>
+      <w:proofErr w:type="spellEnd"/>
+      <w:r>
+        <w:rPr>
+          <w:strike/>
+          <w:lang w:val="en-US"/>
+        </w:rPr>
+        <w:t xml:space="preserve"> </w:t>
+      </w:r>
+      <w:proofErr w:type="spellStart"/>
+      <w:r>
+        <w:rPr>
+          <w:strike/>
+          <w:lang w:val="en-US"/>
+        </w:rPr>
+        <w:t>lampiran</w:t>
+      </w:r>
+      <w:proofErr w:type="spellEnd"/>
+      <w:r>
+        <w:rPr>
+          <w:strike/>
+          <w:lang w:val="en-US"/>
+        </w:rPr>
+        <w:t xml:space="preserve"> </w:t>
+      </w:r>
+      <w:proofErr w:type="spellStart"/>
+      <w:r>
+        <w:rPr>
+          <w:strike/>
+          <w:lang w:val="en-US"/>
+        </w:rPr>
+        <w:t>kwitansi</w:t>
+      </w:r>
+      <w:proofErr w:type="spellEnd"/>
+      <w:r>
+        <w:rPr>
+          <w:strike/>
+          <w:lang w:val="en-US"/>
+        </w:rPr>
+        <w:t xml:space="preserve"> </w:t>
+      </w:r>
+      <w:proofErr w:type="spellStart"/>
+      <w:r>
+        <w:rPr>
+          <w:strike/>
+          <w:lang w:val="en-US"/>
+        </w:rPr>
+        <w:t>pembayaran</w:t>
+      </w:r>
+      <w:proofErr w:type="spellEnd"/>
+      <w:r>
+        <w:rPr>
+          <w:strike/>
+          <w:lang w:val="en-US"/>
+        </w:rPr>
+        <w:t xml:space="preserve"> </w:t>
+      </w:r>
+      <w:proofErr w:type="spellStart"/>
+      <w:r>
+        <w:rPr>
+          <w:strike/>
+          <w:lang w:val="en-US"/>
+        </w:rPr>
+        <w:t>dari</w:t>
+      </w:r>
+      <w:proofErr w:type="spellEnd"/>
+      <w:r>
+        <w:rPr>
+          <w:strike/>
+          <w:lang w:val="en-US"/>
+        </w:rPr>
+        <w:t xml:space="preserve"> </w:t>
+      </w:r>
+      <w:proofErr w:type="spellStart"/>
+      <w:r>
+        <w:rPr>
+          <w:strike/>
+          <w:lang w:val="en-US"/>
+        </w:rPr>
+        <w:t>kasir</w:t>
+      </w:r>
+      <w:proofErr w:type="spellEnd"/>
+      <w:r>
+        <w:rPr>
+          <w:strike/>
+          <w:lang w:val="en-US"/>
+        </w:rPr>
+        <w:t xml:space="preserve"> di IDCARD</w:t>
+      </w:r>
     </w:p>
     <w:p>
       <w:pPr>
@@ -2733,12 +2605,14 @@
           <w:numId w:val="1"/>
         </w:numPr>
         <w:rPr>
-          <w:lang w:val="en-US"/>
-        </w:rPr>
-      </w:pPr>
-      <w:proofErr w:type="spellStart"/>
-      <w:r>
-        <w:rPr>
+          <w:strike/>
+          <w:lang w:val="en-US"/>
+        </w:rPr>
+      </w:pPr>
+      <w:proofErr w:type="spellStart"/>
+      <w:r>
+        <w:rPr>
+          <w:strike/>
           <w:lang w:val="en-US"/>
         </w:rPr>
         <w:t>Perjalanan</w:t>
@@ -2746,6 +2620,7 @@
       <w:proofErr w:type="spellEnd"/>
       <w:r>
         <w:rPr>
+          <w:strike/>
           <w:lang w:val="en-US"/>
         </w:rPr>
         <w:t xml:space="preserve"> Dinas </w:t>
@@ -2753,23 +2628,154 @@
       <w:proofErr w:type="spellStart"/>
       <w:r>
         <w:rPr>
-          <w:lang w:val="en-US"/>
-        </w:rPr>
-        <w:t>dapat</w:t>
-      </w:r>
-      <w:proofErr w:type="spellEnd"/>
-      <w:r>
-        <w:rPr>
-          <w:lang w:val="en-US"/>
-        </w:rPr>
-        <w:t xml:space="preserve"> di </w:t>
-      </w:r>
-      <w:proofErr w:type="spellStart"/>
-      <w:r>
-        <w:rPr>
-          <w:lang w:val="en-US"/>
-        </w:rPr>
-        <w:t>cetak</w:t>
+          <w:strike/>
+          <w:lang w:val="en-US"/>
+        </w:rPr>
+        <w:t>kurang</w:t>
+      </w:r>
+      <w:proofErr w:type="spellEnd"/>
+      <w:r>
+        <w:rPr>
+          <w:strike/>
+          <w:lang w:val="en-US"/>
+        </w:rPr>
+        <w:t xml:space="preserve"> </w:t>
+      </w:r>
+      <w:proofErr w:type="spellStart"/>
+      <w:proofErr w:type="gramStart"/>
+      <w:r>
+        <w:rPr>
+          <w:strike/>
+          <w:lang w:val="en-US"/>
+        </w:rPr>
+        <w:t>isian</w:t>
+      </w:r>
+      <w:proofErr w:type="spellEnd"/>
+      <w:r>
+        <w:rPr>
+          <w:strike/>
+          <w:lang w:val="en-US"/>
+        </w:rPr>
+        <w:t xml:space="preserve"> :</w:t>
+      </w:r>
+      <w:proofErr w:type="gramEnd"/>
+      <w:r>
+        <w:rPr>
+          <w:strike/>
+          <w:lang w:val="en-US"/>
+        </w:rPr>
+        <w:t xml:space="preserve"> </w:t>
+      </w:r>
+      <w:proofErr w:type="spellStart"/>
+      <w:r>
+        <w:rPr>
+          <w:strike/>
+          <w:lang w:val="en-US"/>
+        </w:rPr>
+        <w:t>kendaraan</w:t>
+      </w:r>
+      <w:proofErr w:type="spellEnd"/>
+      <w:r>
+        <w:rPr>
+          <w:strike/>
+          <w:lang w:val="en-US"/>
+        </w:rPr>
+        <w:t xml:space="preserve"> </w:t>
+      </w:r>
+      <w:proofErr w:type="spellStart"/>
+      <w:r>
+        <w:rPr>
+          <w:strike/>
+          <w:lang w:val="en-US"/>
+        </w:rPr>
+        <w:t>yg</w:t>
+      </w:r>
+      <w:proofErr w:type="spellEnd"/>
+      <w:r>
+        <w:rPr>
+          <w:strike/>
+          <w:lang w:val="en-US"/>
+        </w:rPr>
+        <w:t xml:space="preserve"> </w:t>
+      </w:r>
+      <w:proofErr w:type="spellStart"/>
+      <w:r>
+        <w:rPr>
+          <w:strike/>
+          <w:lang w:val="en-US"/>
+        </w:rPr>
+        <w:t>digunakan</w:t>
+      </w:r>
+      <w:proofErr w:type="spellEnd"/>
+      <w:r>
+        <w:rPr>
+          <w:strike/>
+          <w:lang w:val="en-US"/>
+        </w:rPr>
+        <w:t xml:space="preserve">, lama </w:t>
+      </w:r>
+      <w:proofErr w:type="spellStart"/>
+      <w:r>
+        <w:rPr>
+          <w:strike/>
+          <w:lang w:val="en-US"/>
+        </w:rPr>
+        <w:t>tugas</w:t>
+      </w:r>
+      <w:proofErr w:type="spellEnd"/>
+      <w:r>
+        <w:rPr>
+          <w:strike/>
+          <w:lang w:val="en-US"/>
+        </w:rPr>
+        <w:t xml:space="preserve"> </w:t>
+      </w:r>
+      <w:r>
+        <w:rPr>
+          <w:strike/>
+          <w:lang w:val="en-US"/>
+        </w:rPr>
+        <w:t xml:space="preserve">(&lt;4jam / &gt;4jam), </w:t>
+      </w:r>
+      <w:proofErr w:type="spellStart"/>
+      <w:r>
+        <w:rPr>
+          <w:strike/>
+          <w:lang w:val="en-US"/>
+        </w:rPr>
+        <w:t>keterangan</w:t>
+      </w:r>
+      <w:proofErr w:type="spellEnd"/>
+      <w:r>
+        <w:rPr>
+          <w:strike/>
+          <w:lang w:val="en-US"/>
+        </w:rPr>
+        <w:t>/</w:t>
+      </w:r>
+      <w:proofErr w:type="spellStart"/>
+      <w:r>
+        <w:rPr>
+          <w:strike/>
+          <w:lang w:val="en-US"/>
+        </w:rPr>
+        <w:t>deskripsi</w:t>
+      </w:r>
+      <w:proofErr w:type="spellEnd"/>
+      <w:r>
+        <w:rPr>
+          <w:strike/>
+          <w:lang w:val="en-US"/>
+        </w:rPr>
+        <w:t xml:space="preserve"> </w:t>
+      </w:r>
+      <w:proofErr w:type="spellStart"/>
+      <w:r>
+        <w:rPr>
+          <w:strike/>
+          <w:lang w:val="en-US"/>
+        </w:rPr>
+        <w:t>perjalanan</w:t>
       </w:r>
       <w:proofErr w:type="spellEnd"/>
     </w:p>
@@ -2781,218 +2787,50 @@
           <w:numId w:val="1"/>
         </w:numPr>
         <w:rPr>
-          <w:lang w:val="en-US"/>
-        </w:rPr>
-      </w:pPr>
-      <w:r>
-        <w:rPr>
+          <w:strike/>
+          <w:lang w:val="en-US"/>
+        </w:rPr>
+      </w:pPr>
+      <w:proofErr w:type="spellStart"/>
+      <w:r>
+        <w:rPr>
+          <w:strike/>
           <w:lang w:val="en-US"/>
         </w:rPr>
         <w:lastRenderedPageBreak/>
-        <w:t xml:space="preserve">Surat </w:t>
-      </w:r>
-      <w:proofErr w:type="spellStart"/>
-      <w:r>
-        <w:rPr>
-          <w:lang w:val="en-US"/>
-        </w:rPr>
-        <w:t>keterangan</w:t>
-      </w:r>
-      <w:proofErr w:type="spellEnd"/>
-      <w:r>
-        <w:rPr>
-          <w:lang w:val="en-US"/>
-        </w:rPr>
-        <w:t xml:space="preserve"> (input </w:t>
-      </w:r>
-      <w:proofErr w:type="spellStart"/>
-      <w:r>
-        <w:rPr>
-          <w:lang w:val="en-US"/>
-        </w:rPr>
-        <w:t>profesi</w:t>
-      </w:r>
-      <w:proofErr w:type="spellEnd"/>
-      <w:r>
-        <w:rPr>
-          <w:lang w:val="en-US"/>
-        </w:rPr>
-        <w:t xml:space="preserve"> </w:t>
-      </w:r>
-      <w:proofErr w:type="spellStart"/>
-      <w:r>
-        <w:rPr>
-          <w:lang w:val="en-US"/>
-        </w:rPr>
-        <w:t>sebagai</w:t>
-      </w:r>
-      <w:proofErr w:type="spellEnd"/>
-      <w:r>
-        <w:rPr>
-          <w:lang w:val="en-US"/>
-        </w:rPr>
-        <w:t xml:space="preserve"> …) </w:t>
-      </w:r>
-      <w:proofErr w:type="spellStart"/>
-      <w:r>
-        <w:rPr>
-          <w:lang w:val="en-US"/>
-        </w:rPr>
-        <w:t>diambil</w:t>
-      </w:r>
-      <w:proofErr w:type="spellEnd"/>
-      <w:r>
-        <w:rPr>
-          <w:lang w:val="en-US"/>
-        </w:rPr>
-        <w:t xml:space="preserve"> </w:t>
-      </w:r>
-      <w:proofErr w:type="spellStart"/>
-      <w:r>
-        <w:rPr>
-          <w:lang w:val="en-US"/>
-        </w:rPr>
-        <w:t>dari</w:t>
-      </w:r>
-      <w:proofErr w:type="spellEnd"/>
-      <w:r>
-        <w:rPr>
-          <w:lang w:val="en-US"/>
-        </w:rPr>
-        <w:t xml:space="preserve"> input </w:t>
-      </w:r>
-      <w:proofErr w:type="spellStart"/>
-      <w:r>
-        <w:rPr>
-          <w:lang w:val="en-US"/>
-        </w:rPr>
-        <w:t>profesi</w:t>
-      </w:r>
-      <w:proofErr w:type="spellEnd"/>
-      <w:r>
-        <w:rPr>
-          <w:lang w:val="en-US"/>
-        </w:rPr>
-        <w:t xml:space="preserve"> di </w:t>
-      </w:r>
-      <w:proofErr w:type="spellStart"/>
-      <w:r>
-        <w:rPr>
-          <w:lang w:val="en-US"/>
-        </w:rPr>
-        <w:t>profil</w:t>
-      </w:r>
-      <w:proofErr w:type="spellEnd"/>
-      <w:r>
-        <w:rPr>
-          <w:lang w:val="en-US"/>
-        </w:rPr>
-        <w:t xml:space="preserve"> </w:t>
-      </w:r>
-      <w:proofErr w:type="spellStart"/>
-      <w:r>
-        <w:rPr>
-          <w:lang w:val="en-US"/>
-        </w:rPr>
-        <w:t>kepegawaian</w:t>
-      </w:r>
-      <w:proofErr w:type="spellEnd"/>
-      <w:r>
-        <w:rPr>
-          <w:lang w:val="en-US"/>
-        </w:rPr>
-        <w:t xml:space="preserve"> (submenu </w:t>
-      </w:r>
-      <w:proofErr w:type="spellStart"/>
-      <w:r>
-        <w:rPr>
-          <w:lang w:val="en-US"/>
-        </w:rPr>
-        <w:t>kepegawaian</w:t>
-      </w:r>
-      <w:proofErr w:type="spellEnd"/>
-      <w:r>
-        <w:rPr>
-          <w:lang w:val="en-US"/>
-        </w:rPr>
-        <w:t xml:space="preserve"> di </w:t>
-      </w:r>
-      <w:proofErr w:type="spellStart"/>
-      <w:r>
-        <w:rPr>
-          <w:lang w:val="en-US"/>
-        </w:rPr>
-        <w:t>bawah</w:t>
-      </w:r>
-      <w:proofErr w:type="spellEnd"/>
-      <w:r>
-        <w:rPr>
-          <w:lang w:val="en-US"/>
-        </w:rPr>
-        <w:t xml:space="preserve"> </w:t>
-      </w:r>
-      <w:proofErr w:type="spellStart"/>
-      <w:r>
-        <w:rPr>
-          <w:lang w:val="en-US"/>
-        </w:rPr>
-        <w:t>pilihan</w:t>
-      </w:r>
-      <w:proofErr w:type="spellEnd"/>
-      <w:r>
-        <w:rPr>
-          <w:lang w:val="en-US"/>
-        </w:rPr>
-        <w:t xml:space="preserve"> </w:t>
-      </w:r>
-      <w:proofErr w:type="spellStart"/>
-      <w:r>
-        <w:rPr>
-          <w:lang w:val="en-US"/>
-        </w:rPr>
-        <w:t>nakesla</w:t>
-      </w:r>
-      <w:proofErr w:type="spellEnd"/>
-      <w:r>
-        <w:rPr>
-          <w:lang w:val="en-US"/>
-        </w:rPr>
-        <w:t xml:space="preserve">) </w:t>
-      </w:r>
-      <w:proofErr w:type="spellStart"/>
-      <w:r>
-        <w:rPr>
-          <w:lang w:val="en-US"/>
-        </w:rPr>
-        <w:t>tambah</w:t>
-      </w:r>
-      <w:proofErr w:type="spellEnd"/>
-      <w:r>
-        <w:rPr>
-          <w:lang w:val="en-US"/>
-        </w:rPr>
-        <w:t xml:space="preserve"> </w:t>
-      </w:r>
-      <w:proofErr w:type="spellStart"/>
-      <w:r>
-        <w:rPr>
-          <w:lang w:val="en-US"/>
-        </w:rPr>
-        <w:t>kolom</w:t>
-      </w:r>
-      <w:proofErr w:type="spellEnd"/>
-      <w:r>
-        <w:rPr>
-          <w:lang w:val="en-US"/>
-        </w:rPr>
-        <w:t xml:space="preserve"> </w:t>
-      </w:r>
-      <w:proofErr w:type="spellStart"/>
-      <w:r>
-        <w:rPr>
-          <w:lang w:val="en-US"/>
-        </w:rPr>
-        <w:t>baru</w:t>
+        <w:t>Perjalanan</w:t>
+      </w:r>
+      <w:proofErr w:type="spellEnd"/>
+      <w:r>
+        <w:rPr>
+          <w:strike/>
+          <w:lang w:val="en-US"/>
+        </w:rPr>
+        <w:t xml:space="preserve"> Dinas </w:t>
+      </w:r>
+      <w:proofErr w:type="spellStart"/>
+      <w:r>
+        <w:rPr>
+          <w:strike/>
+          <w:lang w:val="en-US"/>
+        </w:rPr>
+        <w:t>dihapus</w:t>
+      </w:r>
+      <w:proofErr w:type="spellEnd"/>
+      <w:r>
+        <w:rPr>
+          <w:strike/>
+          <w:lang w:val="en-US"/>
+        </w:rPr>
+        <w:t xml:space="preserve"> upload </w:t>
+      </w:r>
+      <w:proofErr w:type="spellStart"/>
+      <w:r>
+        <w:rPr>
+          <w:strike/>
+          <w:lang w:val="en-US"/>
+        </w:rPr>
+        <w:t>filenya</w:t>
       </w:r>
       <w:proofErr w:type="spellEnd"/>
     </w:p>
@@ -3004,81 +2842,43 @@
           <w:numId w:val="1"/>
         </w:numPr>
         <w:rPr>
-          <w:color w:val="FF0000"/>
-          <w:lang w:val="en-US"/>
-        </w:rPr>
-      </w:pPr>
-      <w:proofErr w:type="spellStart"/>
-      <w:r>
-        <w:rPr>
-          <w:color w:val="FF0000"/>
-          <w:lang w:val="en-US"/>
-        </w:rPr>
-        <w:t>Pilihan</w:t>
-      </w:r>
-      <w:proofErr w:type="spellEnd"/>
-      <w:r>
-        <w:rPr>
-          <w:color w:val="FF0000"/>
-          <w:lang w:val="en-US"/>
-        </w:rPr>
-        <w:t xml:space="preserve"> LAIN-LAIN </w:t>
-      </w:r>
-      <w:proofErr w:type="spellStart"/>
-      <w:r>
-        <w:rPr>
-          <w:color w:val="FF0000"/>
-          <w:lang w:val="en-US"/>
-        </w:rPr>
-        <w:t>dihapus</w:t>
-      </w:r>
-      <w:proofErr w:type="spellEnd"/>
-      <w:r>
-        <w:rPr>
-          <w:color w:val="FF0000"/>
-          <w:lang w:val="en-US"/>
-        </w:rPr>
-        <w:t xml:space="preserve">, </w:t>
-      </w:r>
-      <w:proofErr w:type="spellStart"/>
-      <w:r>
-        <w:rPr>
-          <w:color w:val="FF0000"/>
-          <w:lang w:val="en-US"/>
-        </w:rPr>
-        <w:t>dibuat</w:t>
-      </w:r>
-      <w:proofErr w:type="spellEnd"/>
-      <w:r>
-        <w:rPr>
-          <w:color w:val="FF0000"/>
-          <w:lang w:val="en-US"/>
-        </w:rPr>
-        <w:t xml:space="preserve"> </w:t>
-      </w:r>
-      <w:proofErr w:type="spellStart"/>
-      <w:r>
-        <w:rPr>
-          <w:color w:val="FF0000"/>
-          <w:lang w:val="en-US"/>
-        </w:rPr>
-        <w:t>bisa</w:t>
-      </w:r>
-      <w:proofErr w:type="spellEnd"/>
-      <w:r>
-        <w:rPr>
-          <w:color w:val="FF0000"/>
-          <w:lang w:val="en-US"/>
-        </w:rPr>
-        <w:t xml:space="preserve"> custom </w:t>
-      </w:r>
-      <w:proofErr w:type="spellStart"/>
-      <w:r>
-        <w:rPr>
-          <w:color w:val="FF0000"/>
-          <w:lang w:val="en-US"/>
-        </w:rPr>
-        <w:t>sendiri</w:t>
+          <w:lang w:val="en-US"/>
+        </w:rPr>
+      </w:pPr>
+      <w:proofErr w:type="spellStart"/>
+      <w:r>
+        <w:rPr>
+          <w:lang w:val="en-US"/>
+        </w:rPr>
+        <w:t>Perjalanan</w:t>
+      </w:r>
+      <w:proofErr w:type="spellEnd"/>
+      <w:r>
+        <w:rPr>
+          <w:lang w:val="en-US"/>
+        </w:rPr>
+        <w:t xml:space="preserve"> Dinas </w:t>
+      </w:r>
+      <w:proofErr w:type="spellStart"/>
+      <w:r>
+        <w:rPr>
+          <w:lang w:val="en-US"/>
+        </w:rPr>
+        <w:t>dapat</w:t>
+      </w:r>
+      <w:proofErr w:type="spellEnd"/>
+      <w:r>
+        <w:rPr>
+          <w:lang w:val="en-US"/>
+        </w:rPr>
+        <w:t xml:space="preserve"> di </w:t>
+      </w:r>
+      <w:proofErr w:type="spellStart"/>
+      <w:r>
+        <w:rPr>
+          <w:lang w:val="en-US"/>
+        </w:rPr>
+        <w:t>cetak</w:t>
       </w:r>
       <w:proofErr w:type="spellEnd"/>
     </w:p>
@@ -3093,89 +2893,11 @@
           <w:lang w:val="en-US"/>
         </w:rPr>
       </w:pPr>
-      <w:proofErr w:type="spellStart"/>
-      <w:r>
-        <w:rPr>
-          <w:lang w:val="en-US"/>
-        </w:rPr>
-        <w:t>Kepegawaian</w:t>
-      </w:r>
-      <w:proofErr w:type="spellEnd"/>
-      <w:r>
-        <w:rPr>
-          <w:lang w:val="en-US"/>
-        </w:rPr>
-        <w:t xml:space="preserve"> </w:t>
-      </w:r>
-      <w:proofErr w:type="spellStart"/>
-      <w:r>
-        <w:rPr>
-          <w:lang w:val="en-US"/>
-        </w:rPr>
-        <w:t>dapat</w:t>
-      </w:r>
-      <w:proofErr w:type="spellEnd"/>
-      <w:r>
-        <w:rPr>
-          <w:lang w:val="en-US"/>
-        </w:rPr>
-        <w:t xml:space="preserve"> </w:t>
-      </w:r>
-      <w:proofErr w:type="spellStart"/>
-      <w:r>
-        <w:rPr>
-          <w:lang w:val="en-US"/>
-        </w:rPr>
-        <w:t>mendownload</w:t>
-      </w:r>
-      <w:proofErr w:type="spellEnd"/>
-      <w:r>
-        <w:rPr>
-          <w:lang w:val="en-US"/>
-        </w:rPr>
-        <w:t xml:space="preserve"> </w:t>
-      </w:r>
-      <w:proofErr w:type="spellStart"/>
-      <w:r>
-        <w:rPr>
-          <w:lang w:val="en-US"/>
-        </w:rPr>
-        <w:t>semua</w:t>
-      </w:r>
-      <w:proofErr w:type="spellEnd"/>
-      <w:r>
-        <w:rPr>
-          <w:lang w:val="en-US"/>
-        </w:rPr>
-        <w:t xml:space="preserve"> file </w:t>
-      </w:r>
-      <w:proofErr w:type="spellStart"/>
-      <w:r>
-        <w:rPr>
-          <w:lang w:val="en-US"/>
-        </w:rPr>
-        <w:t>mentah</w:t>
-      </w:r>
-      <w:proofErr w:type="spellEnd"/>
-      <w:r>
-        <w:rPr>
-          <w:lang w:val="en-US"/>
-        </w:rPr>
-        <w:t xml:space="preserve"> </w:t>
-      </w:r>
-      <w:proofErr w:type="spellStart"/>
-      <w:r>
-        <w:rPr>
-          <w:lang w:val="en-US"/>
-        </w:rPr>
-        <w:t>surat</w:t>
-      </w:r>
-      <w:proofErr w:type="spellEnd"/>
-      <w:r>
-        <w:rPr>
-          <w:lang w:val="en-US"/>
-        </w:rPr>
-        <w:t xml:space="preserve"> </w:t>
+      <w:r>
+        <w:rPr>
+          <w:lang w:val="en-US"/>
+        </w:rPr>
+        <w:t xml:space="preserve">Surat </w:t>
       </w:r>
       <w:proofErr w:type="spellStart"/>
       <w:r>
@@ -3189,120 +2911,198 @@
         <w:rPr>
           <w:lang w:val="en-US"/>
         </w:rPr>
-        <w:t xml:space="preserve"> dan upload file scan </w:t>
-      </w:r>
-      <w:proofErr w:type="spellStart"/>
-      <w:r>
-        <w:rPr>
-          <w:lang w:val="en-US"/>
-        </w:rPr>
-        <w:t>jadi</w:t>
-      </w:r>
-      <w:proofErr w:type="spellEnd"/>
-      <w:r>
-        <w:rPr>
-          <w:lang w:val="en-US"/>
-        </w:rPr>
-        <w:t xml:space="preserve"> </w:t>
-      </w:r>
-      <w:proofErr w:type="spellStart"/>
-      <w:r>
-        <w:rPr>
-          <w:lang w:val="en-US"/>
-        </w:rPr>
-        <w:t>suratnya</w:t>
-      </w:r>
-      <w:proofErr w:type="spellEnd"/>
-      <w:r>
-        <w:rPr>
-          <w:lang w:val="en-US"/>
-        </w:rPr>
-        <w:t xml:space="preserve">. </w:t>
-      </w:r>
-      <w:proofErr w:type="spellStart"/>
-      <w:r>
-        <w:rPr>
-          <w:lang w:val="en-US"/>
-        </w:rPr>
-        <w:t>Pegawai</w:t>
-      </w:r>
-      <w:proofErr w:type="spellEnd"/>
-      <w:r>
-        <w:rPr>
-          <w:lang w:val="en-US"/>
-        </w:rPr>
-        <w:t xml:space="preserve"> </w:t>
-      </w:r>
-      <w:proofErr w:type="spellStart"/>
-      <w:r>
-        <w:rPr>
-          <w:lang w:val="en-US"/>
-        </w:rPr>
-        <w:t>yg</w:t>
-      </w:r>
-      <w:proofErr w:type="spellEnd"/>
-      <w:r>
-        <w:rPr>
-          <w:lang w:val="en-US"/>
-        </w:rPr>
-        <w:t xml:space="preserve"> </w:t>
-      </w:r>
-      <w:proofErr w:type="spellStart"/>
-      <w:r>
-        <w:rPr>
-          <w:lang w:val="en-US"/>
-        </w:rPr>
-        <w:t>bersangkutan</w:t>
-      </w:r>
-      <w:proofErr w:type="spellEnd"/>
-      <w:r>
-        <w:rPr>
-          <w:lang w:val="en-US"/>
-        </w:rPr>
-        <w:t xml:space="preserve"> </w:t>
-      </w:r>
-      <w:proofErr w:type="spellStart"/>
-      <w:r>
-        <w:rPr>
-          <w:lang w:val="en-US"/>
-        </w:rPr>
-        <w:t>hanya</w:t>
-      </w:r>
-      <w:proofErr w:type="spellEnd"/>
-      <w:r>
-        <w:rPr>
-          <w:lang w:val="en-US"/>
-        </w:rPr>
-        <w:t xml:space="preserve"> </w:t>
-      </w:r>
-      <w:proofErr w:type="spellStart"/>
-      <w:r>
-        <w:rPr>
-          <w:lang w:val="en-US"/>
-        </w:rPr>
-        <w:t>dapat</w:t>
-      </w:r>
-      <w:proofErr w:type="spellEnd"/>
-      <w:r>
-        <w:rPr>
-          <w:lang w:val="en-US"/>
-        </w:rPr>
-        <w:t xml:space="preserve"> </w:t>
-      </w:r>
-      <w:proofErr w:type="spellStart"/>
-      <w:r>
-        <w:rPr>
-          <w:lang w:val="en-US"/>
-        </w:rPr>
-        <w:t>mendownload</w:t>
-      </w:r>
-      <w:proofErr w:type="spellEnd"/>
-      <w:r>
-        <w:rPr>
-          <w:lang w:val="en-US"/>
-        </w:rPr>
-        <w:t xml:space="preserve"> file scan</w:t>
-      </w:r>
+        <w:t xml:space="preserve"> (input </w:t>
+      </w:r>
+      <w:proofErr w:type="spellStart"/>
+      <w:r>
+        <w:rPr>
+          <w:lang w:val="en-US"/>
+        </w:rPr>
+        <w:t>profesi</w:t>
+      </w:r>
+      <w:proofErr w:type="spellEnd"/>
+      <w:r>
+        <w:rPr>
+          <w:lang w:val="en-US"/>
+        </w:rPr>
+        <w:t xml:space="preserve"> </w:t>
+      </w:r>
+      <w:proofErr w:type="spellStart"/>
+      <w:r>
+        <w:rPr>
+          <w:lang w:val="en-US"/>
+        </w:rPr>
+        <w:t>sebagai</w:t>
+      </w:r>
+      <w:proofErr w:type="spellEnd"/>
+      <w:r>
+        <w:rPr>
+          <w:lang w:val="en-US"/>
+        </w:rPr>
+        <w:t xml:space="preserve"> …) </w:t>
+      </w:r>
+      <w:proofErr w:type="spellStart"/>
+      <w:r>
+        <w:rPr>
+          <w:lang w:val="en-US"/>
+        </w:rPr>
+        <w:t>diambil</w:t>
+      </w:r>
+      <w:proofErr w:type="spellEnd"/>
+      <w:r>
+        <w:rPr>
+          <w:lang w:val="en-US"/>
+        </w:rPr>
+        <w:t xml:space="preserve"> </w:t>
+      </w:r>
+      <w:proofErr w:type="spellStart"/>
+      <w:r>
+        <w:rPr>
+          <w:lang w:val="en-US"/>
+        </w:rPr>
+        <w:t>dari</w:t>
+      </w:r>
+      <w:proofErr w:type="spellEnd"/>
+      <w:r>
+        <w:rPr>
+          <w:lang w:val="en-US"/>
+        </w:rPr>
+        <w:t xml:space="preserve"> input </w:t>
+      </w:r>
+      <w:proofErr w:type="spellStart"/>
+      <w:r>
+        <w:rPr>
+          <w:lang w:val="en-US"/>
+        </w:rPr>
+        <w:t>profesi</w:t>
+      </w:r>
+      <w:proofErr w:type="spellEnd"/>
+      <w:r>
+        <w:rPr>
+          <w:lang w:val="en-US"/>
+        </w:rPr>
+        <w:t xml:space="preserve"> di </w:t>
+      </w:r>
+      <w:proofErr w:type="spellStart"/>
+      <w:r>
+        <w:rPr>
+          <w:lang w:val="en-US"/>
+        </w:rPr>
+        <w:t>profil</w:t>
+      </w:r>
+      <w:proofErr w:type="spellEnd"/>
+      <w:r>
+        <w:rPr>
+          <w:lang w:val="en-US"/>
+        </w:rPr>
+        <w:t xml:space="preserve"> </w:t>
+      </w:r>
+      <w:proofErr w:type="spellStart"/>
+      <w:r>
+        <w:rPr>
+          <w:lang w:val="en-US"/>
+        </w:rPr>
+        <w:t>kepegawaian</w:t>
+      </w:r>
+      <w:proofErr w:type="spellEnd"/>
+      <w:r>
+        <w:rPr>
+          <w:lang w:val="en-US"/>
+        </w:rPr>
+        <w:t xml:space="preserve"> (submenu </w:t>
+      </w:r>
+      <w:proofErr w:type="spellStart"/>
+      <w:r>
+        <w:rPr>
+          <w:lang w:val="en-US"/>
+        </w:rPr>
+        <w:t>kepegawaian</w:t>
+      </w:r>
+      <w:proofErr w:type="spellEnd"/>
+      <w:r>
+        <w:rPr>
+          <w:lang w:val="en-US"/>
+        </w:rPr>
+        <w:t xml:space="preserve"> di </w:t>
+      </w:r>
+      <w:proofErr w:type="spellStart"/>
+      <w:r>
+        <w:rPr>
+          <w:lang w:val="en-US"/>
+        </w:rPr>
+        <w:t>bawah</w:t>
+      </w:r>
+      <w:proofErr w:type="spellEnd"/>
+      <w:r>
+        <w:rPr>
+          <w:lang w:val="en-US"/>
+        </w:rPr>
+        <w:t xml:space="preserve"> </w:t>
+      </w:r>
+      <w:proofErr w:type="spellStart"/>
+      <w:r>
+        <w:rPr>
+          <w:lang w:val="en-US"/>
+        </w:rPr>
+        <w:t>pilihan</w:t>
+      </w:r>
+      <w:proofErr w:type="spellEnd"/>
+      <w:r>
+        <w:rPr>
+          <w:lang w:val="en-US"/>
+        </w:rPr>
+        <w:t xml:space="preserve"> </w:t>
+      </w:r>
+      <w:proofErr w:type="spellStart"/>
+      <w:r>
+        <w:rPr>
+          <w:lang w:val="en-US"/>
+        </w:rPr>
+        <w:t>nakesla</w:t>
+      </w:r>
+      <w:proofErr w:type="spellEnd"/>
+      <w:r>
+        <w:rPr>
+          <w:lang w:val="en-US"/>
+        </w:rPr>
+        <w:t xml:space="preserve">) </w:t>
+      </w:r>
+      <w:proofErr w:type="spellStart"/>
+      <w:r>
+        <w:rPr>
+          <w:lang w:val="en-US"/>
+        </w:rPr>
+        <w:t>tambah</w:t>
+      </w:r>
+      <w:proofErr w:type="spellEnd"/>
+      <w:r>
+        <w:rPr>
+          <w:lang w:val="en-US"/>
+        </w:rPr>
+        <w:t xml:space="preserve"> </w:t>
+      </w:r>
+      <w:proofErr w:type="spellStart"/>
+      <w:r>
+        <w:rPr>
+          <w:lang w:val="en-US"/>
+        </w:rPr>
+        <w:t>kolom</w:t>
+      </w:r>
+      <w:proofErr w:type="spellEnd"/>
+      <w:r>
+        <w:rPr>
+          <w:lang w:val="en-US"/>
+        </w:rPr>
+        <w:t xml:space="preserve"> </w:t>
+      </w:r>
+      <w:proofErr w:type="spellStart"/>
+      <w:r>
+        <w:rPr>
+          <w:lang w:val="en-US"/>
+        </w:rPr>
+        <w:t>baru</w:t>
+      </w:r>
+      <w:proofErr w:type="spellEnd"/>
     </w:p>
     <w:p>
       <w:pPr>
@@ -3312,155 +3112,81 @@
           <w:numId w:val="1"/>
         </w:numPr>
         <w:rPr>
-          <w:lang w:val="en-US"/>
-        </w:rPr>
-      </w:pPr>
-      <w:proofErr w:type="spellStart"/>
-      <w:r>
-        <w:rPr>
-          <w:lang w:val="en-US"/>
-        </w:rPr>
-        <w:t>Penomoran</w:t>
-      </w:r>
-      <w:proofErr w:type="spellEnd"/>
-      <w:r>
-        <w:rPr>
-          <w:lang w:val="en-US"/>
-        </w:rPr>
-        <w:t xml:space="preserve"> </w:t>
-      </w:r>
-      <w:proofErr w:type="spellStart"/>
-      <w:r>
-        <w:rPr>
-          <w:lang w:val="en-US"/>
-        </w:rPr>
-        <w:t>surat</w:t>
-      </w:r>
-      <w:proofErr w:type="spellEnd"/>
-      <w:r>
-        <w:rPr>
-          <w:lang w:val="en-US"/>
-        </w:rPr>
-        <w:t xml:space="preserve"> </w:t>
-      </w:r>
-      <w:proofErr w:type="spellStart"/>
-      <w:r>
-        <w:rPr>
-          <w:lang w:val="en-US"/>
-        </w:rPr>
-        <w:t>keterangan</w:t>
-      </w:r>
-      <w:proofErr w:type="spellEnd"/>
-      <w:r>
-        <w:rPr>
-          <w:lang w:val="en-US"/>
-        </w:rPr>
-        <w:t xml:space="preserve"> </w:t>
-      </w:r>
-      <w:proofErr w:type="spellStart"/>
-      <w:r>
-        <w:rPr>
-          <w:lang w:val="en-US"/>
-        </w:rPr>
-        <w:t>dikosongi</w:t>
-      </w:r>
-      <w:proofErr w:type="spellEnd"/>
-      <w:r>
-        <w:rPr>
-          <w:lang w:val="en-US"/>
-        </w:rPr>
-        <w:t xml:space="preserve"> </w:t>
-      </w:r>
-      <w:proofErr w:type="spellStart"/>
-      <w:r>
-        <w:rPr>
-          <w:lang w:val="en-US"/>
-        </w:rPr>
-        <w:t>saja</w:t>
-      </w:r>
-      <w:proofErr w:type="spellEnd"/>
-      <w:r>
-        <w:rPr>
-          <w:lang w:val="en-US"/>
-        </w:rPr>
-        <w:t xml:space="preserve">. </w:t>
-      </w:r>
-      <w:proofErr w:type="spellStart"/>
-      <w:r>
-        <w:rPr>
-          <w:lang w:val="en-US"/>
-        </w:rPr>
-        <w:t>Tgl</w:t>
-      </w:r>
-      <w:proofErr w:type="spellEnd"/>
-      <w:r>
-        <w:rPr>
-          <w:lang w:val="en-US"/>
-        </w:rPr>
-        <w:t>/</w:t>
-      </w:r>
-      <w:proofErr w:type="spellStart"/>
-      <w:r>
-        <w:rPr>
-          <w:lang w:val="en-US"/>
-        </w:rPr>
-        <w:t>Tahun</w:t>
-      </w:r>
-      <w:proofErr w:type="spellEnd"/>
-      <w:r>
-        <w:rPr>
-          <w:lang w:val="en-US"/>
-        </w:rPr>
-        <w:t xml:space="preserve"> </w:t>
-      </w:r>
-      <w:proofErr w:type="spellStart"/>
-      <w:r>
-        <w:rPr>
-          <w:lang w:val="en-US"/>
-        </w:rPr>
-        <w:t>surat</w:t>
-      </w:r>
-      <w:proofErr w:type="spellEnd"/>
-      <w:r>
-        <w:rPr>
-          <w:lang w:val="en-US"/>
-        </w:rPr>
-        <w:t xml:space="preserve"> </w:t>
-      </w:r>
-      <w:proofErr w:type="spellStart"/>
-      <w:r>
-        <w:rPr>
-          <w:lang w:val="en-US"/>
-        </w:rPr>
-        <w:t>menyesuaikan</w:t>
-      </w:r>
-      <w:proofErr w:type="spellEnd"/>
-      <w:r>
-        <w:rPr>
-          <w:lang w:val="en-US"/>
-        </w:rPr>
-        <w:t xml:space="preserve"> </w:t>
-      </w:r>
-      <w:proofErr w:type="spellStart"/>
-      <w:r>
-        <w:rPr>
-          <w:lang w:val="en-US"/>
-        </w:rPr>
-        <w:t>tanggal</w:t>
-      </w:r>
-      <w:proofErr w:type="spellEnd"/>
-      <w:r>
-        <w:rPr>
-          <w:lang w:val="en-US"/>
-        </w:rPr>
-        <w:t xml:space="preserve"> input </w:t>
-      </w:r>
-      <w:proofErr w:type="spellStart"/>
-      <w:r>
-        <w:rPr>
-          <w:lang w:val="en-US"/>
-        </w:rPr>
-        <w:t>pegawai</w:t>
+          <w:color w:val="FF0000"/>
+          <w:lang w:val="en-US"/>
+        </w:rPr>
+      </w:pPr>
+      <w:proofErr w:type="spellStart"/>
+      <w:r>
+        <w:rPr>
+          <w:color w:val="FF0000"/>
+          <w:lang w:val="en-US"/>
+        </w:rPr>
+        <w:t>Pilihan</w:t>
+      </w:r>
+      <w:proofErr w:type="spellEnd"/>
+      <w:r>
+        <w:rPr>
+          <w:color w:val="FF0000"/>
+          <w:lang w:val="en-US"/>
+        </w:rPr>
+        <w:t xml:space="preserve"> LAIN-LAIN </w:t>
+      </w:r>
+      <w:proofErr w:type="spellStart"/>
+      <w:r>
+        <w:rPr>
+          <w:color w:val="FF0000"/>
+          <w:lang w:val="en-US"/>
+        </w:rPr>
+        <w:t>dihapus</w:t>
+      </w:r>
+      <w:proofErr w:type="spellEnd"/>
+      <w:r>
+        <w:rPr>
+          <w:color w:val="FF0000"/>
+          <w:lang w:val="en-US"/>
+        </w:rPr>
+        <w:t xml:space="preserve">, </w:t>
+      </w:r>
+      <w:proofErr w:type="spellStart"/>
+      <w:r>
+        <w:rPr>
+          <w:color w:val="FF0000"/>
+          <w:lang w:val="en-US"/>
+        </w:rPr>
+        <w:t>dibuat</w:t>
+      </w:r>
+      <w:proofErr w:type="spellEnd"/>
+      <w:r>
+        <w:rPr>
+          <w:color w:val="FF0000"/>
+          <w:lang w:val="en-US"/>
+        </w:rPr>
+        <w:t xml:space="preserve"> </w:t>
+      </w:r>
+      <w:proofErr w:type="spellStart"/>
+      <w:r>
+        <w:rPr>
+          <w:color w:val="FF0000"/>
+          <w:lang w:val="en-US"/>
+        </w:rPr>
+        <w:t>bisa</w:t>
+      </w:r>
+      <w:proofErr w:type="spellEnd"/>
+      <w:r>
+        <w:rPr>
+          <w:color w:val="FF0000"/>
+          <w:lang w:val="en-US"/>
+        </w:rPr>
+        <w:t xml:space="preserve"> custom </w:t>
+      </w:r>
+      <w:proofErr w:type="spellStart"/>
+      <w:r>
+        <w:rPr>
+          <w:color w:val="FF0000"/>
+          <w:lang w:val="en-US"/>
+        </w:rPr>
+        <w:t>sendiri</w:t>
       </w:r>
       <w:proofErr w:type="spellEnd"/>
     </w:p>
@@ -3480,6 +3206,388 @@
         <w:rPr>
           <w:lang w:val="en-US"/>
         </w:rPr>
+        <w:t>Kepegawaian</w:t>
+      </w:r>
+      <w:proofErr w:type="spellEnd"/>
+      <w:r>
+        <w:rPr>
+          <w:lang w:val="en-US"/>
+        </w:rPr>
+        <w:t xml:space="preserve"> </w:t>
+      </w:r>
+      <w:proofErr w:type="spellStart"/>
+      <w:r>
+        <w:rPr>
+          <w:lang w:val="en-US"/>
+        </w:rPr>
+        <w:t>dapat</w:t>
+      </w:r>
+      <w:proofErr w:type="spellEnd"/>
+      <w:r>
+        <w:rPr>
+          <w:lang w:val="en-US"/>
+        </w:rPr>
+        <w:t xml:space="preserve"> </w:t>
+      </w:r>
+      <w:proofErr w:type="spellStart"/>
+      <w:r>
+        <w:rPr>
+          <w:lang w:val="en-US"/>
+        </w:rPr>
+        <w:t>mendownload</w:t>
+      </w:r>
+      <w:proofErr w:type="spellEnd"/>
+      <w:r>
+        <w:rPr>
+          <w:lang w:val="en-US"/>
+        </w:rPr>
+        <w:t xml:space="preserve"> </w:t>
+      </w:r>
+      <w:proofErr w:type="spellStart"/>
+      <w:r>
+        <w:rPr>
+          <w:lang w:val="en-US"/>
+        </w:rPr>
+        <w:t>semua</w:t>
+      </w:r>
+      <w:proofErr w:type="spellEnd"/>
+      <w:r>
+        <w:rPr>
+          <w:lang w:val="en-US"/>
+        </w:rPr>
+        <w:t xml:space="preserve"> file </w:t>
+      </w:r>
+      <w:proofErr w:type="spellStart"/>
+      <w:r>
+        <w:rPr>
+          <w:lang w:val="en-US"/>
+        </w:rPr>
+        <w:t>mentah</w:t>
+      </w:r>
+      <w:proofErr w:type="spellEnd"/>
+      <w:r>
+        <w:rPr>
+          <w:lang w:val="en-US"/>
+        </w:rPr>
+        <w:t xml:space="preserve"> </w:t>
+      </w:r>
+      <w:proofErr w:type="spellStart"/>
+      <w:r>
+        <w:rPr>
+          <w:lang w:val="en-US"/>
+        </w:rPr>
+        <w:t>surat</w:t>
+      </w:r>
+      <w:proofErr w:type="spellEnd"/>
+      <w:r>
+        <w:rPr>
+          <w:lang w:val="en-US"/>
+        </w:rPr>
+        <w:t xml:space="preserve"> </w:t>
+      </w:r>
+      <w:proofErr w:type="spellStart"/>
+      <w:r>
+        <w:rPr>
+          <w:lang w:val="en-US"/>
+        </w:rPr>
+        <w:t>keterangan</w:t>
+      </w:r>
+      <w:proofErr w:type="spellEnd"/>
+      <w:r>
+        <w:rPr>
+          <w:lang w:val="en-US"/>
+        </w:rPr>
+        <w:t xml:space="preserve"> dan upload file scan </w:t>
+      </w:r>
+      <w:proofErr w:type="spellStart"/>
+      <w:r>
+        <w:rPr>
+          <w:lang w:val="en-US"/>
+        </w:rPr>
+        <w:t>jadi</w:t>
+      </w:r>
+      <w:proofErr w:type="spellEnd"/>
+      <w:r>
+        <w:rPr>
+          <w:lang w:val="en-US"/>
+        </w:rPr>
+        <w:t xml:space="preserve"> </w:t>
+      </w:r>
+      <w:proofErr w:type="spellStart"/>
+      <w:r>
+        <w:rPr>
+          <w:lang w:val="en-US"/>
+        </w:rPr>
+        <w:t>suratnya</w:t>
+      </w:r>
+      <w:proofErr w:type="spellEnd"/>
+      <w:r>
+        <w:rPr>
+          <w:lang w:val="en-US"/>
+        </w:rPr>
+        <w:t xml:space="preserve">. </w:t>
+      </w:r>
+      <w:proofErr w:type="spellStart"/>
+      <w:r>
+        <w:rPr>
+          <w:lang w:val="en-US"/>
+        </w:rPr>
+        <w:t>Pegawai</w:t>
+      </w:r>
+      <w:proofErr w:type="spellEnd"/>
+      <w:r>
+        <w:rPr>
+          <w:lang w:val="en-US"/>
+        </w:rPr>
+        <w:t xml:space="preserve"> </w:t>
+      </w:r>
+      <w:proofErr w:type="spellStart"/>
+      <w:r>
+        <w:rPr>
+          <w:lang w:val="en-US"/>
+        </w:rPr>
+        <w:t>yg</w:t>
+      </w:r>
+      <w:proofErr w:type="spellEnd"/>
+      <w:r>
+        <w:rPr>
+          <w:lang w:val="en-US"/>
+        </w:rPr>
+        <w:t xml:space="preserve"> </w:t>
+      </w:r>
+      <w:proofErr w:type="spellStart"/>
+      <w:r>
+        <w:rPr>
+          <w:lang w:val="en-US"/>
+        </w:rPr>
+        <w:t>bersangkutan</w:t>
+      </w:r>
+      <w:proofErr w:type="spellEnd"/>
+      <w:r>
+        <w:rPr>
+          <w:lang w:val="en-US"/>
+        </w:rPr>
+        <w:t xml:space="preserve"> </w:t>
+      </w:r>
+      <w:proofErr w:type="spellStart"/>
+      <w:r>
+        <w:rPr>
+          <w:lang w:val="en-US"/>
+        </w:rPr>
+        <w:t>hanya</w:t>
+      </w:r>
+      <w:proofErr w:type="spellEnd"/>
+      <w:r>
+        <w:rPr>
+          <w:lang w:val="en-US"/>
+        </w:rPr>
+        <w:t xml:space="preserve"> </w:t>
+      </w:r>
+      <w:proofErr w:type="spellStart"/>
+      <w:r>
+        <w:rPr>
+          <w:lang w:val="en-US"/>
+        </w:rPr>
+        <w:t>dapat</w:t>
+      </w:r>
+      <w:proofErr w:type="spellEnd"/>
+      <w:r>
+        <w:rPr>
+          <w:lang w:val="en-US"/>
+        </w:rPr>
+        <w:t xml:space="preserve"> </w:t>
+      </w:r>
+      <w:proofErr w:type="spellStart"/>
+      <w:r>
+        <w:rPr>
+          <w:lang w:val="en-US"/>
+        </w:rPr>
+        <w:t>mendownload</w:t>
+      </w:r>
+      <w:proofErr w:type="spellEnd"/>
+      <w:r>
+        <w:rPr>
+          <w:lang w:val="en-US"/>
+        </w:rPr>
+        <w:t xml:space="preserve"> file scan</w:t>
+      </w:r>
+    </w:p>
+    <w:p>
+      <w:pPr>
+        <w:pStyle w:val="ListParagraph"/>
+        <w:numPr>
+          <w:ilvl w:val="0"/>
+          <w:numId w:val="1"/>
+        </w:numPr>
+        <w:rPr>
+          <w:lang w:val="en-US"/>
+        </w:rPr>
+      </w:pPr>
+      <w:proofErr w:type="spellStart"/>
+      <w:r>
+        <w:rPr>
+          <w:lang w:val="en-US"/>
+        </w:rPr>
+        <w:t>Penomoran</w:t>
+      </w:r>
+      <w:proofErr w:type="spellEnd"/>
+      <w:r>
+        <w:rPr>
+          <w:lang w:val="en-US"/>
+        </w:rPr>
+        <w:t xml:space="preserve"> </w:t>
+      </w:r>
+      <w:proofErr w:type="spellStart"/>
+      <w:r>
+        <w:rPr>
+          <w:lang w:val="en-US"/>
+        </w:rPr>
+        <w:t>surat</w:t>
+      </w:r>
+      <w:proofErr w:type="spellEnd"/>
+      <w:r>
+        <w:rPr>
+          <w:lang w:val="en-US"/>
+        </w:rPr>
+        <w:t xml:space="preserve"> </w:t>
+      </w:r>
+      <w:proofErr w:type="spellStart"/>
+      <w:r>
+        <w:rPr>
+          <w:lang w:val="en-US"/>
+        </w:rPr>
+        <w:t>keterangan</w:t>
+      </w:r>
+      <w:proofErr w:type="spellEnd"/>
+      <w:r>
+        <w:rPr>
+          <w:lang w:val="en-US"/>
+        </w:rPr>
+        <w:t xml:space="preserve"> </w:t>
+      </w:r>
+      <w:proofErr w:type="spellStart"/>
+      <w:r>
+        <w:rPr>
+          <w:lang w:val="en-US"/>
+        </w:rPr>
+        <w:t>dikosongi</w:t>
+      </w:r>
+      <w:proofErr w:type="spellEnd"/>
+      <w:r>
+        <w:rPr>
+          <w:lang w:val="en-US"/>
+        </w:rPr>
+        <w:t xml:space="preserve"> </w:t>
+      </w:r>
+      <w:proofErr w:type="spellStart"/>
+      <w:r>
+        <w:rPr>
+          <w:lang w:val="en-US"/>
+        </w:rPr>
+        <w:t>saja</w:t>
+      </w:r>
+      <w:proofErr w:type="spellEnd"/>
+      <w:r>
+        <w:rPr>
+          <w:lang w:val="en-US"/>
+        </w:rPr>
+        <w:t xml:space="preserve">. </w:t>
+      </w:r>
+      <w:proofErr w:type="spellStart"/>
+      <w:r>
+        <w:rPr>
+          <w:lang w:val="en-US"/>
+        </w:rPr>
+        <w:t>Tgl</w:t>
+      </w:r>
+      <w:proofErr w:type="spellEnd"/>
+      <w:r>
+        <w:rPr>
+          <w:lang w:val="en-US"/>
+        </w:rPr>
+        <w:t>/</w:t>
+      </w:r>
+      <w:proofErr w:type="spellStart"/>
+      <w:r>
+        <w:rPr>
+          <w:lang w:val="en-US"/>
+        </w:rPr>
+        <w:t>Tahun</w:t>
+      </w:r>
+      <w:proofErr w:type="spellEnd"/>
+      <w:r>
+        <w:rPr>
+          <w:lang w:val="en-US"/>
+        </w:rPr>
+        <w:t xml:space="preserve"> </w:t>
+      </w:r>
+      <w:proofErr w:type="spellStart"/>
+      <w:r>
+        <w:rPr>
+          <w:lang w:val="en-US"/>
+        </w:rPr>
+        <w:t>surat</w:t>
+      </w:r>
+      <w:proofErr w:type="spellEnd"/>
+      <w:r>
+        <w:rPr>
+          <w:lang w:val="en-US"/>
+        </w:rPr>
+        <w:t xml:space="preserve"> </w:t>
+      </w:r>
+      <w:proofErr w:type="spellStart"/>
+      <w:r>
+        <w:rPr>
+          <w:lang w:val="en-US"/>
+        </w:rPr>
+        <w:t>menyesuaikan</w:t>
+      </w:r>
+      <w:proofErr w:type="spellEnd"/>
+      <w:r>
+        <w:rPr>
+          <w:lang w:val="en-US"/>
+        </w:rPr>
+        <w:t xml:space="preserve"> </w:t>
+      </w:r>
+      <w:proofErr w:type="spellStart"/>
+      <w:r>
+        <w:rPr>
+          <w:lang w:val="en-US"/>
+        </w:rPr>
+        <w:t>tanggal</w:t>
+      </w:r>
+      <w:proofErr w:type="spellEnd"/>
+      <w:r>
+        <w:rPr>
+          <w:lang w:val="en-US"/>
+        </w:rPr>
+        <w:t xml:space="preserve"> input </w:t>
+      </w:r>
+      <w:proofErr w:type="spellStart"/>
+      <w:r>
+        <w:rPr>
+          <w:lang w:val="en-US"/>
+        </w:rPr>
+        <w:t>pegawai</w:t>
+      </w:r>
+      <w:proofErr w:type="spellEnd"/>
+    </w:p>
+    <w:p>
+      <w:pPr>
+        <w:pStyle w:val="ListParagraph"/>
+        <w:numPr>
+          <w:ilvl w:val="0"/>
+          <w:numId w:val="1"/>
+        </w:numPr>
+        <w:rPr>
+          <w:lang w:val="en-US"/>
+        </w:rPr>
+      </w:pPr>
+      <w:proofErr w:type="spellStart"/>
+      <w:r>
+        <w:rPr>
+          <w:lang w:val="en-US"/>
+        </w:rPr>
         <w:t>Pemenuhan</w:t>
       </w:r>
       <w:proofErr w:type="spellEnd"/>
@@ -4746,6 +4854,7 @@
         <w:rPr>
           <w:lang w:val="en-US"/>
         </w:rPr>
+        <w:lastRenderedPageBreak/>
         <w:t>Kepegawaian</w:t>
       </w:r>
       <w:proofErr w:type="spellEnd"/>
@@ -4772,7 +4881,6 @@
         <w:rPr>
           <w:lang w:val="en-US"/>
         </w:rPr>
-        <w:lastRenderedPageBreak/>
         <w:t>Simpan</w:t>
       </w:r>
       <w:proofErr w:type="spellEnd"/>

--- a/project/kepegawaian/AddonSimrsmu.docx
+++ b/project/kepegawaian/AddonSimrsmu.docx
@@ -2890,11 +2890,13 @@
           <w:numId w:val="1"/>
         </w:numPr>
         <w:rPr>
-          <w:lang w:val="en-US"/>
-        </w:rPr>
-      </w:pPr>
-      <w:r>
-        <w:rPr>
+          <w:strike/>
+          <w:lang w:val="en-US"/>
+        </w:rPr>
+      </w:pPr>
+      <w:r>
+        <w:rPr>
+          <w:strike/>
           <w:lang w:val="en-US"/>
         </w:rPr>
         <w:t xml:space="preserve">Surat </w:t>
@@ -2902,6 +2904,7 @@
       <w:proofErr w:type="spellStart"/>
       <w:r>
         <w:rPr>
+          <w:strike/>
           <w:lang w:val="en-US"/>
         </w:rPr>
         <w:t>keterangan</w:t>
@@ -2909,6 +2912,7 @@
       <w:proofErr w:type="spellEnd"/>
       <w:r>
         <w:rPr>
+          <w:strike/>
           <w:lang w:val="en-US"/>
         </w:rPr>
         <w:t xml:space="preserve"> (input </w:t>
@@ -2916,6 +2920,7 @@
       <w:proofErr w:type="spellStart"/>
       <w:r>
         <w:rPr>
+          <w:strike/>
           <w:lang w:val="en-US"/>
         </w:rPr>
         <w:t>profesi</w:t>
@@ -2923,13 +2928,15 @@
       <w:proofErr w:type="spellEnd"/>
       <w:r>
         <w:rPr>
-          <w:lang w:val="en-US"/>
-        </w:rPr>
-        <w:t xml:space="preserve"> </w:t>
-      </w:r>
-      <w:proofErr w:type="spellStart"/>
-      <w:r>
-        <w:rPr>
+          <w:strike/>
+          <w:lang w:val="en-US"/>
+        </w:rPr>
+        <w:t xml:space="preserve"> </w:t>
+      </w:r>
+      <w:proofErr w:type="spellStart"/>
+      <w:r>
+        <w:rPr>
+          <w:strike/>
           <w:lang w:val="en-US"/>
         </w:rPr>
         <w:t>sebagai</w:t>
@@ -2937,6 +2944,7 @@
       <w:proofErr w:type="spellEnd"/>
       <w:r>
         <w:rPr>
+          <w:strike/>
           <w:lang w:val="en-US"/>
         </w:rPr>
         <w:t xml:space="preserve"> …) </w:t>
@@ -2944,6 +2952,7 @@
       <w:proofErr w:type="spellStart"/>
       <w:r>
         <w:rPr>
+          <w:strike/>
           <w:lang w:val="en-US"/>
         </w:rPr>
         <w:t>diambil</w:t>
@@ -2951,13 +2960,15 @@
       <w:proofErr w:type="spellEnd"/>
       <w:r>
         <w:rPr>
-          <w:lang w:val="en-US"/>
-        </w:rPr>
-        <w:t xml:space="preserve"> </w:t>
-      </w:r>
-      <w:proofErr w:type="spellStart"/>
-      <w:r>
-        <w:rPr>
+          <w:strike/>
+          <w:lang w:val="en-US"/>
+        </w:rPr>
+        <w:t xml:space="preserve"> </w:t>
+      </w:r>
+      <w:proofErr w:type="spellStart"/>
+      <w:r>
+        <w:rPr>
+          <w:strike/>
           <w:lang w:val="en-US"/>
         </w:rPr>
         <w:t>dari</w:t>
@@ -2965,6 +2976,7 @@
       <w:proofErr w:type="spellEnd"/>
       <w:r>
         <w:rPr>
+          <w:strike/>
           <w:lang w:val="en-US"/>
         </w:rPr>
         <w:t xml:space="preserve"> input </w:t>
@@ -2972,6 +2984,7 @@
       <w:proofErr w:type="spellStart"/>
       <w:r>
         <w:rPr>
+          <w:strike/>
           <w:lang w:val="en-US"/>
         </w:rPr>
         <w:t>profesi</w:t>
@@ -2979,6 +2992,7 @@
       <w:proofErr w:type="spellEnd"/>
       <w:r>
         <w:rPr>
+          <w:strike/>
           <w:lang w:val="en-US"/>
         </w:rPr>
         <w:t xml:space="preserve"> di </w:t>
@@ -2986,6 +3000,7 @@
       <w:proofErr w:type="spellStart"/>
       <w:r>
         <w:rPr>
+          <w:strike/>
           <w:lang w:val="en-US"/>
         </w:rPr>
         <w:t>profil</w:t>
@@ -2993,13 +3008,15 @@
       <w:proofErr w:type="spellEnd"/>
       <w:r>
         <w:rPr>
-          <w:lang w:val="en-US"/>
-        </w:rPr>
-        <w:t xml:space="preserve"> </w:t>
-      </w:r>
-      <w:proofErr w:type="spellStart"/>
-      <w:r>
-        <w:rPr>
+          <w:strike/>
+          <w:lang w:val="en-US"/>
+        </w:rPr>
+        <w:t xml:space="preserve"> </w:t>
+      </w:r>
+      <w:proofErr w:type="spellStart"/>
+      <w:r>
+        <w:rPr>
+          <w:strike/>
           <w:lang w:val="en-US"/>
         </w:rPr>
         <w:t>kepegawaian</w:t>
@@ -3007,6 +3024,7 @@
       <w:proofErr w:type="spellEnd"/>
       <w:r>
         <w:rPr>
+          <w:strike/>
           <w:lang w:val="en-US"/>
         </w:rPr>
         <w:t xml:space="preserve"> (submenu </w:t>
@@ -3014,6 +3032,7 @@
       <w:proofErr w:type="spellStart"/>
       <w:r>
         <w:rPr>
+          <w:strike/>
           <w:lang w:val="en-US"/>
         </w:rPr>
         <w:t>kepegawaian</w:t>
@@ -3021,6 +3040,7 @@
       <w:proofErr w:type="spellEnd"/>
       <w:r>
         <w:rPr>
+          <w:strike/>
           <w:lang w:val="en-US"/>
         </w:rPr>
         <w:t xml:space="preserve"> di </w:t>
@@ -3028,6 +3048,7 @@
       <w:proofErr w:type="spellStart"/>
       <w:r>
         <w:rPr>
+          <w:strike/>
           <w:lang w:val="en-US"/>
         </w:rPr>
         <w:t>bawah</w:t>
@@ -3035,13 +3056,15 @@
       <w:proofErr w:type="spellEnd"/>
       <w:r>
         <w:rPr>
-          <w:lang w:val="en-US"/>
-        </w:rPr>
-        <w:t xml:space="preserve"> </w:t>
-      </w:r>
-      <w:proofErr w:type="spellStart"/>
-      <w:r>
-        <w:rPr>
+          <w:strike/>
+          <w:lang w:val="en-US"/>
+        </w:rPr>
+        <w:t xml:space="preserve"> </w:t>
+      </w:r>
+      <w:proofErr w:type="spellStart"/>
+      <w:r>
+        <w:rPr>
+          <w:strike/>
           <w:lang w:val="en-US"/>
         </w:rPr>
         <w:t>pilihan</w:t>
@@ -3049,13 +3072,15 @@
       <w:proofErr w:type="spellEnd"/>
       <w:r>
         <w:rPr>
-          <w:lang w:val="en-US"/>
-        </w:rPr>
-        <w:t xml:space="preserve"> </w:t>
-      </w:r>
-      <w:proofErr w:type="spellStart"/>
-      <w:r>
-        <w:rPr>
+          <w:strike/>
+          <w:lang w:val="en-US"/>
+        </w:rPr>
+        <w:t xml:space="preserve"> </w:t>
+      </w:r>
+      <w:proofErr w:type="spellStart"/>
+      <w:r>
+        <w:rPr>
+          <w:strike/>
           <w:lang w:val="en-US"/>
         </w:rPr>
         <w:t>nakesla</w:t>
@@ -3063,6 +3088,7 @@
       <w:proofErr w:type="spellEnd"/>
       <w:r>
         <w:rPr>
+          <w:strike/>
           <w:lang w:val="en-US"/>
         </w:rPr>
         <w:t xml:space="preserve">) </w:t>
@@ -3070,6 +3096,7 @@
       <w:proofErr w:type="spellStart"/>
       <w:r>
         <w:rPr>
+          <w:strike/>
           <w:lang w:val="en-US"/>
         </w:rPr>
         <w:t>tambah</w:t>
@@ -3077,13 +3104,15 @@
       <w:proofErr w:type="spellEnd"/>
       <w:r>
         <w:rPr>
-          <w:lang w:val="en-US"/>
-        </w:rPr>
-        <w:t xml:space="preserve"> </w:t>
-      </w:r>
-      <w:proofErr w:type="spellStart"/>
-      <w:r>
-        <w:rPr>
+          <w:strike/>
+          <w:lang w:val="en-US"/>
+        </w:rPr>
+        <w:t xml:space="preserve"> </w:t>
+      </w:r>
+      <w:proofErr w:type="spellStart"/>
+      <w:r>
+        <w:rPr>
+          <w:strike/>
           <w:lang w:val="en-US"/>
         </w:rPr>
         <w:t>kolom</w:t>
@@ -3091,13 +3120,15 @@
       <w:proofErr w:type="spellEnd"/>
       <w:r>
         <w:rPr>
-          <w:lang w:val="en-US"/>
-        </w:rPr>
-        <w:t xml:space="preserve"> </w:t>
-      </w:r>
-      <w:proofErr w:type="spellStart"/>
-      <w:r>
-        <w:rPr>
+          <w:strike/>
+          <w:lang w:val="en-US"/>
+        </w:rPr>
+        <w:t xml:space="preserve"> </w:t>
+      </w:r>
+      <w:proofErr w:type="spellStart"/>
+      <w:r>
+        <w:rPr>
+          <w:strike/>
           <w:lang w:val="en-US"/>
         </w:rPr>
         <w:t>baru</w:t>

--- a/project/kepegawaian/AddonSimrsmu.docx
+++ b/project/kepegawaian/AddonSimrsmu.docx
@@ -3451,12 +3451,14 @@
           <w:numId w:val="1"/>
         </w:numPr>
         <w:rPr>
-          <w:lang w:val="en-US"/>
-        </w:rPr>
-      </w:pPr>
-      <w:proofErr w:type="spellStart"/>
-      <w:r>
-        <w:rPr>
+          <w:strike/>
+          <w:lang w:val="en-US"/>
+        </w:rPr>
+      </w:pPr>
+      <w:proofErr w:type="spellStart"/>
+      <w:r>
+        <w:rPr>
+          <w:strike/>
           <w:lang w:val="en-US"/>
         </w:rPr>
         <w:t>Penomoran</w:t>
@@ -3464,13 +3466,15 @@
       <w:proofErr w:type="spellEnd"/>
       <w:r>
         <w:rPr>
-          <w:lang w:val="en-US"/>
-        </w:rPr>
-        <w:t xml:space="preserve"> </w:t>
-      </w:r>
-      <w:proofErr w:type="spellStart"/>
-      <w:r>
-        <w:rPr>
+          <w:strike/>
+          <w:lang w:val="en-US"/>
+        </w:rPr>
+        <w:t xml:space="preserve"> </w:t>
+      </w:r>
+      <w:proofErr w:type="spellStart"/>
+      <w:r>
+        <w:rPr>
+          <w:strike/>
           <w:lang w:val="en-US"/>
         </w:rPr>
         <w:t>surat</w:t>
@@ -3478,13 +3482,15 @@
       <w:proofErr w:type="spellEnd"/>
       <w:r>
         <w:rPr>
-          <w:lang w:val="en-US"/>
-        </w:rPr>
-        <w:t xml:space="preserve"> </w:t>
-      </w:r>
-      <w:proofErr w:type="spellStart"/>
-      <w:r>
-        <w:rPr>
+          <w:strike/>
+          <w:lang w:val="en-US"/>
+        </w:rPr>
+        <w:t xml:space="preserve"> </w:t>
+      </w:r>
+      <w:proofErr w:type="spellStart"/>
+      <w:r>
+        <w:rPr>
+          <w:strike/>
           <w:lang w:val="en-US"/>
         </w:rPr>
         <w:t>keterangan</w:t>
@@ -3492,13 +3498,15 @@
       <w:proofErr w:type="spellEnd"/>
       <w:r>
         <w:rPr>
-          <w:lang w:val="en-US"/>
-        </w:rPr>
-        <w:t xml:space="preserve"> </w:t>
-      </w:r>
-      <w:proofErr w:type="spellStart"/>
-      <w:r>
-        <w:rPr>
+          <w:strike/>
+          <w:lang w:val="en-US"/>
+        </w:rPr>
+        <w:t xml:space="preserve"> </w:t>
+      </w:r>
+      <w:proofErr w:type="spellStart"/>
+      <w:r>
+        <w:rPr>
+          <w:strike/>
           <w:lang w:val="en-US"/>
         </w:rPr>
         <w:t>dikosongi</w:t>
@@ -3506,13 +3514,15 @@
       <w:proofErr w:type="spellEnd"/>
       <w:r>
         <w:rPr>
-          <w:lang w:val="en-US"/>
-        </w:rPr>
-        <w:t xml:space="preserve"> </w:t>
-      </w:r>
-      <w:proofErr w:type="spellStart"/>
-      <w:r>
-        <w:rPr>
+          <w:strike/>
+          <w:lang w:val="en-US"/>
+        </w:rPr>
+        <w:t xml:space="preserve"> </w:t>
+      </w:r>
+      <w:proofErr w:type="spellStart"/>
+      <w:r>
+        <w:rPr>
+          <w:strike/>
           <w:lang w:val="en-US"/>
         </w:rPr>
         <w:t>saja</w:t>
@@ -3520,6 +3530,7 @@
       <w:proofErr w:type="spellEnd"/>
       <w:r>
         <w:rPr>
+          <w:strike/>
           <w:lang w:val="en-US"/>
         </w:rPr>
         <w:t xml:space="preserve">. </w:t>
@@ -3527,6 +3538,7 @@
       <w:proofErr w:type="spellStart"/>
       <w:r>
         <w:rPr>
+          <w:strike/>
           <w:lang w:val="en-US"/>
         </w:rPr>
         <w:t>Tgl</w:t>
@@ -3534,6 +3546,7 @@
       <w:proofErr w:type="spellEnd"/>
       <w:r>
         <w:rPr>
+          <w:strike/>
           <w:lang w:val="en-US"/>
         </w:rPr>
         <w:t>/</w:t>
@@ -3541,6 +3554,7 @@
       <w:proofErr w:type="spellStart"/>
       <w:r>
         <w:rPr>
+          <w:strike/>
           <w:lang w:val="en-US"/>
         </w:rPr>
         <w:t>Tahun</w:t>
@@ -3548,13 +3562,15 @@
       <w:proofErr w:type="spellEnd"/>
       <w:r>
         <w:rPr>
-          <w:lang w:val="en-US"/>
-        </w:rPr>
-        <w:t xml:space="preserve"> </w:t>
-      </w:r>
-      <w:proofErr w:type="spellStart"/>
-      <w:r>
-        <w:rPr>
+          <w:strike/>
+          <w:lang w:val="en-US"/>
+        </w:rPr>
+        <w:t xml:space="preserve"> </w:t>
+      </w:r>
+      <w:proofErr w:type="spellStart"/>
+      <w:r>
+        <w:rPr>
+          <w:strike/>
           <w:lang w:val="en-US"/>
         </w:rPr>
         <w:t>surat</w:t>
@@ -3562,13 +3578,15 @@
       <w:proofErr w:type="spellEnd"/>
       <w:r>
         <w:rPr>
-          <w:lang w:val="en-US"/>
-        </w:rPr>
-        <w:t xml:space="preserve"> </w:t>
-      </w:r>
-      <w:proofErr w:type="spellStart"/>
-      <w:r>
-        <w:rPr>
+          <w:strike/>
+          <w:lang w:val="en-US"/>
+        </w:rPr>
+        <w:t xml:space="preserve"> </w:t>
+      </w:r>
+      <w:proofErr w:type="spellStart"/>
+      <w:r>
+        <w:rPr>
+          <w:strike/>
           <w:lang w:val="en-US"/>
         </w:rPr>
         <w:t>menyesuaikan</w:t>
@@ -3576,13 +3594,15 @@
       <w:proofErr w:type="spellEnd"/>
       <w:r>
         <w:rPr>
-          <w:lang w:val="en-US"/>
-        </w:rPr>
-        <w:t xml:space="preserve"> </w:t>
-      </w:r>
-      <w:proofErr w:type="spellStart"/>
-      <w:r>
-        <w:rPr>
+          <w:strike/>
+          <w:lang w:val="en-US"/>
+        </w:rPr>
+        <w:t xml:space="preserve"> </w:t>
+      </w:r>
+      <w:proofErr w:type="spellStart"/>
+      <w:r>
+        <w:rPr>
+          <w:strike/>
           <w:lang w:val="en-US"/>
         </w:rPr>
         <w:t>tanggal</w:t>
@@ -3590,6 +3610,7 @@
       <w:proofErr w:type="spellEnd"/>
       <w:r>
         <w:rPr>
+          <w:strike/>
           <w:lang w:val="en-US"/>
         </w:rPr>
         <w:t xml:space="preserve"> input </w:t>
@@ -3597,6 +3618,7 @@
       <w:proofErr w:type="spellStart"/>
       <w:r>
         <w:rPr>
+          <w:strike/>
           <w:lang w:val="en-US"/>
         </w:rPr>
         <w:t>pegawai</w:t>
@@ -3611,12 +3633,14 @@
           <w:numId w:val="1"/>
         </w:numPr>
         <w:rPr>
-          <w:lang w:val="en-US"/>
-        </w:rPr>
-      </w:pPr>
-      <w:proofErr w:type="spellStart"/>
-      <w:r>
-        <w:rPr>
+          <w:strike/>
+          <w:lang w:val="en-US"/>
+        </w:rPr>
+      </w:pPr>
+      <w:proofErr w:type="spellStart"/>
+      <w:r>
+        <w:rPr>
+          <w:strike/>
           <w:lang w:val="en-US"/>
         </w:rPr>
         <w:t>Pemenuhan</w:t>
@@ -3624,6 +3648,7 @@
       <w:proofErr w:type="spellEnd"/>
       <w:r>
         <w:rPr>
+          <w:strike/>
           <w:lang w:val="en-US"/>
         </w:rPr>
         <w:t xml:space="preserve"> SKP dan </w:t>
@@ -3631,6 +3656,7 @@
       <w:proofErr w:type="spellStart"/>
       <w:r>
         <w:rPr>
+          <w:strike/>
           <w:lang w:val="en-US"/>
         </w:rPr>
         <w:t>Paklaring</w:t>
@@ -3638,13 +3664,15 @@
       <w:proofErr w:type="spellEnd"/>
       <w:r>
         <w:rPr>
-          <w:lang w:val="en-US"/>
-        </w:rPr>
-        <w:t xml:space="preserve"> </w:t>
-      </w:r>
-      <w:proofErr w:type="spellStart"/>
-      <w:r>
-        <w:rPr>
+          <w:strike/>
+          <w:lang w:val="en-US"/>
+        </w:rPr>
+        <w:t xml:space="preserve"> </w:t>
+      </w:r>
+      <w:proofErr w:type="spellStart"/>
+      <w:r>
+        <w:rPr>
+          <w:strike/>
           <w:lang w:val="en-US"/>
         </w:rPr>
         <w:t>memerlukan</w:t>
@@ -3652,9 +3680,1114 @@
       <w:proofErr w:type="spellEnd"/>
       <w:r>
         <w:rPr>
+          <w:strike/>
           <w:lang w:val="en-US"/>
         </w:rPr>
         <w:t xml:space="preserve"> TAT</w:t>
+      </w:r>
+    </w:p>
+    <w:p>
+      <w:pPr>
+        <w:rPr>
+          <w:b/>
+          <w:bCs/>
+          <w:lang w:val="en-US"/>
+        </w:rPr>
+      </w:pPr>
+      <w:r>
+        <w:rPr>
+          <w:b/>
+          <w:bCs/>
+          <w:lang w:val="en-US"/>
+        </w:rPr>
+        <w:t>SURAT KETERANGAN KHUSUS PEMENUHAN SKP</w:t>
+      </w:r>
+    </w:p>
+    <w:p>
+      <w:pPr>
+        <w:pStyle w:val="ListParagraph"/>
+        <w:numPr>
+          <w:ilvl w:val="0"/>
+          <w:numId w:val="1"/>
+        </w:numPr>
+        <w:rPr>
+          <w:b/>
+          <w:bCs/>
+          <w:lang w:val="en-US"/>
+        </w:rPr>
+      </w:pPr>
+      <w:proofErr w:type="spellStart"/>
+      <w:r>
+        <w:rPr>
+          <w:lang w:val="en-US"/>
+        </w:rPr>
+        <w:t>Khusus</w:t>
+      </w:r>
+      <w:proofErr w:type="spellEnd"/>
+      <w:r>
+        <w:rPr>
+          <w:lang w:val="en-US"/>
+        </w:rPr>
+        <w:t xml:space="preserve"> </w:t>
+      </w:r>
+      <w:proofErr w:type="spellStart"/>
+      <w:r>
+        <w:rPr>
+          <w:lang w:val="en-US"/>
+        </w:rPr>
+        <w:t>pemenuhan</w:t>
+      </w:r>
+      <w:proofErr w:type="spellEnd"/>
+      <w:r>
+        <w:rPr>
+          <w:lang w:val="en-US"/>
+        </w:rPr>
+        <w:t xml:space="preserve"> SKP </w:t>
+      </w:r>
+      <w:proofErr w:type="spellStart"/>
+      <w:r>
+        <w:rPr>
+          <w:lang w:val="en-US"/>
+        </w:rPr>
+        <w:t>bisa</w:t>
+      </w:r>
+      <w:proofErr w:type="spellEnd"/>
+      <w:r>
+        <w:rPr>
+          <w:lang w:val="en-US"/>
+        </w:rPr>
+        <w:t xml:space="preserve"> </w:t>
+      </w:r>
+      <w:proofErr w:type="spellStart"/>
+      <w:r>
+        <w:rPr>
+          <w:lang w:val="en-US"/>
+        </w:rPr>
+        <w:t>dimasukkan</w:t>
+      </w:r>
+      <w:proofErr w:type="spellEnd"/>
+      <w:r>
+        <w:rPr>
+          <w:lang w:val="en-US"/>
+        </w:rPr>
+        <w:t xml:space="preserve"> </w:t>
+      </w:r>
+      <w:proofErr w:type="spellStart"/>
+      <w:r>
+        <w:rPr>
+          <w:lang w:val="en-US"/>
+        </w:rPr>
+        <w:t>lebih</w:t>
+      </w:r>
+      <w:proofErr w:type="spellEnd"/>
+      <w:r>
+        <w:rPr>
+          <w:lang w:val="en-US"/>
+        </w:rPr>
+        <w:t xml:space="preserve"> </w:t>
+      </w:r>
+      <w:proofErr w:type="spellStart"/>
+      <w:r>
+        <w:rPr>
+          <w:lang w:val="en-US"/>
+        </w:rPr>
+        <w:t>dari</w:t>
+      </w:r>
+      <w:proofErr w:type="spellEnd"/>
+      <w:r>
+        <w:rPr>
+          <w:lang w:val="en-US"/>
+        </w:rPr>
+        <w:t xml:space="preserve"> 1, </w:t>
+      </w:r>
+      <w:proofErr w:type="spellStart"/>
+      <w:r>
+        <w:rPr>
+          <w:lang w:val="en-US"/>
+        </w:rPr>
+        <w:t>menyesuaikan</w:t>
+      </w:r>
+      <w:proofErr w:type="spellEnd"/>
+      <w:r>
+        <w:rPr>
+          <w:lang w:val="en-US"/>
+        </w:rPr>
+        <w:t xml:space="preserve"> </w:t>
+      </w:r>
+      <w:proofErr w:type="spellStart"/>
+      <w:r>
+        <w:rPr>
+          <w:lang w:val="en-US"/>
+        </w:rPr>
+        <w:t>jumlah</w:t>
+      </w:r>
+      <w:proofErr w:type="spellEnd"/>
+      <w:r>
+        <w:rPr>
+          <w:lang w:val="en-US"/>
+        </w:rPr>
+        <w:t xml:space="preserve"> masa bhakti</w:t>
+      </w:r>
+    </w:p>
+    <w:p>
+      <w:pPr>
+        <w:pStyle w:val="ListParagraph"/>
+        <w:numPr>
+          <w:ilvl w:val="0"/>
+          <w:numId w:val="1"/>
+        </w:numPr>
+        <w:rPr>
+          <w:strike/>
+          <w:lang w:val="en-US"/>
+        </w:rPr>
+      </w:pPr>
+      <w:r>
+        <w:rPr>
+          <w:strike/>
+          <w:lang w:val="en-US"/>
+        </w:rPr>
+        <w:t xml:space="preserve">Ketika </w:t>
+      </w:r>
+      <w:proofErr w:type="spellStart"/>
+      <w:r>
+        <w:rPr>
+          <w:strike/>
+          <w:lang w:val="en-US"/>
+        </w:rPr>
+        <w:t>pegawai</w:t>
+      </w:r>
+      <w:proofErr w:type="spellEnd"/>
+      <w:r>
+        <w:rPr>
+          <w:strike/>
+          <w:lang w:val="en-US"/>
+        </w:rPr>
+        <w:t xml:space="preserve"> </w:t>
+      </w:r>
+      <w:proofErr w:type="spellStart"/>
+      <w:r>
+        <w:rPr>
+          <w:strike/>
+          <w:lang w:val="en-US"/>
+        </w:rPr>
+        <w:t>mengajukan</w:t>
+      </w:r>
+      <w:proofErr w:type="spellEnd"/>
+      <w:r>
+        <w:rPr>
+          <w:strike/>
+          <w:lang w:val="en-US"/>
+        </w:rPr>
+        <w:t xml:space="preserve"> </w:t>
+      </w:r>
+      <w:proofErr w:type="spellStart"/>
+      <w:r>
+        <w:rPr>
+          <w:strike/>
+          <w:lang w:val="en-US"/>
+        </w:rPr>
+        <w:t>pemenuhan</w:t>
+      </w:r>
+      <w:proofErr w:type="spellEnd"/>
+      <w:r>
+        <w:rPr>
+          <w:strike/>
+          <w:lang w:val="en-US"/>
+        </w:rPr>
+        <w:t xml:space="preserve"> SKP, </w:t>
+      </w:r>
+      <w:proofErr w:type="spellStart"/>
+      <w:r>
+        <w:rPr>
+          <w:strike/>
+          <w:lang w:val="en-US"/>
+        </w:rPr>
+        <w:t>muncul</w:t>
+      </w:r>
+      <w:proofErr w:type="spellEnd"/>
+      <w:r>
+        <w:rPr>
+          <w:strike/>
+          <w:lang w:val="en-US"/>
+        </w:rPr>
+        <w:t xml:space="preserve"> </w:t>
+      </w:r>
+      <w:proofErr w:type="spellStart"/>
+      <w:r>
+        <w:rPr>
+          <w:strike/>
+          <w:lang w:val="en-US"/>
+        </w:rPr>
+        <w:t>inputan</w:t>
+      </w:r>
+      <w:proofErr w:type="spellEnd"/>
+      <w:r>
+        <w:rPr>
+          <w:strike/>
+          <w:lang w:val="en-US"/>
+        </w:rPr>
+        <w:t xml:space="preserve"> </w:t>
+      </w:r>
+      <w:proofErr w:type="spellStart"/>
+      <w:r>
+        <w:rPr>
+          <w:strike/>
+          <w:lang w:val="en-US"/>
+        </w:rPr>
+        <w:t>tgl</w:t>
+      </w:r>
+      <w:proofErr w:type="spellEnd"/>
+      <w:r>
+        <w:rPr>
+          <w:strike/>
+          <w:lang w:val="en-US"/>
+        </w:rPr>
+        <w:t xml:space="preserve"> </w:t>
+      </w:r>
+      <w:proofErr w:type="spellStart"/>
+      <w:r>
+        <w:rPr>
+          <w:strike/>
+          <w:lang w:val="en-US"/>
+        </w:rPr>
+        <w:t>periode</w:t>
+      </w:r>
+      <w:proofErr w:type="spellEnd"/>
+      <w:r>
+        <w:rPr>
+          <w:strike/>
+          <w:lang w:val="en-US"/>
+        </w:rPr>
+        <w:t xml:space="preserve"> (DARI SAMPAI)</w:t>
+      </w:r>
+      <w:r>
+        <w:rPr>
+          <w:strike/>
+          <w:lang w:val="en-US"/>
+        </w:rPr>
+        <w:t xml:space="preserve"> / (TGL MULAI KEGIATAN PELAYANAN – TGL AKHIR KEGIATAN PELAYANAN)</w:t>
+      </w:r>
+      <w:r>
+        <w:rPr>
+          <w:strike/>
+          <w:lang w:val="en-US"/>
+        </w:rPr>
+        <w:t xml:space="preserve">, </w:t>
+      </w:r>
+      <w:proofErr w:type="spellStart"/>
+      <w:r>
+        <w:rPr>
+          <w:strike/>
+          <w:lang w:val="en-US"/>
+        </w:rPr>
+        <w:t>inputan</w:t>
+      </w:r>
+      <w:proofErr w:type="spellEnd"/>
+      <w:r>
+        <w:rPr>
+          <w:strike/>
+          <w:lang w:val="en-US"/>
+        </w:rPr>
+        <w:t xml:space="preserve"> TMT </w:t>
+      </w:r>
+      <w:proofErr w:type="spellStart"/>
+      <w:r>
+        <w:rPr>
+          <w:strike/>
+          <w:lang w:val="en-US"/>
+        </w:rPr>
+        <w:t>tidak</w:t>
+      </w:r>
+      <w:proofErr w:type="spellEnd"/>
+      <w:r>
+        <w:rPr>
+          <w:strike/>
+          <w:lang w:val="en-US"/>
+        </w:rPr>
+        <w:t xml:space="preserve"> </w:t>
+      </w:r>
+      <w:proofErr w:type="spellStart"/>
+      <w:r>
+        <w:rPr>
+          <w:strike/>
+          <w:lang w:val="en-US"/>
+        </w:rPr>
+        <w:t>dipakai</w:t>
+      </w:r>
+      <w:proofErr w:type="spellEnd"/>
+    </w:p>
+    <w:p>
+      <w:pPr>
+        <w:pStyle w:val="ListParagraph"/>
+        <w:numPr>
+          <w:ilvl w:val="0"/>
+          <w:numId w:val="1"/>
+        </w:numPr>
+        <w:rPr>
+          <w:strike/>
+          <w:lang w:val="en-US"/>
+        </w:rPr>
+      </w:pPr>
+      <w:proofErr w:type="spellStart"/>
+      <w:r>
+        <w:rPr>
+          <w:strike/>
+          <w:lang w:val="en-US"/>
+        </w:rPr>
+        <w:t>Ditambahkan</w:t>
+      </w:r>
+      <w:proofErr w:type="spellEnd"/>
+      <w:r>
+        <w:rPr>
+          <w:strike/>
+          <w:lang w:val="en-US"/>
+        </w:rPr>
+        <w:t xml:space="preserve"> </w:t>
+      </w:r>
+      <w:proofErr w:type="spellStart"/>
+      <w:r>
+        <w:rPr>
+          <w:strike/>
+          <w:lang w:val="en-US"/>
+        </w:rPr>
+        <w:t>keterangan</w:t>
+      </w:r>
+      <w:proofErr w:type="spellEnd"/>
+      <w:r>
+        <w:rPr>
+          <w:strike/>
+          <w:lang w:val="en-US"/>
+        </w:rPr>
+        <w:t xml:space="preserve"> di input </w:t>
+      </w:r>
+      <w:proofErr w:type="spellStart"/>
+      <w:r>
+        <w:rPr>
+          <w:strike/>
+          <w:lang w:val="en-US"/>
+        </w:rPr>
+        <w:t>tgl</w:t>
+      </w:r>
+      <w:proofErr w:type="spellEnd"/>
+      <w:r>
+        <w:rPr>
+          <w:strike/>
+          <w:lang w:val="en-US"/>
+        </w:rPr>
+        <w:t xml:space="preserve"> = </w:t>
+      </w:r>
+      <w:r>
+        <w:rPr>
+          <w:i/>
+          <w:iCs/>
+          <w:strike/>
+          <w:u w:val="single"/>
+          <w:lang w:val="en-US"/>
+        </w:rPr>
+        <w:t xml:space="preserve">Mohon </w:t>
+      </w:r>
+      <w:proofErr w:type="spellStart"/>
+      <w:r>
+        <w:rPr>
+          <w:i/>
+          <w:iCs/>
+          <w:strike/>
+          <w:u w:val="single"/>
+          <w:lang w:val="en-US"/>
+        </w:rPr>
+        <w:t>memasukkan</w:t>
+      </w:r>
+      <w:proofErr w:type="spellEnd"/>
+      <w:r>
+        <w:rPr>
+          <w:i/>
+          <w:iCs/>
+          <w:strike/>
+          <w:u w:val="single"/>
+          <w:lang w:val="en-US"/>
+        </w:rPr>
+        <w:t xml:space="preserve"> </w:t>
+      </w:r>
+      <w:proofErr w:type="spellStart"/>
+      <w:r>
+        <w:rPr>
+          <w:i/>
+          <w:iCs/>
+          <w:strike/>
+          <w:u w:val="single"/>
+          <w:lang w:val="en-US"/>
+        </w:rPr>
+        <w:t>tanggal</w:t>
+      </w:r>
+      <w:proofErr w:type="spellEnd"/>
+      <w:r>
+        <w:rPr>
+          <w:i/>
+          <w:iCs/>
+          <w:strike/>
+          <w:u w:val="single"/>
+          <w:lang w:val="en-US"/>
+        </w:rPr>
+        <w:t xml:space="preserve"> </w:t>
+      </w:r>
+      <w:proofErr w:type="spellStart"/>
+      <w:r>
+        <w:rPr>
+          <w:i/>
+          <w:iCs/>
+          <w:strike/>
+          <w:u w:val="single"/>
+          <w:lang w:val="en-US"/>
+        </w:rPr>
+        <w:t>menyesuaikan</w:t>
+      </w:r>
+      <w:proofErr w:type="spellEnd"/>
+      <w:r>
+        <w:rPr>
+          <w:i/>
+          <w:iCs/>
+          <w:strike/>
+          <w:u w:val="single"/>
+          <w:lang w:val="en-US"/>
+        </w:rPr>
+        <w:t xml:space="preserve"> </w:t>
+      </w:r>
+      <w:proofErr w:type="spellStart"/>
+      <w:r>
+        <w:rPr>
+          <w:i/>
+          <w:iCs/>
+          <w:strike/>
+          <w:u w:val="single"/>
+          <w:lang w:val="en-US"/>
+        </w:rPr>
+        <w:t>tahun</w:t>
+      </w:r>
+      <w:proofErr w:type="spellEnd"/>
+      <w:r>
+        <w:rPr>
+          <w:i/>
+          <w:iCs/>
+          <w:strike/>
+          <w:u w:val="single"/>
+          <w:lang w:val="en-US"/>
+        </w:rPr>
+        <w:t xml:space="preserve"> </w:t>
+      </w:r>
+      <w:proofErr w:type="spellStart"/>
+      <w:r>
+        <w:rPr>
+          <w:i/>
+          <w:iCs/>
+          <w:strike/>
+          <w:u w:val="single"/>
+          <w:lang w:val="en-US"/>
+        </w:rPr>
+        <w:t>terbit</w:t>
+      </w:r>
+      <w:proofErr w:type="spellEnd"/>
+      <w:r>
+        <w:rPr>
+          <w:i/>
+          <w:iCs/>
+          <w:strike/>
+          <w:u w:val="single"/>
+          <w:lang w:val="en-US"/>
+        </w:rPr>
+        <w:t xml:space="preserve"> SIP Anda</w:t>
+      </w:r>
+    </w:p>
+    <w:p>
+      <w:pPr>
+        <w:rPr>
+          <w:b/>
+          <w:bCs/>
+          <w:lang w:val="en-US"/>
+        </w:rPr>
+      </w:pPr>
+      <w:r>
+        <w:rPr>
+          <w:b/>
+          <w:bCs/>
+          <w:lang w:val="en-US"/>
+        </w:rPr>
+        <w:t>TAMBAHAN PERJALANAN DINAS</w:t>
+      </w:r>
+    </w:p>
+    <w:p>
+      <w:pPr>
+        <w:pStyle w:val="ListParagraph"/>
+        <w:numPr>
+          <w:ilvl w:val="0"/>
+          <w:numId w:val="1"/>
+        </w:numPr>
+        <w:rPr>
+          <w:strike/>
+          <w:lang w:val="en-US"/>
+        </w:rPr>
+      </w:pPr>
+      <w:proofErr w:type="spellStart"/>
+      <w:r>
+        <w:rPr>
+          <w:strike/>
+          <w:lang w:val="en-US"/>
+        </w:rPr>
+        <w:t>Tambah</w:t>
+      </w:r>
+      <w:proofErr w:type="spellEnd"/>
+      <w:r>
+        <w:rPr>
+          <w:strike/>
+          <w:lang w:val="en-US"/>
+        </w:rPr>
+        <w:t xml:space="preserve"> </w:t>
+      </w:r>
+      <w:proofErr w:type="spellStart"/>
+      <w:r>
+        <w:rPr>
+          <w:strike/>
+          <w:lang w:val="en-US"/>
+        </w:rPr>
+        <w:t>pegawai</w:t>
+      </w:r>
+      <w:proofErr w:type="spellEnd"/>
+      <w:r>
+        <w:rPr>
+          <w:strike/>
+          <w:lang w:val="en-US"/>
+        </w:rPr>
+        <w:t xml:space="preserve"> </w:t>
+      </w:r>
+      <w:proofErr w:type="spellStart"/>
+      <w:r>
+        <w:rPr>
+          <w:strike/>
+          <w:lang w:val="en-US"/>
+        </w:rPr>
+        <w:t>siapa</w:t>
+      </w:r>
+      <w:proofErr w:type="spellEnd"/>
+      <w:r>
+        <w:rPr>
+          <w:strike/>
+          <w:lang w:val="en-US"/>
+        </w:rPr>
+        <w:t xml:space="preserve"> yang </w:t>
+      </w:r>
+      <w:proofErr w:type="spellStart"/>
+      <w:r>
+        <w:rPr>
+          <w:strike/>
+          <w:lang w:val="en-US"/>
+        </w:rPr>
+        <w:t>menggunakan</w:t>
+      </w:r>
+      <w:proofErr w:type="spellEnd"/>
+      <w:r>
+        <w:rPr>
+          <w:strike/>
+          <w:lang w:val="en-US"/>
+        </w:rPr>
+        <w:t xml:space="preserve"> </w:t>
+      </w:r>
+      <w:proofErr w:type="spellStart"/>
+      <w:r>
+        <w:rPr>
+          <w:strike/>
+          <w:lang w:val="en-US"/>
+        </w:rPr>
+        <w:t>kendaraan</w:t>
+      </w:r>
+      <w:proofErr w:type="spellEnd"/>
+      <w:r>
+        <w:rPr>
+          <w:strike/>
+          <w:lang w:val="en-US"/>
+        </w:rPr>
+        <w:t xml:space="preserve"> </w:t>
+      </w:r>
+      <w:proofErr w:type="spellStart"/>
+      <w:r>
+        <w:rPr>
+          <w:strike/>
+          <w:lang w:val="en-US"/>
+        </w:rPr>
+        <w:t>tsb</w:t>
+      </w:r>
+      <w:proofErr w:type="spellEnd"/>
+    </w:p>
+    <w:p>
+      <w:pPr>
+        <w:pStyle w:val="ListParagraph"/>
+        <w:numPr>
+          <w:ilvl w:val="0"/>
+          <w:numId w:val="1"/>
+        </w:numPr>
+        <w:rPr>
+          <w:strike/>
+          <w:lang w:val="en-US"/>
+        </w:rPr>
+      </w:pPr>
+      <w:r>
+        <w:rPr>
+          <w:strike/>
+          <w:lang w:val="en-US"/>
+        </w:rPr>
+        <w:t xml:space="preserve">Upload </w:t>
+      </w:r>
+      <w:proofErr w:type="spellStart"/>
+      <w:r>
+        <w:rPr>
+          <w:strike/>
+          <w:lang w:val="en-US"/>
+        </w:rPr>
+        <w:t>dihapus</w:t>
+      </w:r>
+      <w:proofErr w:type="spellEnd"/>
+      <w:r>
+        <w:rPr>
+          <w:strike/>
+          <w:lang w:val="en-US"/>
+        </w:rPr>
+        <w:t xml:space="preserve">, </w:t>
+      </w:r>
+      <w:proofErr w:type="spellStart"/>
+      <w:r>
+        <w:rPr>
+          <w:strike/>
+          <w:lang w:val="en-US"/>
+        </w:rPr>
+        <w:t>perkiraan</w:t>
+      </w:r>
+      <w:proofErr w:type="spellEnd"/>
+      <w:r>
+        <w:rPr>
+          <w:strike/>
+          <w:lang w:val="en-US"/>
+        </w:rPr>
+        <w:t xml:space="preserve"> </w:t>
+      </w:r>
+      <w:proofErr w:type="spellStart"/>
+      <w:r>
+        <w:rPr>
+          <w:strike/>
+          <w:lang w:val="en-US"/>
+        </w:rPr>
+        <w:t>waktu</w:t>
+      </w:r>
+      <w:proofErr w:type="spellEnd"/>
+      <w:r>
+        <w:rPr>
+          <w:strike/>
+          <w:lang w:val="en-US"/>
+        </w:rPr>
+        <w:t xml:space="preserve"> di </w:t>
+      </w:r>
+      <w:proofErr w:type="spellStart"/>
+      <w:r>
+        <w:rPr>
+          <w:strike/>
+          <w:lang w:val="en-US"/>
+        </w:rPr>
+        <w:t>buat</w:t>
+      </w:r>
+      <w:proofErr w:type="spellEnd"/>
+      <w:r>
+        <w:rPr>
+          <w:strike/>
+          <w:lang w:val="en-US"/>
+        </w:rPr>
+        <w:t xml:space="preserve"> optional</w:t>
+      </w:r>
+    </w:p>
+    <w:p>
+      <w:pPr>
+        <w:rPr>
+          <w:b/>
+          <w:bCs/>
+          <w:lang w:val="en-US"/>
+        </w:rPr>
+      </w:pPr>
+      <w:r>
+        <w:rPr>
+          <w:b/>
+          <w:bCs/>
+          <w:lang w:val="en-US"/>
+        </w:rPr>
+        <w:br w:type="page"/>
+      </w:r>
+    </w:p>
+    <w:p>
+      <w:pPr>
+        <w:rPr>
+          <w:b/>
+          <w:bCs/>
+          <w:lang w:val="en-US"/>
+        </w:rPr>
+      </w:pPr>
+      <w:r>
+        <w:rPr>
+          <w:b/>
+          <w:bCs/>
+          <w:lang w:val="en-US"/>
+        </w:rPr>
+        <w:lastRenderedPageBreak/>
+        <w:t>ALUR PERJALANAN DINAS</w:t>
+      </w:r>
+    </w:p>
+    <w:p>
+      <w:pPr>
+        <w:pStyle w:val="ListParagraph"/>
+        <w:numPr>
+          <w:ilvl w:val="0"/>
+          <w:numId w:val="2"/>
+        </w:numPr>
+        <w:rPr>
+          <w:lang w:val="en-US"/>
+        </w:rPr>
+      </w:pPr>
+      <w:proofErr w:type="spellStart"/>
+      <w:r>
+        <w:rPr>
+          <w:lang w:val="en-US"/>
+        </w:rPr>
+        <w:t>Kepegawaian</w:t>
+      </w:r>
+      <w:proofErr w:type="spellEnd"/>
+      <w:r>
+        <w:rPr>
+          <w:lang w:val="en-US"/>
+        </w:rPr>
+        <w:t xml:space="preserve"> input</w:t>
+      </w:r>
+    </w:p>
+    <w:p>
+      <w:pPr>
+        <w:pStyle w:val="ListParagraph"/>
+        <w:numPr>
+          <w:ilvl w:val="0"/>
+          <w:numId w:val="2"/>
+        </w:numPr>
+        <w:rPr>
+          <w:lang w:val="en-US"/>
+        </w:rPr>
+      </w:pPr>
+      <w:proofErr w:type="spellStart"/>
+      <w:r>
+        <w:rPr>
+          <w:lang w:val="en-US"/>
+        </w:rPr>
+        <w:t>Simpan</w:t>
+      </w:r>
+      <w:proofErr w:type="spellEnd"/>
+      <w:r>
+        <w:rPr>
+          <w:lang w:val="en-US"/>
+        </w:rPr>
+        <w:t xml:space="preserve"> (</w:t>
+      </w:r>
+      <w:proofErr w:type="spellStart"/>
+      <w:r>
+        <w:rPr>
+          <w:lang w:val="en-US"/>
+        </w:rPr>
+        <w:t>berstatus</w:t>
+      </w:r>
+      <w:proofErr w:type="spellEnd"/>
+      <w:r>
+        <w:rPr>
+          <w:lang w:val="en-US"/>
+        </w:rPr>
+        <w:t xml:space="preserve"> UNPAID)</w:t>
+      </w:r>
+    </w:p>
+    <w:p>
+      <w:pPr>
+        <w:pStyle w:val="ListParagraph"/>
+        <w:numPr>
+          <w:ilvl w:val="0"/>
+          <w:numId w:val="2"/>
+        </w:numPr>
+        <w:rPr>
+          <w:lang w:val="en-US"/>
+        </w:rPr>
+      </w:pPr>
+      <w:proofErr w:type="spellStart"/>
+      <w:r>
+        <w:rPr>
+          <w:lang w:val="en-US"/>
+        </w:rPr>
+        <w:t>Keuangan</w:t>
+      </w:r>
+      <w:proofErr w:type="spellEnd"/>
+      <w:r>
+        <w:rPr>
+          <w:lang w:val="en-US"/>
+        </w:rPr>
+        <w:t xml:space="preserve"> </w:t>
+      </w:r>
+      <w:proofErr w:type="spellStart"/>
+      <w:r>
+        <w:rPr>
+          <w:lang w:val="en-US"/>
+        </w:rPr>
+        <w:t>klik</w:t>
+      </w:r>
+      <w:proofErr w:type="spellEnd"/>
+      <w:r>
+        <w:rPr>
+          <w:lang w:val="en-US"/>
+        </w:rPr>
+        <w:t xml:space="preserve"> PAIDED (agar </w:t>
+      </w:r>
+      <w:proofErr w:type="spellStart"/>
+      <w:r>
+        <w:rPr>
+          <w:lang w:val="en-US"/>
+        </w:rPr>
+        <w:t>kepegawaian</w:t>
+      </w:r>
+      <w:proofErr w:type="spellEnd"/>
+      <w:r>
+        <w:rPr>
+          <w:lang w:val="en-US"/>
+        </w:rPr>
+        <w:t xml:space="preserve"> juga tau </w:t>
+      </w:r>
+      <w:proofErr w:type="spellStart"/>
+      <w:r>
+        <w:rPr>
+          <w:lang w:val="en-US"/>
+        </w:rPr>
+        <w:t>sudah</w:t>
+      </w:r>
+      <w:proofErr w:type="spellEnd"/>
+      <w:r>
+        <w:rPr>
+          <w:lang w:val="en-US"/>
+        </w:rPr>
+        <w:t xml:space="preserve"> </w:t>
+      </w:r>
+      <w:proofErr w:type="spellStart"/>
+      <w:r>
+        <w:rPr>
+          <w:lang w:val="en-US"/>
+        </w:rPr>
+        <w:t>diberikan</w:t>
+      </w:r>
+      <w:proofErr w:type="spellEnd"/>
+      <w:r>
+        <w:rPr>
+          <w:lang w:val="en-US"/>
+        </w:rPr>
+        <w:t xml:space="preserve"> </w:t>
+      </w:r>
+      <w:proofErr w:type="spellStart"/>
+      <w:r>
+        <w:rPr>
+          <w:lang w:val="en-US"/>
+        </w:rPr>
+        <w:t>uangnya</w:t>
+      </w:r>
+      <w:proofErr w:type="spellEnd"/>
+      <w:r>
+        <w:rPr>
+          <w:lang w:val="en-US"/>
+        </w:rPr>
+        <w:t xml:space="preserve"> </w:t>
+      </w:r>
+      <w:proofErr w:type="spellStart"/>
+      <w:r>
+        <w:rPr>
+          <w:lang w:val="en-US"/>
+        </w:rPr>
+        <w:t>atau</w:t>
+      </w:r>
+      <w:proofErr w:type="spellEnd"/>
+      <w:r>
+        <w:rPr>
+          <w:lang w:val="en-US"/>
+        </w:rPr>
+        <w:t xml:space="preserve"> </w:t>
+      </w:r>
+      <w:proofErr w:type="spellStart"/>
+      <w:r>
+        <w:rPr>
+          <w:lang w:val="en-US"/>
+        </w:rPr>
+        <w:t>belum</w:t>
+      </w:r>
+      <w:proofErr w:type="spellEnd"/>
+      <w:r>
+        <w:rPr>
+          <w:lang w:val="en-US"/>
+        </w:rPr>
+        <w:t>)</w:t>
+      </w:r>
+    </w:p>
+    <w:p>
+      <w:pPr>
+        <w:rPr>
+          <w:lang w:val="en-US"/>
+        </w:rPr>
+      </w:pPr>
+      <w:r>
+        <w:rPr>
+          <w:lang w:val="en-US"/>
+        </w:rPr>
+        <w:t xml:space="preserve">Kalau </w:t>
+      </w:r>
+      <w:proofErr w:type="spellStart"/>
+      <w:r>
+        <w:rPr>
+          <w:lang w:val="en-US"/>
+        </w:rPr>
+        <w:t>sudah</w:t>
+      </w:r>
+      <w:proofErr w:type="spellEnd"/>
+      <w:r>
+        <w:rPr>
+          <w:lang w:val="en-US"/>
+        </w:rPr>
+        <w:t xml:space="preserve"> di </w:t>
+      </w:r>
+      <w:proofErr w:type="spellStart"/>
+      <w:r>
+        <w:rPr>
+          <w:lang w:val="en-US"/>
+        </w:rPr>
+        <w:t>simpan</w:t>
+      </w:r>
+      <w:proofErr w:type="spellEnd"/>
+      <w:r>
+        <w:rPr>
+          <w:lang w:val="en-US"/>
+        </w:rPr>
+        <w:t xml:space="preserve">, </w:t>
+      </w:r>
+      <w:proofErr w:type="spellStart"/>
+      <w:r>
+        <w:rPr>
+          <w:lang w:val="en-US"/>
+        </w:rPr>
+        <w:t>akun</w:t>
+      </w:r>
+      <w:proofErr w:type="spellEnd"/>
+      <w:r>
+        <w:rPr>
+          <w:lang w:val="en-US"/>
+        </w:rPr>
+        <w:t xml:space="preserve"> Cintia dan </w:t>
+      </w:r>
+      <w:r>
+        <w:rPr>
+          <w:lang w:val="en-US"/>
+        </w:rPr>
+        <w:t>Wulan</w:t>
+      </w:r>
+      <w:r>
+        <w:rPr>
+          <w:lang w:val="en-US"/>
+        </w:rPr>
+        <w:t xml:space="preserve"> </w:t>
+      </w:r>
+      <w:proofErr w:type="spellStart"/>
+      <w:r>
+        <w:rPr>
+          <w:lang w:val="en-US"/>
+        </w:rPr>
+        <w:t>dapat</w:t>
+      </w:r>
+      <w:proofErr w:type="spellEnd"/>
+      <w:r>
+        <w:rPr>
+          <w:lang w:val="en-US"/>
+        </w:rPr>
+        <w:t xml:space="preserve"> </w:t>
+      </w:r>
+      <w:proofErr w:type="spellStart"/>
+      <w:r>
+        <w:rPr>
+          <w:lang w:val="en-US"/>
+        </w:rPr>
+        <w:t>melihat</w:t>
+      </w:r>
+      <w:proofErr w:type="spellEnd"/>
+      <w:r>
+        <w:rPr>
+          <w:lang w:val="en-US"/>
+        </w:rPr>
+        <w:t xml:space="preserve"> </w:t>
+      </w:r>
+      <w:proofErr w:type="spellStart"/>
+      <w:r>
+        <w:rPr>
+          <w:lang w:val="en-US"/>
+        </w:rPr>
+        <w:t>perjalanan</w:t>
+      </w:r>
+      <w:proofErr w:type="spellEnd"/>
+      <w:r>
+        <w:rPr>
+          <w:lang w:val="en-US"/>
+        </w:rPr>
+        <w:t xml:space="preserve"> </w:t>
+      </w:r>
+      <w:proofErr w:type="spellStart"/>
+      <w:r>
+        <w:rPr>
+          <w:lang w:val="en-US"/>
+        </w:rPr>
+        <w:t>dinas</w:t>
+      </w:r>
+      <w:proofErr w:type="spellEnd"/>
+      <w:r>
+        <w:rPr>
+          <w:lang w:val="en-US"/>
+        </w:rPr>
+        <w:t xml:space="preserve"> </w:t>
+      </w:r>
+      <w:proofErr w:type="spellStart"/>
+      <w:r>
+        <w:rPr>
+          <w:lang w:val="en-US"/>
+        </w:rPr>
+        <w:t>yg</w:t>
+      </w:r>
+      <w:proofErr w:type="spellEnd"/>
+      <w:r>
+        <w:rPr>
+          <w:lang w:val="en-US"/>
+        </w:rPr>
+        <w:t xml:space="preserve"> </w:t>
+      </w:r>
+      <w:proofErr w:type="spellStart"/>
+      <w:r>
+        <w:rPr>
+          <w:lang w:val="en-US"/>
+        </w:rPr>
+        <w:t>sudah</w:t>
+      </w:r>
+      <w:proofErr w:type="spellEnd"/>
+      <w:r>
+        <w:rPr>
+          <w:lang w:val="en-US"/>
+        </w:rPr>
+        <w:t xml:space="preserve"> </w:t>
+      </w:r>
+      <w:proofErr w:type="spellStart"/>
+      <w:r>
+        <w:rPr>
+          <w:lang w:val="en-US"/>
+        </w:rPr>
+        <w:t>diinput</w:t>
+      </w:r>
+      <w:proofErr w:type="spellEnd"/>
+      <w:r>
+        <w:rPr>
+          <w:lang w:val="en-US"/>
+        </w:rPr>
+        <w:t xml:space="preserve"> (Read Only)</w:t>
       </w:r>
     </w:p>
     <w:p>
@@ -4082,476 +5215,6 @@
           <w:bCs/>
           <w:lang w:val="en-US"/>
         </w:rPr>
-        <w:t>SURAT KETERANGAN KHUSUS PEMENUHAN SKP</w:t>
-      </w:r>
-    </w:p>
-    <w:p>
-      <w:pPr>
-        <w:pStyle w:val="ListParagraph"/>
-        <w:numPr>
-          <w:ilvl w:val="0"/>
-          <w:numId w:val="1"/>
-        </w:numPr>
-        <w:rPr>
-          <w:b/>
-          <w:bCs/>
-          <w:lang w:val="en-US"/>
-        </w:rPr>
-      </w:pPr>
-      <w:proofErr w:type="spellStart"/>
-      <w:r>
-        <w:rPr>
-          <w:lang w:val="en-US"/>
-        </w:rPr>
-        <w:t>Khusus</w:t>
-      </w:r>
-      <w:proofErr w:type="spellEnd"/>
-      <w:r>
-        <w:rPr>
-          <w:lang w:val="en-US"/>
-        </w:rPr>
-        <w:t xml:space="preserve"> </w:t>
-      </w:r>
-      <w:proofErr w:type="spellStart"/>
-      <w:r>
-        <w:rPr>
-          <w:lang w:val="en-US"/>
-        </w:rPr>
-        <w:t>pemenuhan</w:t>
-      </w:r>
-      <w:proofErr w:type="spellEnd"/>
-      <w:r>
-        <w:rPr>
-          <w:lang w:val="en-US"/>
-        </w:rPr>
-        <w:t xml:space="preserve"> SKP </w:t>
-      </w:r>
-      <w:proofErr w:type="spellStart"/>
-      <w:r>
-        <w:rPr>
-          <w:lang w:val="en-US"/>
-        </w:rPr>
-        <w:t>bisa</w:t>
-      </w:r>
-      <w:proofErr w:type="spellEnd"/>
-      <w:r>
-        <w:rPr>
-          <w:lang w:val="en-US"/>
-        </w:rPr>
-        <w:t xml:space="preserve"> </w:t>
-      </w:r>
-      <w:proofErr w:type="spellStart"/>
-      <w:r>
-        <w:rPr>
-          <w:lang w:val="en-US"/>
-        </w:rPr>
-        <w:t>dimasukkan</w:t>
-      </w:r>
-      <w:proofErr w:type="spellEnd"/>
-      <w:r>
-        <w:rPr>
-          <w:lang w:val="en-US"/>
-        </w:rPr>
-        <w:t xml:space="preserve"> </w:t>
-      </w:r>
-      <w:proofErr w:type="spellStart"/>
-      <w:r>
-        <w:rPr>
-          <w:lang w:val="en-US"/>
-        </w:rPr>
-        <w:t>lebih</w:t>
-      </w:r>
-      <w:proofErr w:type="spellEnd"/>
-      <w:r>
-        <w:rPr>
-          <w:lang w:val="en-US"/>
-        </w:rPr>
-        <w:t xml:space="preserve"> </w:t>
-      </w:r>
-      <w:proofErr w:type="spellStart"/>
-      <w:r>
-        <w:rPr>
-          <w:lang w:val="en-US"/>
-        </w:rPr>
-        <w:t>dari</w:t>
-      </w:r>
-      <w:proofErr w:type="spellEnd"/>
-      <w:r>
-        <w:rPr>
-          <w:lang w:val="en-US"/>
-        </w:rPr>
-        <w:t xml:space="preserve"> 1, </w:t>
-      </w:r>
-      <w:proofErr w:type="spellStart"/>
-      <w:r>
-        <w:rPr>
-          <w:lang w:val="en-US"/>
-        </w:rPr>
-        <w:t>menyesuaikan</w:t>
-      </w:r>
-      <w:proofErr w:type="spellEnd"/>
-      <w:r>
-        <w:rPr>
-          <w:lang w:val="en-US"/>
-        </w:rPr>
-        <w:t xml:space="preserve"> </w:t>
-      </w:r>
-      <w:proofErr w:type="spellStart"/>
-      <w:r>
-        <w:rPr>
-          <w:lang w:val="en-US"/>
-        </w:rPr>
-        <w:t>jumlah</w:t>
-      </w:r>
-      <w:proofErr w:type="spellEnd"/>
-      <w:r>
-        <w:rPr>
-          <w:lang w:val="en-US"/>
-        </w:rPr>
-        <w:t xml:space="preserve"> masa bhakti</w:t>
-      </w:r>
-    </w:p>
-    <w:p>
-      <w:pPr>
-        <w:pStyle w:val="ListParagraph"/>
-        <w:numPr>
-          <w:ilvl w:val="0"/>
-          <w:numId w:val="1"/>
-        </w:numPr>
-        <w:rPr>
-          <w:lang w:val="en-US"/>
-        </w:rPr>
-      </w:pPr>
-      <w:r>
-        <w:rPr>
-          <w:lang w:val="en-US"/>
-        </w:rPr>
-        <w:t xml:space="preserve">Ketika </w:t>
-      </w:r>
-      <w:proofErr w:type="spellStart"/>
-      <w:r>
-        <w:rPr>
-          <w:lang w:val="en-US"/>
-        </w:rPr>
-        <w:t>pegawai</w:t>
-      </w:r>
-      <w:proofErr w:type="spellEnd"/>
-      <w:r>
-        <w:rPr>
-          <w:lang w:val="en-US"/>
-        </w:rPr>
-        <w:t xml:space="preserve"> </w:t>
-      </w:r>
-      <w:proofErr w:type="spellStart"/>
-      <w:r>
-        <w:rPr>
-          <w:lang w:val="en-US"/>
-        </w:rPr>
-        <w:t>mengajukan</w:t>
-      </w:r>
-      <w:proofErr w:type="spellEnd"/>
-      <w:r>
-        <w:rPr>
-          <w:lang w:val="en-US"/>
-        </w:rPr>
-        <w:t xml:space="preserve"> </w:t>
-      </w:r>
-      <w:proofErr w:type="spellStart"/>
-      <w:r>
-        <w:rPr>
-          <w:lang w:val="en-US"/>
-        </w:rPr>
-        <w:t>pemenuhan</w:t>
-      </w:r>
-      <w:proofErr w:type="spellEnd"/>
-      <w:r>
-        <w:rPr>
-          <w:lang w:val="en-US"/>
-        </w:rPr>
-        <w:t xml:space="preserve"> SKP, </w:t>
-      </w:r>
-      <w:proofErr w:type="spellStart"/>
-      <w:r>
-        <w:rPr>
-          <w:lang w:val="en-US"/>
-        </w:rPr>
-        <w:t>muncul</w:t>
-      </w:r>
-      <w:proofErr w:type="spellEnd"/>
-      <w:r>
-        <w:rPr>
-          <w:lang w:val="en-US"/>
-        </w:rPr>
-        <w:t xml:space="preserve"> </w:t>
-      </w:r>
-      <w:proofErr w:type="spellStart"/>
-      <w:r>
-        <w:rPr>
-          <w:lang w:val="en-US"/>
-        </w:rPr>
-        <w:t>inputan</w:t>
-      </w:r>
-      <w:proofErr w:type="spellEnd"/>
-      <w:r>
-        <w:rPr>
-          <w:lang w:val="en-US"/>
-        </w:rPr>
-        <w:t xml:space="preserve"> </w:t>
-      </w:r>
-      <w:proofErr w:type="spellStart"/>
-      <w:r>
-        <w:rPr>
-          <w:lang w:val="en-US"/>
-        </w:rPr>
-        <w:t>tgl</w:t>
-      </w:r>
-      <w:proofErr w:type="spellEnd"/>
-      <w:r>
-        <w:rPr>
-          <w:lang w:val="en-US"/>
-        </w:rPr>
-        <w:t xml:space="preserve"> </w:t>
-      </w:r>
-      <w:proofErr w:type="spellStart"/>
-      <w:r>
-        <w:rPr>
-          <w:lang w:val="en-US"/>
-        </w:rPr>
-        <w:t>periode</w:t>
-      </w:r>
-      <w:proofErr w:type="spellEnd"/>
-      <w:r>
-        <w:rPr>
-          <w:lang w:val="en-US"/>
-        </w:rPr>
-        <w:t xml:space="preserve"> (DARI SAMPAI)</w:t>
-      </w:r>
-      <w:r>
-        <w:rPr>
-          <w:lang w:val="en-US"/>
-        </w:rPr>
-        <w:t xml:space="preserve"> / (TGL MULAI KEGIATAN PELAYANAN – TGL AKHIR KEGIATAN PELAYANAN)</w:t>
-      </w:r>
-      <w:r>
-        <w:rPr>
-          <w:lang w:val="en-US"/>
-        </w:rPr>
-        <w:t xml:space="preserve">, </w:t>
-      </w:r>
-      <w:proofErr w:type="spellStart"/>
-      <w:r>
-        <w:rPr>
-          <w:lang w:val="en-US"/>
-        </w:rPr>
-        <w:t>inputan</w:t>
-      </w:r>
-      <w:proofErr w:type="spellEnd"/>
-      <w:r>
-        <w:rPr>
-          <w:lang w:val="en-US"/>
-        </w:rPr>
-        <w:t xml:space="preserve"> TMT </w:t>
-      </w:r>
-      <w:proofErr w:type="spellStart"/>
-      <w:r>
-        <w:rPr>
-          <w:lang w:val="en-US"/>
-        </w:rPr>
-        <w:t>tidak</w:t>
-      </w:r>
-      <w:proofErr w:type="spellEnd"/>
-      <w:r>
-        <w:rPr>
-          <w:lang w:val="en-US"/>
-        </w:rPr>
-        <w:t xml:space="preserve"> </w:t>
-      </w:r>
-      <w:proofErr w:type="spellStart"/>
-      <w:r>
-        <w:rPr>
-          <w:lang w:val="en-US"/>
-        </w:rPr>
-        <w:t>dipakai</w:t>
-      </w:r>
-      <w:proofErr w:type="spellEnd"/>
-    </w:p>
-    <w:p>
-      <w:pPr>
-        <w:pStyle w:val="ListParagraph"/>
-        <w:numPr>
-          <w:ilvl w:val="0"/>
-          <w:numId w:val="1"/>
-        </w:numPr>
-        <w:rPr>
-          <w:lang w:val="en-US"/>
-        </w:rPr>
-      </w:pPr>
-      <w:proofErr w:type="spellStart"/>
-      <w:r>
-        <w:rPr>
-          <w:lang w:val="en-US"/>
-        </w:rPr>
-        <w:t>Ditambahkan</w:t>
-      </w:r>
-      <w:proofErr w:type="spellEnd"/>
-      <w:r>
-        <w:rPr>
-          <w:lang w:val="en-US"/>
-        </w:rPr>
-        <w:t xml:space="preserve"> </w:t>
-      </w:r>
-      <w:proofErr w:type="spellStart"/>
-      <w:r>
-        <w:rPr>
-          <w:lang w:val="en-US"/>
-        </w:rPr>
-        <w:t>keterangan</w:t>
-      </w:r>
-      <w:proofErr w:type="spellEnd"/>
-      <w:r>
-        <w:rPr>
-          <w:lang w:val="en-US"/>
-        </w:rPr>
-        <w:t xml:space="preserve"> di input </w:t>
-      </w:r>
-      <w:proofErr w:type="spellStart"/>
-      <w:r>
-        <w:rPr>
-          <w:lang w:val="en-US"/>
-        </w:rPr>
-        <w:t>tgl</w:t>
-      </w:r>
-      <w:proofErr w:type="spellEnd"/>
-      <w:r>
-        <w:rPr>
-          <w:lang w:val="en-US"/>
-        </w:rPr>
-        <w:t xml:space="preserve"> = </w:t>
-      </w:r>
-      <w:r>
-        <w:rPr>
-          <w:i/>
-          <w:iCs/>
-          <w:u w:val="single"/>
-          <w:lang w:val="en-US"/>
-        </w:rPr>
-        <w:t xml:space="preserve">Mohon </w:t>
-      </w:r>
-      <w:proofErr w:type="spellStart"/>
-      <w:r>
-        <w:rPr>
-          <w:i/>
-          <w:iCs/>
-          <w:u w:val="single"/>
-          <w:lang w:val="en-US"/>
-        </w:rPr>
-        <w:t>memasukkan</w:t>
-      </w:r>
-      <w:proofErr w:type="spellEnd"/>
-      <w:r>
-        <w:rPr>
-          <w:i/>
-          <w:iCs/>
-          <w:u w:val="single"/>
-          <w:lang w:val="en-US"/>
-        </w:rPr>
-        <w:t xml:space="preserve"> </w:t>
-      </w:r>
-      <w:proofErr w:type="spellStart"/>
-      <w:r>
-        <w:rPr>
-          <w:i/>
-          <w:iCs/>
-          <w:u w:val="single"/>
-          <w:lang w:val="en-US"/>
-        </w:rPr>
-        <w:t>tanggal</w:t>
-      </w:r>
-      <w:proofErr w:type="spellEnd"/>
-      <w:r>
-        <w:rPr>
-          <w:i/>
-          <w:iCs/>
-          <w:u w:val="single"/>
-          <w:lang w:val="en-US"/>
-        </w:rPr>
-        <w:t xml:space="preserve"> </w:t>
-      </w:r>
-      <w:proofErr w:type="spellStart"/>
-      <w:r>
-        <w:rPr>
-          <w:i/>
-          <w:iCs/>
-          <w:u w:val="single"/>
-          <w:lang w:val="en-US"/>
-        </w:rPr>
-        <w:t>menyesuaikan</w:t>
-      </w:r>
-      <w:proofErr w:type="spellEnd"/>
-      <w:r>
-        <w:rPr>
-          <w:i/>
-          <w:iCs/>
-          <w:u w:val="single"/>
-          <w:lang w:val="en-US"/>
-        </w:rPr>
-        <w:t xml:space="preserve"> </w:t>
-      </w:r>
-      <w:proofErr w:type="spellStart"/>
-      <w:r>
-        <w:rPr>
-          <w:i/>
-          <w:iCs/>
-          <w:u w:val="single"/>
-          <w:lang w:val="en-US"/>
-        </w:rPr>
-        <w:t>tahun</w:t>
-      </w:r>
-      <w:proofErr w:type="spellEnd"/>
-      <w:r>
-        <w:rPr>
-          <w:i/>
-          <w:iCs/>
-          <w:u w:val="single"/>
-          <w:lang w:val="en-US"/>
-        </w:rPr>
-        <w:t xml:space="preserve"> </w:t>
-      </w:r>
-      <w:proofErr w:type="spellStart"/>
-      <w:r>
-        <w:rPr>
-          <w:i/>
-          <w:iCs/>
-          <w:u w:val="single"/>
-          <w:lang w:val="en-US"/>
-        </w:rPr>
-        <w:t>terbit</w:t>
-      </w:r>
-      <w:proofErr w:type="spellEnd"/>
-      <w:r>
-        <w:rPr>
-          <w:i/>
-          <w:iCs/>
-          <w:u w:val="single"/>
-          <w:lang w:val="en-US"/>
-        </w:rPr>
-        <w:t xml:space="preserve"> SIP Anda</w:t>
-      </w:r>
-    </w:p>
-    <w:p>
-      <w:pPr>
-        <w:rPr>
-          <w:b/>
-          <w:bCs/>
-          <w:lang w:val="en-US"/>
-        </w:rPr>
-      </w:pPr>
-      <w:r>
-        <w:rPr>
-          <w:b/>
-          <w:bCs/>
-          <w:lang w:val="en-US"/>
-        </w:rPr>
         <w:t>ALUR SURAT TUGAS</w:t>
       </w:r>
     </w:p>
@@ -4562,6 +5225,7 @@
           <w:ilvl w:val="0"/>
           <w:numId w:val="3"/>
         </w:numPr>
+        <w:ind w:left="709"/>
         <w:rPr>
           <w:lang w:val="en-US"/>
         </w:rPr>
@@ -4630,6 +5294,7 @@
           <w:ilvl w:val="0"/>
           <w:numId w:val="3"/>
         </w:numPr>
+        <w:ind w:left="709"/>
         <w:rPr>
           <w:lang w:val="en-US"/>
         </w:rPr>
@@ -4647,582 +5312,6 @@
           <w:lang w:val="en-US"/>
         </w:rPr>
         <w:t xml:space="preserve"> &amp; share</w:t>
-      </w:r>
-    </w:p>
-    <w:p>
-      <w:pPr>
-        <w:rPr>
-          <w:b/>
-          <w:bCs/>
-          <w:lang w:val="en-US"/>
-        </w:rPr>
-      </w:pPr>
-      <w:r>
-        <w:rPr>
-          <w:b/>
-          <w:bCs/>
-          <w:lang w:val="en-US"/>
-        </w:rPr>
-        <w:t>TAMBAHAN PERJALANAN DINAS</w:t>
-      </w:r>
-    </w:p>
-    <w:p>
-      <w:pPr>
-        <w:pStyle w:val="ListParagraph"/>
-        <w:numPr>
-          <w:ilvl w:val="0"/>
-          <w:numId w:val="1"/>
-        </w:numPr>
-        <w:rPr>
-          <w:strike/>
-          <w:lang w:val="en-US"/>
-        </w:rPr>
-      </w:pPr>
-      <w:proofErr w:type="spellStart"/>
-      <w:r>
-        <w:rPr>
-          <w:strike/>
-          <w:lang w:val="en-US"/>
-        </w:rPr>
-        <w:t>Tambah</w:t>
-      </w:r>
-      <w:proofErr w:type="spellEnd"/>
-      <w:r>
-        <w:rPr>
-          <w:strike/>
-          <w:lang w:val="en-US"/>
-        </w:rPr>
-        <w:t xml:space="preserve"> </w:t>
-      </w:r>
-      <w:proofErr w:type="spellStart"/>
-      <w:r>
-        <w:rPr>
-          <w:strike/>
-          <w:lang w:val="en-US"/>
-        </w:rPr>
-        <w:t>pegawai</w:t>
-      </w:r>
-      <w:proofErr w:type="spellEnd"/>
-      <w:r>
-        <w:rPr>
-          <w:strike/>
-          <w:lang w:val="en-US"/>
-        </w:rPr>
-        <w:t xml:space="preserve"> </w:t>
-      </w:r>
-      <w:proofErr w:type="spellStart"/>
-      <w:r>
-        <w:rPr>
-          <w:strike/>
-          <w:lang w:val="en-US"/>
-        </w:rPr>
-        <w:t>siapa</w:t>
-      </w:r>
-      <w:proofErr w:type="spellEnd"/>
-      <w:r>
-        <w:rPr>
-          <w:strike/>
-          <w:lang w:val="en-US"/>
-        </w:rPr>
-        <w:t xml:space="preserve"> yang </w:t>
-      </w:r>
-      <w:proofErr w:type="spellStart"/>
-      <w:r>
-        <w:rPr>
-          <w:strike/>
-          <w:lang w:val="en-US"/>
-        </w:rPr>
-        <w:t>menggunakan</w:t>
-      </w:r>
-      <w:proofErr w:type="spellEnd"/>
-      <w:r>
-        <w:rPr>
-          <w:strike/>
-          <w:lang w:val="en-US"/>
-        </w:rPr>
-        <w:t xml:space="preserve"> </w:t>
-      </w:r>
-      <w:proofErr w:type="spellStart"/>
-      <w:r>
-        <w:rPr>
-          <w:strike/>
-          <w:lang w:val="en-US"/>
-        </w:rPr>
-        <w:t>kendaraan</w:t>
-      </w:r>
-      <w:proofErr w:type="spellEnd"/>
-      <w:r>
-        <w:rPr>
-          <w:strike/>
-          <w:lang w:val="en-US"/>
-        </w:rPr>
-        <w:t xml:space="preserve"> </w:t>
-      </w:r>
-      <w:proofErr w:type="spellStart"/>
-      <w:r>
-        <w:rPr>
-          <w:strike/>
-          <w:lang w:val="en-US"/>
-        </w:rPr>
-        <w:t>tsb</w:t>
-      </w:r>
-      <w:proofErr w:type="spellEnd"/>
-    </w:p>
-    <w:p>
-      <w:pPr>
-        <w:pStyle w:val="ListParagraph"/>
-        <w:numPr>
-          <w:ilvl w:val="0"/>
-          <w:numId w:val="1"/>
-        </w:numPr>
-        <w:rPr>
-          <w:strike/>
-          <w:lang w:val="en-US"/>
-        </w:rPr>
-      </w:pPr>
-      <w:r>
-        <w:rPr>
-          <w:strike/>
-          <w:lang w:val="en-US"/>
-        </w:rPr>
-        <w:t xml:space="preserve">Upload </w:t>
-      </w:r>
-      <w:proofErr w:type="spellStart"/>
-      <w:r>
-        <w:rPr>
-          <w:strike/>
-          <w:lang w:val="en-US"/>
-        </w:rPr>
-        <w:t>dihapus</w:t>
-      </w:r>
-      <w:proofErr w:type="spellEnd"/>
-      <w:r>
-        <w:rPr>
-          <w:strike/>
-          <w:lang w:val="en-US"/>
-        </w:rPr>
-        <w:t xml:space="preserve">, </w:t>
-      </w:r>
-      <w:proofErr w:type="spellStart"/>
-      <w:r>
-        <w:rPr>
-          <w:strike/>
-          <w:lang w:val="en-US"/>
-        </w:rPr>
-        <w:t>perkiraan</w:t>
-      </w:r>
-      <w:proofErr w:type="spellEnd"/>
-      <w:r>
-        <w:rPr>
-          <w:strike/>
-          <w:lang w:val="en-US"/>
-        </w:rPr>
-        <w:t xml:space="preserve"> </w:t>
-      </w:r>
-      <w:proofErr w:type="spellStart"/>
-      <w:r>
-        <w:rPr>
-          <w:strike/>
-          <w:lang w:val="en-US"/>
-        </w:rPr>
-        <w:t>waktu</w:t>
-      </w:r>
-      <w:proofErr w:type="spellEnd"/>
-      <w:r>
-        <w:rPr>
-          <w:strike/>
-          <w:lang w:val="en-US"/>
-        </w:rPr>
-        <w:t xml:space="preserve"> di </w:t>
-      </w:r>
-      <w:proofErr w:type="spellStart"/>
-      <w:r>
-        <w:rPr>
-          <w:strike/>
-          <w:lang w:val="en-US"/>
-        </w:rPr>
-        <w:t>buat</w:t>
-      </w:r>
-      <w:proofErr w:type="spellEnd"/>
-      <w:r>
-        <w:rPr>
-          <w:strike/>
-          <w:lang w:val="en-US"/>
-        </w:rPr>
-        <w:t xml:space="preserve"> optional</w:t>
-      </w:r>
-    </w:p>
-    <w:p>
-      <w:pPr>
-        <w:rPr>
-          <w:b/>
-          <w:bCs/>
-          <w:lang w:val="en-US"/>
-        </w:rPr>
-      </w:pPr>
-      <w:r>
-        <w:rPr>
-          <w:b/>
-          <w:bCs/>
-          <w:lang w:val="en-US"/>
-        </w:rPr>
-        <w:t>ALUR PERJALANAN DINAS</w:t>
-      </w:r>
-    </w:p>
-    <w:p>
-      <w:pPr>
-        <w:pStyle w:val="ListParagraph"/>
-        <w:numPr>
-          <w:ilvl w:val="0"/>
-          <w:numId w:val="2"/>
-        </w:numPr>
-        <w:rPr>
-          <w:lang w:val="en-US"/>
-        </w:rPr>
-      </w:pPr>
-      <w:proofErr w:type="spellStart"/>
-      <w:r>
-        <w:rPr>
-          <w:lang w:val="en-US"/>
-        </w:rPr>
-        <w:lastRenderedPageBreak/>
-        <w:t>Kepegawaian</w:t>
-      </w:r>
-      <w:proofErr w:type="spellEnd"/>
-      <w:r>
-        <w:rPr>
-          <w:lang w:val="en-US"/>
-        </w:rPr>
-        <w:t xml:space="preserve"> input</w:t>
-      </w:r>
-    </w:p>
-    <w:p>
-      <w:pPr>
-        <w:pStyle w:val="ListParagraph"/>
-        <w:numPr>
-          <w:ilvl w:val="0"/>
-          <w:numId w:val="2"/>
-        </w:numPr>
-        <w:rPr>
-          <w:lang w:val="en-US"/>
-        </w:rPr>
-      </w:pPr>
-      <w:proofErr w:type="spellStart"/>
-      <w:r>
-        <w:rPr>
-          <w:lang w:val="en-US"/>
-        </w:rPr>
-        <w:t>Simpan</w:t>
-      </w:r>
-      <w:proofErr w:type="spellEnd"/>
-      <w:r>
-        <w:rPr>
-          <w:lang w:val="en-US"/>
-        </w:rPr>
-        <w:t xml:space="preserve"> (</w:t>
-      </w:r>
-      <w:proofErr w:type="spellStart"/>
-      <w:r>
-        <w:rPr>
-          <w:lang w:val="en-US"/>
-        </w:rPr>
-        <w:t>berstatus</w:t>
-      </w:r>
-      <w:proofErr w:type="spellEnd"/>
-      <w:r>
-        <w:rPr>
-          <w:lang w:val="en-US"/>
-        </w:rPr>
-        <w:t xml:space="preserve"> UNPAID)</w:t>
-      </w:r>
-    </w:p>
-    <w:p>
-      <w:pPr>
-        <w:pStyle w:val="ListParagraph"/>
-        <w:numPr>
-          <w:ilvl w:val="0"/>
-          <w:numId w:val="2"/>
-        </w:numPr>
-        <w:rPr>
-          <w:lang w:val="en-US"/>
-        </w:rPr>
-      </w:pPr>
-      <w:proofErr w:type="spellStart"/>
-      <w:r>
-        <w:rPr>
-          <w:lang w:val="en-US"/>
-        </w:rPr>
-        <w:t>Keuangan</w:t>
-      </w:r>
-      <w:proofErr w:type="spellEnd"/>
-      <w:r>
-        <w:rPr>
-          <w:lang w:val="en-US"/>
-        </w:rPr>
-        <w:t xml:space="preserve"> </w:t>
-      </w:r>
-      <w:proofErr w:type="spellStart"/>
-      <w:r>
-        <w:rPr>
-          <w:lang w:val="en-US"/>
-        </w:rPr>
-        <w:t>klik</w:t>
-      </w:r>
-      <w:proofErr w:type="spellEnd"/>
-      <w:r>
-        <w:rPr>
-          <w:lang w:val="en-US"/>
-        </w:rPr>
-        <w:t xml:space="preserve"> PAIDED (agar </w:t>
-      </w:r>
-      <w:proofErr w:type="spellStart"/>
-      <w:r>
-        <w:rPr>
-          <w:lang w:val="en-US"/>
-        </w:rPr>
-        <w:t>kepegawaian</w:t>
-      </w:r>
-      <w:proofErr w:type="spellEnd"/>
-      <w:r>
-        <w:rPr>
-          <w:lang w:val="en-US"/>
-        </w:rPr>
-        <w:t xml:space="preserve"> juga tau </w:t>
-      </w:r>
-      <w:proofErr w:type="spellStart"/>
-      <w:r>
-        <w:rPr>
-          <w:lang w:val="en-US"/>
-        </w:rPr>
-        <w:t>sudah</w:t>
-      </w:r>
-      <w:proofErr w:type="spellEnd"/>
-      <w:r>
-        <w:rPr>
-          <w:lang w:val="en-US"/>
-        </w:rPr>
-        <w:t xml:space="preserve"> </w:t>
-      </w:r>
-      <w:proofErr w:type="spellStart"/>
-      <w:r>
-        <w:rPr>
-          <w:lang w:val="en-US"/>
-        </w:rPr>
-        <w:t>diberikan</w:t>
-      </w:r>
-      <w:proofErr w:type="spellEnd"/>
-      <w:r>
-        <w:rPr>
-          <w:lang w:val="en-US"/>
-        </w:rPr>
-        <w:t xml:space="preserve"> </w:t>
-      </w:r>
-      <w:proofErr w:type="spellStart"/>
-      <w:r>
-        <w:rPr>
-          <w:lang w:val="en-US"/>
-        </w:rPr>
-        <w:t>uangnya</w:t>
-      </w:r>
-      <w:proofErr w:type="spellEnd"/>
-      <w:r>
-        <w:rPr>
-          <w:lang w:val="en-US"/>
-        </w:rPr>
-        <w:t xml:space="preserve"> </w:t>
-      </w:r>
-      <w:proofErr w:type="spellStart"/>
-      <w:r>
-        <w:rPr>
-          <w:lang w:val="en-US"/>
-        </w:rPr>
-        <w:t>atau</w:t>
-      </w:r>
-      <w:proofErr w:type="spellEnd"/>
-      <w:r>
-        <w:rPr>
-          <w:lang w:val="en-US"/>
-        </w:rPr>
-        <w:t xml:space="preserve"> </w:t>
-      </w:r>
-      <w:proofErr w:type="spellStart"/>
-      <w:r>
-        <w:rPr>
-          <w:lang w:val="en-US"/>
-        </w:rPr>
-        <w:t>belum</w:t>
-      </w:r>
-      <w:proofErr w:type="spellEnd"/>
-      <w:r>
-        <w:rPr>
-          <w:lang w:val="en-US"/>
-        </w:rPr>
-        <w:t>)</w:t>
-      </w:r>
-    </w:p>
-    <w:p>
-      <w:pPr>
-        <w:rPr>
-          <w:lang w:val="en-US"/>
-        </w:rPr>
-      </w:pPr>
-      <w:r>
-        <w:rPr>
-          <w:lang w:val="en-US"/>
-        </w:rPr>
-        <w:t xml:space="preserve">Kalau </w:t>
-      </w:r>
-      <w:proofErr w:type="spellStart"/>
-      <w:r>
-        <w:rPr>
-          <w:lang w:val="en-US"/>
-        </w:rPr>
-        <w:t>sudah</w:t>
-      </w:r>
-      <w:proofErr w:type="spellEnd"/>
-      <w:r>
-        <w:rPr>
-          <w:lang w:val="en-US"/>
-        </w:rPr>
-        <w:t xml:space="preserve"> di </w:t>
-      </w:r>
-      <w:proofErr w:type="spellStart"/>
-      <w:r>
-        <w:rPr>
-          <w:lang w:val="en-US"/>
-        </w:rPr>
-        <w:t>simpan</w:t>
-      </w:r>
-      <w:proofErr w:type="spellEnd"/>
-      <w:r>
-        <w:rPr>
-          <w:lang w:val="en-US"/>
-        </w:rPr>
-        <w:t xml:space="preserve">, </w:t>
-      </w:r>
-      <w:proofErr w:type="spellStart"/>
-      <w:r>
-        <w:rPr>
-          <w:lang w:val="en-US"/>
-        </w:rPr>
-        <w:t>akun</w:t>
-      </w:r>
-      <w:proofErr w:type="spellEnd"/>
-      <w:r>
-        <w:rPr>
-          <w:lang w:val="en-US"/>
-        </w:rPr>
-        <w:t xml:space="preserve"> Cintia dan </w:t>
-      </w:r>
-      <w:r>
-        <w:rPr>
-          <w:lang w:val="en-US"/>
-        </w:rPr>
-        <w:t>Wulan</w:t>
-      </w:r>
-      <w:r>
-        <w:rPr>
-          <w:lang w:val="en-US"/>
-        </w:rPr>
-        <w:t xml:space="preserve"> </w:t>
-      </w:r>
-      <w:proofErr w:type="spellStart"/>
-      <w:r>
-        <w:rPr>
-          <w:lang w:val="en-US"/>
-        </w:rPr>
-        <w:t>dapat</w:t>
-      </w:r>
-      <w:proofErr w:type="spellEnd"/>
-      <w:r>
-        <w:rPr>
-          <w:lang w:val="en-US"/>
-        </w:rPr>
-        <w:t xml:space="preserve"> </w:t>
-      </w:r>
-      <w:proofErr w:type="spellStart"/>
-      <w:r>
-        <w:rPr>
-          <w:lang w:val="en-US"/>
-        </w:rPr>
-        <w:t>melihat</w:t>
-      </w:r>
-      <w:proofErr w:type="spellEnd"/>
-      <w:r>
-        <w:rPr>
-          <w:lang w:val="en-US"/>
-        </w:rPr>
-        <w:t xml:space="preserve"> </w:t>
-      </w:r>
-      <w:proofErr w:type="spellStart"/>
-      <w:r>
-        <w:rPr>
-          <w:lang w:val="en-US"/>
-        </w:rPr>
-        <w:t>perjalanan</w:t>
-      </w:r>
-      <w:proofErr w:type="spellEnd"/>
-      <w:r>
-        <w:rPr>
-          <w:lang w:val="en-US"/>
-        </w:rPr>
-        <w:t xml:space="preserve"> </w:t>
-      </w:r>
-      <w:proofErr w:type="spellStart"/>
-      <w:r>
-        <w:rPr>
-          <w:lang w:val="en-US"/>
-        </w:rPr>
-        <w:t>dinas</w:t>
-      </w:r>
-      <w:proofErr w:type="spellEnd"/>
-      <w:r>
-        <w:rPr>
-          <w:lang w:val="en-US"/>
-        </w:rPr>
-        <w:t xml:space="preserve"> </w:t>
-      </w:r>
-      <w:proofErr w:type="spellStart"/>
-      <w:r>
-        <w:rPr>
-          <w:lang w:val="en-US"/>
-        </w:rPr>
-        <w:t>yg</w:t>
-      </w:r>
-      <w:proofErr w:type="spellEnd"/>
-      <w:r>
-        <w:rPr>
-          <w:lang w:val="en-US"/>
-        </w:rPr>
-        <w:t xml:space="preserve"> </w:t>
-      </w:r>
-      <w:proofErr w:type="spellStart"/>
-      <w:r>
-        <w:rPr>
-          <w:lang w:val="en-US"/>
-        </w:rPr>
-        <w:t>sudah</w:t>
-      </w:r>
-      <w:proofErr w:type="spellEnd"/>
-      <w:r>
-        <w:rPr>
-          <w:lang w:val="en-US"/>
-        </w:rPr>
-        <w:t xml:space="preserve"> </w:t>
-      </w:r>
-      <w:proofErr w:type="spellStart"/>
-      <w:r>
-        <w:rPr>
-          <w:lang w:val="en-US"/>
-        </w:rPr>
-        <w:t>diinput</w:t>
-      </w:r>
-      <w:proofErr w:type="spellEnd"/>
-      <w:r>
-        <w:rPr>
-          <w:lang w:val="en-US"/>
-        </w:rPr>
-        <w:t xml:space="preserve"> (Read Only)</w:t>
       </w:r>
     </w:p>
     <w:p>

--- a/project/kepegawaian/AddonSimrsmu.docx
+++ b/project/kepegawaian/AddonSimrsmu.docx
@@ -78,7 +78,23 @@
           <w:strike/>
           <w:lang w:val="en-US"/>
         </w:rPr>
-        <w:t xml:space="preserve">ata “Sarjana” </w:t>
+        <w:t>ata “</w:t>
+      </w:r>
+      <w:proofErr w:type="spellStart"/>
+      <w:r>
+        <w:rPr>
+          <w:strike/>
+          <w:lang w:val="en-US"/>
+        </w:rPr>
+        <w:t>Sarjana</w:t>
+      </w:r>
+      <w:proofErr w:type="spellEnd"/>
+      <w:r>
+        <w:rPr>
+          <w:strike/>
+          <w:lang w:val="en-US"/>
+        </w:rPr>
+        <w:t xml:space="preserve">” </w:t>
       </w:r>
       <w:proofErr w:type="spellStart"/>
       <w:r>
@@ -557,7 +573,23 @@
           <w:strike/>
           <w:lang w:val="en-US"/>
         </w:rPr>
-        <w:t xml:space="preserve"> Mulai </w:t>
+        <w:t xml:space="preserve"> </w:t>
+      </w:r>
+      <w:proofErr w:type="spellStart"/>
+      <w:r>
+        <w:rPr>
+          <w:strike/>
+          <w:lang w:val="en-US"/>
+        </w:rPr>
+        <w:t>Mulai</w:t>
+      </w:r>
+      <w:proofErr w:type="spellEnd"/>
+      <w:r>
+        <w:rPr>
+          <w:strike/>
+          <w:lang w:val="en-US"/>
+        </w:rPr>
+        <w:t xml:space="preserve"> </w:t>
       </w:r>
       <w:proofErr w:type="spellStart"/>
       <w:r>
@@ -873,12 +905,21 @@
         </w:rPr>
         <w:t xml:space="preserve"> Overview Product </w:t>
       </w:r>
+      <w:proofErr w:type="spellStart"/>
       <w:r>
         <w:rPr>
           <w:color w:val="FF0000"/>
           <w:lang w:val="en-US"/>
         </w:rPr>
-        <w:t xml:space="preserve">Jenis </w:t>
+        <w:t>Jenis</w:t>
+      </w:r>
+      <w:proofErr w:type="spellEnd"/>
+      <w:r>
+        <w:rPr>
+          <w:color w:val="FF0000"/>
+          <w:lang w:val="en-US"/>
+        </w:rPr>
+        <w:t xml:space="preserve"> </w:t>
       </w:r>
       <w:proofErr w:type="spellStart"/>
       <w:r>
@@ -1945,11 +1986,33 @@
           <w:lang w:val="en-US"/>
         </w:rPr>
       </w:pPr>
-      <w:r>
-        <w:rPr>
-          <w:lang w:val="en-US"/>
-        </w:rPr>
-        <w:t xml:space="preserve">Akses Jadwal </w:t>
+      <w:proofErr w:type="spellStart"/>
+      <w:r>
+        <w:rPr>
+          <w:lang w:val="en-US"/>
+        </w:rPr>
+        <w:t>Akses</w:t>
+      </w:r>
+      <w:proofErr w:type="spellEnd"/>
+      <w:r>
+        <w:rPr>
+          <w:lang w:val="en-US"/>
+        </w:rPr>
+        <w:t xml:space="preserve"> </w:t>
+      </w:r>
+      <w:proofErr w:type="spellStart"/>
+      <w:r>
+        <w:rPr>
+          <w:lang w:val="en-US"/>
+        </w:rPr>
+        <w:t>Jadwal</w:t>
+      </w:r>
+      <w:proofErr w:type="spellEnd"/>
+      <w:r>
+        <w:rPr>
+          <w:lang w:val="en-US"/>
+        </w:rPr>
+        <w:t xml:space="preserve"> </w:t>
       </w:r>
       <w:proofErr w:type="spellStart"/>
       <w:r>
@@ -4631,11 +4694,19 @@
           <w:lang w:val="en-US"/>
         </w:rPr>
       </w:pPr>
-      <w:r>
-        <w:rPr>
-          <w:lang w:val="en-US"/>
-        </w:rPr>
-        <w:t xml:space="preserve">Kalau </w:t>
+      <w:proofErr w:type="spellStart"/>
+      <w:r>
+        <w:rPr>
+          <w:lang w:val="en-US"/>
+        </w:rPr>
+        <w:t>Kalau</w:t>
+      </w:r>
+      <w:proofErr w:type="spellEnd"/>
+      <w:r>
+        <w:rPr>
+          <w:lang w:val="en-US"/>
+        </w:rPr>
+        <w:t xml:space="preserve"> </w:t>
       </w:r>
       <w:proofErr w:type="spellStart"/>
       <w:r>
@@ -4677,14 +4748,30 @@
         <w:rPr>
           <w:lang w:val="en-US"/>
         </w:rPr>
-        <w:t xml:space="preserve"> Cintia dan </w:t>
-      </w:r>
+        <w:t xml:space="preserve"> </w:t>
+      </w:r>
+      <w:proofErr w:type="spellStart"/>
+      <w:r>
+        <w:rPr>
+          <w:lang w:val="en-US"/>
+        </w:rPr>
+        <w:t>Cintia</w:t>
+      </w:r>
+      <w:proofErr w:type="spellEnd"/>
+      <w:r>
+        <w:rPr>
+          <w:lang w:val="en-US"/>
+        </w:rPr>
+        <w:t xml:space="preserve"> dan </w:t>
+      </w:r>
+      <w:proofErr w:type="spellStart"/>
       <w:r>
         <w:rPr>
           <w:lang w:val="en-US"/>
         </w:rPr>
         <w:t>Wulan</w:t>
       </w:r>
+      <w:proofErr w:type="spellEnd"/>
       <w:r>
         <w:rPr>
           <w:lang w:val="en-US"/>
@@ -5320,6 +5407,4431 @@
           <w:lang w:val="en-US"/>
         </w:rPr>
       </w:pPr>
+      <w:r>
+        <w:rPr>
+          <w:lang w:val="en-US"/>
+        </w:rPr>
+        <w:br w:type="page"/>
+      </w:r>
+    </w:p>
+    <w:p>
+      <w:pPr>
+        <w:jc w:val="center"/>
+        <w:rPr>
+          <w:b/>
+          <w:bCs/>
+          <w:lang w:val="en-US"/>
+        </w:rPr>
+      </w:pPr>
+      <w:r>
+        <w:rPr>
+          <w:b/>
+          <w:bCs/>
+          <w:lang w:val="en-US"/>
+        </w:rPr>
+        <w:lastRenderedPageBreak/>
+        <w:t xml:space="preserve">8 </w:t>
+      </w:r>
+      <w:proofErr w:type="spellStart"/>
+      <w:r>
+        <w:rPr>
+          <w:b/>
+          <w:bCs/>
+          <w:lang w:val="en-US"/>
+        </w:rPr>
+        <w:t>Januari</w:t>
+      </w:r>
+      <w:proofErr w:type="spellEnd"/>
+      <w:r>
+        <w:rPr>
+          <w:b/>
+          <w:bCs/>
+          <w:lang w:val="en-US"/>
+        </w:rPr>
+        <w:t xml:space="preserve"> 2025</w:t>
+      </w:r>
+    </w:p>
+    <w:p>
+      <w:pPr>
+        <w:rPr>
+          <w:lang w:val="en-US"/>
+        </w:rPr>
+      </w:pPr>
+      <w:proofErr w:type="spellStart"/>
+      <w:r>
+        <w:rPr>
+          <w:lang w:val="en-US"/>
+        </w:rPr>
+        <w:t>Evaluasi</w:t>
+      </w:r>
+      <w:proofErr w:type="spellEnd"/>
+      <w:r>
+        <w:rPr>
+          <w:lang w:val="en-US"/>
+        </w:rPr>
+        <w:t xml:space="preserve"> </w:t>
+      </w:r>
+      <w:proofErr w:type="spellStart"/>
+      <w:r>
+        <w:rPr>
+          <w:lang w:val="en-US"/>
+        </w:rPr>
+        <w:t>tahap</w:t>
+      </w:r>
+      <w:proofErr w:type="spellEnd"/>
+      <w:r>
+        <w:rPr>
+          <w:lang w:val="en-US"/>
+        </w:rPr>
+        <w:t xml:space="preserve"> 2 – 3</w:t>
+      </w:r>
+    </w:p>
+    <w:p>
+      <w:pPr>
+        <w:pStyle w:val="ListParagraph"/>
+        <w:numPr>
+          <w:ilvl w:val="0"/>
+          <w:numId w:val="6"/>
+        </w:numPr>
+        <w:rPr>
+          <w:lang w:val="en-US"/>
+        </w:rPr>
+      </w:pPr>
+      <w:proofErr w:type="spellStart"/>
+      <w:r>
+        <w:rPr>
+          <w:lang w:val="en-US"/>
+        </w:rPr>
+        <w:t>Verifikasi</w:t>
+      </w:r>
+      <w:proofErr w:type="spellEnd"/>
+      <w:r>
+        <w:rPr>
+          <w:lang w:val="en-US"/>
+        </w:rPr>
+        <w:t xml:space="preserve"> </w:t>
+      </w:r>
+      <w:proofErr w:type="spellStart"/>
+      <w:r>
+        <w:rPr>
+          <w:lang w:val="en-US"/>
+        </w:rPr>
+        <w:t>jadwal</w:t>
+      </w:r>
+      <w:proofErr w:type="spellEnd"/>
+      <w:r>
+        <w:rPr>
+          <w:lang w:val="en-US"/>
+        </w:rPr>
+        <w:t xml:space="preserve"> </w:t>
+      </w:r>
+      <w:proofErr w:type="spellStart"/>
+      <w:r>
+        <w:rPr>
+          <w:lang w:val="en-US"/>
+        </w:rPr>
+        <w:t>berdasarkan</w:t>
+      </w:r>
+      <w:proofErr w:type="spellEnd"/>
+      <w:r>
+        <w:rPr>
+          <w:lang w:val="en-US"/>
+        </w:rPr>
+        <w:t xml:space="preserve"> </w:t>
+      </w:r>
+      <w:proofErr w:type="spellStart"/>
+      <w:r>
+        <w:rPr>
+          <w:lang w:val="en-US"/>
+        </w:rPr>
+        <w:t>struktur</w:t>
+      </w:r>
+      <w:proofErr w:type="spellEnd"/>
+      <w:r>
+        <w:rPr>
+          <w:lang w:val="en-US"/>
+        </w:rPr>
+        <w:t xml:space="preserve"> </w:t>
+      </w:r>
+      <w:proofErr w:type="spellStart"/>
+      <w:r>
+        <w:rPr>
+          <w:lang w:val="en-US"/>
+        </w:rPr>
+        <w:t>organisasi</w:t>
+      </w:r>
+      <w:proofErr w:type="spellEnd"/>
+      <w:r>
+        <w:rPr>
+          <w:lang w:val="en-US"/>
+        </w:rPr>
+        <w:t xml:space="preserve"> </w:t>
+      </w:r>
+      <w:proofErr w:type="spellStart"/>
+      <w:r>
+        <w:rPr>
+          <w:lang w:val="en-US"/>
+        </w:rPr>
+        <w:t>terlebih</w:t>
+      </w:r>
+      <w:proofErr w:type="spellEnd"/>
+      <w:r>
+        <w:rPr>
+          <w:lang w:val="en-US"/>
+        </w:rPr>
+        <w:t xml:space="preserve"> </w:t>
+      </w:r>
+      <w:proofErr w:type="spellStart"/>
+      <w:r>
+        <w:rPr>
+          <w:lang w:val="en-US"/>
+        </w:rPr>
+        <w:t>dahulu</w:t>
+      </w:r>
+      <w:proofErr w:type="spellEnd"/>
+      <w:r>
+        <w:rPr>
+          <w:lang w:val="en-US"/>
+        </w:rPr>
+        <w:t xml:space="preserve">, </w:t>
+      </w:r>
+      <w:proofErr w:type="spellStart"/>
+      <w:r>
+        <w:rPr>
+          <w:lang w:val="en-US"/>
+        </w:rPr>
+        <w:t>terakhir</w:t>
+      </w:r>
+      <w:proofErr w:type="spellEnd"/>
+      <w:r>
+        <w:rPr>
+          <w:lang w:val="en-US"/>
+        </w:rPr>
+        <w:t xml:space="preserve"> </w:t>
+      </w:r>
+      <w:proofErr w:type="spellStart"/>
+      <w:r>
+        <w:rPr>
+          <w:lang w:val="en-US"/>
+        </w:rPr>
+        <w:t>kepegawaian</w:t>
+      </w:r>
+      <w:proofErr w:type="spellEnd"/>
+    </w:p>
+    <w:p>
+      <w:pPr>
+        <w:pStyle w:val="ListParagraph"/>
+        <w:numPr>
+          <w:ilvl w:val="0"/>
+          <w:numId w:val="6"/>
+        </w:numPr>
+        <w:rPr>
+          <w:lang w:val="en-US"/>
+        </w:rPr>
+      </w:pPr>
+      <w:proofErr w:type="spellStart"/>
+      <w:r>
+        <w:rPr>
+          <w:lang w:val="en-US"/>
+        </w:rPr>
+        <w:t>Cuti</w:t>
+      </w:r>
+      <w:proofErr w:type="spellEnd"/>
+      <w:r>
+        <w:rPr>
+          <w:lang w:val="en-US"/>
+        </w:rPr>
+        <w:t xml:space="preserve"> </w:t>
+      </w:r>
+      <w:proofErr w:type="spellStart"/>
+      <w:r>
+        <w:rPr>
+          <w:lang w:val="en-US"/>
+        </w:rPr>
+        <w:t>lebih</w:t>
+      </w:r>
+      <w:proofErr w:type="spellEnd"/>
+      <w:r>
+        <w:rPr>
+          <w:lang w:val="en-US"/>
+        </w:rPr>
+        <w:t xml:space="preserve"> </w:t>
+      </w:r>
+      <w:proofErr w:type="spellStart"/>
+      <w:r>
+        <w:rPr>
+          <w:lang w:val="en-US"/>
+        </w:rPr>
+        <w:t>dari</w:t>
+      </w:r>
+      <w:proofErr w:type="spellEnd"/>
+      <w:r>
+        <w:rPr>
+          <w:lang w:val="en-US"/>
+        </w:rPr>
+        <w:t xml:space="preserve"> 4 x </w:t>
+      </w:r>
+      <w:proofErr w:type="spellStart"/>
+      <w:r>
+        <w:rPr>
+          <w:lang w:val="en-US"/>
+        </w:rPr>
+        <w:t>otomatis</w:t>
+      </w:r>
+      <w:proofErr w:type="spellEnd"/>
+      <w:r>
+        <w:rPr>
+          <w:lang w:val="en-US"/>
+        </w:rPr>
+        <w:t xml:space="preserve"> </w:t>
+      </w:r>
+      <w:proofErr w:type="spellStart"/>
+      <w:r>
+        <w:rPr>
+          <w:lang w:val="en-US"/>
+        </w:rPr>
+        <w:t>ditola</w:t>
+      </w:r>
+      <w:r>
+        <w:rPr>
+          <w:lang w:val="en-US"/>
+        </w:rPr>
+        <w:t>k</w:t>
+      </w:r>
+      <w:proofErr w:type="spellEnd"/>
+      <w:r>
+        <w:rPr>
+          <w:lang w:val="en-US"/>
+        </w:rPr>
+        <w:t xml:space="preserve">, </w:t>
+      </w:r>
+      <w:proofErr w:type="spellStart"/>
+      <w:r>
+        <w:rPr>
+          <w:lang w:val="en-US"/>
+        </w:rPr>
+        <w:t>kecuali</w:t>
+      </w:r>
+      <w:proofErr w:type="spellEnd"/>
+      <w:r>
+        <w:rPr>
+          <w:lang w:val="en-US"/>
+        </w:rPr>
+        <w:t xml:space="preserve"> </w:t>
+      </w:r>
+      <w:proofErr w:type="spellStart"/>
+      <w:r>
+        <w:rPr>
+          <w:lang w:val="en-US"/>
+        </w:rPr>
+        <w:t>ada</w:t>
+      </w:r>
+      <w:proofErr w:type="spellEnd"/>
+      <w:r>
+        <w:rPr>
+          <w:lang w:val="en-US"/>
+        </w:rPr>
+        <w:t xml:space="preserve"> </w:t>
+      </w:r>
+      <w:proofErr w:type="spellStart"/>
+      <w:r>
+        <w:rPr>
+          <w:lang w:val="en-US"/>
+        </w:rPr>
+        <w:t>pengajuan</w:t>
+      </w:r>
+      <w:proofErr w:type="spellEnd"/>
+      <w:r>
+        <w:rPr>
+          <w:lang w:val="en-US"/>
+        </w:rPr>
+        <w:t xml:space="preserve"> </w:t>
+      </w:r>
+      <w:proofErr w:type="spellStart"/>
+      <w:r>
+        <w:rPr>
+          <w:lang w:val="en-US"/>
+        </w:rPr>
+        <w:t>cuti</w:t>
+      </w:r>
+      <w:proofErr w:type="spellEnd"/>
+      <w:r>
+        <w:rPr>
+          <w:lang w:val="en-US"/>
+        </w:rPr>
+        <w:t xml:space="preserve"> </w:t>
+      </w:r>
+      <w:proofErr w:type="spellStart"/>
+      <w:r>
+        <w:rPr>
+          <w:lang w:val="en-US"/>
+        </w:rPr>
+        <w:t>terpisah</w:t>
+      </w:r>
+      <w:proofErr w:type="spellEnd"/>
+      <w:r>
+        <w:rPr>
+          <w:lang w:val="en-US"/>
+        </w:rPr>
+        <w:t xml:space="preserve"> di menu </w:t>
+      </w:r>
+      <w:proofErr w:type="spellStart"/>
+      <w:r>
+        <w:rPr>
+          <w:lang w:val="en-US"/>
+        </w:rPr>
+        <w:t>pengajuan</w:t>
+      </w:r>
+      <w:proofErr w:type="spellEnd"/>
+      <w:r>
+        <w:rPr>
+          <w:lang w:val="en-US"/>
+        </w:rPr>
+        <w:t xml:space="preserve"> </w:t>
+      </w:r>
+      <w:proofErr w:type="spellStart"/>
+      <w:r>
+        <w:rPr>
+          <w:lang w:val="en-US"/>
+        </w:rPr>
+        <w:t>cuti</w:t>
+      </w:r>
+      <w:proofErr w:type="spellEnd"/>
+      <w:r>
+        <w:rPr>
+          <w:lang w:val="en-US"/>
+        </w:rPr>
+        <w:t xml:space="preserve"> by Admin </w:t>
+      </w:r>
+      <w:proofErr w:type="spellStart"/>
+      <w:r>
+        <w:rPr>
+          <w:lang w:val="en-US"/>
+        </w:rPr>
+        <w:t>jadi</w:t>
+      </w:r>
+      <w:proofErr w:type="spellEnd"/>
+      <w:r>
+        <w:rPr>
+          <w:lang w:val="en-US"/>
+        </w:rPr>
+        <w:t xml:space="preserve"> </w:t>
+      </w:r>
+      <w:proofErr w:type="spellStart"/>
+      <w:r>
+        <w:rPr>
+          <w:lang w:val="en-US"/>
+        </w:rPr>
+        <w:t>bisa</w:t>
+      </w:r>
+      <w:proofErr w:type="spellEnd"/>
+      <w:r>
+        <w:rPr>
+          <w:lang w:val="en-US"/>
+        </w:rPr>
+        <w:t xml:space="preserve"> </w:t>
+      </w:r>
+      <w:proofErr w:type="spellStart"/>
+      <w:r>
+        <w:rPr>
+          <w:lang w:val="en-US"/>
+        </w:rPr>
+        <w:t>cuti</w:t>
+      </w:r>
+      <w:proofErr w:type="spellEnd"/>
+      <w:r>
+        <w:rPr>
+          <w:lang w:val="en-US"/>
+        </w:rPr>
+        <w:t xml:space="preserve"> </w:t>
+      </w:r>
+      <w:proofErr w:type="spellStart"/>
+      <w:r>
+        <w:rPr>
+          <w:lang w:val="en-US"/>
+        </w:rPr>
+        <w:t>lebih</w:t>
+      </w:r>
+      <w:proofErr w:type="spellEnd"/>
+      <w:r>
+        <w:rPr>
+          <w:lang w:val="en-US"/>
+        </w:rPr>
+        <w:t xml:space="preserve"> </w:t>
+      </w:r>
+      <w:proofErr w:type="spellStart"/>
+      <w:r>
+        <w:rPr>
+          <w:lang w:val="en-US"/>
+        </w:rPr>
+        <w:t>dari</w:t>
+      </w:r>
+      <w:proofErr w:type="spellEnd"/>
+      <w:r>
+        <w:rPr>
+          <w:lang w:val="en-US"/>
+        </w:rPr>
+        <w:t xml:space="preserve"> 4x </w:t>
+      </w:r>
+      <w:proofErr w:type="spellStart"/>
+      <w:r>
+        <w:rPr>
+          <w:lang w:val="en-US"/>
+        </w:rPr>
+        <w:t>dalam</w:t>
+      </w:r>
+      <w:proofErr w:type="spellEnd"/>
+      <w:r>
+        <w:rPr>
+          <w:lang w:val="en-US"/>
+        </w:rPr>
+        <w:t xml:space="preserve"> 1 </w:t>
+      </w:r>
+      <w:proofErr w:type="spellStart"/>
+      <w:r>
+        <w:rPr>
+          <w:lang w:val="en-US"/>
+        </w:rPr>
+        <w:t>bulan</w:t>
+      </w:r>
+      <w:proofErr w:type="spellEnd"/>
+      <w:r>
+        <w:rPr>
+          <w:lang w:val="en-US"/>
+        </w:rPr>
+        <w:t xml:space="preserve"> (</w:t>
+      </w:r>
+      <w:proofErr w:type="spellStart"/>
+      <w:r>
+        <w:rPr>
+          <w:lang w:val="en-US"/>
+        </w:rPr>
+        <w:t>pengajuan</w:t>
+      </w:r>
+      <w:proofErr w:type="spellEnd"/>
+      <w:r>
+        <w:rPr>
+          <w:lang w:val="en-US"/>
+        </w:rPr>
+        <w:t xml:space="preserve"> oleh </w:t>
+      </w:r>
+      <w:proofErr w:type="spellStart"/>
+      <w:r>
+        <w:rPr>
+          <w:lang w:val="en-US"/>
+        </w:rPr>
+        <w:t>Kepegawaian</w:t>
+      </w:r>
+      <w:proofErr w:type="spellEnd"/>
+      <w:r>
+        <w:rPr>
+          <w:lang w:val="en-US"/>
+        </w:rPr>
+        <w:t>)</w:t>
+      </w:r>
+    </w:p>
+    <w:p>
+      <w:pPr>
+        <w:pStyle w:val="ListParagraph"/>
+        <w:numPr>
+          <w:ilvl w:val="0"/>
+          <w:numId w:val="6"/>
+        </w:numPr>
+        <w:rPr>
+          <w:lang w:val="en-US"/>
+        </w:rPr>
+      </w:pPr>
+      <w:proofErr w:type="spellStart"/>
+      <w:r>
+        <w:rPr>
+          <w:lang w:val="en-US"/>
+        </w:rPr>
+        <w:t>Kepegawaian</w:t>
+      </w:r>
+      <w:proofErr w:type="spellEnd"/>
+      <w:r>
+        <w:rPr>
+          <w:lang w:val="en-US"/>
+        </w:rPr>
+        <w:t xml:space="preserve"> </w:t>
+      </w:r>
+      <w:proofErr w:type="spellStart"/>
+      <w:r>
+        <w:rPr>
+          <w:lang w:val="en-US"/>
+        </w:rPr>
+        <w:t>tidak</w:t>
+      </w:r>
+      <w:proofErr w:type="spellEnd"/>
+      <w:r>
+        <w:rPr>
+          <w:lang w:val="en-US"/>
+        </w:rPr>
+        <w:t xml:space="preserve"> </w:t>
+      </w:r>
+      <w:proofErr w:type="spellStart"/>
+      <w:r>
+        <w:rPr>
+          <w:lang w:val="en-US"/>
+        </w:rPr>
+        <w:t>bisa</w:t>
+      </w:r>
+      <w:proofErr w:type="spellEnd"/>
+      <w:r>
+        <w:rPr>
+          <w:lang w:val="en-US"/>
+        </w:rPr>
+        <w:t xml:space="preserve"> </w:t>
+      </w:r>
+      <w:proofErr w:type="spellStart"/>
+      <w:r>
+        <w:rPr>
+          <w:lang w:val="en-US"/>
+        </w:rPr>
+        <w:t>menolak</w:t>
+      </w:r>
+      <w:proofErr w:type="spellEnd"/>
+      <w:r>
+        <w:rPr>
+          <w:lang w:val="en-US"/>
+        </w:rPr>
+        <w:t xml:space="preserve">, </w:t>
+      </w:r>
+      <w:proofErr w:type="spellStart"/>
+      <w:r>
+        <w:rPr>
+          <w:lang w:val="en-US"/>
+        </w:rPr>
+        <w:t>hanya</w:t>
+      </w:r>
+      <w:proofErr w:type="spellEnd"/>
+      <w:r>
+        <w:rPr>
+          <w:lang w:val="en-US"/>
+        </w:rPr>
+        <w:t xml:space="preserve"> </w:t>
+      </w:r>
+      <w:proofErr w:type="spellStart"/>
+      <w:r>
+        <w:rPr>
+          <w:lang w:val="en-US"/>
+        </w:rPr>
+        <w:t>manajer</w:t>
+      </w:r>
+      <w:proofErr w:type="spellEnd"/>
+      <w:r>
+        <w:rPr>
+          <w:lang w:val="en-US"/>
+        </w:rPr>
+        <w:t xml:space="preserve"> / </w:t>
+      </w:r>
+      <w:proofErr w:type="spellStart"/>
+      <w:r>
+        <w:rPr>
+          <w:lang w:val="en-US"/>
+        </w:rPr>
+        <w:t>atasan</w:t>
+      </w:r>
+      <w:proofErr w:type="spellEnd"/>
+      <w:r>
+        <w:rPr>
+          <w:lang w:val="en-US"/>
+        </w:rPr>
+        <w:t xml:space="preserve"> </w:t>
+      </w:r>
+      <w:proofErr w:type="spellStart"/>
+      <w:r>
+        <w:rPr>
+          <w:lang w:val="en-US"/>
+        </w:rPr>
+        <w:t>langsung</w:t>
+      </w:r>
+      <w:proofErr w:type="spellEnd"/>
+      <w:r>
+        <w:rPr>
+          <w:lang w:val="en-US"/>
+        </w:rPr>
+        <w:t xml:space="preserve"> </w:t>
+      </w:r>
+      <w:proofErr w:type="spellStart"/>
+      <w:r>
+        <w:rPr>
+          <w:lang w:val="en-US"/>
+        </w:rPr>
+        <w:t>yg</w:t>
+      </w:r>
+      <w:proofErr w:type="spellEnd"/>
+      <w:r>
+        <w:rPr>
+          <w:lang w:val="en-US"/>
+        </w:rPr>
+        <w:t xml:space="preserve"> </w:t>
+      </w:r>
+      <w:proofErr w:type="spellStart"/>
+      <w:r>
+        <w:rPr>
+          <w:lang w:val="en-US"/>
+        </w:rPr>
+        <w:t>bisa</w:t>
+      </w:r>
+      <w:proofErr w:type="spellEnd"/>
+      <w:r>
+        <w:rPr>
+          <w:lang w:val="en-US"/>
+        </w:rPr>
+        <w:t xml:space="preserve"> </w:t>
+      </w:r>
+      <w:proofErr w:type="spellStart"/>
+      <w:r>
+        <w:rPr>
+          <w:lang w:val="en-US"/>
+        </w:rPr>
+        <w:t>menolak</w:t>
+      </w:r>
+      <w:proofErr w:type="spellEnd"/>
+    </w:p>
+    <w:p>
+      <w:pPr>
+        <w:pStyle w:val="ListParagraph"/>
+        <w:numPr>
+          <w:ilvl w:val="0"/>
+          <w:numId w:val="6"/>
+        </w:numPr>
+        <w:rPr>
+          <w:lang w:val="en-US"/>
+        </w:rPr>
+      </w:pPr>
+      <w:proofErr w:type="spellStart"/>
+      <w:r>
+        <w:rPr>
+          <w:lang w:val="en-US"/>
+        </w:rPr>
+        <w:t>Atasan</w:t>
+      </w:r>
+      <w:proofErr w:type="spellEnd"/>
+      <w:r>
+        <w:rPr>
+          <w:lang w:val="en-US"/>
+        </w:rPr>
+        <w:t xml:space="preserve"> </w:t>
+      </w:r>
+      <w:proofErr w:type="spellStart"/>
+      <w:r>
+        <w:rPr>
+          <w:lang w:val="en-US"/>
+        </w:rPr>
+        <w:t>langsung</w:t>
+      </w:r>
+      <w:proofErr w:type="spellEnd"/>
+      <w:r>
+        <w:rPr>
+          <w:lang w:val="en-US"/>
+        </w:rPr>
+        <w:t xml:space="preserve"> </w:t>
+      </w:r>
+      <w:proofErr w:type="spellStart"/>
+      <w:r>
+        <w:rPr>
+          <w:lang w:val="en-US"/>
+        </w:rPr>
+        <w:t>verif</w:t>
+      </w:r>
+      <w:proofErr w:type="spellEnd"/>
+      <w:r>
+        <w:rPr>
+          <w:lang w:val="en-US"/>
+        </w:rPr>
+        <w:t xml:space="preserve">, </w:t>
+      </w:r>
+      <w:proofErr w:type="spellStart"/>
+      <w:r>
+        <w:rPr>
+          <w:lang w:val="en-US"/>
+        </w:rPr>
+        <w:t>kepegawaian</w:t>
+      </w:r>
+      <w:proofErr w:type="spellEnd"/>
+      <w:r>
+        <w:rPr>
+          <w:lang w:val="en-US"/>
+        </w:rPr>
+        <w:t xml:space="preserve"> final</w:t>
+      </w:r>
+    </w:p>
+    <w:p>
+      <w:pPr>
+        <w:pStyle w:val="ListParagraph"/>
+        <w:numPr>
+          <w:ilvl w:val="0"/>
+          <w:numId w:val="6"/>
+        </w:numPr>
+        <w:rPr>
+          <w:lang w:val="en-US"/>
+        </w:rPr>
+      </w:pPr>
+      <w:proofErr w:type="spellStart"/>
+      <w:r>
+        <w:rPr>
+          <w:lang w:val="en-US"/>
+        </w:rPr>
+        <w:t>Maksimal</w:t>
+      </w:r>
+      <w:proofErr w:type="spellEnd"/>
+      <w:r>
+        <w:rPr>
+          <w:lang w:val="en-US"/>
+        </w:rPr>
+        <w:t xml:space="preserve"> </w:t>
+      </w:r>
+      <w:proofErr w:type="spellStart"/>
+      <w:r>
+        <w:rPr>
+          <w:lang w:val="en-US"/>
+        </w:rPr>
+        <w:t>penambahan</w:t>
+      </w:r>
+      <w:proofErr w:type="spellEnd"/>
+      <w:r>
+        <w:rPr>
+          <w:lang w:val="en-US"/>
+        </w:rPr>
+        <w:t xml:space="preserve"> </w:t>
+      </w:r>
+      <w:proofErr w:type="spellStart"/>
+      <w:r>
+        <w:rPr>
+          <w:lang w:val="en-US"/>
+        </w:rPr>
+        <w:t>jadwal</w:t>
+      </w:r>
+      <w:proofErr w:type="spellEnd"/>
+      <w:r>
+        <w:rPr>
+          <w:lang w:val="en-US"/>
+        </w:rPr>
+        <w:t xml:space="preserve"> </w:t>
+      </w:r>
+      <w:proofErr w:type="spellStart"/>
+      <w:r>
+        <w:rPr>
+          <w:lang w:val="en-US"/>
+        </w:rPr>
+        <w:t>maksimal</w:t>
+      </w:r>
+      <w:proofErr w:type="spellEnd"/>
+      <w:r>
+        <w:rPr>
+          <w:lang w:val="en-US"/>
+        </w:rPr>
+        <w:t xml:space="preserve"> 27 </w:t>
+      </w:r>
+      <w:proofErr w:type="spellStart"/>
+      <w:r>
+        <w:rPr>
+          <w:lang w:val="en-US"/>
+        </w:rPr>
+        <w:t>setiap</w:t>
+      </w:r>
+      <w:proofErr w:type="spellEnd"/>
+      <w:r>
+        <w:rPr>
+          <w:lang w:val="en-US"/>
+        </w:rPr>
+        <w:t xml:space="preserve"> </w:t>
+      </w:r>
+      <w:proofErr w:type="spellStart"/>
+      <w:r>
+        <w:rPr>
+          <w:lang w:val="en-US"/>
+        </w:rPr>
+        <w:t>bulannya</w:t>
+      </w:r>
+      <w:proofErr w:type="spellEnd"/>
+    </w:p>
+    <w:p>
+      <w:pPr>
+        <w:pStyle w:val="ListParagraph"/>
+        <w:numPr>
+          <w:ilvl w:val="0"/>
+          <w:numId w:val="6"/>
+        </w:numPr>
+        <w:rPr>
+          <w:lang w:val="en-US"/>
+        </w:rPr>
+      </w:pPr>
+      <w:proofErr w:type="spellStart"/>
+      <w:r>
+        <w:rPr>
+          <w:lang w:val="en-US"/>
+        </w:rPr>
+        <w:t>Ditambahkan</w:t>
+      </w:r>
+      <w:proofErr w:type="spellEnd"/>
+      <w:r>
+        <w:rPr>
+          <w:lang w:val="en-US"/>
+        </w:rPr>
+        <w:t xml:space="preserve"> </w:t>
+      </w:r>
+      <w:proofErr w:type="spellStart"/>
+      <w:r>
+        <w:rPr>
+          <w:lang w:val="en-US"/>
+        </w:rPr>
+        <w:t>jumlah</w:t>
+      </w:r>
+      <w:proofErr w:type="spellEnd"/>
+      <w:r>
+        <w:rPr>
+          <w:lang w:val="en-US"/>
+        </w:rPr>
+        <w:t xml:space="preserve"> jam </w:t>
+      </w:r>
+      <w:proofErr w:type="spellStart"/>
+      <w:r>
+        <w:rPr>
+          <w:lang w:val="en-US"/>
+        </w:rPr>
+        <w:t>kerja</w:t>
+      </w:r>
+      <w:proofErr w:type="spellEnd"/>
+      <w:r>
+        <w:rPr>
+          <w:lang w:val="en-US"/>
+        </w:rPr>
+        <w:t xml:space="preserve"> per </w:t>
+      </w:r>
+      <w:proofErr w:type="spellStart"/>
+      <w:r>
+        <w:rPr>
+          <w:lang w:val="en-US"/>
+        </w:rPr>
+        <w:t>bulannya</w:t>
+      </w:r>
+      <w:proofErr w:type="spellEnd"/>
+    </w:p>
+    <w:p>
+      <w:pPr>
+        <w:pStyle w:val="ListParagraph"/>
+        <w:numPr>
+          <w:ilvl w:val="0"/>
+          <w:numId w:val="6"/>
+        </w:numPr>
+        <w:rPr>
+          <w:lang w:val="en-US"/>
+        </w:rPr>
+      </w:pPr>
+      <w:proofErr w:type="spellStart"/>
+      <w:r>
+        <w:rPr>
+          <w:lang w:val="en-US"/>
+        </w:rPr>
+        <w:t>Absen</w:t>
+      </w:r>
+      <w:proofErr w:type="spellEnd"/>
+      <w:r>
+        <w:rPr>
+          <w:lang w:val="en-US"/>
+        </w:rPr>
+        <w:t xml:space="preserve"> </w:t>
+      </w:r>
+      <w:proofErr w:type="spellStart"/>
+      <w:r>
+        <w:rPr>
+          <w:lang w:val="en-US"/>
+        </w:rPr>
+        <w:t>Ijin</w:t>
+      </w:r>
+      <w:proofErr w:type="spellEnd"/>
+      <w:r>
+        <w:rPr>
+          <w:lang w:val="en-US"/>
+        </w:rPr>
+        <w:t xml:space="preserve"> </w:t>
+      </w:r>
+      <w:proofErr w:type="spellStart"/>
+      <w:r>
+        <w:rPr>
+          <w:lang w:val="en-US"/>
+        </w:rPr>
+        <w:t>klik</w:t>
+      </w:r>
+      <w:proofErr w:type="spellEnd"/>
+      <w:r>
+        <w:rPr>
+          <w:lang w:val="en-US"/>
+        </w:rPr>
+        <w:t xml:space="preserve"> </w:t>
+      </w:r>
+      <w:proofErr w:type="spellStart"/>
+      <w:r>
+        <w:rPr>
+          <w:lang w:val="en-US"/>
+        </w:rPr>
+        <w:t>tombol</w:t>
+      </w:r>
+      <w:proofErr w:type="spellEnd"/>
+      <w:r>
+        <w:rPr>
+          <w:lang w:val="en-US"/>
+        </w:rPr>
+        <w:t xml:space="preserve"> </w:t>
+      </w:r>
+      <w:proofErr w:type="spellStart"/>
+      <w:r>
+        <w:rPr>
+          <w:lang w:val="en-US"/>
+        </w:rPr>
+        <w:t>Ijin</w:t>
+      </w:r>
+      <w:proofErr w:type="spellEnd"/>
+      <w:r>
+        <w:rPr>
+          <w:lang w:val="en-US"/>
+        </w:rPr>
+        <w:t xml:space="preserve"> </w:t>
+      </w:r>
+      <w:proofErr w:type="spellStart"/>
+      <w:r>
+        <w:rPr>
+          <w:lang w:val="en-US"/>
+        </w:rPr>
+        <w:t>disamping</w:t>
+      </w:r>
+      <w:proofErr w:type="spellEnd"/>
+      <w:r>
+        <w:rPr>
+          <w:lang w:val="en-US"/>
+        </w:rPr>
+        <w:t xml:space="preserve"> </w:t>
+      </w:r>
+      <w:proofErr w:type="spellStart"/>
+      <w:r>
+        <w:rPr>
+          <w:lang w:val="en-US"/>
+        </w:rPr>
+        <w:t>tombol</w:t>
+      </w:r>
+      <w:proofErr w:type="spellEnd"/>
+      <w:r>
+        <w:rPr>
+          <w:lang w:val="en-US"/>
+        </w:rPr>
+        <w:t xml:space="preserve"> </w:t>
+      </w:r>
+      <w:proofErr w:type="spellStart"/>
+      <w:r>
+        <w:rPr>
+          <w:lang w:val="en-US"/>
+        </w:rPr>
+        <w:t>absen</w:t>
+      </w:r>
+      <w:proofErr w:type="spellEnd"/>
+    </w:p>
+    <w:p>
+      <w:pPr>
+        <w:pStyle w:val="ListParagraph"/>
+        <w:rPr>
+          <w:lang w:val="en-US"/>
+        </w:rPr>
+      </w:pPr>
+      <w:proofErr w:type="spellStart"/>
+      <w:r>
+        <w:rPr>
+          <w:lang w:val="en-US"/>
+        </w:rPr>
+        <w:t>pilih</w:t>
+      </w:r>
+      <w:proofErr w:type="spellEnd"/>
+      <w:r>
+        <w:rPr>
+          <w:lang w:val="en-US"/>
+        </w:rPr>
+        <w:t xml:space="preserve"> </w:t>
+      </w:r>
+      <w:proofErr w:type="spellStart"/>
+      <w:r>
+        <w:rPr>
+          <w:lang w:val="en-US"/>
+        </w:rPr>
+        <w:t>kategori</w:t>
+      </w:r>
+      <w:proofErr w:type="spellEnd"/>
+      <w:r>
+        <w:rPr>
+          <w:lang w:val="en-US"/>
+        </w:rPr>
+        <w:t xml:space="preserve"> </w:t>
+      </w:r>
+      <w:proofErr w:type="spellStart"/>
+      <w:r>
+        <w:rPr>
+          <w:lang w:val="en-US"/>
+        </w:rPr>
+        <w:t>ijin</w:t>
+      </w:r>
+      <w:proofErr w:type="spellEnd"/>
+      <w:r>
+        <w:rPr>
+          <w:lang w:val="en-US"/>
+        </w:rPr>
+        <w:t xml:space="preserve"> (</w:t>
+      </w:r>
+      <w:proofErr w:type="spellStart"/>
+      <w:r>
+        <w:rPr>
+          <w:lang w:val="en-US"/>
+        </w:rPr>
+        <w:t>referensi</w:t>
+      </w:r>
+      <w:proofErr w:type="spellEnd"/>
+      <w:r>
+        <w:rPr>
+          <w:lang w:val="en-US"/>
+        </w:rPr>
+        <w:t xml:space="preserve"> di </w:t>
+      </w:r>
+      <w:proofErr w:type="spellStart"/>
+      <w:r>
+        <w:rPr>
+          <w:lang w:val="en-US"/>
+        </w:rPr>
+        <w:t>peraturan</w:t>
+      </w:r>
+      <w:proofErr w:type="spellEnd"/>
+      <w:r>
+        <w:rPr>
+          <w:lang w:val="en-US"/>
+        </w:rPr>
+        <w:t xml:space="preserve"> </w:t>
+      </w:r>
+      <w:proofErr w:type="spellStart"/>
+      <w:r>
+        <w:rPr>
+          <w:lang w:val="en-US"/>
+        </w:rPr>
+        <w:t>kepeg</w:t>
+      </w:r>
+      <w:proofErr w:type="spellEnd"/>
+      <w:r>
+        <w:rPr>
+          <w:lang w:val="en-US"/>
+        </w:rPr>
+        <w:t>)</w:t>
+      </w:r>
+      <w:r>
+        <w:rPr>
+          <w:lang w:val="en-US"/>
+        </w:rPr>
+        <w:t>,</w:t>
+      </w:r>
+      <w:r>
+        <w:rPr>
+          <w:lang w:val="en-US"/>
+        </w:rPr>
+        <w:t xml:space="preserve"> </w:t>
+      </w:r>
+      <w:proofErr w:type="spellStart"/>
+      <w:r>
+        <w:rPr>
+          <w:lang w:val="en-US"/>
+        </w:rPr>
+        <w:t>pilih</w:t>
+      </w:r>
+      <w:proofErr w:type="spellEnd"/>
+      <w:r>
+        <w:rPr>
+          <w:lang w:val="en-US"/>
+        </w:rPr>
+        <w:t xml:space="preserve"> </w:t>
+      </w:r>
+      <w:proofErr w:type="spellStart"/>
+      <w:r>
+        <w:rPr>
+          <w:lang w:val="en-US"/>
+        </w:rPr>
+        <w:t>tgl</w:t>
+      </w:r>
+      <w:proofErr w:type="spellEnd"/>
+      <w:r>
+        <w:rPr>
+          <w:lang w:val="en-US"/>
+        </w:rPr>
+        <w:t xml:space="preserve">, </w:t>
+      </w:r>
+      <w:r>
+        <w:rPr>
+          <w:lang w:val="en-US"/>
+        </w:rPr>
+        <w:t xml:space="preserve">dan </w:t>
+      </w:r>
+      <w:r>
+        <w:rPr>
+          <w:lang w:val="en-US"/>
+        </w:rPr>
+        <w:t xml:space="preserve">upload </w:t>
+      </w:r>
+      <w:proofErr w:type="spellStart"/>
+      <w:r>
+        <w:rPr>
+          <w:lang w:val="en-US"/>
+        </w:rPr>
+        <w:t>bukti</w:t>
+      </w:r>
+      <w:proofErr w:type="spellEnd"/>
+      <w:r>
+        <w:rPr>
+          <w:lang w:val="en-US"/>
+        </w:rPr>
+        <w:t xml:space="preserve"> </w:t>
+      </w:r>
+      <w:proofErr w:type="spellStart"/>
+      <w:r>
+        <w:rPr>
+          <w:lang w:val="en-US"/>
+        </w:rPr>
+        <w:t>surat</w:t>
+      </w:r>
+      <w:proofErr w:type="spellEnd"/>
+      <w:r>
+        <w:rPr>
+          <w:lang w:val="en-US"/>
+        </w:rPr>
+        <w:t xml:space="preserve"> </w:t>
+      </w:r>
+      <w:proofErr w:type="spellStart"/>
+      <w:r>
+        <w:rPr>
+          <w:lang w:val="en-US"/>
+        </w:rPr>
+        <w:t>ijin</w:t>
+      </w:r>
+      <w:proofErr w:type="spellEnd"/>
+      <w:r>
+        <w:rPr>
+          <w:lang w:val="en-US"/>
+        </w:rPr>
+        <w:t>,</w:t>
+      </w:r>
+      <w:r>
+        <w:rPr>
+          <w:lang w:val="en-US"/>
+        </w:rPr>
+        <w:t xml:space="preserve"> submit</w:t>
+      </w:r>
+      <w:r>
+        <w:rPr>
+          <w:lang w:val="en-US"/>
+        </w:rPr>
+        <w:t xml:space="preserve">. Di </w:t>
+      </w:r>
+      <w:proofErr w:type="spellStart"/>
+      <w:r>
+        <w:rPr>
+          <w:lang w:val="en-US"/>
+        </w:rPr>
+        <w:t>hari</w:t>
+      </w:r>
+      <w:proofErr w:type="spellEnd"/>
+      <w:r>
+        <w:rPr>
+          <w:lang w:val="en-US"/>
+        </w:rPr>
+        <w:t xml:space="preserve"> </w:t>
+      </w:r>
+      <w:proofErr w:type="spellStart"/>
+      <w:r>
+        <w:rPr>
+          <w:lang w:val="en-US"/>
+        </w:rPr>
+        <w:t>tersebut</w:t>
+      </w:r>
+      <w:proofErr w:type="spellEnd"/>
+      <w:r>
+        <w:rPr>
+          <w:lang w:val="en-US"/>
+        </w:rPr>
+        <w:t xml:space="preserve"> </w:t>
+      </w:r>
+      <w:proofErr w:type="spellStart"/>
+      <w:r>
+        <w:rPr>
+          <w:lang w:val="en-US"/>
+        </w:rPr>
+        <w:t>kal</w:t>
+      </w:r>
+      <w:r>
+        <w:rPr>
+          <w:lang w:val="en-US"/>
+        </w:rPr>
+        <w:t>au</w:t>
+      </w:r>
+      <w:proofErr w:type="spellEnd"/>
+      <w:r>
+        <w:rPr>
+          <w:lang w:val="en-US"/>
+        </w:rPr>
+        <w:t xml:space="preserve"> </w:t>
+      </w:r>
+      <w:proofErr w:type="spellStart"/>
+      <w:r>
+        <w:rPr>
+          <w:lang w:val="en-US"/>
+        </w:rPr>
+        <w:t>sudah</w:t>
+      </w:r>
+      <w:proofErr w:type="spellEnd"/>
+      <w:r>
+        <w:rPr>
+          <w:lang w:val="en-US"/>
+        </w:rPr>
+        <w:t xml:space="preserve"> </w:t>
+      </w:r>
+      <w:proofErr w:type="spellStart"/>
+      <w:r>
+        <w:rPr>
+          <w:lang w:val="en-US"/>
+        </w:rPr>
+        <w:t>ijin</w:t>
+      </w:r>
+      <w:proofErr w:type="spellEnd"/>
+      <w:r>
+        <w:rPr>
+          <w:lang w:val="en-US"/>
+        </w:rPr>
+        <w:t xml:space="preserve"> </w:t>
+      </w:r>
+      <w:proofErr w:type="spellStart"/>
+      <w:r>
+        <w:rPr>
+          <w:lang w:val="en-US"/>
+        </w:rPr>
+        <w:t>tidak</w:t>
+      </w:r>
+      <w:proofErr w:type="spellEnd"/>
+      <w:r>
+        <w:rPr>
+          <w:lang w:val="en-US"/>
+        </w:rPr>
+        <w:t xml:space="preserve"> </w:t>
+      </w:r>
+      <w:proofErr w:type="spellStart"/>
+      <w:r>
+        <w:rPr>
+          <w:lang w:val="en-US"/>
+        </w:rPr>
+        <w:t>dibolehkan</w:t>
+      </w:r>
+      <w:proofErr w:type="spellEnd"/>
+      <w:r>
+        <w:rPr>
+          <w:lang w:val="en-US"/>
+        </w:rPr>
+        <w:t xml:space="preserve"> </w:t>
+      </w:r>
+      <w:proofErr w:type="spellStart"/>
+      <w:r>
+        <w:rPr>
+          <w:lang w:val="en-US"/>
+        </w:rPr>
+        <w:t>masuk</w:t>
+      </w:r>
+      <w:proofErr w:type="spellEnd"/>
+      <w:r>
+        <w:rPr>
+          <w:lang w:val="en-US"/>
+        </w:rPr>
+        <w:t xml:space="preserve"> </w:t>
+      </w:r>
+      <w:proofErr w:type="spellStart"/>
+      <w:r>
+        <w:rPr>
+          <w:lang w:val="en-US"/>
+        </w:rPr>
+        <w:t>kerja</w:t>
+      </w:r>
+      <w:proofErr w:type="spellEnd"/>
+      <w:r>
+        <w:rPr>
+          <w:lang w:val="en-US"/>
+        </w:rPr>
+        <w:t xml:space="preserve"> / </w:t>
+      </w:r>
+      <w:proofErr w:type="spellStart"/>
+      <w:r>
+        <w:rPr>
+          <w:lang w:val="en-US"/>
+        </w:rPr>
+        <w:t>absen</w:t>
+      </w:r>
+      <w:proofErr w:type="spellEnd"/>
+      <w:r>
+        <w:rPr>
+          <w:lang w:val="en-US"/>
+        </w:rPr>
+        <w:t xml:space="preserve">. </w:t>
+      </w:r>
+      <w:proofErr w:type="spellStart"/>
+      <w:r>
+        <w:rPr>
+          <w:lang w:val="en-US"/>
+        </w:rPr>
+        <w:t>Kepegawaian</w:t>
+      </w:r>
+      <w:proofErr w:type="spellEnd"/>
+      <w:r>
+        <w:rPr>
+          <w:lang w:val="en-US"/>
+        </w:rPr>
+        <w:t xml:space="preserve"> </w:t>
+      </w:r>
+      <w:proofErr w:type="spellStart"/>
+      <w:r>
+        <w:rPr>
+          <w:lang w:val="en-US"/>
+        </w:rPr>
+        <w:t>bisa</w:t>
+      </w:r>
+      <w:proofErr w:type="spellEnd"/>
+      <w:r>
+        <w:rPr>
+          <w:lang w:val="en-US"/>
+        </w:rPr>
+        <w:t xml:space="preserve"> </w:t>
+      </w:r>
+      <w:proofErr w:type="spellStart"/>
+      <w:r>
+        <w:rPr>
+          <w:lang w:val="en-US"/>
+        </w:rPr>
+        <w:t>verifikasi</w:t>
+      </w:r>
+      <w:proofErr w:type="spellEnd"/>
+      <w:r>
+        <w:rPr>
+          <w:lang w:val="en-US"/>
+        </w:rPr>
+        <w:t xml:space="preserve"> dan </w:t>
+      </w:r>
+      <w:proofErr w:type="spellStart"/>
+      <w:r>
+        <w:rPr>
+          <w:lang w:val="en-US"/>
+        </w:rPr>
+        <w:t>bisa</w:t>
+      </w:r>
+      <w:proofErr w:type="spellEnd"/>
+      <w:r>
+        <w:rPr>
+          <w:lang w:val="en-US"/>
+        </w:rPr>
+        <w:t xml:space="preserve"> </w:t>
+      </w:r>
+      <w:proofErr w:type="spellStart"/>
+      <w:r>
+        <w:rPr>
+          <w:lang w:val="en-US"/>
+        </w:rPr>
+        <w:t>menambahkan</w:t>
+      </w:r>
+      <w:proofErr w:type="spellEnd"/>
+      <w:r>
+        <w:rPr>
+          <w:lang w:val="en-US"/>
+        </w:rPr>
+        <w:t xml:space="preserve"> </w:t>
+      </w:r>
+      <w:proofErr w:type="spellStart"/>
+      <w:r>
+        <w:rPr>
+          <w:lang w:val="en-US"/>
+        </w:rPr>
+        <w:t>sendiri</w:t>
+      </w:r>
+      <w:proofErr w:type="spellEnd"/>
+      <w:r>
+        <w:rPr>
+          <w:lang w:val="en-US"/>
+        </w:rPr>
+        <w:t xml:space="preserve"> (</w:t>
+      </w:r>
+      <w:proofErr w:type="spellStart"/>
+      <w:r>
+        <w:rPr>
+          <w:lang w:val="en-US"/>
+        </w:rPr>
+        <w:t>khusus</w:t>
+      </w:r>
+      <w:proofErr w:type="spellEnd"/>
+      <w:r>
+        <w:rPr>
+          <w:lang w:val="en-US"/>
+        </w:rPr>
+        <w:t xml:space="preserve"> </w:t>
+      </w:r>
+      <w:proofErr w:type="spellStart"/>
+      <w:r>
+        <w:rPr>
+          <w:lang w:val="en-US"/>
+        </w:rPr>
+        <w:t>pegawai</w:t>
+      </w:r>
+      <w:proofErr w:type="spellEnd"/>
+      <w:r>
+        <w:rPr>
+          <w:lang w:val="en-US"/>
+        </w:rPr>
+        <w:t xml:space="preserve"> </w:t>
+      </w:r>
+      <w:proofErr w:type="spellStart"/>
+      <w:r>
+        <w:rPr>
+          <w:lang w:val="en-US"/>
+        </w:rPr>
+        <w:t>yg</w:t>
+      </w:r>
+      <w:proofErr w:type="spellEnd"/>
+      <w:r>
+        <w:rPr>
+          <w:lang w:val="en-US"/>
+        </w:rPr>
+        <w:t xml:space="preserve"> </w:t>
+      </w:r>
+      <w:proofErr w:type="spellStart"/>
+      <w:r>
+        <w:rPr>
+          <w:lang w:val="en-US"/>
+        </w:rPr>
+        <w:t>berhalangan</w:t>
+      </w:r>
+      <w:proofErr w:type="spellEnd"/>
+      <w:r>
+        <w:rPr>
+          <w:lang w:val="en-US"/>
+        </w:rPr>
+        <w:t xml:space="preserve"> input</w:t>
+      </w:r>
+      <w:r>
+        <w:rPr>
+          <w:lang w:val="en-US"/>
+        </w:rPr>
+        <w:t>)</w:t>
+      </w:r>
+    </w:p>
+    <w:p>
+      <w:pPr>
+        <w:rPr>
+          <w:lang w:val="en-US"/>
+        </w:rPr>
+      </w:pPr>
+      <w:proofErr w:type="spellStart"/>
+      <w:r>
+        <w:rPr>
+          <w:lang w:val="en-US"/>
+        </w:rPr>
+        <w:t>Evaluasi</w:t>
+      </w:r>
+      <w:proofErr w:type="spellEnd"/>
+      <w:r>
+        <w:rPr>
+          <w:lang w:val="en-US"/>
+        </w:rPr>
+        <w:t xml:space="preserve"> </w:t>
+      </w:r>
+      <w:proofErr w:type="spellStart"/>
+      <w:r>
+        <w:rPr>
+          <w:lang w:val="en-US"/>
+        </w:rPr>
+        <w:t>absensi</w:t>
+      </w:r>
+      <w:proofErr w:type="spellEnd"/>
+    </w:p>
+    <w:p>
+      <w:pPr>
+        <w:pStyle w:val="ListParagraph"/>
+        <w:numPr>
+          <w:ilvl w:val="0"/>
+          <w:numId w:val="8"/>
+        </w:numPr>
+        <w:rPr>
+          <w:lang w:val="en-US"/>
+        </w:rPr>
+      </w:pPr>
+      <w:proofErr w:type="spellStart"/>
+      <w:r>
+        <w:rPr>
+          <w:lang w:val="en-US"/>
+        </w:rPr>
+        <w:t>Pilihan</w:t>
+      </w:r>
+      <w:proofErr w:type="spellEnd"/>
+      <w:r>
+        <w:rPr>
+          <w:lang w:val="en-US"/>
+        </w:rPr>
+        <w:t xml:space="preserve"> </w:t>
+      </w:r>
+      <w:proofErr w:type="spellStart"/>
+      <w:r>
+        <w:rPr>
+          <w:lang w:val="en-US"/>
+        </w:rPr>
+        <w:t>ditambah</w:t>
+      </w:r>
+      <w:proofErr w:type="spellEnd"/>
+      <w:r>
+        <w:rPr>
+          <w:lang w:val="en-US"/>
+        </w:rPr>
+        <w:t xml:space="preserve"> </w:t>
+      </w:r>
+      <w:proofErr w:type="spellStart"/>
+      <w:r>
+        <w:rPr>
+          <w:lang w:val="en-US"/>
+        </w:rPr>
+        <w:t>Ijin</w:t>
+      </w:r>
+      <w:proofErr w:type="spellEnd"/>
+      <w:r>
+        <w:rPr>
+          <w:lang w:val="en-US"/>
+        </w:rPr>
+        <w:t xml:space="preserve"> </w:t>
+      </w:r>
+      <w:proofErr w:type="spellStart"/>
+      <w:r>
+        <w:rPr>
+          <w:lang w:val="en-US"/>
+        </w:rPr>
+        <w:t>Sakit</w:t>
+      </w:r>
+      <w:proofErr w:type="spellEnd"/>
+      <w:r>
+        <w:rPr>
+          <w:lang w:val="en-US"/>
+        </w:rPr>
+        <w:t xml:space="preserve"> </w:t>
+      </w:r>
+      <w:proofErr w:type="spellStart"/>
+      <w:r>
+        <w:rPr>
+          <w:lang w:val="en-US"/>
+        </w:rPr>
+        <w:t>dengan</w:t>
+      </w:r>
+      <w:proofErr w:type="spellEnd"/>
+      <w:r>
+        <w:rPr>
+          <w:lang w:val="en-US"/>
+        </w:rPr>
+        <w:t xml:space="preserve"> </w:t>
+      </w:r>
+      <w:proofErr w:type="spellStart"/>
+      <w:r>
+        <w:rPr>
+          <w:lang w:val="en-US"/>
+        </w:rPr>
+        <w:t>mengupload</w:t>
+      </w:r>
+      <w:proofErr w:type="spellEnd"/>
+      <w:r>
+        <w:rPr>
+          <w:lang w:val="en-US"/>
+        </w:rPr>
+        <w:t xml:space="preserve"> </w:t>
+      </w:r>
+      <w:proofErr w:type="spellStart"/>
+      <w:r>
+        <w:rPr>
+          <w:lang w:val="en-US"/>
+        </w:rPr>
+        <w:t>surat</w:t>
+      </w:r>
+      <w:proofErr w:type="spellEnd"/>
+      <w:r>
+        <w:rPr>
+          <w:lang w:val="en-US"/>
+        </w:rPr>
+        <w:t xml:space="preserve"> </w:t>
+      </w:r>
+      <w:proofErr w:type="spellStart"/>
+      <w:r>
+        <w:rPr>
+          <w:lang w:val="en-US"/>
+        </w:rPr>
+        <w:t>ijin</w:t>
+      </w:r>
+      <w:proofErr w:type="spellEnd"/>
+      <w:r>
+        <w:rPr>
+          <w:lang w:val="en-US"/>
+        </w:rPr>
+        <w:t xml:space="preserve"> </w:t>
+      </w:r>
+      <w:proofErr w:type="spellStart"/>
+      <w:r>
+        <w:rPr>
+          <w:lang w:val="en-US"/>
+        </w:rPr>
+        <w:t>dokter</w:t>
+      </w:r>
+      <w:proofErr w:type="spellEnd"/>
+    </w:p>
+    <w:p>
+      <w:pPr>
+        <w:pStyle w:val="ListParagraph"/>
+        <w:numPr>
+          <w:ilvl w:val="0"/>
+          <w:numId w:val="8"/>
+        </w:numPr>
+        <w:rPr>
+          <w:lang w:val="en-US"/>
+        </w:rPr>
+      </w:pPr>
+      <w:proofErr w:type="spellStart"/>
+      <w:r>
+        <w:rPr>
+          <w:lang w:val="en-US"/>
+        </w:rPr>
+        <w:t>Penghitungan</w:t>
+      </w:r>
+      <w:proofErr w:type="spellEnd"/>
+      <w:r>
+        <w:rPr>
+          <w:lang w:val="en-US"/>
+        </w:rPr>
+        <w:t xml:space="preserve"> </w:t>
+      </w:r>
+      <w:proofErr w:type="spellStart"/>
+      <w:r>
+        <w:rPr>
+          <w:lang w:val="en-US"/>
+        </w:rPr>
+        <w:t>jumlah</w:t>
+      </w:r>
+      <w:proofErr w:type="spellEnd"/>
+      <w:r>
+        <w:rPr>
+          <w:lang w:val="en-US"/>
+        </w:rPr>
+        <w:t xml:space="preserve"> </w:t>
+      </w:r>
+      <w:proofErr w:type="spellStart"/>
+      <w:r>
+        <w:rPr>
+          <w:lang w:val="en-US"/>
+        </w:rPr>
+        <w:t>cuti</w:t>
+      </w:r>
+      <w:proofErr w:type="spellEnd"/>
+      <w:r>
+        <w:rPr>
+          <w:lang w:val="en-US"/>
+        </w:rPr>
+        <w:t xml:space="preserve"> dan </w:t>
+      </w:r>
+      <w:proofErr w:type="spellStart"/>
+      <w:r>
+        <w:rPr>
+          <w:lang w:val="en-US"/>
+        </w:rPr>
+        <w:t>ijin</w:t>
+      </w:r>
+      <w:proofErr w:type="spellEnd"/>
+      <w:r>
+        <w:rPr>
+          <w:lang w:val="en-US"/>
+        </w:rPr>
+        <w:t xml:space="preserve"> </w:t>
+      </w:r>
+      <w:proofErr w:type="spellStart"/>
+      <w:r>
+        <w:rPr>
+          <w:lang w:val="en-US"/>
+        </w:rPr>
+        <w:t>sakit</w:t>
+      </w:r>
+      <w:proofErr w:type="spellEnd"/>
+      <w:r>
+        <w:rPr>
+          <w:lang w:val="en-US"/>
+        </w:rPr>
+        <w:t xml:space="preserve"> </w:t>
+      </w:r>
+    </w:p>
+    <w:p>
+      <w:pPr>
+        <w:pStyle w:val="ListParagraph"/>
+        <w:numPr>
+          <w:ilvl w:val="0"/>
+          <w:numId w:val="8"/>
+        </w:numPr>
+        <w:rPr>
+          <w:lang w:val="en-US"/>
+        </w:rPr>
+      </w:pPr>
+      <w:r>
+        <w:rPr>
+          <w:lang w:val="en-US"/>
+        </w:rPr>
+        <w:t xml:space="preserve">Radius </w:t>
+      </w:r>
+      <w:proofErr w:type="spellStart"/>
+      <w:r>
+        <w:rPr>
+          <w:lang w:val="en-US"/>
+        </w:rPr>
+        <w:t>hanya</w:t>
+      </w:r>
+      <w:proofErr w:type="spellEnd"/>
+      <w:r>
+        <w:rPr>
+          <w:lang w:val="en-US"/>
+        </w:rPr>
+        <w:t xml:space="preserve"> 30M</w:t>
+      </w:r>
+    </w:p>
+    <w:p>
+      <w:pPr>
+        <w:pStyle w:val="ListParagraph"/>
+        <w:numPr>
+          <w:ilvl w:val="0"/>
+          <w:numId w:val="8"/>
+        </w:numPr>
+        <w:rPr>
+          <w:lang w:val="en-US"/>
+        </w:rPr>
+      </w:pPr>
+      <w:proofErr w:type="spellStart"/>
+      <w:r>
+        <w:rPr>
+          <w:lang w:val="en-US"/>
+        </w:rPr>
+        <w:t>Absen</w:t>
+      </w:r>
+      <w:proofErr w:type="spellEnd"/>
+      <w:r>
+        <w:rPr>
+          <w:lang w:val="en-US"/>
+        </w:rPr>
+        <w:t xml:space="preserve"> </w:t>
+      </w:r>
+      <w:proofErr w:type="spellStart"/>
+      <w:r>
+        <w:rPr>
+          <w:lang w:val="en-US"/>
+        </w:rPr>
+        <w:t>pulang</w:t>
+      </w:r>
+      <w:proofErr w:type="spellEnd"/>
+      <w:r>
+        <w:rPr>
+          <w:lang w:val="en-US"/>
+        </w:rPr>
+        <w:t xml:space="preserve"> max jam </w:t>
+      </w:r>
+      <w:proofErr w:type="spellStart"/>
+      <w:r>
+        <w:rPr>
+          <w:lang w:val="en-US"/>
+        </w:rPr>
+        <w:t>pulang</w:t>
+      </w:r>
+      <w:proofErr w:type="spellEnd"/>
+      <w:r>
+        <w:rPr>
+          <w:lang w:val="en-US"/>
+        </w:rPr>
+        <w:t xml:space="preserve"> +</w:t>
+      </w:r>
+      <w:r>
+        <w:rPr>
+          <w:lang w:val="en-US"/>
+        </w:rPr>
+        <w:t>1</w:t>
+      </w:r>
+      <w:r>
+        <w:rPr>
+          <w:lang w:val="en-US"/>
+        </w:rPr>
+        <w:t>jam</w:t>
+      </w:r>
+      <w:r>
+        <w:rPr>
+          <w:lang w:val="en-US"/>
+        </w:rPr>
+        <w:t xml:space="preserve"> (</w:t>
+      </w:r>
+      <w:proofErr w:type="spellStart"/>
+      <w:r>
+        <w:rPr>
+          <w:lang w:val="en-US"/>
+        </w:rPr>
+        <w:t>Kecuali</w:t>
+      </w:r>
+      <w:proofErr w:type="spellEnd"/>
+      <w:r>
+        <w:rPr>
+          <w:lang w:val="en-US"/>
+        </w:rPr>
+        <w:t xml:space="preserve"> IBS)</w:t>
+      </w:r>
+    </w:p>
+    <w:p>
+      <w:pPr>
+        <w:pStyle w:val="ListParagraph"/>
+        <w:numPr>
+          <w:ilvl w:val="0"/>
+          <w:numId w:val="8"/>
+        </w:numPr>
+        <w:rPr>
+          <w:lang w:val="en-US"/>
+        </w:rPr>
+      </w:pPr>
+      <w:proofErr w:type="spellStart"/>
+      <w:r>
+        <w:rPr>
+          <w:lang w:val="en-US"/>
+        </w:rPr>
+        <w:t>Penghitungan</w:t>
+      </w:r>
+      <w:proofErr w:type="spellEnd"/>
+      <w:r>
+        <w:rPr>
+          <w:lang w:val="en-US"/>
+        </w:rPr>
+        <w:t xml:space="preserve"> </w:t>
+      </w:r>
+      <w:proofErr w:type="spellStart"/>
+      <w:r>
+        <w:rPr>
+          <w:lang w:val="en-US"/>
+        </w:rPr>
+        <w:t>kehadiran</w:t>
+      </w:r>
+      <w:proofErr w:type="spellEnd"/>
+      <w:r>
+        <w:rPr>
+          <w:lang w:val="en-US"/>
+        </w:rPr>
+        <w:t xml:space="preserve"> per </w:t>
+      </w:r>
+      <w:proofErr w:type="spellStart"/>
+      <w:r>
+        <w:rPr>
+          <w:lang w:val="en-US"/>
+        </w:rPr>
+        <w:t>tgl</w:t>
+      </w:r>
+      <w:proofErr w:type="spellEnd"/>
+      <w:r>
+        <w:rPr>
+          <w:lang w:val="en-US"/>
+        </w:rPr>
+        <w:t xml:space="preserve"> 20 (</w:t>
+      </w:r>
+      <w:proofErr w:type="spellStart"/>
+      <w:r>
+        <w:rPr>
+          <w:lang w:val="en-US"/>
+        </w:rPr>
+        <w:t>tgl</w:t>
+      </w:r>
+      <w:proofErr w:type="spellEnd"/>
+      <w:r>
+        <w:rPr>
+          <w:lang w:val="en-US"/>
+        </w:rPr>
+        <w:t xml:space="preserve"> 21 - </w:t>
+      </w:r>
+      <w:proofErr w:type="spellStart"/>
+      <w:r>
+        <w:rPr>
+          <w:b/>
+          <w:bCs/>
+          <w:lang w:val="en-US"/>
+        </w:rPr>
+        <w:t>tgl</w:t>
+      </w:r>
+      <w:proofErr w:type="spellEnd"/>
+      <w:r>
+        <w:rPr>
+          <w:b/>
+          <w:bCs/>
+          <w:lang w:val="en-US"/>
+        </w:rPr>
+        <w:t xml:space="preserve"> 20</w:t>
+      </w:r>
+      <w:r>
+        <w:rPr>
+          <w:lang w:val="en-US"/>
+        </w:rPr>
+        <w:t xml:space="preserve">) </w:t>
+      </w:r>
+      <w:proofErr w:type="spellStart"/>
+      <w:r>
+        <w:rPr>
+          <w:lang w:val="en-US"/>
+        </w:rPr>
+        <w:t>berdasarkan</w:t>
+      </w:r>
+      <w:proofErr w:type="spellEnd"/>
+      <w:r>
+        <w:rPr>
+          <w:lang w:val="en-US"/>
+        </w:rPr>
+        <w:t xml:space="preserve"> </w:t>
+      </w:r>
+      <w:proofErr w:type="spellStart"/>
+      <w:r>
+        <w:rPr>
+          <w:lang w:val="en-US"/>
+        </w:rPr>
+        <w:t>tgl_in</w:t>
+      </w:r>
+      <w:proofErr w:type="spellEnd"/>
+    </w:p>
+    <w:p>
+      <w:pPr>
+        <w:pStyle w:val="ListParagraph"/>
+        <w:numPr>
+          <w:ilvl w:val="0"/>
+          <w:numId w:val="8"/>
+        </w:numPr>
+        <w:rPr>
+          <w:lang w:val="en-US"/>
+        </w:rPr>
+      </w:pPr>
+      <w:r>
+        <w:rPr>
+          <w:lang w:val="en-US"/>
+        </w:rPr>
+        <w:t xml:space="preserve">Riwayat </w:t>
+      </w:r>
+      <w:proofErr w:type="spellStart"/>
+      <w:r>
+        <w:rPr>
+          <w:lang w:val="en-US"/>
+        </w:rPr>
+        <w:t>pengguna</w:t>
+      </w:r>
+      <w:proofErr w:type="spellEnd"/>
+      <w:r>
+        <w:rPr>
+          <w:lang w:val="en-US"/>
+        </w:rPr>
+        <w:t xml:space="preserve"> </w:t>
+      </w:r>
+      <w:proofErr w:type="spellStart"/>
+      <w:r>
+        <w:rPr>
+          <w:lang w:val="en-US"/>
+        </w:rPr>
+        <w:t>dapat</w:t>
+      </w:r>
+      <w:proofErr w:type="spellEnd"/>
+      <w:r>
+        <w:rPr>
+          <w:lang w:val="en-US"/>
+        </w:rPr>
+        <w:t xml:space="preserve"> </w:t>
+      </w:r>
+      <w:proofErr w:type="spellStart"/>
+      <w:r>
+        <w:rPr>
+          <w:lang w:val="en-US"/>
+        </w:rPr>
+        <w:t>melihat</w:t>
+      </w:r>
+      <w:proofErr w:type="spellEnd"/>
+      <w:r>
+        <w:rPr>
+          <w:lang w:val="en-US"/>
+        </w:rPr>
+        <w:t xml:space="preserve"> </w:t>
+      </w:r>
+      <w:proofErr w:type="spellStart"/>
+      <w:r>
+        <w:rPr>
+          <w:lang w:val="en-US"/>
+        </w:rPr>
+        <w:t>absensi</w:t>
+      </w:r>
+      <w:proofErr w:type="spellEnd"/>
+      <w:r>
+        <w:rPr>
+          <w:lang w:val="en-US"/>
+        </w:rPr>
+        <w:t xml:space="preserve"> </w:t>
+      </w:r>
+      <w:proofErr w:type="spellStart"/>
+      <w:r>
+        <w:rPr>
+          <w:lang w:val="en-US"/>
+        </w:rPr>
+        <w:t>sebelumnya</w:t>
+      </w:r>
+      <w:proofErr w:type="spellEnd"/>
+      <w:r>
+        <w:rPr>
+          <w:lang w:val="en-US"/>
+        </w:rPr>
+        <w:t xml:space="preserve"> H-90 </w:t>
+      </w:r>
+      <w:proofErr w:type="spellStart"/>
+      <w:r>
+        <w:rPr>
+          <w:lang w:val="en-US"/>
+        </w:rPr>
+        <w:t>hari</w:t>
+      </w:r>
+      <w:proofErr w:type="spellEnd"/>
+    </w:p>
+    <w:p>
+      <w:pPr>
+        <w:pStyle w:val="ListParagraph"/>
+        <w:numPr>
+          <w:ilvl w:val="0"/>
+          <w:numId w:val="8"/>
+        </w:numPr>
+        <w:rPr>
+          <w:lang w:val="en-US"/>
+        </w:rPr>
+      </w:pPr>
+      <w:proofErr w:type="spellStart"/>
+      <w:r>
+        <w:rPr>
+          <w:lang w:val="en-US"/>
+        </w:rPr>
+        <w:t>Tombol</w:t>
+      </w:r>
+      <w:proofErr w:type="spellEnd"/>
+      <w:r>
+        <w:rPr>
+          <w:lang w:val="en-US"/>
+        </w:rPr>
+        <w:t xml:space="preserve"> </w:t>
+      </w:r>
+      <w:proofErr w:type="spellStart"/>
+      <w:r>
+        <w:rPr>
+          <w:lang w:val="en-US"/>
+        </w:rPr>
+        <w:t>absen</w:t>
+      </w:r>
+      <w:proofErr w:type="spellEnd"/>
+      <w:r>
+        <w:rPr>
+          <w:lang w:val="en-US"/>
+        </w:rPr>
+        <w:t xml:space="preserve"> </w:t>
+      </w:r>
+      <w:proofErr w:type="spellStart"/>
+      <w:r>
+        <w:rPr>
+          <w:lang w:val="en-US"/>
+        </w:rPr>
+        <w:t>masuk</w:t>
+      </w:r>
+      <w:proofErr w:type="spellEnd"/>
+      <w:r>
+        <w:rPr>
+          <w:lang w:val="en-US"/>
+        </w:rPr>
+        <w:t xml:space="preserve"> &amp; </w:t>
+      </w:r>
+      <w:proofErr w:type="spellStart"/>
+      <w:r>
+        <w:rPr>
+          <w:lang w:val="en-US"/>
+        </w:rPr>
+        <w:t>pulang</w:t>
+      </w:r>
+      <w:proofErr w:type="spellEnd"/>
+      <w:r>
+        <w:rPr>
+          <w:lang w:val="en-US"/>
+        </w:rPr>
+        <w:t xml:space="preserve"> </w:t>
+      </w:r>
+      <w:proofErr w:type="spellStart"/>
+      <w:r>
+        <w:rPr>
+          <w:lang w:val="en-US"/>
+        </w:rPr>
+        <w:t>dimunculkan</w:t>
+      </w:r>
+      <w:proofErr w:type="spellEnd"/>
+      <w:r>
+        <w:rPr>
+          <w:lang w:val="en-US"/>
+        </w:rPr>
+        <w:t xml:space="preserve"> </w:t>
+      </w:r>
+      <w:proofErr w:type="spellStart"/>
+      <w:r>
+        <w:rPr>
+          <w:lang w:val="en-US"/>
+        </w:rPr>
+        <w:t>semua</w:t>
+      </w:r>
+      <w:proofErr w:type="spellEnd"/>
+      <w:r>
+        <w:rPr>
+          <w:lang w:val="en-US"/>
+        </w:rPr>
+        <w:t xml:space="preserve">, </w:t>
+      </w:r>
+      <w:proofErr w:type="spellStart"/>
+      <w:r>
+        <w:rPr>
+          <w:lang w:val="en-US"/>
+        </w:rPr>
+        <w:t>Oncall</w:t>
+      </w:r>
+      <w:proofErr w:type="spellEnd"/>
+    </w:p>
+    <w:p>
+      <w:pPr>
+        <w:pStyle w:val="ListParagraph"/>
+        <w:numPr>
+          <w:ilvl w:val="0"/>
+          <w:numId w:val="8"/>
+        </w:numPr>
+        <w:rPr>
+          <w:lang w:val="en-US"/>
+        </w:rPr>
+      </w:pPr>
+      <w:r>
+        <w:rPr>
+          <w:lang w:val="en-US"/>
+        </w:rPr>
+        <w:t xml:space="preserve">Masuk jaga shift </w:t>
+      </w:r>
+      <w:proofErr w:type="spellStart"/>
+      <w:r>
+        <w:rPr>
+          <w:lang w:val="en-US"/>
+        </w:rPr>
+        <w:t>hanya</w:t>
+      </w:r>
+      <w:proofErr w:type="spellEnd"/>
+      <w:r>
+        <w:rPr>
+          <w:lang w:val="en-US"/>
+        </w:rPr>
+        <w:t xml:space="preserve"> 1x per </w:t>
+      </w:r>
+      <w:proofErr w:type="spellStart"/>
+      <w:r>
+        <w:rPr>
+          <w:lang w:val="en-US"/>
+        </w:rPr>
+        <w:t>hari</w:t>
+      </w:r>
+      <w:proofErr w:type="spellEnd"/>
+      <w:r>
+        <w:rPr>
+          <w:lang w:val="en-US"/>
+        </w:rPr>
+        <w:t xml:space="preserve">, </w:t>
+      </w:r>
+      <w:proofErr w:type="spellStart"/>
+      <w:r>
+        <w:rPr>
+          <w:lang w:val="en-US"/>
+        </w:rPr>
+        <w:t>oncall</w:t>
+      </w:r>
+      <w:proofErr w:type="spellEnd"/>
+      <w:r>
+        <w:rPr>
+          <w:lang w:val="en-US"/>
+        </w:rPr>
+        <w:t xml:space="preserve"> </w:t>
+      </w:r>
+      <w:proofErr w:type="spellStart"/>
+      <w:r>
+        <w:rPr>
+          <w:lang w:val="en-US"/>
+        </w:rPr>
+        <w:t>bisa</w:t>
+      </w:r>
+      <w:proofErr w:type="spellEnd"/>
+      <w:r>
+        <w:rPr>
+          <w:lang w:val="en-US"/>
+        </w:rPr>
+        <w:t xml:space="preserve"> </w:t>
+      </w:r>
+      <w:proofErr w:type="spellStart"/>
+      <w:r>
+        <w:rPr>
+          <w:lang w:val="en-US"/>
+        </w:rPr>
+        <w:t>lebih</w:t>
+      </w:r>
+      <w:proofErr w:type="spellEnd"/>
+      <w:r>
+        <w:rPr>
+          <w:lang w:val="en-US"/>
+        </w:rPr>
+        <w:t xml:space="preserve"> </w:t>
+      </w:r>
+      <w:proofErr w:type="spellStart"/>
+      <w:r>
+        <w:rPr>
+          <w:lang w:val="en-US"/>
+        </w:rPr>
+        <w:t>dari</w:t>
+      </w:r>
+      <w:proofErr w:type="spellEnd"/>
+      <w:r>
+        <w:rPr>
+          <w:lang w:val="en-US"/>
+        </w:rPr>
+        <w:t xml:space="preserve"> </w:t>
+      </w:r>
+      <w:r>
+        <w:rPr>
+          <w:lang w:val="en-US"/>
+        </w:rPr>
+        <w:t>1</w:t>
+      </w:r>
+      <w:r>
+        <w:rPr>
+          <w:lang w:val="en-US"/>
+        </w:rPr>
+        <w:t>x</w:t>
+      </w:r>
+    </w:p>
+    <w:p>
+      <w:pPr>
+        <w:pStyle w:val="ListParagraph"/>
+        <w:numPr>
+          <w:ilvl w:val="0"/>
+          <w:numId w:val="8"/>
+        </w:numPr>
+        <w:rPr>
+          <w:lang w:val="en-US"/>
+        </w:rPr>
+      </w:pPr>
+      <w:proofErr w:type="spellStart"/>
+      <w:r>
+        <w:rPr>
+          <w:lang w:val="en-US"/>
+        </w:rPr>
+        <w:t>Tuker</w:t>
+      </w:r>
+      <w:proofErr w:type="spellEnd"/>
+      <w:r>
+        <w:rPr>
+          <w:lang w:val="en-US"/>
+        </w:rPr>
+        <w:t xml:space="preserve"> jaga </w:t>
+      </w:r>
+      <w:proofErr w:type="spellStart"/>
+      <w:r>
+        <w:rPr>
+          <w:lang w:val="en-US"/>
+        </w:rPr>
+        <w:t>harus</w:t>
+      </w:r>
+      <w:proofErr w:type="spellEnd"/>
+      <w:r>
+        <w:rPr>
+          <w:lang w:val="en-US"/>
+        </w:rPr>
+        <w:t xml:space="preserve"> </w:t>
+      </w:r>
+      <w:proofErr w:type="spellStart"/>
+      <w:r>
+        <w:rPr>
+          <w:lang w:val="en-US"/>
+        </w:rPr>
+        <w:t>beda</w:t>
+      </w:r>
+      <w:proofErr w:type="spellEnd"/>
+      <w:r>
+        <w:rPr>
+          <w:lang w:val="en-US"/>
+        </w:rPr>
+        <w:t xml:space="preserve"> </w:t>
+      </w:r>
+      <w:proofErr w:type="spellStart"/>
+      <w:r>
+        <w:rPr>
+          <w:lang w:val="en-US"/>
+        </w:rPr>
+        <w:t>hari</w:t>
+      </w:r>
+      <w:proofErr w:type="spellEnd"/>
+      <w:r>
+        <w:rPr>
+          <w:lang w:val="en-US"/>
+        </w:rPr>
+        <w:t xml:space="preserve"> (max H-1) dan </w:t>
+      </w:r>
+      <w:proofErr w:type="spellStart"/>
+      <w:r>
+        <w:rPr>
+          <w:lang w:val="en-US"/>
+        </w:rPr>
+        <w:t>menunggu</w:t>
+      </w:r>
+      <w:proofErr w:type="spellEnd"/>
+      <w:r>
+        <w:rPr>
+          <w:lang w:val="en-US"/>
+        </w:rPr>
+        <w:t xml:space="preserve"> </w:t>
+      </w:r>
+      <w:proofErr w:type="spellStart"/>
+      <w:r>
+        <w:rPr>
+          <w:lang w:val="en-US"/>
+        </w:rPr>
+        <w:t>batal</w:t>
+      </w:r>
+      <w:proofErr w:type="spellEnd"/>
+      <w:r>
+        <w:rPr>
+          <w:lang w:val="en-US"/>
+        </w:rPr>
+        <w:t xml:space="preserve"> </w:t>
+      </w:r>
+      <w:proofErr w:type="spellStart"/>
+      <w:r>
+        <w:rPr>
+          <w:lang w:val="en-US"/>
+        </w:rPr>
+        <w:t>verif</w:t>
+      </w:r>
+      <w:proofErr w:type="spellEnd"/>
+      <w:r>
+        <w:rPr>
+          <w:lang w:val="en-US"/>
+        </w:rPr>
+        <w:t xml:space="preserve"> </w:t>
+      </w:r>
+      <w:proofErr w:type="spellStart"/>
+      <w:r>
+        <w:rPr>
+          <w:lang w:val="en-US"/>
+        </w:rPr>
+        <w:t>dari</w:t>
+      </w:r>
+      <w:proofErr w:type="spellEnd"/>
+      <w:r>
+        <w:rPr>
+          <w:lang w:val="en-US"/>
+        </w:rPr>
+        <w:t xml:space="preserve"> </w:t>
+      </w:r>
+      <w:proofErr w:type="spellStart"/>
+      <w:r>
+        <w:rPr>
+          <w:lang w:val="en-US"/>
+        </w:rPr>
+        <w:t>kepegawaian</w:t>
+      </w:r>
+      <w:proofErr w:type="spellEnd"/>
+      <w:r>
+        <w:rPr>
+          <w:lang w:val="en-US"/>
+        </w:rPr>
+        <w:t xml:space="preserve"> (</w:t>
+      </w:r>
+      <w:proofErr w:type="spellStart"/>
+      <w:r>
+        <w:rPr>
+          <w:lang w:val="en-US"/>
+        </w:rPr>
+        <w:t>misal</w:t>
+      </w:r>
+      <w:proofErr w:type="spellEnd"/>
+      <w:r>
+        <w:rPr>
+          <w:lang w:val="en-US"/>
+        </w:rPr>
+        <w:t xml:space="preserve"> </w:t>
+      </w:r>
+      <w:proofErr w:type="spellStart"/>
+      <w:r>
+        <w:rPr>
+          <w:lang w:val="en-US"/>
+        </w:rPr>
+        <w:t>dari</w:t>
+      </w:r>
+      <w:proofErr w:type="spellEnd"/>
+      <w:r>
+        <w:rPr>
+          <w:lang w:val="en-US"/>
+        </w:rPr>
+        <w:t xml:space="preserve"> Pagi </w:t>
+      </w:r>
+      <w:proofErr w:type="spellStart"/>
+      <w:r>
+        <w:rPr>
+          <w:lang w:val="en-US"/>
+        </w:rPr>
+        <w:t>ke</w:t>
+      </w:r>
+      <w:proofErr w:type="spellEnd"/>
+      <w:r>
+        <w:rPr>
+          <w:lang w:val="en-US"/>
+        </w:rPr>
+        <w:t xml:space="preserve"> Pagi Siang)</w:t>
+      </w:r>
+    </w:p>
+    <w:p>
+      <w:pPr>
+        <w:pStyle w:val="ListParagraph"/>
+        <w:numPr>
+          <w:ilvl w:val="0"/>
+          <w:numId w:val="8"/>
+        </w:numPr>
+        <w:rPr>
+          <w:lang w:val="en-US"/>
+        </w:rPr>
+      </w:pPr>
+      <w:proofErr w:type="spellStart"/>
+      <w:r>
+        <w:rPr>
+          <w:lang w:val="en-US"/>
+        </w:rPr>
+        <w:t>Oncsll</w:t>
+      </w:r>
+      <w:proofErr w:type="spellEnd"/>
+      <w:r>
+        <w:rPr>
+          <w:lang w:val="en-US"/>
+        </w:rPr>
+        <w:t xml:space="preserve"> </w:t>
+      </w:r>
+      <w:proofErr w:type="spellStart"/>
+      <w:r>
+        <w:rPr>
+          <w:lang w:val="en-US"/>
+        </w:rPr>
+        <w:t>hanya</w:t>
+      </w:r>
+      <w:proofErr w:type="spellEnd"/>
+      <w:r>
+        <w:rPr>
+          <w:lang w:val="en-US"/>
+        </w:rPr>
+        <w:t xml:space="preserve"> </w:t>
+      </w:r>
+      <w:proofErr w:type="spellStart"/>
+      <w:r>
+        <w:rPr>
+          <w:lang w:val="en-US"/>
+        </w:rPr>
+        <w:t>diberlakukan</w:t>
+      </w:r>
+      <w:proofErr w:type="spellEnd"/>
+      <w:r>
+        <w:rPr>
+          <w:lang w:val="en-US"/>
+        </w:rPr>
+        <w:t xml:space="preserve"> di IBS</w:t>
+      </w:r>
+    </w:p>
+    <w:p>
+      <w:pPr>
+        <w:rPr>
+          <w:lang w:val="en-US"/>
+        </w:rPr>
+      </w:pPr>
+      <w:r>
+        <w:rPr>
+          <w:lang w:val="en-US"/>
+        </w:rPr>
+        <w:t xml:space="preserve">ALUR </w:t>
+      </w:r>
+      <w:proofErr w:type="spellStart"/>
+      <w:r>
+        <w:rPr>
+          <w:lang w:val="en-US"/>
+        </w:rPr>
+        <w:t>Pengubahan</w:t>
+      </w:r>
+      <w:proofErr w:type="spellEnd"/>
+      <w:r>
+        <w:rPr>
+          <w:lang w:val="en-US"/>
+        </w:rPr>
+        <w:t xml:space="preserve"> </w:t>
+      </w:r>
+      <w:proofErr w:type="spellStart"/>
+      <w:r>
+        <w:rPr>
+          <w:lang w:val="en-US"/>
+        </w:rPr>
+        <w:t>Jadwal</w:t>
+      </w:r>
+      <w:proofErr w:type="spellEnd"/>
+      <w:r>
+        <w:rPr>
+          <w:lang w:val="en-US"/>
+        </w:rPr>
+        <w:t xml:space="preserve"> Dinas</w:t>
+      </w:r>
+    </w:p>
+    <w:p>
+      <w:pPr>
+        <w:pStyle w:val="ListParagraph"/>
+        <w:numPr>
+          <w:ilvl w:val="0"/>
+          <w:numId w:val="1"/>
+        </w:numPr>
+        <w:rPr>
+          <w:lang w:val="en-US"/>
+        </w:rPr>
+      </w:pPr>
+      <w:proofErr w:type="spellStart"/>
+      <w:r>
+        <w:rPr>
+          <w:lang w:val="en-US"/>
+        </w:rPr>
+        <w:t>Pengguna</w:t>
+      </w:r>
+      <w:proofErr w:type="spellEnd"/>
+      <w:r>
+        <w:rPr>
+          <w:lang w:val="en-US"/>
+        </w:rPr>
+        <w:t xml:space="preserve"> </w:t>
+      </w:r>
+      <w:proofErr w:type="spellStart"/>
+      <w:r>
+        <w:rPr>
+          <w:lang w:val="en-US"/>
+        </w:rPr>
+        <w:t>menghubungi</w:t>
+      </w:r>
+      <w:proofErr w:type="spellEnd"/>
+      <w:r>
+        <w:rPr>
+          <w:lang w:val="en-US"/>
+        </w:rPr>
+        <w:t xml:space="preserve"> </w:t>
+      </w:r>
+      <w:proofErr w:type="spellStart"/>
+      <w:r>
+        <w:rPr>
+          <w:lang w:val="en-US"/>
+        </w:rPr>
+        <w:t>kepegawaian</w:t>
+      </w:r>
+      <w:proofErr w:type="spellEnd"/>
+    </w:p>
+    <w:p>
+      <w:pPr>
+        <w:pStyle w:val="ListParagraph"/>
+        <w:numPr>
+          <w:ilvl w:val="0"/>
+          <w:numId w:val="1"/>
+        </w:numPr>
+        <w:rPr>
+          <w:lang w:val="en-US"/>
+        </w:rPr>
+      </w:pPr>
+      <w:proofErr w:type="spellStart"/>
+      <w:r>
+        <w:rPr>
+          <w:lang w:val="en-US"/>
+        </w:rPr>
+        <w:t>Kepegawaian</w:t>
+      </w:r>
+      <w:proofErr w:type="spellEnd"/>
+      <w:r>
+        <w:rPr>
+          <w:lang w:val="en-US"/>
+        </w:rPr>
+        <w:t xml:space="preserve"> </w:t>
+      </w:r>
+      <w:proofErr w:type="spellStart"/>
+      <w:r>
+        <w:rPr>
+          <w:lang w:val="en-US"/>
+        </w:rPr>
+        <w:t>batal</w:t>
+      </w:r>
+      <w:proofErr w:type="spellEnd"/>
+      <w:r>
+        <w:rPr>
+          <w:lang w:val="en-US"/>
+        </w:rPr>
+        <w:t xml:space="preserve"> </w:t>
+      </w:r>
+      <w:proofErr w:type="spellStart"/>
+      <w:r>
+        <w:rPr>
+          <w:lang w:val="en-US"/>
+        </w:rPr>
+        <w:t>verif</w:t>
+      </w:r>
+      <w:proofErr w:type="spellEnd"/>
+      <w:r>
+        <w:rPr>
+          <w:lang w:val="en-US"/>
+        </w:rPr>
+        <w:t xml:space="preserve"> </w:t>
+      </w:r>
+      <w:proofErr w:type="spellStart"/>
+      <w:r>
+        <w:rPr>
+          <w:lang w:val="en-US"/>
+        </w:rPr>
+        <w:t>untuk</w:t>
+      </w:r>
+      <w:proofErr w:type="spellEnd"/>
+      <w:r>
+        <w:rPr>
+          <w:lang w:val="en-US"/>
+        </w:rPr>
+        <w:t xml:space="preserve"> </w:t>
+      </w:r>
+      <w:proofErr w:type="spellStart"/>
+      <w:r>
+        <w:rPr>
+          <w:lang w:val="en-US"/>
+        </w:rPr>
+        <w:t>membuka</w:t>
+      </w:r>
+      <w:proofErr w:type="spellEnd"/>
+      <w:r>
+        <w:rPr>
+          <w:lang w:val="en-US"/>
+        </w:rPr>
+        <w:t xml:space="preserve"> </w:t>
+      </w:r>
+      <w:proofErr w:type="spellStart"/>
+      <w:r>
+        <w:rPr>
+          <w:lang w:val="en-US"/>
+        </w:rPr>
+        <w:t>akses</w:t>
+      </w:r>
+      <w:proofErr w:type="spellEnd"/>
+      <w:r>
+        <w:rPr>
+          <w:lang w:val="en-US"/>
+        </w:rPr>
+        <w:t xml:space="preserve"> </w:t>
+      </w:r>
+      <w:proofErr w:type="spellStart"/>
+      <w:r>
+        <w:rPr>
+          <w:lang w:val="en-US"/>
+        </w:rPr>
+        <w:t>ubah</w:t>
+      </w:r>
+      <w:proofErr w:type="spellEnd"/>
+      <w:r>
+        <w:rPr>
+          <w:lang w:val="en-US"/>
+        </w:rPr>
+        <w:t xml:space="preserve"> </w:t>
+      </w:r>
+      <w:proofErr w:type="spellStart"/>
+      <w:r>
+        <w:rPr>
+          <w:lang w:val="en-US"/>
+        </w:rPr>
+        <w:t>jadwal</w:t>
+      </w:r>
+      <w:proofErr w:type="spellEnd"/>
+    </w:p>
+    <w:p>
+      <w:pPr>
+        <w:pStyle w:val="ListParagraph"/>
+        <w:numPr>
+          <w:ilvl w:val="0"/>
+          <w:numId w:val="1"/>
+        </w:numPr>
+        <w:rPr>
+          <w:lang w:val="en-US"/>
+        </w:rPr>
+      </w:pPr>
+      <w:proofErr w:type="spellStart"/>
+      <w:r>
+        <w:rPr>
+          <w:lang w:val="en-US"/>
+        </w:rPr>
+        <w:t>Setelah</w:t>
+      </w:r>
+      <w:proofErr w:type="spellEnd"/>
+      <w:r>
+        <w:rPr>
+          <w:lang w:val="en-US"/>
+        </w:rPr>
+        <w:t xml:space="preserve"> </w:t>
+      </w:r>
+      <w:proofErr w:type="spellStart"/>
+      <w:r>
+        <w:rPr>
+          <w:lang w:val="en-US"/>
+        </w:rPr>
+        <w:t>jadwal</w:t>
+      </w:r>
+      <w:proofErr w:type="spellEnd"/>
+      <w:r>
+        <w:rPr>
+          <w:lang w:val="en-US"/>
+        </w:rPr>
+        <w:t xml:space="preserve"> </w:t>
+      </w:r>
+      <w:proofErr w:type="spellStart"/>
+      <w:r>
+        <w:rPr>
+          <w:lang w:val="en-US"/>
+        </w:rPr>
+        <w:t>diubah</w:t>
+      </w:r>
+      <w:proofErr w:type="spellEnd"/>
+      <w:r>
+        <w:rPr>
+          <w:lang w:val="en-US"/>
+        </w:rPr>
+        <w:t xml:space="preserve"> oleh </w:t>
+      </w:r>
+      <w:proofErr w:type="spellStart"/>
+      <w:r>
+        <w:rPr>
+          <w:lang w:val="en-US"/>
+        </w:rPr>
+        <w:t>pengguna</w:t>
+      </w:r>
+      <w:proofErr w:type="spellEnd"/>
+      <w:r>
+        <w:rPr>
+          <w:lang w:val="en-US"/>
+        </w:rPr>
+        <w:t xml:space="preserve">, </w:t>
+      </w:r>
+      <w:proofErr w:type="spellStart"/>
+      <w:r>
+        <w:rPr>
+          <w:lang w:val="en-US"/>
+        </w:rPr>
+        <w:t>kepegawaian</w:t>
+      </w:r>
+      <w:proofErr w:type="spellEnd"/>
+      <w:r>
+        <w:rPr>
+          <w:lang w:val="en-US"/>
+        </w:rPr>
+        <w:t xml:space="preserve"> </w:t>
+      </w:r>
+      <w:proofErr w:type="spellStart"/>
+      <w:r>
+        <w:rPr>
+          <w:lang w:val="en-US"/>
+        </w:rPr>
+        <w:t>verif</w:t>
+      </w:r>
+      <w:proofErr w:type="spellEnd"/>
+      <w:r>
+        <w:rPr>
+          <w:lang w:val="en-US"/>
+        </w:rPr>
+        <w:t xml:space="preserve"> Kembali</w:t>
+      </w:r>
+    </w:p>
+    <w:p>
+      <w:pPr>
+        <w:pStyle w:val="ListParagraph"/>
+        <w:numPr>
+          <w:ilvl w:val="0"/>
+          <w:numId w:val="1"/>
+        </w:numPr>
+        <w:rPr>
+          <w:lang w:val="en-US"/>
+        </w:rPr>
+      </w:pPr>
+      <w:proofErr w:type="spellStart"/>
+      <w:r>
+        <w:rPr>
+          <w:lang w:val="en-US"/>
+        </w:rPr>
+        <w:t>Tidak</w:t>
+      </w:r>
+      <w:proofErr w:type="spellEnd"/>
+      <w:r>
+        <w:rPr>
+          <w:lang w:val="en-US"/>
+        </w:rPr>
+        <w:t xml:space="preserve"> </w:t>
+      </w:r>
+      <w:proofErr w:type="spellStart"/>
+      <w:r>
+        <w:rPr>
+          <w:lang w:val="en-US"/>
+        </w:rPr>
+        <w:t>merubah</w:t>
+      </w:r>
+      <w:proofErr w:type="spellEnd"/>
+      <w:r>
+        <w:rPr>
+          <w:lang w:val="en-US"/>
+        </w:rPr>
+        <w:t xml:space="preserve"> </w:t>
+      </w:r>
+      <w:proofErr w:type="spellStart"/>
+      <w:r>
+        <w:rPr>
+          <w:lang w:val="en-US"/>
+        </w:rPr>
+        <w:t>verifikasi</w:t>
+      </w:r>
+      <w:proofErr w:type="spellEnd"/>
+      <w:r>
+        <w:rPr>
+          <w:lang w:val="en-US"/>
+        </w:rPr>
+        <w:t xml:space="preserve"> </w:t>
+      </w:r>
+      <w:proofErr w:type="spellStart"/>
+      <w:r>
+        <w:rPr>
+          <w:lang w:val="en-US"/>
+        </w:rPr>
+        <w:t>dari</w:t>
+      </w:r>
+      <w:proofErr w:type="spellEnd"/>
+      <w:r>
+        <w:rPr>
+          <w:lang w:val="en-US"/>
+        </w:rPr>
+        <w:t xml:space="preserve"> </w:t>
+      </w:r>
+      <w:proofErr w:type="spellStart"/>
+      <w:r>
+        <w:rPr>
+          <w:lang w:val="en-US"/>
+        </w:rPr>
+        <w:t>atasan</w:t>
+      </w:r>
+      <w:proofErr w:type="spellEnd"/>
+      <w:r>
+        <w:rPr>
+          <w:lang w:val="en-US"/>
+        </w:rPr>
+        <w:t xml:space="preserve"> </w:t>
+      </w:r>
+      <w:proofErr w:type="spellStart"/>
+      <w:r>
+        <w:rPr>
+          <w:lang w:val="en-US"/>
+        </w:rPr>
+        <w:t>langsung</w:t>
+      </w:r>
+      <w:proofErr w:type="spellEnd"/>
+      <w:r>
+        <w:rPr>
+          <w:lang w:val="en-US"/>
+        </w:rPr>
+        <w:t xml:space="preserve">, </w:t>
+      </w:r>
+      <w:proofErr w:type="spellStart"/>
+      <w:r>
+        <w:rPr>
+          <w:lang w:val="en-US"/>
+        </w:rPr>
+        <w:t>jadi</w:t>
+      </w:r>
+      <w:proofErr w:type="spellEnd"/>
+      <w:r>
+        <w:rPr>
+          <w:lang w:val="en-US"/>
+        </w:rPr>
+        <w:t xml:space="preserve"> </w:t>
+      </w:r>
+      <w:proofErr w:type="spellStart"/>
+      <w:r>
+        <w:rPr>
+          <w:lang w:val="en-US"/>
+        </w:rPr>
+        <w:t>dari</w:t>
+      </w:r>
+      <w:proofErr w:type="spellEnd"/>
+      <w:r>
+        <w:rPr>
+          <w:lang w:val="en-US"/>
+        </w:rPr>
+        <w:t xml:space="preserve"> user </w:t>
+      </w:r>
+      <w:proofErr w:type="spellStart"/>
+      <w:r>
+        <w:rPr>
+          <w:lang w:val="en-US"/>
+        </w:rPr>
+        <w:t>langsung</w:t>
+      </w:r>
+      <w:proofErr w:type="spellEnd"/>
+      <w:r>
+        <w:rPr>
+          <w:lang w:val="en-US"/>
+        </w:rPr>
+        <w:t xml:space="preserve"> </w:t>
+      </w:r>
+      <w:proofErr w:type="spellStart"/>
+      <w:r>
+        <w:rPr>
+          <w:lang w:val="en-US"/>
+        </w:rPr>
+        <w:t>verif</w:t>
+      </w:r>
+      <w:proofErr w:type="spellEnd"/>
+      <w:r>
+        <w:rPr>
+          <w:lang w:val="en-US"/>
+        </w:rPr>
+        <w:t xml:space="preserve"> </w:t>
+      </w:r>
+      <w:proofErr w:type="spellStart"/>
+      <w:r>
+        <w:rPr>
+          <w:lang w:val="en-US"/>
+        </w:rPr>
+        <w:t>kepegawaian</w:t>
+      </w:r>
+      <w:proofErr w:type="spellEnd"/>
+    </w:p>
+    <w:p>
+      <w:pPr>
+        <w:rPr>
+          <w:lang w:val="en-US"/>
+        </w:rPr>
+      </w:pPr>
+      <w:proofErr w:type="spellStart"/>
+      <w:r>
+        <w:rPr>
+          <w:lang w:val="en-US"/>
+        </w:rPr>
+        <w:t>Syarat</w:t>
+      </w:r>
+      <w:proofErr w:type="spellEnd"/>
+      <w:r>
+        <w:rPr>
+          <w:lang w:val="en-US"/>
+        </w:rPr>
+        <w:t xml:space="preserve"> </w:t>
+      </w:r>
+      <w:proofErr w:type="spellStart"/>
+      <w:r>
+        <w:rPr>
+          <w:lang w:val="en-US"/>
+        </w:rPr>
+        <w:t>Absensi</w:t>
+      </w:r>
+      <w:proofErr w:type="spellEnd"/>
+    </w:p>
+    <w:p>
+      <w:pPr>
+        <w:pStyle w:val="ListParagraph"/>
+        <w:numPr>
+          <w:ilvl w:val="0"/>
+          <w:numId w:val="1"/>
+        </w:numPr>
+        <w:rPr>
+          <w:lang w:val="en-US"/>
+        </w:rPr>
+      </w:pPr>
+      <w:r>
+        <w:rPr>
+          <w:lang w:val="en-US"/>
+        </w:rPr>
+        <w:lastRenderedPageBreak/>
+        <w:t xml:space="preserve">Masuk </w:t>
+      </w:r>
+      <w:proofErr w:type="spellStart"/>
+      <w:r>
+        <w:rPr>
+          <w:lang w:val="en-US"/>
+        </w:rPr>
+        <w:t>tidak</w:t>
+      </w:r>
+      <w:proofErr w:type="spellEnd"/>
+      <w:r>
+        <w:rPr>
+          <w:lang w:val="en-US"/>
+        </w:rPr>
+        <w:t xml:space="preserve"> </w:t>
+      </w:r>
+      <w:proofErr w:type="spellStart"/>
+      <w:r>
+        <w:rPr>
+          <w:lang w:val="en-US"/>
+        </w:rPr>
+        <w:t>lebih</w:t>
+      </w:r>
+      <w:proofErr w:type="spellEnd"/>
+      <w:r>
+        <w:rPr>
+          <w:lang w:val="en-US"/>
+        </w:rPr>
+        <w:t xml:space="preserve"> </w:t>
+      </w:r>
+      <w:proofErr w:type="spellStart"/>
+      <w:r>
+        <w:rPr>
+          <w:lang w:val="en-US"/>
+        </w:rPr>
+        <w:t>dari</w:t>
+      </w:r>
+      <w:proofErr w:type="spellEnd"/>
+      <w:r>
+        <w:rPr>
+          <w:lang w:val="en-US"/>
+        </w:rPr>
+        <w:t xml:space="preserve"> jam </w:t>
+      </w:r>
+      <w:proofErr w:type="spellStart"/>
+      <w:r>
+        <w:rPr>
+          <w:lang w:val="en-US"/>
+        </w:rPr>
+        <w:t>masuk</w:t>
+      </w:r>
+      <w:proofErr w:type="spellEnd"/>
+      <w:r>
+        <w:rPr>
+          <w:lang w:val="en-US"/>
+        </w:rPr>
+        <w:t xml:space="preserve"> </w:t>
+      </w:r>
+      <w:proofErr w:type="spellStart"/>
+      <w:r>
+        <w:rPr>
+          <w:lang w:val="en-US"/>
+        </w:rPr>
+        <w:t>seharusnya</w:t>
+      </w:r>
+      <w:proofErr w:type="spellEnd"/>
+      <w:r>
+        <w:rPr>
+          <w:lang w:val="en-US"/>
+        </w:rPr>
+        <w:t xml:space="preserve"> +10menit</w:t>
+      </w:r>
+    </w:p>
+    <w:p>
+      <w:pPr>
+        <w:pStyle w:val="ListParagraph"/>
+        <w:numPr>
+          <w:ilvl w:val="0"/>
+          <w:numId w:val="1"/>
+        </w:numPr>
+        <w:rPr>
+          <w:lang w:val="en-US"/>
+        </w:rPr>
+      </w:pPr>
+      <w:r>
+        <w:rPr>
+          <w:lang w:val="en-US"/>
+        </w:rPr>
+        <w:t xml:space="preserve">Pulang </w:t>
+      </w:r>
+      <w:proofErr w:type="spellStart"/>
+      <w:r>
+        <w:rPr>
+          <w:lang w:val="en-US"/>
+        </w:rPr>
+        <w:t>lebih</w:t>
+      </w:r>
+      <w:proofErr w:type="spellEnd"/>
+      <w:r>
+        <w:rPr>
+          <w:lang w:val="en-US"/>
+        </w:rPr>
+        <w:t xml:space="preserve"> </w:t>
+      </w:r>
+      <w:proofErr w:type="spellStart"/>
+      <w:r>
+        <w:rPr>
+          <w:lang w:val="en-US"/>
+        </w:rPr>
+        <w:t>dari</w:t>
+      </w:r>
+      <w:proofErr w:type="spellEnd"/>
+      <w:r>
+        <w:rPr>
+          <w:lang w:val="en-US"/>
+        </w:rPr>
+        <w:t xml:space="preserve"> jam </w:t>
+      </w:r>
+      <w:proofErr w:type="spellStart"/>
+      <w:r>
+        <w:rPr>
+          <w:lang w:val="en-US"/>
+        </w:rPr>
+        <w:t>kepulangan</w:t>
+      </w:r>
+      <w:proofErr w:type="spellEnd"/>
+      <w:r>
+        <w:rPr>
+          <w:lang w:val="en-US"/>
+        </w:rPr>
+        <w:t xml:space="preserve"> max +3jam</w:t>
+      </w:r>
+    </w:p>
+    <w:p>
+      <w:pPr>
+        <w:pStyle w:val="ListParagraph"/>
+        <w:numPr>
+          <w:ilvl w:val="0"/>
+          <w:numId w:val="1"/>
+        </w:numPr>
+        <w:rPr>
+          <w:lang w:val="en-US"/>
+        </w:rPr>
+      </w:pPr>
+      <w:proofErr w:type="spellStart"/>
+      <w:r>
+        <w:rPr>
+          <w:lang w:val="en-US"/>
+        </w:rPr>
+        <w:t>Keterlambatan</w:t>
+      </w:r>
+      <w:proofErr w:type="spellEnd"/>
+      <w:r>
+        <w:rPr>
+          <w:lang w:val="en-US"/>
+        </w:rPr>
+        <w:t xml:space="preserve"> </w:t>
+      </w:r>
+      <w:proofErr w:type="spellStart"/>
+      <w:r>
+        <w:rPr>
+          <w:lang w:val="en-US"/>
+        </w:rPr>
+        <w:t>lebih</w:t>
+      </w:r>
+      <w:proofErr w:type="spellEnd"/>
+      <w:r>
+        <w:rPr>
+          <w:lang w:val="en-US"/>
+        </w:rPr>
+        <w:t xml:space="preserve"> </w:t>
+      </w:r>
+      <w:proofErr w:type="spellStart"/>
+      <w:r>
+        <w:rPr>
+          <w:lang w:val="en-US"/>
+        </w:rPr>
+        <w:t>dari</w:t>
+      </w:r>
+      <w:proofErr w:type="spellEnd"/>
+      <w:r>
+        <w:rPr>
+          <w:lang w:val="en-US"/>
+        </w:rPr>
+        <w:t xml:space="preserve"> </w:t>
+      </w:r>
+      <w:r>
+        <w:rPr>
+          <w:lang w:val="en-US"/>
+        </w:rPr>
+        <w:t>10</w:t>
+      </w:r>
+      <w:r>
+        <w:rPr>
+          <w:lang w:val="en-US"/>
+        </w:rPr>
+        <w:t>x</w:t>
+      </w:r>
+      <w:r>
+        <w:rPr>
+          <w:lang w:val="en-US"/>
+        </w:rPr>
+        <w:t xml:space="preserve"> (</w:t>
+      </w:r>
+      <w:proofErr w:type="spellStart"/>
+      <w:r>
+        <w:rPr>
+          <w:lang w:val="en-US"/>
+        </w:rPr>
+        <w:t>kumulatif</w:t>
+      </w:r>
+      <w:proofErr w:type="spellEnd"/>
+      <w:r>
+        <w:rPr>
+          <w:lang w:val="en-US"/>
+        </w:rPr>
+        <w:t>)</w:t>
+      </w:r>
+      <w:r>
+        <w:rPr>
+          <w:lang w:val="en-US"/>
+        </w:rPr>
+        <w:t xml:space="preserve"> Hangus</w:t>
+      </w:r>
+    </w:p>
+    <w:p>
+      <w:pPr>
+        <w:rPr>
+          <w:lang w:val="en-US"/>
+        </w:rPr>
+      </w:pPr>
+      <w:r>
+        <w:rPr>
+          <w:lang w:val="en-US"/>
+        </w:rPr>
+        <w:t>ONCALL IBS</w:t>
+      </w:r>
+    </w:p>
+    <w:p>
+      <w:pPr>
+        <w:pStyle w:val="ListParagraph"/>
+        <w:numPr>
+          <w:ilvl w:val="0"/>
+          <w:numId w:val="1"/>
+        </w:numPr>
+        <w:rPr>
+          <w:lang w:val="en-US"/>
+        </w:rPr>
+      </w:pPr>
+      <w:proofErr w:type="spellStart"/>
+      <w:r>
+        <w:rPr>
+          <w:lang w:val="en-US"/>
+        </w:rPr>
+        <w:t>Tombol</w:t>
+      </w:r>
+      <w:proofErr w:type="spellEnd"/>
+      <w:r>
+        <w:rPr>
+          <w:lang w:val="en-US"/>
+        </w:rPr>
+        <w:t xml:space="preserve"> </w:t>
+      </w:r>
+      <w:proofErr w:type="spellStart"/>
+      <w:r>
+        <w:rPr>
+          <w:lang w:val="en-US"/>
+        </w:rPr>
+        <w:t>Oncall</w:t>
+      </w:r>
+      <w:proofErr w:type="spellEnd"/>
+      <w:r>
+        <w:rPr>
+          <w:lang w:val="en-US"/>
+        </w:rPr>
+        <w:t xml:space="preserve"> </w:t>
+      </w:r>
+      <w:proofErr w:type="spellStart"/>
+      <w:r>
+        <w:rPr>
+          <w:lang w:val="en-US"/>
+        </w:rPr>
+        <w:t>maksimal</w:t>
+      </w:r>
+      <w:proofErr w:type="spellEnd"/>
+      <w:r>
+        <w:rPr>
+          <w:lang w:val="en-US"/>
+        </w:rPr>
+        <w:t xml:space="preserve"> H-2 jam </w:t>
+      </w:r>
+      <w:proofErr w:type="spellStart"/>
+      <w:r>
+        <w:rPr>
+          <w:lang w:val="en-US"/>
+        </w:rPr>
+        <w:t>sebelum</w:t>
+      </w:r>
+      <w:proofErr w:type="spellEnd"/>
+      <w:r>
+        <w:rPr>
+          <w:lang w:val="en-US"/>
+        </w:rPr>
+        <w:t xml:space="preserve"> </w:t>
+      </w:r>
+      <w:proofErr w:type="spellStart"/>
+      <w:r>
+        <w:rPr>
+          <w:lang w:val="en-US"/>
+        </w:rPr>
+        <w:t>dia</w:t>
+      </w:r>
+      <w:proofErr w:type="spellEnd"/>
+      <w:r>
+        <w:rPr>
+          <w:lang w:val="en-US"/>
+        </w:rPr>
+        <w:t xml:space="preserve"> </w:t>
+      </w:r>
+      <w:proofErr w:type="spellStart"/>
+      <w:r>
+        <w:rPr>
+          <w:lang w:val="en-US"/>
+        </w:rPr>
+        <w:t>masuk</w:t>
+      </w:r>
+      <w:proofErr w:type="spellEnd"/>
+      <w:r>
+        <w:rPr>
+          <w:lang w:val="en-US"/>
+        </w:rPr>
+        <w:t xml:space="preserve"> (Ketika </w:t>
+      </w:r>
+      <w:proofErr w:type="spellStart"/>
+      <w:r>
+        <w:rPr>
+          <w:lang w:val="en-US"/>
+        </w:rPr>
+        <w:t>oncall</w:t>
+      </w:r>
+      <w:proofErr w:type="spellEnd"/>
+      <w:r>
+        <w:rPr>
+          <w:lang w:val="en-US"/>
+        </w:rPr>
+        <w:t xml:space="preserve"> di </w:t>
+      </w:r>
+      <w:proofErr w:type="spellStart"/>
+      <w:r>
+        <w:rPr>
+          <w:lang w:val="en-US"/>
+        </w:rPr>
+        <w:t>sebelum</w:t>
+      </w:r>
+      <w:proofErr w:type="spellEnd"/>
+      <w:r>
+        <w:rPr>
+          <w:lang w:val="en-US"/>
+        </w:rPr>
+        <w:t xml:space="preserve"> jam </w:t>
+      </w:r>
+      <w:proofErr w:type="spellStart"/>
+      <w:r>
+        <w:rPr>
+          <w:lang w:val="en-US"/>
+        </w:rPr>
+        <w:t>masuk</w:t>
+      </w:r>
+      <w:proofErr w:type="spellEnd"/>
+      <w:r>
+        <w:rPr>
+          <w:lang w:val="en-US"/>
+        </w:rPr>
+        <w:t>)</w:t>
+      </w:r>
+      <w:r>
+        <w:rPr>
+          <w:lang w:val="en-US"/>
+        </w:rPr>
+        <w:t xml:space="preserve">, </w:t>
+      </w:r>
+      <w:proofErr w:type="spellStart"/>
+      <w:r>
+        <w:rPr>
+          <w:lang w:val="en-US"/>
+        </w:rPr>
+        <w:t>tombol</w:t>
+      </w:r>
+      <w:proofErr w:type="spellEnd"/>
+      <w:r>
+        <w:rPr>
+          <w:lang w:val="en-US"/>
+        </w:rPr>
+        <w:t xml:space="preserve"> </w:t>
+      </w:r>
+      <w:proofErr w:type="spellStart"/>
+      <w:r>
+        <w:rPr>
+          <w:lang w:val="en-US"/>
+        </w:rPr>
+        <w:t>Mulai</w:t>
+      </w:r>
+      <w:proofErr w:type="spellEnd"/>
+      <w:r>
+        <w:rPr>
+          <w:lang w:val="en-US"/>
+        </w:rPr>
+        <w:t xml:space="preserve"> </w:t>
+      </w:r>
+      <w:proofErr w:type="spellStart"/>
+      <w:r>
+        <w:rPr>
+          <w:lang w:val="en-US"/>
+        </w:rPr>
+        <w:t>OnCall</w:t>
+      </w:r>
+      <w:proofErr w:type="spellEnd"/>
+      <w:r>
+        <w:rPr>
+          <w:lang w:val="en-US"/>
+        </w:rPr>
+        <w:t xml:space="preserve"> disable</w:t>
+      </w:r>
+      <w:r>
+        <w:rPr>
+          <w:lang w:val="en-US"/>
+        </w:rPr>
+        <w:t xml:space="preserve"> </w:t>
+      </w:r>
+      <w:proofErr w:type="spellStart"/>
+      <w:r>
+        <w:rPr>
+          <w:lang w:val="en-US"/>
+        </w:rPr>
+        <w:t>setelah</w:t>
+      </w:r>
+      <w:proofErr w:type="spellEnd"/>
+      <w:r>
+        <w:rPr>
+          <w:lang w:val="en-US"/>
+        </w:rPr>
+        <w:t xml:space="preserve"> </w:t>
+      </w:r>
+      <w:proofErr w:type="spellStart"/>
+      <w:r>
+        <w:rPr>
+          <w:lang w:val="en-US"/>
+        </w:rPr>
+        <w:t>mendekati</w:t>
+      </w:r>
+      <w:proofErr w:type="spellEnd"/>
+      <w:r>
+        <w:rPr>
+          <w:lang w:val="en-US"/>
+        </w:rPr>
+        <w:t xml:space="preserve"> jam </w:t>
+      </w:r>
+      <w:proofErr w:type="spellStart"/>
+      <w:r>
+        <w:rPr>
+          <w:lang w:val="en-US"/>
+        </w:rPr>
+        <w:t>masuk</w:t>
+      </w:r>
+      <w:proofErr w:type="spellEnd"/>
+    </w:p>
+    <w:p>
+      <w:pPr>
+        <w:pStyle w:val="ListParagraph"/>
+        <w:numPr>
+          <w:ilvl w:val="0"/>
+          <w:numId w:val="1"/>
+        </w:numPr>
+        <w:rPr>
+          <w:lang w:val="en-US"/>
+        </w:rPr>
+      </w:pPr>
+      <w:r>
+        <w:rPr>
+          <w:lang w:val="en-US"/>
+        </w:rPr>
+        <w:t xml:space="preserve">Ketika </w:t>
+      </w:r>
+      <w:proofErr w:type="spellStart"/>
+      <w:r>
+        <w:rPr>
+          <w:lang w:val="en-US"/>
+        </w:rPr>
+        <w:t>sudah</w:t>
+      </w:r>
+      <w:proofErr w:type="spellEnd"/>
+      <w:r>
+        <w:rPr>
+          <w:lang w:val="en-US"/>
+        </w:rPr>
+        <w:t xml:space="preserve"> </w:t>
+      </w:r>
+      <w:proofErr w:type="spellStart"/>
+      <w:r>
+        <w:rPr>
+          <w:lang w:val="en-US"/>
+        </w:rPr>
+        <w:t>klik</w:t>
+      </w:r>
+      <w:proofErr w:type="spellEnd"/>
+      <w:r>
+        <w:rPr>
+          <w:lang w:val="en-US"/>
+        </w:rPr>
+        <w:t xml:space="preserve"> </w:t>
+      </w:r>
+      <w:proofErr w:type="spellStart"/>
+      <w:r>
+        <w:rPr>
+          <w:lang w:val="en-US"/>
+        </w:rPr>
+        <w:t>tombol</w:t>
+      </w:r>
+      <w:proofErr w:type="spellEnd"/>
+      <w:r>
+        <w:rPr>
+          <w:lang w:val="en-US"/>
+        </w:rPr>
+        <w:t xml:space="preserve"> </w:t>
+      </w:r>
+      <w:proofErr w:type="spellStart"/>
+      <w:r>
+        <w:rPr>
+          <w:lang w:val="en-US"/>
+        </w:rPr>
+        <w:t>Mulai</w:t>
+      </w:r>
+      <w:proofErr w:type="spellEnd"/>
+      <w:r>
+        <w:rPr>
+          <w:lang w:val="en-US"/>
+        </w:rPr>
+        <w:t xml:space="preserve"> </w:t>
+      </w:r>
+      <w:proofErr w:type="spellStart"/>
+      <w:proofErr w:type="gramStart"/>
+      <w:r>
+        <w:rPr>
+          <w:lang w:val="en-US"/>
+        </w:rPr>
+        <w:t>OnCall</w:t>
+      </w:r>
+      <w:proofErr w:type="spellEnd"/>
+      <w:r>
+        <w:rPr>
+          <w:lang w:val="en-US"/>
+        </w:rPr>
+        <w:t xml:space="preserve"> :</w:t>
+      </w:r>
+      <w:proofErr w:type="gramEnd"/>
+      <w:r>
+        <w:rPr>
+          <w:lang w:val="en-US"/>
+        </w:rPr>
+        <w:t xml:space="preserve"> </w:t>
+      </w:r>
+    </w:p>
+    <w:p>
+      <w:pPr>
+        <w:pStyle w:val="ListParagraph"/>
+        <w:numPr>
+          <w:ilvl w:val="1"/>
+          <w:numId w:val="1"/>
+        </w:numPr>
+        <w:rPr>
+          <w:lang w:val="en-US"/>
+        </w:rPr>
+      </w:pPr>
+      <w:proofErr w:type="spellStart"/>
+      <w:r>
+        <w:rPr>
+          <w:lang w:val="en-US"/>
+        </w:rPr>
+        <w:t>Tombol</w:t>
+      </w:r>
+      <w:proofErr w:type="spellEnd"/>
+      <w:r>
+        <w:rPr>
+          <w:lang w:val="en-US"/>
+        </w:rPr>
+        <w:t xml:space="preserve"> </w:t>
+      </w:r>
+      <w:proofErr w:type="spellStart"/>
+      <w:r>
+        <w:rPr>
+          <w:lang w:val="en-US"/>
+        </w:rPr>
+        <w:t>Oncall</w:t>
+      </w:r>
+      <w:proofErr w:type="spellEnd"/>
+      <w:r>
+        <w:rPr>
+          <w:lang w:val="en-US"/>
+        </w:rPr>
+        <w:t xml:space="preserve"> </w:t>
+      </w:r>
+      <w:proofErr w:type="spellStart"/>
+      <w:r>
+        <w:rPr>
+          <w:lang w:val="en-US"/>
+        </w:rPr>
+        <w:t>pulang</w:t>
+      </w:r>
+      <w:proofErr w:type="spellEnd"/>
+      <w:r>
+        <w:rPr>
+          <w:lang w:val="en-US"/>
+        </w:rPr>
+        <w:t xml:space="preserve"> (</w:t>
+      </w:r>
+      <w:proofErr w:type="spellStart"/>
+      <w:r>
+        <w:rPr>
+          <w:lang w:val="en-US"/>
+        </w:rPr>
+        <w:t>selesai</w:t>
+      </w:r>
+      <w:proofErr w:type="spellEnd"/>
+      <w:r>
+        <w:rPr>
+          <w:lang w:val="en-US"/>
+        </w:rPr>
+        <w:t xml:space="preserve"> </w:t>
+      </w:r>
+      <w:proofErr w:type="spellStart"/>
+      <w:r>
+        <w:rPr>
+          <w:lang w:val="en-US"/>
+        </w:rPr>
+        <w:t>oncall</w:t>
+      </w:r>
+      <w:proofErr w:type="spellEnd"/>
+      <w:r>
+        <w:rPr>
+          <w:lang w:val="en-US"/>
+        </w:rPr>
+        <w:t xml:space="preserve">) </w:t>
+      </w:r>
+      <w:proofErr w:type="spellStart"/>
+      <w:r>
+        <w:rPr>
+          <w:lang w:val="en-US"/>
+        </w:rPr>
+        <w:t>bisa</w:t>
+      </w:r>
+      <w:proofErr w:type="spellEnd"/>
+      <w:r>
+        <w:rPr>
+          <w:lang w:val="en-US"/>
+        </w:rPr>
+        <w:t xml:space="preserve"> </w:t>
+      </w:r>
+      <w:proofErr w:type="spellStart"/>
+      <w:r>
+        <w:rPr>
+          <w:lang w:val="en-US"/>
+        </w:rPr>
+        <w:t>ikut</w:t>
+      </w:r>
+      <w:proofErr w:type="spellEnd"/>
+      <w:r>
+        <w:rPr>
+          <w:lang w:val="en-US"/>
+        </w:rPr>
+        <w:t xml:space="preserve"> di jam </w:t>
+      </w:r>
+      <w:proofErr w:type="spellStart"/>
+      <w:r>
+        <w:rPr>
+          <w:lang w:val="en-US"/>
+        </w:rPr>
+        <w:t>pulang</w:t>
+      </w:r>
+      <w:proofErr w:type="spellEnd"/>
+      <w:r>
+        <w:rPr>
+          <w:lang w:val="en-US"/>
+        </w:rPr>
+        <w:t xml:space="preserve"> Ketika </w:t>
+      </w:r>
+      <w:proofErr w:type="gramStart"/>
+      <w:r>
+        <w:rPr>
+          <w:lang w:val="en-US"/>
+        </w:rPr>
+        <w:t>On</w:t>
+      </w:r>
+      <w:proofErr w:type="gramEnd"/>
+      <w:r>
+        <w:rPr>
+          <w:lang w:val="en-US"/>
+        </w:rPr>
+        <w:t xml:space="preserve"> Call </w:t>
+      </w:r>
+      <w:proofErr w:type="spellStart"/>
+      <w:r>
+        <w:rPr>
+          <w:lang w:val="en-US"/>
+        </w:rPr>
+        <w:t>lebih</w:t>
+      </w:r>
+      <w:proofErr w:type="spellEnd"/>
+      <w:r>
+        <w:rPr>
+          <w:lang w:val="en-US"/>
+        </w:rPr>
+        <w:t xml:space="preserve"> </w:t>
+      </w:r>
+      <w:proofErr w:type="spellStart"/>
+      <w:r>
+        <w:rPr>
+          <w:lang w:val="en-US"/>
+        </w:rPr>
+        <w:t>dari</w:t>
+      </w:r>
+      <w:proofErr w:type="spellEnd"/>
+      <w:r>
+        <w:rPr>
+          <w:lang w:val="en-US"/>
+        </w:rPr>
+        <w:t xml:space="preserve"> jam </w:t>
+      </w:r>
+      <w:proofErr w:type="spellStart"/>
+      <w:r>
+        <w:rPr>
+          <w:lang w:val="en-US"/>
+        </w:rPr>
+        <w:t>seharusnya</w:t>
+      </w:r>
+      <w:proofErr w:type="spellEnd"/>
+      <w:r>
+        <w:rPr>
+          <w:lang w:val="en-US"/>
+        </w:rPr>
+        <w:t xml:space="preserve"> </w:t>
+      </w:r>
+      <w:proofErr w:type="spellStart"/>
+      <w:r>
+        <w:rPr>
+          <w:lang w:val="en-US"/>
+        </w:rPr>
+        <w:t>dia</w:t>
+      </w:r>
+      <w:proofErr w:type="spellEnd"/>
+      <w:r>
+        <w:rPr>
+          <w:lang w:val="en-US"/>
+        </w:rPr>
+        <w:t xml:space="preserve"> </w:t>
+      </w:r>
+      <w:proofErr w:type="spellStart"/>
+      <w:r>
+        <w:rPr>
+          <w:lang w:val="en-US"/>
+        </w:rPr>
+        <w:t>pulan</w:t>
+      </w:r>
+      <w:r>
+        <w:rPr>
+          <w:lang w:val="en-US"/>
+        </w:rPr>
+        <w:t>g</w:t>
+      </w:r>
+      <w:proofErr w:type="spellEnd"/>
+    </w:p>
+    <w:p>
+      <w:pPr>
+        <w:pStyle w:val="ListParagraph"/>
+        <w:numPr>
+          <w:ilvl w:val="1"/>
+          <w:numId w:val="1"/>
+        </w:numPr>
+        <w:rPr>
+          <w:lang w:val="en-US"/>
+        </w:rPr>
+      </w:pPr>
+      <w:r>
+        <w:rPr>
+          <w:lang w:val="en-US"/>
+        </w:rPr>
+        <w:t xml:space="preserve">Tapi Ketika On Call </w:t>
+      </w:r>
+      <w:proofErr w:type="spellStart"/>
+      <w:r>
+        <w:rPr>
+          <w:lang w:val="en-US"/>
+        </w:rPr>
+        <w:t>setelah</w:t>
+      </w:r>
+      <w:proofErr w:type="spellEnd"/>
+      <w:r>
+        <w:rPr>
+          <w:lang w:val="en-US"/>
+        </w:rPr>
+        <w:t xml:space="preserve"> jam </w:t>
+      </w:r>
+      <w:proofErr w:type="spellStart"/>
+      <w:r>
+        <w:rPr>
+          <w:lang w:val="en-US"/>
+        </w:rPr>
+        <w:t>pulang</w:t>
+      </w:r>
+      <w:proofErr w:type="spellEnd"/>
+      <w:r>
+        <w:rPr>
+          <w:lang w:val="en-US"/>
+        </w:rPr>
+        <w:t xml:space="preserve"> (</w:t>
+      </w:r>
+      <w:proofErr w:type="spellStart"/>
+      <w:r>
+        <w:rPr>
+          <w:lang w:val="en-US"/>
+        </w:rPr>
+        <w:t>Lanjut</w:t>
+      </w:r>
+      <w:proofErr w:type="spellEnd"/>
+      <w:r>
+        <w:rPr>
+          <w:lang w:val="en-US"/>
+        </w:rPr>
+        <w:t xml:space="preserve"> Shift + </w:t>
+      </w:r>
+      <w:proofErr w:type="spellStart"/>
+      <w:r>
+        <w:rPr>
+          <w:lang w:val="en-US"/>
+        </w:rPr>
+        <w:t>OnCall</w:t>
+      </w:r>
+      <w:proofErr w:type="spellEnd"/>
+      <w:r>
+        <w:rPr>
+          <w:lang w:val="en-US"/>
+        </w:rPr>
+        <w:t xml:space="preserve">), </w:t>
+      </w:r>
+      <w:proofErr w:type="spellStart"/>
+      <w:r>
+        <w:rPr>
+          <w:lang w:val="en-US"/>
+        </w:rPr>
+        <w:t>muncul</w:t>
+      </w:r>
+      <w:proofErr w:type="spellEnd"/>
+      <w:r>
+        <w:rPr>
+          <w:lang w:val="en-US"/>
+        </w:rPr>
+        <w:t xml:space="preserve"> </w:t>
+      </w:r>
+      <w:proofErr w:type="spellStart"/>
+      <w:r>
+        <w:rPr>
+          <w:lang w:val="en-US"/>
+        </w:rPr>
+        <w:t>tombol</w:t>
+      </w:r>
+      <w:proofErr w:type="spellEnd"/>
+      <w:r>
+        <w:rPr>
+          <w:lang w:val="en-US"/>
+        </w:rPr>
+        <w:t xml:space="preserve"> </w:t>
+      </w:r>
+      <w:proofErr w:type="spellStart"/>
+      <w:r>
+        <w:rPr>
+          <w:lang w:val="en-US"/>
+        </w:rPr>
+        <w:t>Absen</w:t>
+      </w:r>
+      <w:proofErr w:type="spellEnd"/>
+      <w:r>
+        <w:rPr>
+          <w:lang w:val="en-US"/>
+        </w:rPr>
+        <w:t xml:space="preserve"> Pulang &amp; </w:t>
+      </w:r>
+      <w:proofErr w:type="spellStart"/>
+      <w:r>
+        <w:rPr>
+          <w:lang w:val="en-US"/>
+        </w:rPr>
+        <w:t>OnCall</w:t>
+      </w:r>
+      <w:proofErr w:type="spellEnd"/>
+    </w:p>
+    <w:p>
+      <w:pPr>
+        <w:pStyle w:val="ListParagraph"/>
+        <w:numPr>
+          <w:ilvl w:val="0"/>
+          <w:numId w:val="1"/>
+        </w:numPr>
+        <w:rPr>
+          <w:lang w:val="en-US"/>
+        </w:rPr>
+      </w:pPr>
+      <w:r>
+        <w:rPr>
+          <w:lang w:val="en-US"/>
+        </w:rPr>
+        <w:t xml:space="preserve">Ketika Masuk shift dan </w:t>
+      </w:r>
+      <w:proofErr w:type="spellStart"/>
+      <w:r>
+        <w:rPr>
+          <w:lang w:val="en-US"/>
+        </w:rPr>
+        <w:t>saat</w:t>
+      </w:r>
+      <w:proofErr w:type="spellEnd"/>
+      <w:r>
+        <w:rPr>
+          <w:lang w:val="en-US"/>
+        </w:rPr>
+        <w:t xml:space="preserve"> </w:t>
+      </w:r>
+      <w:proofErr w:type="spellStart"/>
+      <w:r>
+        <w:rPr>
+          <w:lang w:val="en-US"/>
+        </w:rPr>
+        <w:t>pulang</w:t>
+      </w:r>
+      <w:proofErr w:type="spellEnd"/>
+      <w:r>
+        <w:rPr>
+          <w:lang w:val="en-US"/>
+        </w:rPr>
+        <w:t xml:space="preserve"> </w:t>
+      </w:r>
+      <w:proofErr w:type="spellStart"/>
+      <w:r>
+        <w:rPr>
+          <w:lang w:val="en-US"/>
+        </w:rPr>
+        <w:t>lanjut</w:t>
+      </w:r>
+      <w:proofErr w:type="spellEnd"/>
+      <w:r>
+        <w:rPr>
+          <w:lang w:val="en-US"/>
+        </w:rPr>
+        <w:t xml:space="preserve"> </w:t>
+      </w:r>
+      <w:proofErr w:type="spellStart"/>
+      <w:r>
+        <w:rPr>
+          <w:lang w:val="en-US"/>
+        </w:rPr>
+        <w:t>OnCall</w:t>
+      </w:r>
+      <w:proofErr w:type="spellEnd"/>
+      <w:r>
+        <w:rPr>
+          <w:lang w:val="en-US"/>
+        </w:rPr>
+        <w:t xml:space="preserve">, </w:t>
+      </w:r>
+      <w:proofErr w:type="spellStart"/>
+      <w:r>
+        <w:rPr>
+          <w:lang w:val="en-US"/>
+        </w:rPr>
+        <w:t>maka</w:t>
+      </w:r>
+      <w:proofErr w:type="spellEnd"/>
+      <w:r>
+        <w:rPr>
+          <w:lang w:val="en-US"/>
+        </w:rPr>
+        <w:t xml:space="preserve"> </w:t>
+      </w:r>
+      <w:proofErr w:type="spellStart"/>
+      <w:r>
+        <w:rPr>
+          <w:lang w:val="en-US"/>
+        </w:rPr>
+        <w:t>Absen</w:t>
+      </w:r>
+      <w:proofErr w:type="spellEnd"/>
+      <w:r>
+        <w:rPr>
+          <w:lang w:val="en-US"/>
+        </w:rPr>
+        <w:t xml:space="preserve"> Pulang &amp; </w:t>
+      </w:r>
+      <w:proofErr w:type="spellStart"/>
+      <w:r>
+        <w:rPr>
+          <w:lang w:val="en-US"/>
+        </w:rPr>
+        <w:t>OnCall</w:t>
+      </w:r>
+      <w:proofErr w:type="spellEnd"/>
+      <w:r>
+        <w:rPr>
+          <w:lang w:val="en-US"/>
+        </w:rPr>
+        <w:t xml:space="preserve"> (jam </w:t>
+      </w:r>
+      <w:proofErr w:type="spellStart"/>
+      <w:r>
+        <w:rPr>
+          <w:lang w:val="en-US"/>
+        </w:rPr>
+        <w:t>masuk</w:t>
+      </w:r>
+      <w:proofErr w:type="spellEnd"/>
+      <w:r>
+        <w:rPr>
+          <w:lang w:val="en-US"/>
+        </w:rPr>
+        <w:t xml:space="preserve"> </w:t>
+      </w:r>
+      <w:proofErr w:type="spellStart"/>
+      <w:r>
+        <w:rPr>
+          <w:lang w:val="en-US"/>
+        </w:rPr>
+        <w:t>onCallnya</w:t>
+      </w:r>
+      <w:proofErr w:type="spellEnd"/>
+      <w:r>
+        <w:rPr>
+          <w:lang w:val="en-US"/>
+        </w:rPr>
+        <w:t xml:space="preserve"> </w:t>
+      </w:r>
+      <w:proofErr w:type="spellStart"/>
+      <w:r>
+        <w:rPr>
+          <w:lang w:val="en-US"/>
+        </w:rPr>
+        <w:t>diambil</w:t>
+      </w:r>
+      <w:proofErr w:type="spellEnd"/>
+      <w:r>
+        <w:rPr>
+          <w:lang w:val="en-US"/>
+        </w:rPr>
+        <w:t xml:space="preserve"> </w:t>
+      </w:r>
+      <w:proofErr w:type="spellStart"/>
+      <w:r>
+        <w:rPr>
+          <w:lang w:val="en-US"/>
+        </w:rPr>
+        <w:t>dari</w:t>
+      </w:r>
+      <w:proofErr w:type="spellEnd"/>
+      <w:r>
+        <w:rPr>
+          <w:lang w:val="en-US"/>
+        </w:rPr>
+        <w:t xml:space="preserve"> </w:t>
+      </w:r>
+      <w:proofErr w:type="spellStart"/>
+      <w:r>
+        <w:rPr>
+          <w:lang w:val="en-US"/>
+        </w:rPr>
+        <w:t>waktu</w:t>
+      </w:r>
+      <w:proofErr w:type="spellEnd"/>
+      <w:r>
+        <w:rPr>
+          <w:lang w:val="en-US"/>
+        </w:rPr>
+        <w:t xml:space="preserve"> </w:t>
+      </w:r>
+      <w:proofErr w:type="spellStart"/>
+      <w:r>
+        <w:rPr>
+          <w:lang w:val="en-US"/>
+        </w:rPr>
+        <w:t>dia</w:t>
+      </w:r>
+      <w:proofErr w:type="spellEnd"/>
+      <w:r>
+        <w:rPr>
+          <w:lang w:val="en-US"/>
+        </w:rPr>
+        <w:t xml:space="preserve"> </w:t>
+      </w:r>
+      <w:proofErr w:type="spellStart"/>
+      <w:r>
+        <w:rPr>
+          <w:lang w:val="en-US"/>
+        </w:rPr>
+        <w:t>pulang</w:t>
+      </w:r>
+      <w:proofErr w:type="spellEnd"/>
+      <w:r>
+        <w:rPr>
+          <w:lang w:val="en-US"/>
+        </w:rPr>
+        <w:t xml:space="preserve">) </w:t>
+      </w:r>
+    </w:p>
+    <w:p>
+      <w:pPr>
+        <w:pStyle w:val="ListParagraph"/>
+        <w:numPr>
+          <w:ilvl w:val="0"/>
+          <w:numId w:val="1"/>
+        </w:numPr>
+        <w:rPr>
+          <w:lang w:val="en-US"/>
+        </w:rPr>
+      </w:pPr>
+      <w:r>
+        <w:rPr>
+          <w:lang w:val="en-US"/>
+        </w:rPr>
+        <w:t xml:space="preserve">Ketika </w:t>
+      </w:r>
+      <w:proofErr w:type="spellStart"/>
+      <w:r>
+        <w:rPr>
+          <w:lang w:val="en-US"/>
+        </w:rPr>
+        <w:t>OnCall</w:t>
+      </w:r>
+      <w:proofErr w:type="spellEnd"/>
+      <w:r>
+        <w:rPr>
+          <w:lang w:val="en-US"/>
+        </w:rPr>
+        <w:t xml:space="preserve"> </w:t>
+      </w:r>
+      <w:proofErr w:type="spellStart"/>
+      <w:r>
+        <w:rPr>
+          <w:lang w:val="en-US"/>
+        </w:rPr>
+        <w:t>dimulai</w:t>
+      </w:r>
+      <w:proofErr w:type="spellEnd"/>
+      <w:r>
+        <w:rPr>
+          <w:lang w:val="en-US"/>
+        </w:rPr>
+        <w:t xml:space="preserve"> (</w:t>
+      </w:r>
+      <w:proofErr w:type="spellStart"/>
+      <w:r>
+        <w:rPr>
+          <w:lang w:val="en-US"/>
+        </w:rPr>
+        <w:t>kondisi</w:t>
+      </w:r>
+      <w:proofErr w:type="spellEnd"/>
+      <w:r>
+        <w:rPr>
+          <w:lang w:val="en-US"/>
+        </w:rPr>
+        <w:t xml:space="preserve"> </w:t>
+      </w:r>
+      <w:proofErr w:type="spellStart"/>
+      <w:r>
+        <w:rPr>
+          <w:lang w:val="en-US"/>
+        </w:rPr>
+        <w:t>tidak</w:t>
+      </w:r>
+      <w:proofErr w:type="spellEnd"/>
+      <w:r>
+        <w:rPr>
+          <w:lang w:val="en-US"/>
+        </w:rPr>
+        <w:t xml:space="preserve"> </w:t>
+      </w:r>
+      <w:proofErr w:type="spellStart"/>
+      <w:r>
+        <w:rPr>
+          <w:lang w:val="en-US"/>
+        </w:rPr>
+        <w:t>dilanjutkan</w:t>
+      </w:r>
+      <w:proofErr w:type="spellEnd"/>
+      <w:r>
+        <w:rPr>
+          <w:lang w:val="en-US"/>
+        </w:rPr>
+        <w:t xml:space="preserve"> </w:t>
+      </w:r>
+      <w:proofErr w:type="spellStart"/>
+      <w:r>
+        <w:rPr>
+          <w:lang w:val="en-US"/>
+        </w:rPr>
+        <w:t>dari</w:t>
+      </w:r>
+      <w:proofErr w:type="spellEnd"/>
+      <w:r>
+        <w:rPr>
+          <w:lang w:val="en-US"/>
+        </w:rPr>
+        <w:t xml:space="preserve"> jam shift</w:t>
+      </w:r>
+      <w:r>
+        <w:rPr>
+          <w:lang w:val="en-US"/>
+        </w:rPr>
+        <w:t>/</w:t>
+      </w:r>
+      <w:proofErr w:type="spellStart"/>
+      <w:r>
+        <w:rPr>
+          <w:lang w:val="en-US"/>
+        </w:rPr>
+        <w:t>ada</w:t>
+      </w:r>
+      <w:proofErr w:type="spellEnd"/>
+      <w:r>
+        <w:rPr>
+          <w:lang w:val="en-US"/>
+        </w:rPr>
+        <w:t xml:space="preserve"> </w:t>
+      </w:r>
+      <w:proofErr w:type="spellStart"/>
+      <w:r>
+        <w:rPr>
+          <w:lang w:val="en-US"/>
+        </w:rPr>
+        <w:t>selisih</w:t>
+      </w:r>
+      <w:proofErr w:type="spellEnd"/>
+      <w:r>
+        <w:rPr>
+          <w:lang w:val="en-US"/>
+        </w:rPr>
+        <w:t xml:space="preserve"> jam</w:t>
+      </w:r>
+      <w:r>
+        <w:rPr>
+          <w:lang w:val="en-US"/>
+        </w:rPr>
+        <w:t xml:space="preserve">) </w:t>
+      </w:r>
+      <w:proofErr w:type="spellStart"/>
+      <w:r>
+        <w:rPr>
+          <w:lang w:val="en-US"/>
+        </w:rPr>
+        <w:t>klik</w:t>
+      </w:r>
+      <w:proofErr w:type="spellEnd"/>
+      <w:r>
+        <w:rPr>
+          <w:lang w:val="en-US"/>
+        </w:rPr>
+        <w:t xml:space="preserve"> </w:t>
+      </w:r>
+      <w:proofErr w:type="spellStart"/>
+      <w:r>
+        <w:rPr>
+          <w:lang w:val="en-US"/>
+        </w:rPr>
+        <w:t>tombol</w:t>
+      </w:r>
+      <w:proofErr w:type="spellEnd"/>
+      <w:r>
+        <w:rPr>
+          <w:lang w:val="en-US"/>
+        </w:rPr>
+        <w:t xml:space="preserve"> </w:t>
+      </w:r>
+      <w:proofErr w:type="spellStart"/>
+      <w:r>
+        <w:rPr>
+          <w:lang w:val="en-US"/>
+        </w:rPr>
+        <w:t>Mulai</w:t>
+      </w:r>
+      <w:proofErr w:type="spellEnd"/>
+      <w:r>
+        <w:rPr>
+          <w:lang w:val="en-US"/>
+        </w:rPr>
+        <w:t xml:space="preserve"> </w:t>
+      </w:r>
+      <w:proofErr w:type="spellStart"/>
+      <w:r>
+        <w:rPr>
+          <w:lang w:val="en-US"/>
+        </w:rPr>
+        <w:t>OnCall</w:t>
+      </w:r>
+      <w:proofErr w:type="spellEnd"/>
+      <w:r>
+        <w:rPr>
+          <w:lang w:val="en-US"/>
+        </w:rPr>
+        <w:t xml:space="preserve"> </w:t>
+      </w:r>
+      <w:proofErr w:type="spellStart"/>
+      <w:r>
+        <w:rPr>
+          <w:lang w:val="en-US"/>
+        </w:rPr>
+        <w:t>lalu</w:t>
+      </w:r>
+      <w:proofErr w:type="spellEnd"/>
+      <w:r>
+        <w:rPr>
+          <w:lang w:val="en-US"/>
+        </w:rPr>
+        <w:t xml:space="preserve"> </w:t>
+      </w:r>
+      <w:proofErr w:type="spellStart"/>
+      <w:r>
+        <w:rPr>
+          <w:lang w:val="en-US"/>
+        </w:rPr>
+        <w:t>klik</w:t>
+      </w:r>
+      <w:proofErr w:type="spellEnd"/>
+      <w:r>
+        <w:rPr>
+          <w:lang w:val="en-US"/>
+        </w:rPr>
+        <w:t xml:space="preserve"> </w:t>
+      </w:r>
+      <w:proofErr w:type="spellStart"/>
+      <w:r>
+        <w:rPr>
+          <w:lang w:val="en-US"/>
+        </w:rPr>
+        <w:t>Selesai</w:t>
+      </w:r>
+      <w:proofErr w:type="spellEnd"/>
+      <w:r>
+        <w:rPr>
+          <w:lang w:val="en-US"/>
+        </w:rPr>
+        <w:t xml:space="preserve"> </w:t>
+      </w:r>
+      <w:proofErr w:type="spellStart"/>
+      <w:r>
+        <w:rPr>
+          <w:lang w:val="en-US"/>
+        </w:rPr>
+        <w:t>OnCall</w:t>
+      </w:r>
+      <w:proofErr w:type="spellEnd"/>
+      <w:r>
+        <w:rPr>
+          <w:lang w:val="en-US"/>
+        </w:rPr>
+        <w:t xml:space="preserve"> </w:t>
+      </w:r>
+      <w:proofErr w:type="spellStart"/>
+      <w:r>
+        <w:rPr>
+          <w:lang w:val="en-US"/>
+        </w:rPr>
+        <w:t>saat</w:t>
+      </w:r>
+      <w:proofErr w:type="spellEnd"/>
+      <w:r>
+        <w:rPr>
+          <w:lang w:val="en-US"/>
+        </w:rPr>
+        <w:t xml:space="preserve"> </w:t>
+      </w:r>
+      <w:proofErr w:type="spellStart"/>
+      <w:r>
+        <w:rPr>
+          <w:lang w:val="en-US"/>
+        </w:rPr>
+        <w:t>pulang</w:t>
+      </w:r>
+      <w:proofErr w:type="spellEnd"/>
     </w:p>
     <w:p>
       <w:pPr>
@@ -5341,95 +9853,9 @@
 <file path=word/numbering.xml><?xml version="1.0" encoding="utf-8"?>
 <w:numbering xmlns:wpc="http://schemas.microsoft.com/office/word/2010/wordprocessingCanvas" xmlns:cx="http://schemas.microsoft.com/office/drawing/2014/chartex" xmlns:cx1="http://schemas.microsoft.com/office/drawing/2015/9/8/chartex" xmlns:cx2="http://schemas.microsoft.com/office/drawing/2015/10/21/chartex" xmlns:cx3="http://schemas.microsoft.com/office/drawing/2016/5/9/chartex" xmlns:cx4="http://schemas.microsoft.com/office/drawing/2016/5/10/chartex" xmlns:cx5="http://schemas.microsoft.com/office/drawing/2016/5/11/chartex" xmlns:cx6="http://schemas.microsoft.com/office/drawing/2016/5/12/chartex" xmlns:cx7="http://schemas.microsoft.com/office/drawing/2016/5/13/chartex" xmlns:cx8="http://schemas.microsoft.com/office/drawing/2016/5/14/chartex" xmlns:mc="http://schemas.openxmlformats.org/markup-compatibility/2006" xmlns:aink="http://schemas.microsoft.com/office/drawing/2016/ink" xmlns:am3d="http://schemas.microsoft.com/office/drawing/2017/model3d" xmlns:o="urn:schemas-microsoft-com:office:office" xmlns:oel="http://schemas.microsoft.com/office/2019/extlst" xmlns:r="http://schemas.openxmlformats.org/officeDocument/2006/relationships" xmlns:m="http://schemas.openxmlformats.org/officeDocument/2006/math" xmlns:v="urn:schemas-microsoft-com:vml" xmlns:wp14="http://schemas.microsoft.com/office/word/2010/wordprocessingDrawing" xmlns:wp="http://schemas.openxmlformats.org/drawingml/2006/wordprocessingDrawing" xmlns:w10="urn:schemas-microsoft-com:office:word" xmlns:w="http://schemas.openxmlformats.org/wordprocessingml/2006/main" xmlns:w14="http://schemas.microsoft.com/office/word/2010/wordml" xmlns:w15="http://schemas.microsoft.com/office/word/2012/wordml" xmlns:w16cex="http://schemas.microsoft.com/office/word/2018/wordml/cex" xmlns:w16cid="http://schemas.microsoft.com/office/word/2016/wordml/cid" xmlns:w16="http://schemas.microsoft.com/office/word/2018/wordml" xmlns:w16du="http://schemas.microsoft.com/office/word/2023/wordml/word16du" xmlns:w16sdtdh="http://schemas.microsoft.com/office/word/2020/wordml/sdtdatahash" xmlns:w16se="http://schemas.microsoft.com/office/word/2015/wordml/symex" xmlns:wpg="http://schemas.microsoft.com/office/word/2010/wordprocessingGroup" xmlns:wpi="http://schemas.microsoft.com/office/word/2010/wordprocessingInk" xmlns:wne="http://schemas.microsoft.com/office/word/2006/wordml" xmlns:wps="http://schemas.microsoft.com/office/word/2010/wordprocessingShape" mc:Ignorable="w14 w15 w16se w16cid w16 w16cex w16sdtdh w16du wp14">
   <w:abstractNum w:abstractNumId="0" w15:restartNumberingAfterBreak="0">
-    <w:nsid w:val="2B3D6FFB"/>
+    <w:nsid w:val="04B96872"/>
     <w:multiLevelType w:val="hybridMultilevel"/>
-    <w:tmpl w:val="9EB8A1A4"/>
-    <w:lvl w:ilvl="0" w:tplc="0409000F">
-      <w:start w:val="1"/>
-      <w:numFmt w:val="decimal"/>
-      <w:lvlText w:val="%1."/>
-      <w:lvlJc w:val="left"/>
-      <w:pPr>
-        <w:ind w:left="720" w:hanging="360"/>
-      </w:pPr>
-    </w:lvl>
-    <w:lvl w:ilvl="1" w:tplc="04090019" w:tentative="1">
-      <w:start w:val="1"/>
-      <w:numFmt w:val="lowerLetter"/>
-      <w:lvlText w:val="%2."/>
-      <w:lvlJc w:val="left"/>
-      <w:pPr>
-        <w:ind w:left="1440" w:hanging="360"/>
-      </w:pPr>
-    </w:lvl>
-    <w:lvl w:ilvl="2" w:tplc="0409001B" w:tentative="1">
-      <w:start w:val="1"/>
-      <w:numFmt w:val="lowerRoman"/>
-      <w:lvlText w:val="%3."/>
-      <w:lvlJc w:val="right"/>
-      <w:pPr>
-        <w:ind w:left="2160" w:hanging="180"/>
-      </w:pPr>
-    </w:lvl>
-    <w:lvl w:ilvl="3" w:tplc="0409000F" w:tentative="1">
-      <w:start w:val="1"/>
-      <w:numFmt w:val="decimal"/>
-      <w:lvlText w:val="%4."/>
-      <w:lvlJc w:val="left"/>
-      <w:pPr>
-        <w:ind w:left="2880" w:hanging="360"/>
-      </w:pPr>
-    </w:lvl>
-    <w:lvl w:ilvl="4" w:tplc="04090019" w:tentative="1">
-      <w:start w:val="1"/>
-      <w:numFmt w:val="lowerLetter"/>
-      <w:lvlText w:val="%5."/>
-      <w:lvlJc w:val="left"/>
-      <w:pPr>
-        <w:ind w:left="3600" w:hanging="360"/>
-      </w:pPr>
-    </w:lvl>
-    <w:lvl w:ilvl="5" w:tplc="0409001B" w:tentative="1">
-      <w:start w:val="1"/>
-      <w:numFmt w:val="lowerRoman"/>
-      <w:lvlText w:val="%6."/>
-      <w:lvlJc w:val="right"/>
-      <w:pPr>
-        <w:ind w:left="4320" w:hanging="180"/>
-      </w:pPr>
-    </w:lvl>
-    <w:lvl w:ilvl="6" w:tplc="0409000F" w:tentative="1">
-      <w:start w:val="1"/>
-      <w:numFmt w:val="decimal"/>
-      <w:lvlText w:val="%7."/>
-      <w:lvlJc w:val="left"/>
-      <w:pPr>
-        <w:ind w:left="5040" w:hanging="360"/>
-      </w:pPr>
-    </w:lvl>
-    <w:lvl w:ilvl="7" w:tplc="04090019" w:tentative="1">
-      <w:start w:val="1"/>
-      <w:numFmt w:val="lowerLetter"/>
-      <w:lvlText w:val="%8."/>
-      <w:lvlJc w:val="left"/>
-      <w:pPr>
-        <w:ind w:left="5760" w:hanging="360"/>
-      </w:pPr>
-    </w:lvl>
-    <w:lvl w:ilvl="8" w:tplc="0409001B" w:tentative="1">
-      <w:start w:val="1"/>
-      <w:numFmt w:val="lowerRoman"/>
-      <w:lvlText w:val="%9."/>
-      <w:lvlJc w:val="right"/>
-      <w:pPr>
-        <w:ind w:left="6480" w:hanging="180"/>
-      </w:pPr>
-    </w:lvl>
-  </w:abstractNum>
-  <w:abstractNum w:abstractNumId="1" w15:restartNumberingAfterBreak="0">
-    <w:nsid w:val="442B70B1"/>
-    <w:multiLevelType w:val="hybridMultilevel"/>
-    <w:tmpl w:val="C9CACCE4"/>
+    <w:tmpl w:val="AF98CEB4"/>
     <w:lvl w:ilvl="0" w:tplc="0409000F">
       <w:start w:val="1"/>
       <w:numFmt w:val="decimal"/>
@@ -5515,10 +9941,274 @@
       </w:pPr>
     </w:lvl>
   </w:abstractNum>
+  <w:abstractNum w:abstractNumId="1" w15:restartNumberingAfterBreak="0">
+    <w:nsid w:val="15A16A7F"/>
+    <w:multiLevelType w:val="hybridMultilevel"/>
+    <w:tmpl w:val="19984122"/>
+    <w:lvl w:ilvl="0" w:tplc="FFFFFFFF">
+      <w:start w:val="1"/>
+      <w:numFmt w:val="decimal"/>
+      <w:lvlText w:val="%1."/>
+      <w:lvlJc w:val="left"/>
+      <w:pPr>
+        <w:ind w:left="720" w:hanging="360"/>
+      </w:pPr>
+      <w:rPr>
+        <w:rFonts w:hint="default"/>
+      </w:rPr>
+    </w:lvl>
+    <w:lvl w:ilvl="1" w:tplc="FFFFFFFF" w:tentative="1">
+      <w:start w:val="1"/>
+      <w:numFmt w:val="lowerLetter"/>
+      <w:lvlText w:val="%2."/>
+      <w:lvlJc w:val="left"/>
+      <w:pPr>
+        <w:ind w:left="1440" w:hanging="360"/>
+      </w:pPr>
+    </w:lvl>
+    <w:lvl w:ilvl="2" w:tplc="FFFFFFFF" w:tentative="1">
+      <w:start w:val="1"/>
+      <w:numFmt w:val="lowerRoman"/>
+      <w:lvlText w:val="%3."/>
+      <w:lvlJc w:val="right"/>
+      <w:pPr>
+        <w:ind w:left="2160" w:hanging="180"/>
+      </w:pPr>
+    </w:lvl>
+    <w:lvl w:ilvl="3" w:tplc="FFFFFFFF" w:tentative="1">
+      <w:start w:val="1"/>
+      <w:numFmt w:val="decimal"/>
+      <w:lvlText w:val="%4."/>
+      <w:lvlJc w:val="left"/>
+      <w:pPr>
+        <w:ind w:left="2880" w:hanging="360"/>
+      </w:pPr>
+    </w:lvl>
+    <w:lvl w:ilvl="4" w:tplc="FFFFFFFF" w:tentative="1">
+      <w:start w:val="1"/>
+      <w:numFmt w:val="lowerLetter"/>
+      <w:lvlText w:val="%5."/>
+      <w:lvlJc w:val="left"/>
+      <w:pPr>
+        <w:ind w:left="3600" w:hanging="360"/>
+      </w:pPr>
+    </w:lvl>
+    <w:lvl w:ilvl="5" w:tplc="FFFFFFFF" w:tentative="1">
+      <w:start w:val="1"/>
+      <w:numFmt w:val="lowerRoman"/>
+      <w:lvlText w:val="%6."/>
+      <w:lvlJc w:val="right"/>
+      <w:pPr>
+        <w:ind w:left="4320" w:hanging="180"/>
+      </w:pPr>
+    </w:lvl>
+    <w:lvl w:ilvl="6" w:tplc="FFFFFFFF" w:tentative="1">
+      <w:start w:val="1"/>
+      <w:numFmt w:val="decimal"/>
+      <w:lvlText w:val="%7."/>
+      <w:lvlJc w:val="left"/>
+      <w:pPr>
+        <w:ind w:left="5040" w:hanging="360"/>
+      </w:pPr>
+    </w:lvl>
+    <w:lvl w:ilvl="7" w:tplc="FFFFFFFF" w:tentative="1">
+      <w:start w:val="1"/>
+      <w:numFmt w:val="lowerLetter"/>
+      <w:lvlText w:val="%8."/>
+      <w:lvlJc w:val="left"/>
+      <w:pPr>
+        <w:ind w:left="5760" w:hanging="360"/>
+      </w:pPr>
+    </w:lvl>
+    <w:lvl w:ilvl="8" w:tplc="FFFFFFFF" w:tentative="1">
+      <w:start w:val="1"/>
+      <w:numFmt w:val="lowerRoman"/>
+      <w:lvlText w:val="%9."/>
+      <w:lvlJc w:val="right"/>
+      <w:pPr>
+        <w:ind w:left="6480" w:hanging="180"/>
+      </w:pPr>
+    </w:lvl>
+  </w:abstractNum>
   <w:abstractNum w:abstractNumId="2" w15:restartNumberingAfterBreak="0">
-    <w:nsid w:val="5E3C62F4"/>
+    <w:nsid w:val="2B3D6FFB"/>
     <w:multiLevelType w:val="hybridMultilevel"/>
-    <w:tmpl w:val="513CC9D4"/>
+    <w:tmpl w:val="9EB8A1A4"/>
+    <w:lvl w:ilvl="0" w:tplc="0409000F">
+      <w:start w:val="1"/>
+      <w:numFmt w:val="decimal"/>
+      <w:lvlText w:val="%1."/>
+      <w:lvlJc w:val="left"/>
+      <w:pPr>
+        <w:ind w:left="720" w:hanging="360"/>
+      </w:pPr>
+    </w:lvl>
+    <w:lvl w:ilvl="1" w:tplc="04090019" w:tentative="1">
+      <w:start w:val="1"/>
+      <w:numFmt w:val="lowerLetter"/>
+      <w:lvlText w:val="%2."/>
+      <w:lvlJc w:val="left"/>
+      <w:pPr>
+        <w:ind w:left="1440" w:hanging="360"/>
+      </w:pPr>
+    </w:lvl>
+    <w:lvl w:ilvl="2" w:tplc="0409001B" w:tentative="1">
+      <w:start w:val="1"/>
+      <w:numFmt w:val="lowerRoman"/>
+      <w:lvlText w:val="%3."/>
+      <w:lvlJc w:val="right"/>
+      <w:pPr>
+        <w:ind w:left="2160" w:hanging="180"/>
+      </w:pPr>
+    </w:lvl>
+    <w:lvl w:ilvl="3" w:tplc="0409000F" w:tentative="1">
+      <w:start w:val="1"/>
+      <w:numFmt w:val="decimal"/>
+      <w:lvlText w:val="%4."/>
+      <w:lvlJc w:val="left"/>
+      <w:pPr>
+        <w:ind w:left="2880" w:hanging="360"/>
+      </w:pPr>
+    </w:lvl>
+    <w:lvl w:ilvl="4" w:tplc="04090019" w:tentative="1">
+      <w:start w:val="1"/>
+      <w:numFmt w:val="lowerLetter"/>
+      <w:lvlText w:val="%5."/>
+      <w:lvlJc w:val="left"/>
+      <w:pPr>
+        <w:ind w:left="3600" w:hanging="360"/>
+      </w:pPr>
+    </w:lvl>
+    <w:lvl w:ilvl="5" w:tplc="0409001B" w:tentative="1">
+      <w:start w:val="1"/>
+      <w:numFmt w:val="lowerRoman"/>
+      <w:lvlText w:val="%6."/>
+      <w:lvlJc w:val="right"/>
+      <w:pPr>
+        <w:ind w:left="4320" w:hanging="180"/>
+      </w:pPr>
+    </w:lvl>
+    <w:lvl w:ilvl="6" w:tplc="0409000F" w:tentative="1">
+      <w:start w:val="1"/>
+      <w:numFmt w:val="decimal"/>
+      <w:lvlText w:val="%7."/>
+      <w:lvlJc w:val="left"/>
+      <w:pPr>
+        <w:ind w:left="5040" w:hanging="360"/>
+      </w:pPr>
+    </w:lvl>
+    <w:lvl w:ilvl="7" w:tplc="04090019" w:tentative="1">
+      <w:start w:val="1"/>
+      <w:numFmt w:val="lowerLetter"/>
+      <w:lvlText w:val="%8."/>
+      <w:lvlJc w:val="left"/>
+      <w:pPr>
+        <w:ind w:left="5760" w:hanging="360"/>
+      </w:pPr>
+    </w:lvl>
+    <w:lvl w:ilvl="8" w:tplc="0409001B" w:tentative="1">
+      <w:start w:val="1"/>
+      <w:numFmt w:val="lowerRoman"/>
+      <w:lvlText w:val="%9."/>
+      <w:lvlJc w:val="right"/>
+      <w:pPr>
+        <w:ind w:left="6480" w:hanging="180"/>
+      </w:pPr>
+    </w:lvl>
+  </w:abstractNum>
+  <w:abstractNum w:abstractNumId="3" w15:restartNumberingAfterBreak="0">
+    <w:nsid w:val="442B70B1"/>
+    <w:multiLevelType w:val="hybridMultilevel"/>
+    <w:tmpl w:val="C9CACCE4"/>
+    <w:lvl w:ilvl="0" w:tplc="0409000F">
+      <w:start w:val="1"/>
+      <w:numFmt w:val="decimal"/>
+      <w:lvlText w:val="%1."/>
+      <w:lvlJc w:val="left"/>
+      <w:pPr>
+        <w:ind w:left="720" w:hanging="360"/>
+      </w:pPr>
+      <w:rPr>
+        <w:rFonts w:hint="default"/>
+      </w:rPr>
+    </w:lvl>
+    <w:lvl w:ilvl="1" w:tplc="04090019" w:tentative="1">
+      <w:start w:val="1"/>
+      <w:numFmt w:val="lowerLetter"/>
+      <w:lvlText w:val="%2."/>
+      <w:lvlJc w:val="left"/>
+      <w:pPr>
+        <w:ind w:left="1440" w:hanging="360"/>
+      </w:pPr>
+    </w:lvl>
+    <w:lvl w:ilvl="2" w:tplc="0409001B" w:tentative="1">
+      <w:start w:val="1"/>
+      <w:numFmt w:val="lowerRoman"/>
+      <w:lvlText w:val="%3."/>
+      <w:lvlJc w:val="right"/>
+      <w:pPr>
+        <w:ind w:left="2160" w:hanging="180"/>
+      </w:pPr>
+    </w:lvl>
+    <w:lvl w:ilvl="3" w:tplc="0409000F" w:tentative="1">
+      <w:start w:val="1"/>
+      <w:numFmt w:val="decimal"/>
+      <w:lvlText w:val="%4."/>
+      <w:lvlJc w:val="left"/>
+      <w:pPr>
+        <w:ind w:left="2880" w:hanging="360"/>
+      </w:pPr>
+    </w:lvl>
+    <w:lvl w:ilvl="4" w:tplc="04090019" w:tentative="1">
+      <w:start w:val="1"/>
+      <w:numFmt w:val="lowerLetter"/>
+      <w:lvlText w:val="%5."/>
+      <w:lvlJc w:val="left"/>
+      <w:pPr>
+        <w:ind w:left="3600" w:hanging="360"/>
+      </w:pPr>
+    </w:lvl>
+    <w:lvl w:ilvl="5" w:tplc="0409001B" w:tentative="1">
+      <w:start w:val="1"/>
+      <w:numFmt w:val="lowerRoman"/>
+      <w:lvlText w:val="%6."/>
+      <w:lvlJc w:val="right"/>
+      <w:pPr>
+        <w:ind w:left="4320" w:hanging="180"/>
+      </w:pPr>
+    </w:lvl>
+    <w:lvl w:ilvl="6" w:tplc="0409000F" w:tentative="1">
+      <w:start w:val="1"/>
+      <w:numFmt w:val="decimal"/>
+      <w:lvlText w:val="%7."/>
+      <w:lvlJc w:val="left"/>
+      <w:pPr>
+        <w:ind w:left="5040" w:hanging="360"/>
+      </w:pPr>
+    </w:lvl>
+    <w:lvl w:ilvl="7" w:tplc="04090019" w:tentative="1">
+      <w:start w:val="1"/>
+      <w:numFmt w:val="lowerLetter"/>
+      <w:lvlText w:val="%8."/>
+      <w:lvlJc w:val="left"/>
+      <w:pPr>
+        <w:ind w:left="5760" w:hanging="360"/>
+      </w:pPr>
+    </w:lvl>
+    <w:lvl w:ilvl="8" w:tplc="0409001B" w:tentative="1">
+      <w:start w:val="1"/>
+      <w:numFmt w:val="lowerRoman"/>
+      <w:lvlText w:val="%9."/>
+      <w:lvlJc w:val="right"/>
+      <w:pPr>
+        <w:ind w:left="6480" w:hanging="180"/>
+      </w:pPr>
+    </w:lvl>
+  </w:abstractNum>
+  <w:abstractNum w:abstractNumId="4" w15:restartNumberingAfterBreak="0">
+    <w:nsid w:val="58F15DB8"/>
+    <w:multiLevelType w:val="hybridMultilevel"/>
+    <w:tmpl w:val="19984122"/>
     <w:lvl w:ilvl="0" w:tplc="0409000F">
       <w:start w:val="1"/>
       <w:numFmt w:val="decimal"/>
@@ -5604,7 +10294,96 @@
       </w:pPr>
     </w:lvl>
   </w:abstractNum>
-  <w:abstractNum w:abstractNumId="3" w15:restartNumberingAfterBreak="0">
+  <w:abstractNum w:abstractNumId="5" w15:restartNumberingAfterBreak="0">
+    <w:nsid w:val="5E3C62F4"/>
+    <w:multiLevelType w:val="hybridMultilevel"/>
+    <w:tmpl w:val="513CC9D4"/>
+    <w:lvl w:ilvl="0" w:tplc="0409000F">
+      <w:start w:val="1"/>
+      <w:numFmt w:val="decimal"/>
+      <w:lvlText w:val="%1."/>
+      <w:lvlJc w:val="left"/>
+      <w:pPr>
+        <w:ind w:left="720" w:hanging="360"/>
+      </w:pPr>
+      <w:rPr>
+        <w:rFonts w:hint="default"/>
+      </w:rPr>
+    </w:lvl>
+    <w:lvl w:ilvl="1" w:tplc="04090019">
+      <w:start w:val="1"/>
+      <w:numFmt w:val="lowerLetter"/>
+      <w:lvlText w:val="%2."/>
+      <w:lvlJc w:val="left"/>
+      <w:pPr>
+        <w:ind w:left="1440" w:hanging="360"/>
+      </w:pPr>
+    </w:lvl>
+    <w:lvl w:ilvl="2" w:tplc="0409001B" w:tentative="1">
+      <w:start w:val="1"/>
+      <w:numFmt w:val="lowerRoman"/>
+      <w:lvlText w:val="%3."/>
+      <w:lvlJc w:val="right"/>
+      <w:pPr>
+        <w:ind w:left="2160" w:hanging="180"/>
+      </w:pPr>
+    </w:lvl>
+    <w:lvl w:ilvl="3" w:tplc="0409000F" w:tentative="1">
+      <w:start w:val="1"/>
+      <w:numFmt w:val="decimal"/>
+      <w:lvlText w:val="%4."/>
+      <w:lvlJc w:val="left"/>
+      <w:pPr>
+        <w:ind w:left="2880" w:hanging="360"/>
+      </w:pPr>
+    </w:lvl>
+    <w:lvl w:ilvl="4" w:tplc="04090019" w:tentative="1">
+      <w:start w:val="1"/>
+      <w:numFmt w:val="lowerLetter"/>
+      <w:lvlText w:val="%5."/>
+      <w:lvlJc w:val="left"/>
+      <w:pPr>
+        <w:ind w:left="3600" w:hanging="360"/>
+      </w:pPr>
+    </w:lvl>
+    <w:lvl w:ilvl="5" w:tplc="0409001B" w:tentative="1">
+      <w:start w:val="1"/>
+      <w:numFmt w:val="lowerRoman"/>
+      <w:lvlText w:val="%6."/>
+      <w:lvlJc w:val="right"/>
+      <w:pPr>
+        <w:ind w:left="4320" w:hanging="180"/>
+      </w:pPr>
+    </w:lvl>
+    <w:lvl w:ilvl="6" w:tplc="0409000F" w:tentative="1">
+      <w:start w:val="1"/>
+      <w:numFmt w:val="decimal"/>
+      <w:lvlText w:val="%7."/>
+      <w:lvlJc w:val="left"/>
+      <w:pPr>
+        <w:ind w:left="5040" w:hanging="360"/>
+      </w:pPr>
+    </w:lvl>
+    <w:lvl w:ilvl="7" w:tplc="04090019" w:tentative="1">
+      <w:start w:val="1"/>
+      <w:numFmt w:val="lowerLetter"/>
+      <w:lvlText w:val="%8."/>
+      <w:lvlJc w:val="left"/>
+      <w:pPr>
+        <w:ind w:left="5760" w:hanging="360"/>
+      </w:pPr>
+    </w:lvl>
+    <w:lvl w:ilvl="8" w:tplc="0409001B" w:tentative="1">
+      <w:start w:val="1"/>
+      <w:numFmt w:val="lowerRoman"/>
+      <w:lvlText w:val="%9."/>
+      <w:lvlJc w:val="right"/>
+      <w:pPr>
+        <w:ind w:left="6480" w:hanging="180"/>
+      </w:pPr>
+    </w:lvl>
+  </w:abstractNum>
+  <w:abstractNum w:abstractNumId="6" w15:restartNumberingAfterBreak="0">
     <w:nsid w:val="6A006239"/>
     <w:multiLevelType w:val="hybridMultilevel"/>
     <w:tmpl w:val="1D98C9F8"/>
@@ -5693,7 +10472,7 @@
       </w:pPr>
     </w:lvl>
   </w:abstractNum>
-  <w:abstractNum w:abstractNumId="4" w15:restartNumberingAfterBreak="0">
+  <w:abstractNum w:abstractNumId="7" w15:restartNumberingAfterBreak="0">
     <w:nsid w:val="7E5F446F"/>
     <w:multiLevelType w:val="hybridMultilevel"/>
     <w:tmpl w:val="19367632"/>
@@ -5806,19 +10585,28 @@
     </w:lvl>
   </w:abstractNum>
   <w:num w:numId="1" w16cid:durableId="604113575">
+    <w:abstractNumId w:val="7"/>
+  </w:num>
+  <w:num w:numId="2" w16cid:durableId="590237595">
+    <w:abstractNumId w:val="2"/>
+  </w:num>
+  <w:num w:numId="3" w16cid:durableId="1238982515">
+    <w:abstractNumId w:val="6"/>
+  </w:num>
+  <w:num w:numId="4" w16cid:durableId="1344744156">
+    <w:abstractNumId w:val="3"/>
+  </w:num>
+  <w:num w:numId="5" w16cid:durableId="1800411024">
+    <w:abstractNumId w:val="5"/>
+  </w:num>
+  <w:num w:numId="6" w16cid:durableId="1111127254">
     <w:abstractNumId w:val="4"/>
   </w:num>
-  <w:num w:numId="2" w16cid:durableId="590237595">
+  <w:num w:numId="7" w16cid:durableId="1643461180">
     <w:abstractNumId w:val="0"/>
   </w:num>
-  <w:num w:numId="3" w16cid:durableId="1238982515">
-    <w:abstractNumId w:val="3"/>
-  </w:num>
-  <w:num w:numId="4" w16cid:durableId="1344744156">
+  <w:num w:numId="8" w16cid:durableId="1461145395">
     <w:abstractNumId w:val="1"/>
-  </w:num>
-  <w:num w:numId="5" w16cid:durableId="1800411024">
-    <w:abstractNumId w:val="2"/>
   </w:num>
 </w:numbering>
 </file>

--- a/project/kepegawaian/AddonSimrsmu.docx
+++ b/project/kepegawaian/AddonSimrsmu.docx
@@ -1,6 +1,6 @@
 
 <file path=word/document.xml><?xml version="1.0" encoding="utf-8"?>
-<w:document xmlns:wpc="http://schemas.microsoft.com/office/word/2010/wordprocessingCanvas" xmlns:cx="http://schemas.microsoft.com/office/drawing/2014/chartex" xmlns:cx1="http://schemas.microsoft.com/office/drawing/2015/9/8/chartex" xmlns:cx2="http://schemas.microsoft.com/office/drawing/2015/10/21/chartex" xmlns:cx3="http://schemas.microsoft.com/office/drawing/2016/5/9/chartex" xmlns:cx4="http://schemas.microsoft.com/office/drawing/2016/5/10/chartex" xmlns:cx5="http://schemas.microsoft.com/office/drawing/2016/5/11/chartex" xmlns:cx6="http://schemas.microsoft.com/office/drawing/2016/5/12/chartex" xmlns:cx7="http://schemas.microsoft.com/office/drawing/2016/5/13/chartex" xmlns:cx8="http://schemas.microsoft.com/office/drawing/2016/5/14/chartex" xmlns:mc="http://schemas.openxmlformats.org/markup-compatibility/2006" xmlns:aink="http://schemas.microsoft.com/office/drawing/2016/ink" xmlns:am3d="http://schemas.microsoft.com/office/drawing/2017/model3d" xmlns:o="urn:schemas-microsoft-com:office:office" xmlns:oel="http://schemas.microsoft.com/office/2019/extlst" xmlns:r="http://schemas.openxmlformats.org/officeDocument/2006/relationships" xmlns:m="http://schemas.openxmlformats.org/officeDocument/2006/math" xmlns:v="urn:schemas-microsoft-com:vml" xmlns:wp14="http://schemas.microsoft.com/office/word/2010/wordprocessingDrawing" xmlns:wp="http://schemas.openxmlformats.org/drawingml/2006/wordprocessingDrawing" xmlns:w10="urn:schemas-microsoft-com:office:word" xmlns:w="http://schemas.openxmlformats.org/wordprocessingml/2006/main" xmlns:w14="http://schemas.microsoft.com/office/word/2010/wordml" xmlns:w15="http://schemas.microsoft.com/office/word/2012/wordml" xmlns:w16cex="http://schemas.microsoft.com/office/word/2018/wordml/cex" xmlns:w16cid="http://schemas.microsoft.com/office/word/2016/wordml/cid" xmlns:w16="http://schemas.microsoft.com/office/word/2018/wordml" xmlns:w16du="http://schemas.microsoft.com/office/word/2023/wordml/word16du" xmlns:w16sdtdh="http://schemas.microsoft.com/office/word/2020/wordml/sdtdatahash" xmlns:w16se="http://schemas.microsoft.com/office/word/2015/wordml/symex" xmlns:wpg="http://schemas.microsoft.com/office/word/2010/wordprocessingGroup" xmlns:wpi="http://schemas.microsoft.com/office/word/2010/wordprocessingInk" xmlns:wne="http://schemas.microsoft.com/office/word/2006/wordml" xmlns:wps="http://schemas.microsoft.com/office/word/2010/wordprocessingShape" mc:Ignorable="w14 w15 w16se w16cid w16 w16cex w16sdtdh w16du wp14">
+<w:document xmlns:wpc="http://schemas.microsoft.com/office/word/2010/wordprocessingCanvas" xmlns:cx="http://schemas.microsoft.com/office/drawing/2014/chartex" xmlns:cx1="http://schemas.microsoft.com/office/drawing/2015/9/8/chartex" xmlns:cx2="http://schemas.microsoft.com/office/drawing/2015/10/21/chartex" xmlns:cx3="http://schemas.microsoft.com/office/drawing/2016/5/9/chartex" xmlns:cx4="http://schemas.microsoft.com/office/drawing/2016/5/10/chartex" xmlns:cx5="http://schemas.microsoft.com/office/drawing/2016/5/11/chartex" xmlns:cx6="http://schemas.microsoft.com/office/drawing/2016/5/12/chartex" xmlns:cx7="http://schemas.microsoft.com/office/drawing/2016/5/13/chartex" xmlns:cx8="http://schemas.microsoft.com/office/drawing/2016/5/14/chartex" xmlns:mc="http://schemas.openxmlformats.org/markup-compatibility/2006" xmlns:aink="http://schemas.microsoft.com/office/drawing/2016/ink" xmlns:am3d="http://schemas.microsoft.com/office/drawing/2017/model3d" xmlns:o="urn:schemas-microsoft-com:office:office" xmlns:oel="http://schemas.microsoft.com/office/2019/extlst" xmlns:r="http://schemas.openxmlformats.org/officeDocument/2006/relationships" xmlns:m="http://schemas.openxmlformats.org/officeDocument/2006/math" xmlns:v="urn:schemas-microsoft-com:vml" xmlns:wp14="http://schemas.microsoft.com/office/word/2010/wordprocessingDrawing" xmlns:wp="http://schemas.openxmlformats.org/drawingml/2006/wordprocessingDrawing" xmlns:w10="urn:schemas-microsoft-com:office:word" xmlns:w="http://schemas.openxmlformats.org/wordprocessingml/2006/main" xmlns:w14="http://schemas.microsoft.com/office/word/2010/wordml" xmlns:w15="http://schemas.microsoft.com/office/word/2012/wordml" xmlns:w16cex="http://schemas.microsoft.com/office/word/2018/wordml/cex" xmlns:w16cid="http://schemas.microsoft.com/office/word/2016/wordml/cid" xmlns:w16="http://schemas.microsoft.com/office/word/2018/wordml" xmlns:w16du="http://schemas.microsoft.com/office/word/2023/wordml/word16du" xmlns:w16sdtdh="http://schemas.microsoft.com/office/word/2020/wordml/sdtdatahash" xmlns:w16sdtfl="http://schemas.microsoft.com/office/word/2024/wordml/sdtformatlock" xmlns:w16se="http://schemas.microsoft.com/office/word/2015/wordml/symex" xmlns:wpg="http://schemas.microsoft.com/office/word/2010/wordprocessingGroup" xmlns:wpi="http://schemas.microsoft.com/office/word/2010/wordprocessingInk" xmlns:wne="http://schemas.microsoft.com/office/word/2006/wordml" xmlns:wps="http://schemas.microsoft.com/office/word/2010/wordprocessingShape" mc:Ignorable="w14 w15 w16se w16cid w16 w16cex w16sdtdh w16sdtfl w16du wp14">
   <w:body>
     <w:p>
       <w:pPr>
@@ -78,23 +78,7 @@
           <w:strike/>
           <w:lang w:val="en-US"/>
         </w:rPr>
-        <w:t>ata “</w:t>
-      </w:r>
-      <w:proofErr w:type="spellStart"/>
-      <w:r>
-        <w:rPr>
-          <w:strike/>
-          <w:lang w:val="en-US"/>
-        </w:rPr>
-        <w:t>Sarjana</w:t>
-      </w:r>
-      <w:proofErr w:type="spellEnd"/>
-      <w:r>
-        <w:rPr>
-          <w:strike/>
-          <w:lang w:val="en-US"/>
-        </w:rPr>
-        <w:t xml:space="preserve">” </w:t>
+        <w:t xml:space="preserve">ata “Sarjana” </w:t>
       </w:r>
       <w:proofErr w:type="spellStart"/>
       <w:r>
@@ -573,23 +557,7 @@
           <w:strike/>
           <w:lang w:val="en-US"/>
         </w:rPr>
-        <w:t xml:space="preserve"> </w:t>
-      </w:r>
-      <w:proofErr w:type="spellStart"/>
-      <w:r>
-        <w:rPr>
-          <w:strike/>
-          <w:lang w:val="en-US"/>
-        </w:rPr>
-        <w:t>Mulai</w:t>
-      </w:r>
-      <w:proofErr w:type="spellEnd"/>
-      <w:r>
-        <w:rPr>
-          <w:strike/>
-          <w:lang w:val="en-US"/>
-        </w:rPr>
-        <w:t xml:space="preserve"> </w:t>
+        <w:t xml:space="preserve"> Mulai </w:t>
       </w:r>
       <w:proofErr w:type="spellStart"/>
       <w:r>
@@ -905,21 +873,12 @@
         </w:rPr>
         <w:t xml:space="preserve"> Overview Product </w:t>
       </w:r>
-      <w:proofErr w:type="spellStart"/>
       <w:r>
         <w:rPr>
           <w:color w:val="FF0000"/>
           <w:lang w:val="en-US"/>
         </w:rPr>
-        <w:t>Jenis</w:t>
-      </w:r>
-      <w:proofErr w:type="spellEnd"/>
-      <w:r>
-        <w:rPr>
-          <w:color w:val="FF0000"/>
-          <w:lang w:val="en-US"/>
-        </w:rPr>
-        <w:t xml:space="preserve"> </w:t>
+        <w:t xml:space="preserve">Jenis </w:t>
       </w:r>
       <w:proofErr w:type="spellStart"/>
       <w:r>
@@ -1986,33 +1945,11 @@
           <w:lang w:val="en-US"/>
         </w:rPr>
       </w:pPr>
-      <w:proofErr w:type="spellStart"/>
-      <w:r>
-        <w:rPr>
-          <w:lang w:val="en-US"/>
-        </w:rPr>
-        <w:t>Akses</w:t>
-      </w:r>
-      <w:proofErr w:type="spellEnd"/>
-      <w:r>
-        <w:rPr>
-          <w:lang w:val="en-US"/>
-        </w:rPr>
-        <w:t xml:space="preserve"> </w:t>
-      </w:r>
-      <w:proofErr w:type="spellStart"/>
-      <w:r>
-        <w:rPr>
-          <w:lang w:val="en-US"/>
-        </w:rPr>
-        <w:t>Jadwal</w:t>
-      </w:r>
-      <w:proofErr w:type="spellEnd"/>
-      <w:r>
-        <w:rPr>
-          <w:lang w:val="en-US"/>
-        </w:rPr>
-        <w:t xml:space="preserve"> </w:t>
+      <w:r>
+        <w:rPr>
+          <w:lang w:val="en-US"/>
+        </w:rPr>
+        <w:t xml:space="preserve">Akses Jadwal </w:t>
       </w:r>
       <w:proofErr w:type="spellStart"/>
       <w:r>
@@ -4694,19 +4631,11 @@
           <w:lang w:val="en-US"/>
         </w:rPr>
       </w:pPr>
-      <w:proofErr w:type="spellStart"/>
-      <w:r>
-        <w:rPr>
-          <w:lang w:val="en-US"/>
-        </w:rPr>
-        <w:t>Kalau</w:t>
-      </w:r>
-      <w:proofErr w:type="spellEnd"/>
-      <w:r>
-        <w:rPr>
-          <w:lang w:val="en-US"/>
-        </w:rPr>
-        <w:t xml:space="preserve"> </w:t>
+      <w:r>
+        <w:rPr>
+          <w:lang w:val="en-US"/>
+        </w:rPr>
+        <w:t xml:space="preserve">Kalau </w:t>
       </w:r>
       <w:proofErr w:type="spellStart"/>
       <w:r>
@@ -4748,30 +4677,14 @@
         <w:rPr>
           <w:lang w:val="en-US"/>
         </w:rPr>
-        <w:t xml:space="preserve"> </w:t>
-      </w:r>
-      <w:proofErr w:type="spellStart"/>
-      <w:r>
-        <w:rPr>
-          <w:lang w:val="en-US"/>
-        </w:rPr>
-        <w:t>Cintia</w:t>
-      </w:r>
-      <w:proofErr w:type="spellEnd"/>
-      <w:r>
-        <w:rPr>
-          <w:lang w:val="en-US"/>
-        </w:rPr>
-        <w:t xml:space="preserve"> dan </w:t>
-      </w:r>
-      <w:proofErr w:type="spellStart"/>
+        <w:t xml:space="preserve"> Cintia dan </w:t>
+      </w:r>
       <w:r>
         <w:rPr>
           <w:lang w:val="en-US"/>
         </w:rPr>
         <w:t>Wulan</w:t>
       </w:r>
-      <w:proofErr w:type="spellEnd"/>
       <w:r>
         <w:rPr>
           <w:lang w:val="en-US"/>
@@ -5430,25 +5343,7 @@
           <w:lang w:val="en-US"/>
         </w:rPr>
         <w:lastRenderedPageBreak/>
-        <w:t xml:space="preserve">8 </w:t>
-      </w:r>
-      <w:proofErr w:type="spellStart"/>
-      <w:r>
-        <w:rPr>
-          <w:b/>
-          <w:bCs/>
-          <w:lang w:val="en-US"/>
-        </w:rPr>
-        <w:t>Januari</w:t>
-      </w:r>
-      <w:proofErr w:type="spellEnd"/>
-      <w:r>
-        <w:rPr>
-          <w:b/>
-          <w:bCs/>
-          <w:lang w:val="en-US"/>
-        </w:rPr>
-        <w:t xml:space="preserve"> 2025</w:t>
+        <w:t>8 Januari 2025</w:t>
       </w:r>
     </w:p>
     <w:p>
@@ -5494,12 +5389,14 @@
           <w:numId w:val="6"/>
         </w:numPr>
         <w:rPr>
-          <w:lang w:val="en-US"/>
-        </w:rPr>
-      </w:pPr>
-      <w:proofErr w:type="spellStart"/>
-      <w:r>
-        <w:rPr>
+          <w:strike/>
+          <w:lang w:val="en-US"/>
+        </w:rPr>
+      </w:pPr>
+      <w:proofErr w:type="spellStart"/>
+      <w:r>
+        <w:rPr>
+          <w:strike/>
           <w:lang w:val="en-US"/>
         </w:rPr>
         <w:t>Verifikasi</w:t>
@@ -5507,13 +5404,15 @@
       <w:proofErr w:type="spellEnd"/>
       <w:r>
         <w:rPr>
-          <w:lang w:val="en-US"/>
-        </w:rPr>
-        <w:t xml:space="preserve"> </w:t>
-      </w:r>
-      <w:proofErr w:type="spellStart"/>
-      <w:r>
-        <w:rPr>
+          <w:strike/>
+          <w:lang w:val="en-US"/>
+        </w:rPr>
+        <w:t xml:space="preserve"> </w:t>
+      </w:r>
+      <w:proofErr w:type="spellStart"/>
+      <w:r>
+        <w:rPr>
+          <w:strike/>
           <w:lang w:val="en-US"/>
         </w:rPr>
         <w:t>jadwal</w:t>
@@ -5521,13 +5420,15 @@
       <w:proofErr w:type="spellEnd"/>
       <w:r>
         <w:rPr>
-          <w:lang w:val="en-US"/>
-        </w:rPr>
-        <w:t xml:space="preserve"> </w:t>
-      </w:r>
-      <w:proofErr w:type="spellStart"/>
-      <w:r>
-        <w:rPr>
+          <w:strike/>
+          <w:lang w:val="en-US"/>
+        </w:rPr>
+        <w:t xml:space="preserve"> </w:t>
+      </w:r>
+      <w:proofErr w:type="spellStart"/>
+      <w:r>
+        <w:rPr>
+          <w:strike/>
           <w:lang w:val="en-US"/>
         </w:rPr>
         <w:t>berdasarkan</w:t>
@@ -5535,13 +5436,15 @@
       <w:proofErr w:type="spellEnd"/>
       <w:r>
         <w:rPr>
-          <w:lang w:val="en-US"/>
-        </w:rPr>
-        <w:t xml:space="preserve"> </w:t>
-      </w:r>
-      <w:proofErr w:type="spellStart"/>
-      <w:r>
-        <w:rPr>
+          <w:strike/>
+          <w:lang w:val="en-US"/>
+        </w:rPr>
+        <w:t xml:space="preserve"> </w:t>
+      </w:r>
+      <w:proofErr w:type="spellStart"/>
+      <w:r>
+        <w:rPr>
+          <w:strike/>
           <w:lang w:val="en-US"/>
         </w:rPr>
         <w:t>struktur</w:t>
@@ -5549,13 +5452,15 @@
       <w:proofErr w:type="spellEnd"/>
       <w:r>
         <w:rPr>
-          <w:lang w:val="en-US"/>
-        </w:rPr>
-        <w:t xml:space="preserve"> </w:t>
-      </w:r>
-      <w:proofErr w:type="spellStart"/>
-      <w:r>
-        <w:rPr>
+          <w:strike/>
+          <w:lang w:val="en-US"/>
+        </w:rPr>
+        <w:t xml:space="preserve"> </w:t>
+      </w:r>
+      <w:proofErr w:type="spellStart"/>
+      <w:r>
+        <w:rPr>
+          <w:strike/>
           <w:lang w:val="en-US"/>
         </w:rPr>
         <w:t>organisasi</w:t>
@@ -5563,13 +5468,15 @@
       <w:proofErr w:type="spellEnd"/>
       <w:r>
         <w:rPr>
-          <w:lang w:val="en-US"/>
-        </w:rPr>
-        <w:t xml:space="preserve"> </w:t>
-      </w:r>
-      <w:proofErr w:type="spellStart"/>
-      <w:r>
-        <w:rPr>
+          <w:strike/>
+          <w:lang w:val="en-US"/>
+        </w:rPr>
+        <w:t xml:space="preserve"> </w:t>
+      </w:r>
+      <w:proofErr w:type="spellStart"/>
+      <w:r>
+        <w:rPr>
+          <w:strike/>
           <w:lang w:val="en-US"/>
         </w:rPr>
         <w:t>terlebih</w:t>
@@ -5577,13 +5484,15 @@
       <w:proofErr w:type="spellEnd"/>
       <w:r>
         <w:rPr>
-          <w:lang w:val="en-US"/>
-        </w:rPr>
-        <w:t xml:space="preserve"> </w:t>
-      </w:r>
-      <w:proofErr w:type="spellStart"/>
-      <w:r>
-        <w:rPr>
+          <w:strike/>
+          <w:lang w:val="en-US"/>
+        </w:rPr>
+        <w:t xml:space="preserve"> </w:t>
+      </w:r>
+      <w:proofErr w:type="spellStart"/>
+      <w:r>
+        <w:rPr>
+          <w:strike/>
           <w:lang w:val="en-US"/>
         </w:rPr>
         <w:t>dahulu</w:t>
@@ -5591,6 +5500,7 @@
       <w:proofErr w:type="spellEnd"/>
       <w:r>
         <w:rPr>
+          <w:strike/>
           <w:lang w:val="en-US"/>
         </w:rPr>
         <w:t xml:space="preserve">, </w:t>
@@ -5598,6 +5508,7 @@
       <w:proofErr w:type="spellStart"/>
       <w:r>
         <w:rPr>
+          <w:strike/>
           <w:lang w:val="en-US"/>
         </w:rPr>
         <w:t>terakhir</w:t>
@@ -5605,13 +5516,15 @@
       <w:proofErr w:type="spellEnd"/>
       <w:r>
         <w:rPr>
-          <w:lang w:val="en-US"/>
-        </w:rPr>
-        <w:t xml:space="preserve"> </w:t>
-      </w:r>
-      <w:proofErr w:type="spellStart"/>
-      <w:r>
-        <w:rPr>
+          <w:strike/>
+          <w:lang w:val="en-US"/>
+        </w:rPr>
+        <w:t xml:space="preserve"> </w:t>
+      </w:r>
+      <w:proofErr w:type="spellStart"/>
+      <w:r>
+        <w:rPr>
+          <w:strike/>
           <w:lang w:val="en-US"/>
         </w:rPr>
         <w:t>kepegawaian</w:t>
@@ -5629,23 +5542,17 @@
           <w:lang w:val="en-US"/>
         </w:rPr>
       </w:pPr>
-      <w:proofErr w:type="spellStart"/>
-      <w:r>
-        <w:rPr>
-          <w:lang w:val="en-US"/>
-        </w:rPr>
-        <w:t>Cuti</w:t>
-      </w:r>
-      <w:proofErr w:type="spellEnd"/>
-      <w:r>
-        <w:rPr>
-          <w:lang w:val="en-US"/>
-        </w:rPr>
-        <w:t xml:space="preserve"> </w:t>
-      </w:r>
-      <w:proofErr w:type="spellStart"/>
-      <w:r>
-        <w:rPr>
+      <w:r>
+        <w:rPr>
+          <w:strike/>
+          <w:lang w:val="en-US"/>
+        </w:rPr>
+        <w:t xml:space="preserve">Cuti </w:t>
+      </w:r>
+      <w:proofErr w:type="spellStart"/>
+      <w:r>
+        <w:rPr>
+          <w:strike/>
           <w:lang w:val="en-US"/>
         </w:rPr>
         <w:t>lebih</w:t>
@@ -5653,13 +5560,15 @@
       <w:proofErr w:type="spellEnd"/>
       <w:r>
         <w:rPr>
-          <w:lang w:val="en-US"/>
-        </w:rPr>
-        <w:t xml:space="preserve"> </w:t>
-      </w:r>
-      <w:proofErr w:type="spellStart"/>
-      <w:r>
-        <w:rPr>
+          <w:strike/>
+          <w:lang w:val="en-US"/>
+        </w:rPr>
+        <w:t xml:space="preserve"> </w:t>
+      </w:r>
+      <w:proofErr w:type="spellStart"/>
+      <w:r>
+        <w:rPr>
+          <w:strike/>
           <w:lang w:val="en-US"/>
         </w:rPr>
         <w:t>dari</w:t>
@@ -5667,6 +5576,7 @@
       <w:proofErr w:type="spellEnd"/>
       <w:r>
         <w:rPr>
+          <w:strike/>
           <w:lang w:val="en-US"/>
         </w:rPr>
         <w:t xml:space="preserve"> 4 x </w:t>
@@ -5674,6 +5584,7 @@
       <w:proofErr w:type="spellStart"/>
       <w:r>
         <w:rPr>
+          <w:strike/>
           <w:lang w:val="en-US"/>
         </w:rPr>
         <w:t>otomatis</w:t>
@@ -5681,19 +5592,22 @@
       <w:proofErr w:type="spellEnd"/>
       <w:r>
         <w:rPr>
-          <w:lang w:val="en-US"/>
-        </w:rPr>
-        <w:t xml:space="preserve"> </w:t>
-      </w:r>
-      <w:proofErr w:type="spellStart"/>
-      <w:r>
-        <w:rPr>
+          <w:strike/>
+          <w:lang w:val="en-US"/>
+        </w:rPr>
+        <w:t xml:space="preserve"> </w:t>
+      </w:r>
+      <w:proofErr w:type="spellStart"/>
+      <w:r>
+        <w:rPr>
+          <w:strike/>
           <w:lang w:val="en-US"/>
         </w:rPr>
         <w:t>ditola</w:t>
       </w:r>
       <w:r>
         <w:rPr>
+          <w:strike/>
           <w:lang w:val="en-US"/>
         </w:rPr>
         <w:t>k</w:t>
@@ -5938,12 +5852,14 @@
           <w:numId w:val="6"/>
         </w:numPr>
         <w:rPr>
-          <w:lang w:val="en-US"/>
-        </w:rPr>
-      </w:pPr>
-      <w:proofErr w:type="spellStart"/>
-      <w:r>
-        <w:rPr>
+          <w:strike/>
+          <w:lang w:val="en-US"/>
+        </w:rPr>
+      </w:pPr>
+      <w:proofErr w:type="spellStart"/>
+      <w:r>
+        <w:rPr>
+          <w:strike/>
           <w:lang w:val="en-US"/>
         </w:rPr>
         <w:t>Kepegawaian</w:t>
@@ -5951,13 +5867,15 @@
       <w:proofErr w:type="spellEnd"/>
       <w:r>
         <w:rPr>
-          <w:lang w:val="en-US"/>
-        </w:rPr>
-        <w:t xml:space="preserve"> </w:t>
-      </w:r>
-      <w:proofErr w:type="spellStart"/>
-      <w:r>
-        <w:rPr>
+          <w:strike/>
+          <w:lang w:val="en-US"/>
+        </w:rPr>
+        <w:t xml:space="preserve"> </w:t>
+      </w:r>
+      <w:proofErr w:type="spellStart"/>
+      <w:r>
+        <w:rPr>
+          <w:strike/>
           <w:lang w:val="en-US"/>
         </w:rPr>
         <w:t>tidak</w:t>
@@ -5965,13 +5883,15 @@
       <w:proofErr w:type="spellEnd"/>
       <w:r>
         <w:rPr>
-          <w:lang w:val="en-US"/>
-        </w:rPr>
-        <w:t xml:space="preserve"> </w:t>
-      </w:r>
-      <w:proofErr w:type="spellStart"/>
-      <w:r>
-        <w:rPr>
+          <w:strike/>
+          <w:lang w:val="en-US"/>
+        </w:rPr>
+        <w:t xml:space="preserve"> </w:t>
+      </w:r>
+      <w:proofErr w:type="spellStart"/>
+      <w:r>
+        <w:rPr>
+          <w:strike/>
           <w:lang w:val="en-US"/>
         </w:rPr>
         <w:t>bisa</w:t>
@@ -5979,13 +5899,15 @@
       <w:proofErr w:type="spellEnd"/>
       <w:r>
         <w:rPr>
-          <w:lang w:val="en-US"/>
-        </w:rPr>
-        <w:t xml:space="preserve"> </w:t>
-      </w:r>
-      <w:proofErr w:type="spellStart"/>
-      <w:r>
-        <w:rPr>
+          <w:strike/>
+          <w:lang w:val="en-US"/>
+        </w:rPr>
+        <w:t xml:space="preserve"> </w:t>
+      </w:r>
+      <w:proofErr w:type="spellStart"/>
+      <w:r>
+        <w:rPr>
+          <w:strike/>
           <w:lang w:val="en-US"/>
         </w:rPr>
         <w:t>menolak</w:t>
@@ -5993,6 +5915,7 @@
       <w:proofErr w:type="spellEnd"/>
       <w:r>
         <w:rPr>
+          <w:strike/>
           <w:lang w:val="en-US"/>
         </w:rPr>
         <w:t xml:space="preserve">, </w:t>
@@ -6000,6 +5923,7 @@
       <w:proofErr w:type="spellStart"/>
       <w:r>
         <w:rPr>
+          <w:strike/>
           <w:lang w:val="en-US"/>
         </w:rPr>
         <w:t>hanya</w:t>
@@ -6007,13 +5931,15 @@
       <w:proofErr w:type="spellEnd"/>
       <w:r>
         <w:rPr>
-          <w:lang w:val="en-US"/>
-        </w:rPr>
-        <w:t xml:space="preserve"> </w:t>
-      </w:r>
-      <w:proofErr w:type="spellStart"/>
-      <w:r>
-        <w:rPr>
+          <w:strike/>
+          <w:lang w:val="en-US"/>
+        </w:rPr>
+        <w:t xml:space="preserve"> </w:t>
+      </w:r>
+      <w:proofErr w:type="spellStart"/>
+      <w:r>
+        <w:rPr>
+          <w:strike/>
           <w:lang w:val="en-US"/>
         </w:rPr>
         <w:t>manajer</w:t>
@@ -6021,6 +5947,7 @@
       <w:proofErr w:type="spellEnd"/>
       <w:r>
         <w:rPr>
+          <w:strike/>
           <w:lang w:val="en-US"/>
         </w:rPr>
         <w:t xml:space="preserve"> / </w:t>
@@ -6028,6 +5955,7 @@
       <w:proofErr w:type="spellStart"/>
       <w:r>
         <w:rPr>
+          <w:strike/>
           <w:lang w:val="en-US"/>
         </w:rPr>
         <w:t>atasan</w:t>
@@ -6035,13 +5963,15 @@
       <w:proofErr w:type="spellEnd"/>
       <w:r>
         <w:rPr>
-          <w:lang w:val="en-US"/>
-        </w:rPr>
-        <w:t xml:space="preserve"> </w:t>
-      </w:r>
-      <w:proofErr w:type="spellStart"/>
-      <w:r>
-        <w:rPr>
+          <w:strike/>
+          <w:lang w:val="en-US"/>
+        </w:rPr>
+        <w:t xml:space="preserve"> </w:t>
+      </w:r>
+      <w:proofErr w:type="spellStart"/>
+      <w:r>
+        <w:rPr>
+          <w:strike/>
           <w:lang w:val="en-US"/>
         </w:rPr>
         <w:t>langsung</w:t>
@@ -6049,13 +5979,15 @@
       <w:proofErr w:type="spellEnd"/>
       <w:r>
         <w:rPr>
-          <w:lang w:val="en-US"/>
-        </w:rPr>
-        <w:t xml:space="preserve"> </w:t>
-      </w:r>
-      <w:proofErr w:type="spellStart"/>
-      <w:r>
-        <w:rPr>
+          <w:strike/>
+          <w:lang w:val="en-US"/>
+        </w:rPr>
+        <w:t xml:space="preserve"> </w:t>
+      </w:r>
+      <w:proofErr w:type="spellStart"/>
+      <w:r>
+        <w:rPr>
+          <w:strike/>
           <w:lang w:val="en-US"/>
         </w:rPr>
         <w:t>yg</w:t>
@@ -6063,13 +5995,15 @@
       <w:proofErr w:type="spellEnd"/>
       <w:r>
         <w:rPr>
-          <w:lang w:val="en-US"/>
-        </w:rPr>
-        <w:t xml:space="preserve"> </w:t>
-      </w:r>
-      <w:proofErr w:type="spellStart"/>
-      <w:r>
-        <w:rPr>
+          <w:strike/>
+          <w:lang w:val="en-US"/>
+        </w:rPr>
+        <w:t xml:space="preserve"> </w:t>
+      </w:r>
+      <w:proofErr w:type="spellStart"/>
+      <w:r>
+        <w:rPr>
+          <w:strike/>
           <w:lang w:val="en-US"/>
         </w:rPr>
         <w:t>bisa</w:t>
@@ -6077,13 +6011,15 @@
       <w:proofErr w:type="spellEnd"/>
       <w:r>
         <w:rPr>
-          <w:lang w:val="en-US"/>
-        </w:rPr>
-        <w:t xml:space="preserve"> </w:t>
-      </w:r>
-      <w:proofErr w:type="spellStart"/>
-      <w:r>
-        <w:rPr>
+          <w:strike/>
+          <w:lang w:val="en-US"/>
+        </w:rPr>
+        <w:t xml:space="preserve"> </w:t>
+      </w:r>
+      <w:proofErr w:type="spellStart"/>
+      <w:r>
+        <w:rPr>
+          <w:strike/>
           <w:lang w:val="en-US"/>
         </w:rPr>
         <w:t>menolak</w:t>
@@ -6098,12 +6034,14 @@
           <w:numId w:val="6"/>
         </w:numPr>
         <w:rPr>
-          <w:lang w:val="en-US"/>
-        </w:rPr>
-      </w:pPr>
-      <w:proofErr w:type="spellStart"/>
-      <w:r>
-        <w:rPr>
+          <w:strike/>
+          <w:lang w:val="en-US"/>
+        </w:rPr>
+      </w:pPr>
+      <w:proofErr w:type="spellStart"/>
+      <w:r>
+        <w:rPr>
+          <w:strike/>
           <w:lang w:val="en-US"/>
         </w:rPr>
         <w:t>Atasan</w:t>
@@ -6111,13 +6049,15 @@
       <w:proofErr w:type="spellEnd"/>
       <w:r>
         <w:rPr>
-          <w:lang w:val="en-US"/>
-        </w:rPr>
-        <w:t xml:space="preserve"> </w:t>
-      </w:r>
-      <w:proofErr w:type="spellStart"/>
-      <w:r>
-        <w:rPr>
+          <w:strike/>
+          <w:lang w:val="en-US"/>
+        </w:rPr>
+        <w:t xml:space="preserve"> </w:t>
+      </w:r>
+      <w:proofErr w:type="spellStart"/>
+      <w:r>
+        <w:rPr>
+          <w:strike/>
           <w:lang w:val="en-US"/>
         </w:rPr>
         <w:t>langsung</w:t>
@@ -6125,13 +6065,15 @@
       <w:proofErr w:type="spellEnd"/>
       <w:r>
         <w:rPr>
-          <w:lang w:val="en-US"/>
-        </w:rPr>
-        <w:t xml:space="preserve"> </w:t>
-      </w:r>
-      <w:proofErr w:type="spellStart"/>
-      <w:r>
-        <w:rPr>
+          <w:strike/>
+          <w:lang w:val="en-US"/>
+        </w:rPr>
+        <w:t xml:space="preserve"> </w:t>
+      </w:r>
+      <w:proofErr w:type="spellStart"/>
+      <w:r>
+        <w:rPr>
+          <w:strike/>
           <w:lang w:val="en-US"/>
         </w:rPr>
         <w:t>verif</w:t>
@@ -6139,6 +6081,7 @@
       <w:proofErr w:type="spellEnd"/>
       <w:r>
         <w:rPr>
+          <w:strike/>
           <w:lang w:val="en-US"/>
         </w:rPr>
         <w:t xml:space="preserve">, </w:t>
@@ -6146,6 +6089,7 @@
       <w:proofErr w:type="spellStart"/>
       <w:r>
         <w:rPr>
+          <w:strike/>
           <w:lang w:val="en-US"/>
         </w:rPr>
         <w:t>kepegawaian</w:t>
@@ -6153,6 +6097,7 @@
       <w:proofErr w:type="spellEnd"/>
       <w:r>
         <w:rPr>
+          <w:strike/>
           <w:lang w:val="en-US"/>
         </w:rPr>
         <w:t xml:space="preserve"> final</w:t>
@@ -6166,12 +6111,14 @@
           <w:numId w:val="6"/>
         </w:numPr>
         <w:rPr>
-          <w:lang w:val="en-US"/>
-        </w:rPr>
-      </w:pPr>
-      <w:proofErr w:type="spellStart"/>
-      <w:r>
-        <w:rPr>
+          <w:strike/>
+          <w:lang w:val="en-US"/>
+        </w:rPr>
+      </w:pPr>
+      <w:proofErr w:type="spellStart"/>
+      <w:r>
+        <w:rPr>
+          <w:strike/>
           <w:lang w:val="en-US"/>
         </w:rPr>
         <w:t>Maksimal</w:t>
@@ -6179,13 +6126,15 @@
       <w:proofErr w:type="spellEnd"/>
       <w:r>
         <w:rPr>
-          <w:lang w:val="en-US"/>
-        </w:rPr>
-        <w:t xml:space="preserve"> </w:t>
-      </w:r>
-      <w:proofErr w:type="spellStart"/>
-      <w:r>
-        <w:rPr>
+          <w:strike/>
+          <w:lang w:val="en-US"/>
+        </w:rPr>
+        <w:t xml:space="preserve"> </w:t>
+      </w:r>
+      <w:proofErr w:type="spellStart"/>
+      <w:r>
+        <w:rPr>
+          <w:strike/>
           <w:lang w:val="en-US"/>
         </w:rPr>
         <w:t>penambahan</w:t>
@@ -6193,13 +6142,15 @@
       <w:proofErr w:type="spellEnd"/>
       <w:r>
         <w:rPr>
-          <w:lang w:val="en-US"/>
-        </w:rPr>
-        <w:t xml:space="preserve"> </w:t>
-      </w:r>
-      <w:proofErr w:type="spellStart"/>
-      <w:r>
-        <w:rPr>
+          <w:strike/>
+          <w:lang w:val="en-US"/>
+        </w:rPr>
+        <w:t xml:space="preserve"> </w:t>
+      </w:r>
+      <w:proofErr w:type="spellStart"/>
+      <w:r>
+        <w:rPr>
+          <w:strike/>
           <w:lang w:val="en-US"/>
         </w:rPr>
         <w:t>jadwal</w:t>
@@ -6207,13 +6158,15 @@
       <w:proofErr w:type="spellEnd"/>
       <w:r>
         <w:rPr>
-          <w:lang w:val="en-US"/>
-        </w:rPr>
-        <w:t xml:space="preserve"> </w:t>
-      </w:r>
-      <w:proofErr w:type="spellStart"/>
-      <w:r>
-        <w:rPr>
+          <w:strike/>
+          <w:lang w:val="en-US"/>
+        </w:rPr>
+        <w:t xml:space="preserve"> </w:t>
+      </w:r>
+      <w:proofErr w:type="spellStart"/>
+      <w:r>
+        <w:rPr>
+          <w:strike/>
           <w:lang w:val="en-US"/>
         </w:rPr>
         <w:t>maksimal</w:t>
@@ -6221,6 +6174,7 @@
       <w:proofErr w:type="spellEnd"/>
       <w:r>
         <w:rPr>
+          <w:strike/>
           <w:lang w:val="en-US"/>
         </w:rPr>
         <w:t xml:space="preserve"> 27 </w:t>
@@ -6228,6 +6182,7 @@
       <w:proofErr w:type="spellStart"/>
       <w:r>
         <w:rPr>
+          <w:strike/>
           <w:lang w:val="en-US"/>
         </w:rPr>
         <w:t>setiap</w:t>
@@ -6235,13 +6190,15 @@
       <w:proofErr w:type="spellEnd"/>
       <w:r>
         <w:rPr>
-          <w:lang w:val="en-US"/>
-        </w:rPr>
-        <w:t xml:space="preserve"> </w:t>
-      </w:r>
-      <w:proofErr w:type="spellStart"/>
-      <w:r>
-        <w:rPr>
+          <w:strike/>
+          <w:lang w:val="en-US"/>
+        </w:rPr>
+        <w:t xml:space="preserve"> </w:t>
+      </w:r>
+      <w:proofErr w:type="spellStart"/>
+      <w:r>
+        <w:rPr>
+          <w:strike/>
           <w:lang w:val="en-US"/>
         </w:rPr>
         <w:t>bulannya</w:t>
@@ -6321,19 +6278,11 @@
           <w:lang w:val="en-US"/>
         </w:rPr>
       </w:pPr>
-      <w:proofErr w:type="spellStart"/>
-      <w:r>
-        <w:rPr>
-          <w:lang w:val="en-US"/>
-        </w:rPr>
-        <w:t>Absen</w:t>
-      </w:r>
-      <w:proofErr w:type="spellEnd"/>
-      <w:r>
-        <w:rPr>
-          <w:lang w:val="en-US"/>
-        </w:rPr>
-        <w:t xml:space="preserve"> </w:t>
+      <w:r>
+        <w:rPr>
+          <w:lang w:val="en-US"/>
+        </w:rPr>
+        <w:t xml:space="preserve">Absen </w:t>
       </w:r>
       <w:proofErr w:type="spellStart"/>
       <w:r>
@@ -6998,16 +6947,8 @@
         <w:rPr>
           <w:lang w:val="en-US"/>
         </w:rPr>
-        <w:t xml:space="preserve"> </w:t>
-      </w:r>
-      <w:proofErr w:type="spellStart"/>
-      <w:r>
-        <w:rPr>
-          <w:lang w:val="en-US"/>
-        </w:rPr>
-        <w:t>Sakit</w:t>
-      </w:r>
-      <w:proofErr w:type="spellEnd"/>
+        <w:t xml:space="preserve"> Sakit</w:t>
+      </w:r>
       <w:r>
         <w:rPr>
           <w:lang w:val="en-US"/>
@@ -7204,19 +7145,11 @@
           <w:lang w:val="en-US"/>
         </w:rPr>
       </w:pPr>
-      <w:proofErr w:type="spellStart"/>
-      <w:r>
-        <w:rPr>
-          <w:lang w:val="en-US"/>
-        </w:rPr>
-        <w:t>Absen</w:t>
-      </w:r>
-      <w:proofErr w:type="spellEnd"/>
-      <w:r>
-        <w:rPr>
-          <w:lang w:val="en-US"/>
-        </w:rPr>
-        <w:t xml:space="preserve"> </w:t>
+      <w:r>
+        <w:rPr>
+          <w:lang w:val="en-US"/>
+        </w:rPr>
+        <w:t xml:space="preserve">Absen </w:t>
       </w:r>
       <w:proofErr w:type="spellStart"/>
       <w:r>
@@ -7944,11 +7877,13 @@
     <w:p>
       <w:pPr>
         <w:rPr>
-          <w:lang w:val="en-US"/>
-        </w:rPr>
-      </w:pPr>
-      <w:r>
-        <w:rPr>
+          <w:strike/>
+          <w:lang w:val="en-US"/>
+        </w:rPr>
+      </w:pPr>
+      <w:r>
+        <w:rPr>
+          <w:strike/>
           <w:lang w:val="en-US"/>
         </w:rPr>
         <w:t xml:space="preserve">ALUR </w:t>
@@ -7956,6 +7891,7 @@
       <w:proofErr w:type="spellStart"/>
       <w:r>
         <w:rPr>
+          <w:strike/>
           <w:lang w:val="en-US"/>
         </w:rPr>
         <w:t>Pengubahan</w:t>
@@ -7963,23 +7899,10 @@
       <w:proofErr w:type="spellEnd"/>
       <w:r>
         <w:rPr>
-          <w:lang w:val="en-US"/>
-        </w:rPr>
-        <w:t xml:space="preserve"> </w:t>
-      </w:r>
-      <w:proofErr w:type="spellStart"/>
-      <w:r>
-        <w:rPr>
-          <w:lang w:val="en-US"/>
-        </w:rPr>
-        <w:t>Jadwal</w:t>
-      </w:r>
-      <w:proofErr w:type="spellEnd"/>
-      <w:r>
-        <w:rPr>
-          <w:lang w:val="en-US"/>
-        </w:rPr>
-        <w:t xml:space="preserve"> Dinas</w:t>
+          <w:strike/>
+          <w:lang w:val="en-US"/>
+        </w:rPr>
+        <w:t xml:space="preserve"> Jadwal Dinas</w:t>
       </w:r>
     </w:p>
     <w:p>
@@ -7990,12 +7913,14 @@
           <w:numId w:val="1"/>
         </w:numPr>
         <w:rPr>
-          <w:lang w:val="en-US"/>
-        </w:rPr>
-      </w:pPr>
-      <w:proofErr w:type="spellStart"/>
-      <w:r>
-        <w:rPr>
+          <w:strike/>
+          <w:lang w:val="en-US"/>
+        </w:rPr>
+      </w:pPr>
+      <w:proofErr w:type="spellStart"/>
+      <w:r>
+        <w:rPr>
+          <w:strike/>
           <w:lang w:val="en-US"/>
         </w:rPr>
         <w:t>Pengguna</w:t>
@@ -8003,13 +7928,15 @@
       <w:proofErr w:type="spellEnd"/>
       <w:r>
         <w:rPr>
-          <w:lang w:val="en-US"/>
-        </w:rPr>
-        <w:t xml:space="preserve"> </w:t>
-      </w:r>
-      <w:proofErr w:type="spellStart"/>
-      <w:r>
-        <w:rPr>
+          <w:strike/>
+          <w:lang w:val="en-US"/>
+        </w:rPr>
+        <w:t xml:space="preserve"> </w:t>
+      </w:r>
+      <w:proofErr w:type="spellStart"/>
+      <w:r>
+        <w:rPr>
+          <w:strike/>
           <w:lang w:val="en-US"/>
         </w:rPr>
         <w:t>menghubungi</w:t>
@@ -8017,13 +7944,15 @@
       <w:proofErr w:type="spellEnd"/>
       <w:r>
         <w:rPr>
-          <w:lang w:val="en-US"/>
-        </w:rPr>
-        <w:t xml:space="preserve"> </w:t>
-      </w:r>
-      <w:proofErr w:type="spellStart"/>
-      <w:r>
-        <w:rPr>
+          <w:strike/>
+          <w:lang w:val="en-US"/>
+        </w:rPr>
+        <w:t xml:space="preserve"> </w:t>
+      </w:r>
+      <w:proofErr w:type="spellStart"/>
+      <w:r>
+        <w:rPr>
+          <w:strike/>
           <w:lang w:val="en-US"/>
         </w:rPr>
         <w:t>kepegawaian</w:t>
@@ -8038,12 +7967,14 @@
           <w:numId w:val="1"/>
         </w:numPr>
         <w:rPr>
-          <w:lang w:val="en-US"/>
-        </w:rPr>
-      </w:pPr>
-      <w:proofErr w:type="spellStart"/>
-      <w:r>
-        <w:rPr>
+          <w:strike/>
+          <w:lang w:val="en-US"/>
+        </w:rPr>
+      </w:pPr>
+      <w:proofErr w:type="spellStart"/>
+      <w:r>
+        <w:rPr>
+          <w:strike/>
           <w:lang w:val="en-US"/>
         </w:rPr>
         <w:t>Kepegawaian</w:t>
@@ -8051,13 +7982,15 @@
       <w:proofErr w:type="spellEnd"/>
       <w:r>
         <w:rPr>
-          <w:lang w:val="en-US"/>
-        </w:rPr>
-        <w:t xml:space="preserve"> </w:t>
-      </w:r>
-      <w:proofErr w:type="spellStart"/>
-      <w:r>
-        <w:rPr>
+          <w:strike/>
+          <w:lang w:val="en-US"/>
+        </w:rPr>
+        <w:t xml:space="preserve"> </w:t>
+      </w:r>
+      <w:proofErr w:type="spellStart"/>
+      <w:r>
+        <w:rPr>
+          <w:strike/>
           <w:lang w:val="en-US"/>
         </w:rPr>
         <w:t>batal</w:t>
@@ -8065,13 +7998,15 @@
       <w:proofErr w:type="spellEnd"/>
       <w:r>
         <w:rPr>
-          <w:lang w:val="en-US"/>
-        </w:rPr>
-        <w:t xml:space="preserve"> </w:t>
-      </w:r>
-      <w:proofErr w:type="spellStart"/>
-      <w:r>
-        <w:rPr>
+          <w:strike/>
+          <w:lang w:val="en-US"/>
+        </w:rPr>
+        <w:t xml:space="preserve"> </w:t>
+      </w:r>
+      <w:proofErr w:type="spellStart"/>
+      <w:r>
+        <w:rPr>
+          <w:strike/>
           <w:lang w:val="en-US"/>
         </w:rPr>
         <w:t>verif</w:t>
@@ -8079,13 +8014,15 @@
       <w:proofErr w:type="spellEnd"/>
       <w:r>
         <w:rPr>
-          <w:lang w:val="en-US"/>
-        </w:rPr>
-        <w:t xml:space="preserve"> </w:t>
-      </w:r>
-      <w:proofErr w:type="spellStart"/>
-      <w:r>
-        <w:rPr>
+          <w:strike/>
+          <w:lang w:val="en-US"/>
+        </w:rPr>
+        <w:t xml:space="preserve"> </w:t>
+      </w:r>
+      <w:proofErr w:type="spellStart"/>
+      <w:r>
+        <w:rPr>
+          <w:strike/>
           <w:lang w:val="en-US"/>
         </w:rPr>
         <w:t>untuk</w:t>
@@ -8093,13 +8030,15 @@
       <w:proofErr w:type="spellEnd"/>
       <w:r>
         <w:rPr>
-          <w:lang w:val="en-US"/>
-        </w:rPr>
-        <w:t xml:space="preserve"> </w:t>
-      </w:r>
-      <w:proofErr w:type="spellStart"/>
-      <w:r>
-        <w:rPr>
+          <w:strike/>
+          <w:lang w:val="en-US"/>
+        </w:rPr>
+        <w:t xml:space="preserve"> </w:t>
+      </w:r>
+      <w:proofErr w:type="spellStart"/>
+      <w:r>
+        <w:rPr>
+          <w:strike/>
           <w:lang w:val="en-US"/>
         </w:rPr>
         <w:t>membuka</w:t>
@@ -8107,13 +8046,15 @@
       <w:proofErr w:type="spellEnd"/>
       <w:r>
         <w:rPr>
-          <w:lang w:val="en-US"/>
-        </w:rPr>
-        <w:t xml:space="preserve"> </w:t>
-      </w:r>
-      <w:proofErr w:type="spellStart"/>
-      <w:r>
-        <w:rPr>
+          <w:strike/>
+          <w:lang w:val="en-US"/>
+        </w:rPr>
+        <w:t xml:space="preserve"> </w:t>
+      </w:r>
+      <w:proofErr w:type="spellStart"/>
+      <w:r>
+        <w:rPr>
+          <w:strike/>
           <w:lang w:val="en-US"/>
         </w:rPr>
         <w:t>akses</w:t>
@@ -8121,13 +8062,15 @@
       <w:proofErr w:type="spellEnd"/>
       <w:r>
         <w:rPr>
-          <w:lang w:val="en-US"/>
-        </w:rPr>
-        <w:t xml:space="preserve"> </w:t>
-      </w:r>
-      <w:proofErr w:type="spellStart"/>
-      <w:r>
-        <w:rPr>
+          <w:strike/>
+          <w:lang w:val="en-US"/>
+        </w:rPr>
+        <w:t xml:space="preserve"> </w:t>
+      </w:r>
+      <w:proofErr w:type="spellStart"/>
+      <w:r>
+        <w:rPr>
+          <w:strike/>
           <w:lang w:val="en-US"/>
         </w:rPr>
         <w:t>ubah</w:t>
@@ -8135,13 +8078,15 @@
       <w:proofErr w:type="spellEnd"/>
       <w:r>
         <w:rPr>
-          <w:lang w:val="en-US"/>
-        </w:rPr>
-        <w:t xml:space="preserve"> </w:t>
-      </w:r>
-      <w:proofErr w:type="spellStart"/>
-      <w:r>
-        <w:rPr>
+          <w:strike/>
+          <w:lang w:val="en-US"/>
+        </w:rPr>
+        <w:t xml:space="preserve"> </w:t>
+      </w:r>
+      <w:proofErr w:type="spellStart"/>
+      <w:r>
+        <w:rPr>
+          <w:strike/>
           <w:lang w:val="en-US"/>
         </w:rPr>
         <w:t>jadwal</w:t>
@@ -8156,12 +8101,14 @@
           <w:numId w:val="1"/>
         </w:numPr>
         <w:rPr>
-          <w:lang w:val="en-US"/>
-        </w:rPr>
-      </w:pPr>
-      <w:proofErr w:type="spellStart"/>
-      <w:r>
-        <w:rPr>
+          <w:strike/>
+          <w:lang w:val="en-US"/>
+        </w:rPr>
+      </w:pPr>
+      <w:proofErr w:type="spellStart"/>
+      <w:r>
+        <w:rPr>
+          <w:strike/>
           <w:lang w:val="en-US"/>
         </w:rPr>
         <w:t>Setelah</w:t>
@@ -8169,13 +8116,15 @@
       <w:proofErr w:type="spellEnd"/>
       <w:r>
         <w:rPr>
-          <w:lang w:val="en-US"/>
-        </w:rPr>
-        <w:t xml:space="preserve"> </w:t>
-      </w:r>
-      <w:proofErr w:type="spellStart"/>
-      <w:r>
-        <w:rPr>
+          <w:strike/>
+          <w:lang w:val="en-US"/>
+        </w:rPr>
+        <w:t xml:space="preserve"> </w:t>
+      </w:r>
+      <w:proofErr w:type="spellStart"/>
+      <w:r>
+        <w:rPr>
+          <w:strike/>
           <w:lang w:val="en-US"/>
         </w:rPr>
         <w:t>jadwal</w:t>
@@ -8183,13 +8132,15 @@
       <w:proofErr w:type="spellEnd"/>
       <w:r>
         <w:rPr>
-          <w:lang w:val="en-US"/>
-        </w:rPr>
-        <w:t xml:space="preserve"> </w:t>
-      </w:r>
-      <w:proofErr w:type="spellStart"/>
-      <w:r>
-        <w:rPr>
+          <w:strike/>
+          <w:lang w:val="en-US"/>
+        </w:rPr>
+        <w:t xml:space="preserve"> </w:t>
+      </w:r>
+      <w:proofErr w:type="spellStart"/>
+      <w:r>
+        <w:rPr>
+          <w:strike/>
           <w:lang w:val="en-US"/>
         </w:rPr>
         <w:t>diubah</w:t>
@@ -8197,6 +8148,7 @@
       <w:proofErr w:type="spellEnd"/>
       <w:r>
         <w:rPr>
+          <w:strike/>
           <w:lang w:val="en-US"/>
         </w:rPr>
         <w:t xml:space="preserve"> oleh </w:t>
@@ -8204,6 +8156,7 @@
       <w:proofErr w:type="spellStart"/>
       <w:r>
         <w:rPr>
+          <w:strike/>
           <w:lang w:val="en-US"/>
         </w:rPr>
         <w:t>pengguna</w:t>
@@ -8211,6 +8164,7 @@
       <w:proofErr w:type="spellEnd"/>
       <w:r>
         <w:rPr>
+          <w:strike/>
           <w:lang w:val="en-US"/>
         </w:rPr>
         <w:t xml:space="preserve">, </w:t>
@@ -8218,6 +8172,7 @@
       <w:proofErr w:type="spellStart"/>
       <w:r>
         <w:rPr>
+          <w:strike/>
           <w:lang w:val="en-US"/>
         </w:rPr>
         <w:t>kepegawaian</w:t>
@@ -8225,13 +8180,15 @@
       <w:proofErr w:type="spellEnd"/>
       <w:r>
         <w:rPr>
-          <w:lang w:val="en-US"/>
-        </w:rPr>
-        <w:t xml:space="preserve"> </w:t>
-      </w:r>
-      <w:proofErr w:type="spellStart"/>
-      <w:r>
-        <w:rPr>
+          <w:strike/>
+          <w:lang w:val="en-US"/>
+        </w:rPr>
+        <w:t xml:space="preserve"> </w:t>
+      </w:r>
+      <w:proofErr w:type="spellStart"/>
+      <w:r>
+        <w:rPr>
+          <w:strike/>
           <w:lang w:val="en-US"/>
         </w:rPr>
         <w:t>verif</w:t>
@@ -8239,6 +8196,7 @@
       <w:proofErr w:type="spellEnd"/>
       <w:r>
         <w:rPr>
+          <w:strike/>
           <w:lang w:val="en-US"/>
         </w:rPr>
         <w:t xml:space="preserve"> Kembali</w:t>
@@ -8252,26 +8210,21 @@
           <w:numId w:val="1"/>
         </w:numPr>
         <w:rPr>
-          <w:lang w:val="en-US"/>
-        </w:rPr>
-      </w:pPr>
-      <w:proofErr w:type="spellStart"/>
-      <w:r>
-        <w:rPr>
-          <w:lang w:val="en-US"/>
-        </w:rPr>
-        <w:t>Tidak</w:t>
-      </w:r>
-      <w:proofErr w:type="spellEnd"/>
-      <w:r>
-        <w:rPr>
-          <w:lang w:val="en-US"/>
-        </w:rPr>
-        <w:t xml:space="preserve"> </w:t>
-      </w:r>
-      <w:proofErr w:type="spellStart"/>
-      <w:r>
-        <w:rPr>
+          <w:strike/>
+          <w:lang w:val="en-US"/>
+        </w:rPr>
+      </w:pPr>
+      <w:r>
+        <w:rPr>
+          <w:strike/>
+          <w:lang w:val="en-US"/>
+        </w:rPr>
+        <w:t xml:space="preserve">Tidak </w:t>
+      </w:r>
+      <w:proofErr w:type="spellStart"/>
+      <w:r>
+        <w:rPr>
+          <w:strike/>
           <w:lang w:val="en-US"/>
         </w:rPr>
         <w:t>merubah</w:t>
@@ -8279,13 +8232,15 @@
       <w:proofErr w:type="spellEnd"/>
       <w:r>
         <w:rPr>
-          <w:lang w:val="en-US"/>
-        </w:rPr>
-        <w:t xml:space="preserve"> </w:t>
-      </w:r>
-      <w:proofErr w:type="spellStart"/>
-      <w:r>
-        <w:rPr>
+          <w:strike/>
+          <w:lang w:val="en-US"/>
+        </w:rPr>
+        <w:t xml:space="preserve"> </w:t>
+      </w:r>
+      <w:proofErr w:type="spellStart"/>
+      <w:r>
+        <w:rPr>
+          <w:strike/>
           <w:lang w:val="en-US"/>
         </w:rPr>
         <w:t>verifikasi</w:t>
@@ -8293,13 +8248,15 @@
       <w:proofErr w:type="spellEnd"/>
       <w:r>
         <w:rPr>
-          <w:lang w:val="en-US"/>
-        </w:rPr>
-        <w:t xml:space="preserve"> </w:t>
-      </w:r>
-      <w:proofErr w:type="spellStart"/>
-      <w:r>
-        <w:rPr>
+          <w:strike/>
+          <w:lang w:val="en-US"/>
+        </w:rPr>
+        <w:t xml:space="preserve"> </w:t>
+      </w:r>
+      <w:proofErr w:type="spellStart"/>
+      <w:r>
+        <w:rPr>
+          <w:strike/>
           <w:lang w:val="en-US"/>
         </w:rPr>
         <w:t>dari</w:t>
@@ -8307,13 +8264,15 @@
       <w:proofErr w:type="spellEnd"/>
       <w:r>
         <w:rPr>
-          <w:lang w:val="en-US"/>
-        </w:rPr>
-        <w:t xml:space="preserve"> </w:t>
-      </w:r>
-      <w:proofErr w:type="spellStart"/>
-      <w:r>
-        <w:rPr>
+          <w:strike/>
+          <w:lang w:val="en-US"/>
+        </w:rPr>
+        <w:t xml:space="preserve"> </w:t>
+      </w:r>
+      <w:proofErr w:type="spellStart"/>
+      <w:r>
+        <w:rPr>
+          <w:strike/>
           <w:lang w:val="en-US"/>
         </w:rPr>
         <w:t>atasan</w:t>
@@ -8321,13 +8280,15 @@
       <w:proofErr w:type="spellEnd"/>
       <w:r>
         <w:rPr>
-          <w:lang w:val="en-US"/>
-        </w:rPr>
-        <w:t xml:space="preserve"> </w:t>
-      </w:r>
-      <w:proofErr w:type="spellStart"/>
-      <w:r>
-        <w:rPr>
+          <w:strike/>
+          <w:lang w:val="en-US"/>
+        </w:rPr>
+        <w:t xml:space="preserve"> </w:t>
+      </w:r>
+      <w:proofErr w:type="spellStart"/>
+      <w:r>
+        <w:rPr>
+          <w:strike/>
           <w:lang w:val="en-US"/>
         </w:rPr>
         <w:t>langsung</w:t>
@@ -8335,6 +8296,7 @@
       <w:proofErr w:type="spellEnd"/>
       <w:r>
         <w:rPr>
+          <w:strike/>
           <w:lang w:val="en-US"/>
         </w:rPr>
         <w:t xml:space="preserve">, </w:t>
@@ -8342,6 +8304,7 @@
       <w:proofErr w:type="spellStart"/>
       <w:r>
         <w:rPr>
+          <w:strike/>
           <w:lang w:val="en-US"/>
         </w:rPr>
         <w:t>jadi</w:t>
@@ -8349,13 +8312,15 @@
       <w:proofErr w:type="spellEnd"/>
       <w:r>
         <w:rPr>
-          <w:lang w:val="en-US"/>
-        </w:rPr>
-        <w:t xml:space="preserve"> </w:t>
-      </w:r>
-      <w:proofErr w:type="spellStart"/>
-      <w:r>
-        <w:rPr>
+          <w:strike/>
+          <w:lang w:val="en-US"/>
+        </w:rPr>
+        <w:t xml:space="preserve"> </w:t>
+      </w:r>
+      <w:proofErr w:type="spellStart"/>
+      <w:r>
+        <w:rPr>
+          <w:strike/>
           <w:lang w:val="en-US"/>
         </w:rPr>
         <w:t>dari</w:t>
@@ -8363,6 +8328,7 @@
       <w:proofErr w:type="spellEnd"/>
       <w:r>
         <w:rPr>
+          <w:strike/>
           <w:lang w:val="en-US"/>
         </w:rPr>
         <w:t xml:space="preserve"> user </w:t>
@@ -8370,6 +8336,7 @@
       <w:proofErr w:type="spellStart"/>
       <w:r>
         <w:rPr>
+          <w:strike/>
           <w:lang w:val="en-US"/>
         </w:rPr>
         <w:t>langsung</w:t>
@@ -8377,13 +8344,15 @@
       <w:proofErr w:type="spellEnd"/>
       <w:r>
         <w:rPr>
-          <w:lang w:val="en-US"/>
-        </w:rPr>
-        <w:t xml:space="preserve"> </w:t>
-      </w:r>
-      <w:proofErr w:type="spellStart"/>
-      <w:r>
-        <w:rPr>
+          <w:strike/>
+          <w:lang w:val="en-US"/>
+        </w:rPr>
+        <w:t xml:space="preserve"> </w:t>
+      </w:r>
+      <w:proofErr w:type="spellStart"/>
+      <w:r>
+        <w:rPr>
+          <w:strike/>
           <w:lang w:val="en-US"/>
         </w:rPr>
         <w:t>verif</w:t>
@@ -8391,13 +8360,15 @@
       <w:proofErr w:type="spellEnd"/>
       <w:r>
         <w:rPr>
-          <w:lang w:val="en-US"/>
-        </w:rPr>
-        <w:t xml:space="preserve"> </w:t>
-      </w:r>
-      <w:proofErr w:type="spellStart"/>
-      <w:r>
-        <w:rPr>
+          <w:strike/>
+          <w:lang w:val="en-US"/>
+        </w:rPr>
+        <w:t xml:space="preserve"> </w:t>
+      </w:r>
+      <w:proofErr w:type="spellStart"/>
+      <w:r>
+        <w:rPr>
+          <w:strike/>
           <w:lang w:val="en-US"/>
         </w:rPr>
         <w:t>kepegawaian</w:t>
@@ -8422,16 +8393,8 @@
         <w:rPr>
           <w:lang w:val="en-US"/>
         </w:rPr>
-        <w:t xml:space="preserve"> </w:t>
-      </w:r>
-      <w:proofErr w:type="spellStart"/>
-      <w:r>
-        <w:rPr>
-          <w:lang w:val="en-US"/>
-        </w:rPr>
-        <w:t>Absensi</w:t>
-      </w:r>
-      <w:proofErr w:type="spellEnd"/>
+        <w:t xml:space="preserve"> Absensi</w:t>
+      </w:r>
     </w:p>
     <w:p>
       <w:pPr>
@@ -8671,8 +8634,16 @@
         <w:rPr>
           <w:lang w:val="en-US"/>
         </w:rPr>
-        <w:t xml:space="preserve"> Hangus</w:t>
-      </w:r>
+        <w:t xml:space="preserve"> </w:t>
+      </w:r>
+      <w:proofErr w:type="spellStart"/>
+      <w:r>
+        <w:rPr>
+          <w:lang w:val="en-US"/>
+        </w:rPr>
+        <w:t>Hangus</w:t>
+      </w:r>
+      <w:proofErr w:type="spellEnd"/>
     </w:p>
     <w:p>
       <w:pPr>
@@ -8842,21 +8813,7 @@
         <w:rPr>
           <w:lang w:val="en-US"/>
         </w:rPr>
-        <w:t xml:space="preserve"> </w:t>
-      </w:r>
-      <w:proofErr w:type="spellStart"/>
-      <w:r>
-        <w:rPr>
-          <w:lang w:val="en-US"/>
-        </w:rPr>
-        <w:t>Mulai</w:t>
-      </w:r>
-      <w:proofErr w:type="spellEnd"/>
-      <w:r>
-        <w:rPr>
-          <w:lang w:val="en-US"/>
-        </w:rPr>
-        <w:t xml:space="preserve"> </w:t>
+        <w:t xml:space="preserve"> Mulai </w:t>
       </w:r>
       <w:proofErr w:type="spellStart"/>
       <w:r>
@@ -8972,21 +8929,7 @@
         <w:rPr>
           <w:lang w:val="en-US"/>
         </w:rPr>
-        <w:t xml:space="preserve"> </w:t>
-      </w:r>
-      <w:proofErr w:type="spellStart"/>
-      <w:r>
-        <w:rPr>
-          <w:lang w:val="en-US"/>
-        </w:rPr>
-        <w:t>Mulai</w:t>
-      </w:r>
-      <w:proofErr w:type="spellEnd"/>
-      <w:r>
-        <w:rPr>
-          <w:lang w:val="en-US"/>
-        </w:rPr>
-        <w:t xml:space="preserve"> </w:t>
+        <w:t xml:space="preserve"> Mulai </w:t>
       </w:r>
       <w:proofErr w:type="spellStart"/>
       <w:proofErr w:type="gramStart"/>
@@ -9318,21 +9261,7 @@
         <w:rPr>
           <w:lang w:val="en-US"/>
         </w:rPr>
-        <w:t xml:space="preserve"> </w:t>
-      </w:r>
-      <w:proofErr w:type="spellStart"/>
-      <w:r>
-        <w:rPr>
-          <w:lang w:val="en-US"/>
-        </w:rPr>
-        <w:t>Absen</w:t>
-      </w:r>
-      <w:proofErr w:type="spellEnd"/>
-      <w:r>
-        <w:rPr>
-          <w:lang w:val="en-US"/>
-        </w:rPr>
-        <w:t xml:space="preserve"> Pulang &amp; </w:t>
+        <w:t xml:space="preserve"> Absen Pulang &amp; </w:t>
       </w:r>
       <w:proofErr w:type="spellStart"/>
       <w:r>
@@ -9428,21 +9357,7 @@
         <w:rPr>
           <w:lang w:val="en-US"/>
         </w:rPr>
-        <w:t xml:space="preserve"> </w:t>
-      </w:r>
-      <w:proofErr w:type="spellStart"/>
-      <w:r>
-        <w:rPr>
-          <w:lang w:val="en-US"/>
-        </w:rPr>
-        <w:t>Absen</w:t>
-      </w:r>
-      <w:proofErr w:type="spellEnd"/>
-      <w:r>
-        <w:rPr>
-          <w:lang w:val="en-US"/>
-        </w:rPr>
-        <w:t xml:space="preserve"> Pulang &amp; </w:t>
+        <w:t xml:space="preserve"> Absen Pulang &amp; </w:t>
       </w:r>
       <w:proofErr w:type="spellStart"/>
       <w:r>
@@ -9724,21 +9639,7 @@
         <w:rPr>
           <w:lang w:val="en-US"/>
         </w:rPr>
-        <w:t xml:space="preserve"> </w:t>
-      </w:r>
-      <w:proofErr w:type="spellStart"/>
-      <w:r>
-        <w:rPr>
-          <w:lang w:val="en-US"/>
-        </w:rPr>
-        <w:t>Mulai</w:t>
-      </w:r>
-      <w:proofErr w:type="spellEnd"/>
-      <w:r>
-        <w:rPr>
-          <w:lang w:val="en-US"/>
-        </w:rPr>
-        <w:t xml:space="preserve"> </w:t>
+        <w:t xml:space="preserve"> Mulai </w:t>
       </w:r>
       <w:proofErr w:type="spellStart"/>
       <w:r>
@@ -9851,7 +9752,7 @@
 </file>
 
 <file path=word/numbering.xml><?xml version="1.0" encoding="utf-8"?>
-<w:numbering xmlns:wpc="http://schemas.microsoft.com/office/word/2010/wordprocessingCanvas" xmlns:cx="http://schemas.microsoft.com/office/drawing/2014/chartex" xmlns:cx1="http://schemas.microsoft.com/office/drawing/2015/9/8/chartex" xmlns:cx2="http://schemas.microsoft.com/office/drawing/2015/10/21/chartex" xmlns:cx3="http://schemas.microsoft.com/office/drawing/2016/5/9/chartex" xmlns:cx4="http://schemas.microsoft.com/office/drawing/2016/5/10/chartex" xmlns:cx5="http://schemas.microsoft.com/office/drawing/2016/5/11/chartex" xmlns:cx6="http://schemas.microsoft.com/office/drawing/2016/5/12/chartex" xmlns:cx7="http://schemas.microsoft.com/office/drawing/2016/5/13/chartex" xmlns:cx8="http://schemas.microsoft.com/office/drawing/2016/5/14/chartex" xmlns:mc="http://schemas.openxmlformats.org/markup-compatibility/2006" xmlns:aink="http://schemas.microsoft.com/office/drawing/2016/ink" xmlns:am3d="http://schemas.microsoft.com/office/drawing/2017/model3d" xmlns:o="urn:schemas-microsoft-com:office:office" xmlns:oel="http://schemas.microsoft.com/office/2019/extlst" xmlns:r="http://schemas.openxmlformats.org/officeDocument/2006/relationships" xmlns:m="http://schemas.openxmlformats.org/officeDocument/2006/math" xmlns:v="urn:schemas-microsoft-com:vml" xmlns:wp14="http://schemas.microsoft.com/office/word/2010/wordprocessingDrawing" xmlns:wp="http://schemas.openxmlformats.org/drawingml/2006/wordprocessingDrawing" xmlns:w10="urn:schemas-microsoft-com:office:word" xmlns:w="http://schemas.openxmlformats.org/wordprocessingml/2006/main" xmlns:w14="http://schemas.microsoft.com/office/word/2010/wordml" xmlns:w15="http://schemas.microsoft.com/office/word/2012/wordml" xmlns:w16cex="http://schemas.microsoft.com/office/word/2018/wordml/cex" xmlns:w16cid="http://schemas.microsoft.com/office/word/2016/wordml/cid" xmlns:w16="http://schemas.microsoft.com/office/word/2018/wordml" xmlns:w16du="http://schemas.microsoft.com/office/word/2023/wordml/word16du" xmlns:w16sdtdh="http://schemas.microsoft.com/office/word/2020/wordml/sdtdatahash" xmlns:w16se="http://schemas.microsoft.com/office/word/2015/wordml/symex" xmlns:wpg="http://schemas.microsoft.com/office/word/2010/wordprocessingGroup" xmlns:wpi="http://schemas.microsoft.com/office/word/2010/wordprocessingInk" xmlns:wne="http://schemas.microsoft.com/office/word/2006/wordml" xmlns:wps="http://schemas.microsoft.com/office/word/2010/wordprocessingShape" mc:Ignorable="w14 w15 w16se w16cid w16 w16cex w16sdtdh w16du wp14">
+<w:numbering xmlns:wpc="http://schemas.microsoft.com/office/word/2010/wordprocessingCanvas" xmlns:cx="http://schemas.microsoft.com/office/drawing/2014/chartex" xmlns:cx1="http://schemas.microsoft.com/office/drawing/2015/9/8/chartex" xmlns:cx2="http://schemas.microsoft.com/office/drawing/2015/10/21/chartex" xmlns:cx3="http://schemas.microsoft.com/office/drawing/2016/5/9/chartex" xmlns:cx4="http://schemas.microsoft.com/office/drawing/2016/5/10/chartex" xmlns:cx5="http://schemas.microsoft.com/office/drawing/2016/5/11/chartex" xmlns:cx6="http://schemas.microsoft.com/office/drawing/2016/5/12/chartex" xmlns:cx7="http://schemas.microsoft.com/office/drawing/2016/5/13/chartex" xmlns:cx8="http://schemas.microsoft.com/office/drawing/2016/5/14/chartex" xmlns:mc="http://schemas.openxmlformats.org/markup-compatibility/2006" xmlns:aink="http://schemas.microsoft.com/office/drawing/2016/ink" xmlns:am3d="http://schemas.microsoft.com/office/drawing/2017/model3d" xmlns:o="urn:schemas-microsoft-com:office:office" xmlns:oel="http://schemas.microsoft.com/office/2019/extlst" xmlns:r="http://schemas.openxmlformats.org/officeDocument/2006/relationships" xmlns:m="http://schemas.openxmlformats.org/officeDocument/2006/math" xmlns:v="urn:schemas-microsoft-com:vml" xmlns:wp14="http://schemas.microsoft.com/office/word/2010/wordprocessingDrawing" xmlns:wp="http://schemas.openxmlformats.org/drawingml/2006/wordprocessingDrawing" xmlns:w10="urn:schemas-microsoft-com:office:word" xmlns:w="http://schemas.openxmlformats.org/wordprocessingml/2006/main" xmlns:w14="http://schemas.microsoft.com/office/word/2010/wordml" xmlns:w15="http://schemas.microsoft.com/office/word/2012/wordml" xmlns:w16cex="http://schemas.microsoft.com/office/word/2018/wordml/cex" xmlns:w16cid="http://schemas.microsoft.com/office/word/2016/wordml/cid" xmlns:w16="http://schemas.microsoft.com/office/word/2018/wordml" xmlns:w16du="http://schemas.microsoft.com/office/word/2023/wordml/word16du" xmlns:w16sdtdh="http://schemas.microsoft.com/office/word/2020/wordml/sdtdatahash" xmlns:w16sdtfl="http://schemas.microsoft.com/office/word/2024/wordml/sdtformatlock" xmlns:w16se="http://schemas.microsoft.com/office/word/2015/wordml/symex" xmlns:wpg="http://schemas.microsoft.com/office/word/2010/wordprocessingGroup" xmlns:wpi="http://schemas.microsoft.com/office/word/2010/wordprocessingInk" xmlns:wne="http://schemas.microsoft.com/office/word/2006/wordml" xmlns:wps="http://schemas.microsoft.com/office/word/2010/wordprocessingShape" mc:Ignorable="w14 w15 w16se w16cid w16 w16cex w16sdtdh w16sdtfl w16du wp14">
   <w:abstractNum w:abstractNumId="0" w15:restartNumberingAfterBreak="0">
     <w:nsid w:val="04B96872"/>
     <w:multiLevelType w:val="hybridMultilevel"/>
@@ -10612,7 +10513,7 @@
 </file>
 
 <file path=word/styles.xml><?xml version="1.0" encoding="utf-8"?>
-<w:styles xmlns:mc="http://schemas.openxmlformats.org/markup-compatibility/2006" xmlns:r="http://schemas.openxmlformats.org/officeDocument/2006/relationships" xmlns:w="http://schemas.openxmlformats.org/wordprocessingml/2006/main" xmlns:w14="http://schemas.microsoft.com/office/word/2010/wordml" xmlns:w15="http://schemas.microsoft.com/office/word/2012/wordml" xmlns:w16cex="http://schemas.microsoft.com/office/word/2018/wordml/cex" xmlns:w16cid="http://schemas.microsoft.com/office/word/2016/wordml/cid" xmlns:w16="http://schemas.microsoft.com/office/word/2018/wordml" xmlns:w16du="http://schemas.microsoft.com/office/word/2023/wordml/word16du" xmlns:w16sdtdh="http://schemas.microsoft.com/office/word/2020/wordml/sdtdatahash" xmlns:w16se="http://schemas.microsoft.com/office/word/2015/wordml/symex" mc:Ignorable="w14 w15 w16se w16cid w16 w16cex w16sdtdh w16du">
+<w:styles xmlns:mc="http://schemas.openxmlformats.org/markup-compatibility/2006" xmlns:r="http://schemas.openxmlformats.org/officeDocument/2006/relationships" xmlns:w="http://schemas.openxmlformats.org/wordprocessingml/2006/main" xmlns:w14="http://schemas.microsoft.com/office/word/2010/wordml" xmlns:w15="http://schemas.microsoft.com/office/word/2012/wordml" xmlns:w16cex="http://schemas.microsoft.com/office/word/2018/wordml/cex" xmlns:w16cid="http://schemas.microsoft.com/office/word/2016/wordml/cid" xmlns:w16="http://schemas.microsoft.com/office/word/2018/wordml" xmlns:w16du="http://schemas.microsoft.com/office/word/2023/wordml/word16du" xmlns:w16sdtdh="http://schemas.microsoft.com/office/word/2020/wordml/sdtdatahash" xmlns:w16sdtfl="http://schemas.microsoft.com/office/word/2024/wordml/sdtformatlock" xmlns:w16se="http://schemas.microsoft.com/office/word/2015/wordml/symex" mc:Ignorable="w14 w15 w16se w16cid w16 w16cex w16sdtdh w16sdtfl w16du">
   <w:docDefaults>
     <w:rPrDefault>
       <w:rPr>

--- a/project/kepegawaian/AddonSimrsmu.docx
+++ b/project/kepegawaian/AddonSimrsmu.docx
@@ -1,6 +1,6 @@
 
 <file path=word/document.xml><?xml version="1.0" encoding="utf-8"?>
-<w:document xmlns:wpc="http://schemas.microsoft.com/office/word/2010/wordprocessingCanvas" xmlns:cx="http://schemas.microsoft.com/office/drawing/2014/chartex" xmlns:cx1="http://schemas.microsoft.com/office/drawing/2015/9/8/chartex" xmlns:cx2="http://schemas.microsoft.com/office/drawing/2015/10/21/chartex" xmlns:cx3="http://schemas.microsoft.com/office/drawing/2016/5/9/chartex" xmlns:cx4="http://schemas.microsoft.com/office/drawing/2016/5/10/chartex" xmlns:cx5="http://schemas.microsoft.com/office/drawing/2016/5/11/chartex" xmlns:cx6="http://schemas.microsoft.com/office/drawing/2016/5/12/chartex" xmlns:cx7="http://schemas.microsoft.com/office/drawing/2016/5/13/chartex" xmlns:cx8="http://schemas.microsoft.com/office/drawing/2016/5/14/chartex" xmlns:mc="http://schemas.openxmlformats.org/markup-compatibility/2006" xmlns:aink="http://schemas.microsoft.com/office/drawing/2016/ink" xmlns:am3d="http://schemas.microsoft.com/office/drawing/2017/model3d" xmlns:o="urn:schemas-microsoft-com:office:office" xmlns:oel="http://schemas.microsoft.com/office/2019/extlst" xmlns:r="http://schemas.openxmlformats.org/officeDocument/2006/relationships" xmlns:m="http://schemas.openxmlformats.org/officeDocument/2006/math" xmlns:v="urn:schemas-microsoft-com:vml" xmlns:wp14="http://schemas.microsoft.com/office/word/2010/wordprocessingDrawing" xmlns:wp="http://schemas.openxmlformats.org/drawingml/2006/wordprocessingDrawing" xmlns:w10="urn:schemas-microsoft-com:office:word" xmlns:w="http://schemas.openxmlformats.org/wordprocessingml/2006/main" xmlns:w14="http://schemas.microsoft.com/office/word/2010/wordml" xmlns:w15="http://schemas.microsoft.com/office/word/2012/wordml" xmlns:w16cex="http://schemas.microsoft.com/office/word/2018/wordml/cex" xmlns:w16cid="http://schemas.microsoft.com/office/word/2016/wordml/cid" xmlns:w16="http://schemas.microsoft.com/office/word/2018/wordml" xmlns:w16du="http://schemas.microsoft.com/office/word/2023/wordml/word16du" xmlns:w16sdtdh="http://schemas.microsoft.com/office/word/2020/wordml/sdtdatahash" xmlns:w16sdtfl="http://schemas.microsoft.com/office/word/2024/wordml/sdtformatlock" xmlns:w16se="http://schemas.microsoft.com/office/word/2015/wordml/symex" xmlns:wpg="http://schemas.microsoft.com/office/word/2010/wordprocessingGroup" xmlns:wpi="http://schemas.microsoft.com/office/word/2010/wordprocessingInk" xmlns:wne="http://schemas.microsoft.com/office/word/2006/wordml" xmlns:wps="http://schemas.microsoft.com/office/word/2010/wordprocessingShape" mc:Ignorable="w14 w15 w16se w16cid w16 w16cex w16sdtdh w16sdtfl w16du wp14">
+<w:document xmlns:wpc="http://schemas.microsoft.com/office/word/2010/wordprocessingCanvas" xmlns:cx="http://schemas.microsoft.com/office/drawing/2014/chartex" xmlns:cx1="http://schemas.microsoft.com/office/drawing/2015/9/8/chartex" xmlns:cx2="http://schemas.microsoft.com/office/drawing/2015/10/21/chartex" xmlns:cx3="http://schemas.microsoft.com/office/drawing/2016/5/9/chartex" xmlns:cx4="http://schemas.microsoft.com/office/drawing/2016/5/10/chartex" xmlns:cx5="http://schemas.microsoft.com/office/drawing/2016/5/11/chartex" xmlns:cx6="http://schemas.microsoft.com/office/drawing/2016/5/12/chartex" xmlns:cx7="http://schemas.microsoft.com/office/drawing/2016/5/13/chartex" xmlns:cx8="http://schemas.microsoft.com/office/drawing/2016/5/14/chartex" xmlns:mc="http://schemas.openxmlformats.org/markup-compatibility/2006" xmlns:aink="http://schemas.microsoft.com/office/drawing/2016/ink" xmlns:am3d="http://schemas.microsoft.com/office/drawing/2017/model3d" xmlns:o="urn:schemas-microsoft-com:office:office" xmlns:oel="http://schemas.microsoft.com/office/2019/extlst" xmlns:r="http://schemas.openxmlformats.org/officeDocument/2006/relationships" xmlns:m="http://schemas.openxmlformats.org/officeDocument/2006/math" xmlns:v="urn:schemas-microsoft-com:vml" xmlns:wp14="http://schemas.microsoft.com/office/word/2010/wordprocessingDrawing" xmlns:wp="http://schemas.openxmlformats.org/drawingml/2006/wordprocessingDrawing" xmlns:w10="urn:schemas-microsoft-com:office:word" xmlns:w="http://schemas.openxmlformats.org/wordprocessingml/2006/main" xmlns:w14="http://schemas.microsoft.com/office/word/2010/wordml" xmlns:w15="http://schemas.microsoft.com/office/word/2012/wordml" xmlns:w16cex="http://schemas.microsoft.com/office/word/2018/wordml/cex" xmlns:w16cid="http://schemas.microsoft.com/office/word/2016/wordml/cid" xmlns:w16="http://schemas.microsoft.com/office/word/2018/wordml" xmlns:w16sdtdh="http://schemas.microsoft.com/office/word/2020/wordml/sdtdatahash" xmlns:w16se="http://schemas.microsoft.com/office/word/2015/wordml/symex" xmlns:wpg="http://schemas.microsoft.com/office/word/2010/wordprocessingGroup" xmlns:wpi="http://schemas.microsoft.com/office/word/2010/wordprocessingInk" xmlns:wne="http://schemas.microsoft.com/office/word/2006/wordml" xmlns:wps="http://schemas.microsoft.com/office/word/2010/wordprocessingShape" mc:Ignorable="w14 w15 w16se w16cid w16 w16cex w16sdtdh wp14">
   <w:body>
     <w:p>
       <w:pPr>
@@ -78,7 +78,23 @@
           <w:strike/>
           <w:lang w:val="en-US"/>
         </w:rPr>
-        <w:t xml:space="preserve">ata “Sarjana” </w:t>
+        <w:t>ata “</w:t>
+      </w:r>
+      <w:proofErr w:type="spellStart"/>
+      <w:r>
+        <w:rPr>
+          <w:strike/>
+          <w:lang w:val="en-US"/>
+        </w:rPr>
+        <w:t>Sarjana</w:t>
+      </w:r>
+      <w:proofErr w:type="spellEnd"/>
+      <w:r>
+        <w:rPr>
+          <w:strike/>
+          <w:lang w:val="en-US"/>
+        </w:rPr>
+        <w:t xml:space="preserve">” </w:t>
       </w:r>
       <w:proofErr w:type="spellStart"/>
       <w:r>
@@ -557,7 +573,23 @@
           <w:strike/>
           <w:lang w:val="en-US"/>
         </w:rPr>
-        <w:t xml:space="preserve"> Mulai </w:t>
+        <w:t xml:space="preserve"> </w:t>
+      </w:r>
+      <w:proofErr w:type="spellStart"/>
+      <w:r>
+        <w:rPr>
+          <w:strike/>
+          <w:lang w:val="en-US"/>
+        </w:rPr>
+        <w:t>Mulai</w:t>
+      </w:r>
+      <w:proofErr w:type="spellEnd"/>
+      <w:r>
+        <w:rPr>
+          <w:strike/>
+          <w:lang w:val="en-US"/>
+        </w:rPr>
+        <w:t xml:space="preserve"> </w:t>
       </w:r>
       <w:proofErr w:type="spellStart"/>
       <w:r>
@@ -873,12 +905,21 @@
         </w:rPr>
         <w:t xml:space="preserve"> Overview Product </w:t>
       </w:r>
+      <w:proofErr w:type="spellStart"/>
       <w:r>
         <w:rPr>
           <w:color w:val="FF0000"/>
           <w:lang w:val="en-US"/>
         </w:rPr>
-        <w:t xml:space="preserve">Jenis </w:t>
+        <w:t>Jenis</w:t>
+      </w:r>
+      <w:proofErr w:type="spellEnd"/>
+      <w:r>
+        <w:rPr>
+          <w:color w:val="FF0000"/>
+          <w:lang w:val="en-US"/>
+        </w:rPr>
+        <w:t xml:space="preserve"> </w:t>
       </w:r>
       <w:proofErr w:type="spellStart"/>
       <w:r>
@@ -1945,11 +1986,33 @@
           <w:lang w:val="en-US"/>
         </w:rPr>
       </w:pPr>
-      <w:r>
-        <w:rPr>
-          <w:lang w:val="en-US"/>
-        </w:rPr>
-        <w:t xml:space="preserve">Akses Jadwal </w:t>
+      <w:proofErr w:type="spellStart"/>
+      <w:r>
+        <w:rPr>
+          <w:lang w:val="en-US"/>
+        </w:rPr>
+        <w:t>Akses</w:t>
+      </w:r>
+      <w:proofErr w:type="spellEnd"/>
+      <w:r>
+        <w:rPr>
+          <w:lang w:val="en-US"/>
+        </w:rPr>
+        <w:t xml:space="preserve"> </w:t>
+      </w:r>
+      <w:proofErr w:type="spellStart"/>
+      <w:r>
+        <w:rPr>
+          <w:lang w:val="en-US"/>
+        </w:rPr>
+        <w:t>Jadwal</w:t>
+      </w:r>
+      <w:proofErr w:type="spellEnd"/>
+      <w:r>
+        <w:rPr>
+          <w:lang w:val="en-US"/>
+        </w:rPr>
+        <w:t xml:space="preserve"> </w:t>
       </w:r>
       <w:proofErr w:type="spellStart"/>
       <w:r>
@@ -4631,11 +4694,19 @@
           <w:lang w:val="en-US"/>
         </w:rPr>
       </w:pPr>
-      <w:r>
-        <w:rPr>
-          <w:lang w:val="en-US"/>
-        </w:rPr>
-        <w:t xml:space="preserve">Kalau </w:t>
+      <w:proofErr w:type="spellStart"/>
+      <w:r>
+        <w:rPr>
+          <w:lang w:val="en-US"/>
+        </w:rPr>
+        <w:t>Kalau</w:t>
+      </w:r>
+      <w:proofErr w:type="spellEnd"/>
+      <w:r>
+        <w:rPr>
+          <w:lang w:val="en-US"/>
+        </w:rPr>
+        <w:t xml:space="preserve"> </w:t>
       </w:r>
       <w:proofErr w:type="spellStart"/>
       <w:r>
@@ -4677,14 +4748,30 @@
         <w:rPr>
           <w:lang w:val="en-US"/>
         </w:rPr>
-        <w:t xml:space="preserve"> Cintia dan </w:t>
-      </w:r>
+        <w:t xml:space="preserve"> </w:t>
+      </w:r>
+      <w:proofErr w:type="spellStart"/>
+      <w:r>
+        <w:rPr>
+          <w:lang w:val="en-US"/>
+        </w:rPr>
+        <w:t>Cintia</w:t>
+      </w:r>
+      <w:proofErr w:type="spellEnd"/>
+      <w:r>
+        <w:rPr>
+          <w:lang w:val="en-US"/>
+        </w:rPr>
+        <w:t xml:space="preserve"> dan </w:t>
+      </w:r>
+      <w:proofErr w:type="spellStart"/>
       <w:r>
         <w:rPr>
           <w:lang w:val="en-US"/>
         </w:rPr>
         <w:t>Wulan</w:t>
       </w:r>
+      <w:proofErr w:type="spellEnd"/>
       <w:r>
         <w:rPr>
           <w:lang w:val="en-US"/>
@@ -5542,12 +5629,21 @@
           <w:lang w:val="en-US"/>
         </w:rPr>
       </w:pPr>
-      <w:r>
-        <w:rPr>
-          <w:strike/>
-          <w:lang w:val="en-US"/>
-        </w:rPr>
-        <w:t xml:space="preserve">Cuti </w:t>
+      <w:proofErr w:type="spellStart"/>
+      <w:r>
+        <w:rPr>
+          <w:strike/>
+          <w:lang w:val="en-US"/>
+        </w:rPr>
+        <w:t>Cuti</w:t>
+      </w:r>
+      <w:proofErr w:type="spellEnd"/>
+      <w:r>
+        <w:rPr>
+          <w:strike/>
+          <w:lang w:val="en-US"/>
+        </w:rPr>
+        <w:t xml:space="preserve"> </w:t>
       </w:r>
       <w:proofErr w:type="spellStart"/>
       <w:r>
@@ -6278,11 +6374,19 @@
           <w:lang w:val="en-US"/>
         </w:rPr>
       </w:pPr>
-      <w:r>
-        <w:rPr>
-          <w:lang w:val="en-US"/>
-        </w:rPr>
-        <w:t xml:space="preserve">Absen </w:t>
+      <w:proofErr w:type="spellStart"/>
+      <w:r>
+        <w:rPr>
+          <w:lang w:val="en-US"/>
+        </w:rPr>
+        <w:t>Absen</w:t>
+      </w:r>
+      <w:proofErr w:type="spellEnd"/>
+      <w:r>
+        <w:rPr>
+          <w:lang w:val="en-US"/>
+        </w:rPr>
+        <w:t xml:space="preserve"> </w:t>
       </w:r>
       <w:proofErr w:type="spellStart"/>
       <w:r>
@@ -6947,8 +7051,16 @@
         <w:rPr>
           <w:lang w:val="en-US"/>
         </w:rPr>
-        <w:t xml:space="preserve"> Sakit</w:t>
-      </w:r>
+        <w:t xml:space="preserve"> </w:t>
+      </w:r>
+      <w:proofErr w:type="spellStart"/>
+      <w:r>
+        <w:rPr>
+          <w:lang w:val="en-US"/>
+        </w:rPr>
+        <w:t>Sakit</w:t>
+      </w:r>
+      <w:proofErr w:type="spellEnd"/>
       <w:r>
         <w:rPr>
           <w:lang w:val="en-US"/>
@@ -7110,11 +7222,13 @@
           <w:numId w:val="8"/>
         </w:numPr>
         <w:rPr>
-          <w:lang w:val="en-US"/>
-        </w:rPr>
-      </w:pPr>
-      <w:r>
-        <w:rPr>
+          <w:strike/>
+          <w:lang w:val="en-US"/>
+        </w:rPr>
+      </w:pPr>
+      <w:r>
+        <w:rPr>
+          <w:strike/>
           <w:lang w:val="en-US"/>
         </w:rPr>
         <w:t xml:space="preserve">Radius </w:t>
@@ -7122,6 +7236,7 @@
       <w:proofErr w:type="spellStart"/>
       <w:r>
         <w:rPr>
+          <w:strike/>
           <w:lang w:val="en-US"/>
         </w:rPr>
         <w:t>hanya</w:t>
@@ -7129,6 +7244,7 @@
       <w:proofErr w:type="spellEnd"/>
       <w:r>
         <w:rPr>
+          <w:strike/>
           <w:lang w:val="en-US"/>
         </w:rPr>
         <w:t xml:space="preserve"> 30M</w:t>
@@ -7145,11 +7261,19 @@
           <w:lang w:val="en-US"/>
         </w:rPr>
       </w:pPr>
-      <w:r>
-        <w:rPr>
-          <w:lang w:val="en-US"/>
-        </w:rPr>
-        <w:t xml:space="preserve">Absen </w:t>
+      <w:proofErr w:type="spellStart"/>
+      <w:r>
+        <w:rPr>
+          <w:lang w:val="en-US"/>
+        </w:rPr>
+        <w:t>Absen</w:t>
+      </w:r>
+      <w:proofErr w:type="spellEnd"/>
+      <w:r>
+        <w:rPr>
+          <w:lang w:val="en-US"/>
+        </w:rPr>
+        <w:t xml:space="preserve"> </w:t>
       </w:r>
       <w:proofErr w:type="spellStart"/>
       <w:r>
@@ -7430,12 +7554,14 @@
           <w:numId w:val="8"/>
         </w:numPr>
         <w:rPr>
-          <w:lang w:val="en-US"/>
-        </w:rPr>
-      </w:pPr>
-      <w:proofErr w:type="spellStart"/>
-      <w:r>
-        <w:rPr>
+          <w:strike/>
+          <w:lang w:val="en-US"/>
+        </w:rPr>
+      </w:pPr>
+      <w:proofErr w:type="spellStart"/>
+      <w:r>
+        <w:rPr>
+          <w:strike/>
           <w:lang w:val="en-US"/>
         </w:rPr>
         <w:t>Tombol</w:t>
@@ -7443,13 +7569,15 @@
       <w:proofErr w:type="spellEnd"/>
       <w:r>
         <w:rPr>
-          <w:lang w:val="en-US"/>
-        </w:rPr>
-        <w:t xml:space="preserve"> </w:t>
-      </w:r>
-      <w:proofErr w:type="spellStart"/>
-      <w:r>
-        <w:rPr>
+          <w:strike/>
+          <w:lang w:val="en-US"/>
+        </w:rPr>
+        <w:t xml:space="preserve"> </w:t>
+      </w:r>
+      <w:proofErr w:type="spellStart"/>
+      <w:r>
+        <w:rPr>
+          <w:strike/>
           <w:lang w:val="en-US"/>
         </w:rPr>
         <w:t>absen</w:t>
@@ -7457,13 +7585,15 @@
       <w:proofErr w:type="spellEnd"/>
       <w:r>
         <w:rPr>
-          <w:lang w:val="en-US"/>
-        </w:rPr>
-        <w:t xml:space="preserve"> </w:t>
-      </w:r>
-      <w:proofErr w:type="spellStart"/>
-      <w:r>
-        <w:rPr>
+          <w:strike/>
+          <w:lang w:val="en-US"/>
+        </w:rPr>
+        <w:t xml:space="preserve"> </w:t>
+      </w:r>
+      <w:proofErr w:type="spellStart"/>
+      <w:r>
+        <w:rPr>
+          <w:strike/>
           <w:lang w:val="en-US"/>
         </w:rPr>
         <w:t>masuk</w:t>
@@ -7471,6 +7601,7 @@
       <w:proofErr w:type="spellEnd"/>
       <w:r>
         <w:rPr>
+          <w:strike/>
           <w:lang w:val="en-US"/>
         </w:rPr>
         <w:t xml:space="preserve"> &amp; </w:t>
@@ -7478,6 +7609,7 @@
       <w:proofErr w:type="spellStart"/>
       <w:r>
         <w:rPr>
+          <w:strike/>
           <w:lang w:val="en-US"/>
         </w:rPr>
         <w:t>pulang</w:t>
@@ -7485,13 +7617,15 @@
       <w:proofErr w:type="spellEnd"/>
       <w:r>
         <w:rPr>
-          <w:lang w:val="en-US"/>
-        </w:rPr>
-        <w:t xml:space="preserve"> </w:t>
-      </w:r>
-      <w:proofErr w:type="spellStart"/>
-      <w:r>
-        <w:rPr>
+          <w:strike/>
+          <w:lang w:val="en-US"/>
+        </w:rPr>
+        <w:t xml:space="preserve"> </w:t>
+      </w:r>
+      <w:proofErr w:type="spellStart"/>
+      <w:r>
+        <w:rPr>
+          <w:strike/>
           <w:lang w:val="en-US"/>
         </w:rPr>
         <w:t>dimunculkan</w:t>
@@ -7499,13 +7633,15 @@
       <w:proofErr w:type="spellEnd"/>
       <w:r>
         <w:rPr>
-          <w:lang w:val="en-US"/>
-        </w:rPr>
-        <w:t xml:space="preserve"> </w:t>
-      </w:r>
-      <w:proofErr w:type="spellStart"/>
-      <w:r>
-        <w:rPr>
+          <w:strike/>
+          <w:lang w:val="en-US"/>
+        </w:rPr>
+        <w:t xml:space="preserve"> </w:t>
+      </w:r>
+      <w:proofErr w:type="spellStart"/>
+      <w:r>
+        <w:rPr>
+          <w:strike/>
           <w:lang w:val="en-US"/>
         </w:rPr>
         <w:t>semua</w:t>
@@ -7513,6 +7649,7 @@
       <w:proofErr w:type="spellEnd"/>
       <w:r>
         <w:rPr>
+          <w:strike/>
           <w:lang w:val="en-US"/>
         </w:rPr>
         <w:t xml:space="preserve">, </w:t>
@@ -7520,6 +7657,7 @@
       <w:proofErr w:type="spellStart"/>
       <w:r>
         <w:rPr>
+          <w:strike/>
           <w:lang w:val="en-US"/>
         </w:rPr>
         <w:t>Oncall</w:t>
@@ -7902,7 +8040,23 @@
           <w:strike/>
           <w:lang w:val="en-US"/>
         </w:rPr>
-        <w:t xml:space="preserve"> Jadwal Dinas</w:t>
+        <w:t xml:space="preserve"> </w:t>
+      </w:r>
+      <w:proofErr w:type="spellStart"/>
+      <w:r>
+        <w:rPr>
+          <w:strike/>
+          <w:lang w:val="en-US"/>
+        </w:rPr>
+        <w:t>Jadwal</w:t>
+      </w:r>
+      <w:proofErr w:type="spellEnd"/>
+      <w:r>
+        <w:rPr>
+          <w:strike/>
+          <w:lang w:val="en-US"/>
+        </w:rPr>
+        <w:t xml:space="preserve"> Dinas</w:t>
       </w:r>
     </w:p>
     <w:p>
@@ -8214,12 +8368,21 @@
           <w:lang w:val="en-US"/>
         </w:rPr>
       </w:pPr>
-      <w:r>
-        <w:rPr>
-          <w:strike/>
-          <w:lang w:val="en-US"/>
-        </w:rPr>
-        <w:t xml:space="preserve">Tidak </w:t>
+      <w:proofErr w:type="spellStart"/>
+      <w:r>
+        <w:rPr>
+          <w:strike/>
+          <w:lang w:val="en-US"/>
+        </w:rPr>
+        <w:t>Tidak</w:t>
+      </w:r>
+      <w:proofErr w:type="spellEnd"/>
+      <w:r>
+        <w:rPr>
+          <w:strike/>
+          <w:lang w:val="en-US"/>
+        </w:rPr>
+        <w:t xml:space="preserve"> </w:t>
       </w:r>
       <w:proofErr w:type="spellStart"/>
       <w:r>
@@ -8393,8 +8556,16 @@
         <w:rPr>
           <w:lang w:val="en-US"/>
         </w:rPr>
-        <w:t xml:space="preserve"> Absensi</w:t>
-      </w:r>
+        <w:t xml:space="preserve"> </w:t>
+      </w:r>
+      <w:proofErr w:type="spellStart"/>
+      <w:r>
+        <w:rPr>
+          <w:lang w:val="en-US"/>
+        </w:rPr>
+        <w:t>Absensi</w:t>
+      </w:r>
+      <w:proofErr w:type="spellEnd"/>
     </w:p>
     <w:p>
       <w:pPr>
@@ -8813,7 +8984,21 @@
         <w:rPr>
           <w:lang w:val="en-US"/>
         </w:rPr>
-        <w:t xml:space="preserve"> Mulai </w:t>
+        <w:t xml:space="preserve"> </w:t>
+      </w:r>
+      <w:proofErr w:type="spellStart"/>
+      <w:r>
+        <w:rPr>
+          <w:lang w:val="en-US"/>
+        </w:rPr>
+        <w:t>Mulai</w:t>
+      </w:r>
+      <w:proofErr w:type="spellEnd"/>
+      <w:r>
+        <w:rPr>
+          <w:lang w:val="en-US"/>
+        </w:rPr>
+        <w:t xml:space="preserve"> </w:t>
       </w:r>
       <w:proofErr w:type="spellStart"/>
       <w:r>
@@ -8929,7 +9114,21 @@
         <w:rPr>
           <w:lang w:val="en-US"/>
         </w:rPr>
-        <w:t xml:space="preserve"> Mulai </w:t>
+        <w:t xml:space="preserve"> </w:t>
+      </w:r>
+      <w:proofErr w:type="spellStart"/>
+      <w:r>
+        <w:rPr>
+          <w:lang w:val="en-US"/>
+        </w:rPr>
+        <w:t>Mulai</w:t>
+      </w:r>
+      <w:proofErr w:type="spellEnd"/>
+      <w:r>
+        <w:rPr>
+          <w:lang w:val="en-US"/>
+        </w:rPr>
+        <w:t xml:space="preserve"> </w:t>
       </w:r>
       <w:proofErr w:type="spellStart"/>
       <w:proofErr w:type="gramStart"/>
@@ -9261,7 +9460,21 @@
         <w:rPr>
           <w:lang w:val="en-US"/>
         </w:rPr>
-        <w:t xml:space="preserve"> Absen Pulang &amp; </w:t>
+        <w:t xml:space="preserve"> </w:t>
+      </w:r>
+      <w:proofErr w:type="spellStart"/>
+      <w:r>
+        <w:rPr>
+          <w:lang w:val="en-US"/>
+        </w:rPr>
+        <w:t>Absen</w:t>
+      </w:r>
+      <w:proofErr w:type="spellEnd"/>
+      <w:r>
+        <w:rPr>
+          <w:lang w:val="en-US"/>
+        </w:rPr>
+        <w:t xml:space="preserve"> Pulang &amp; </w:t>
       </w:r>
       <w:proofErr w:type="spellStart"/>
       <w:r>
@@ -9357,7 +9570,21 @@
         <w:rPr>
           <w:lang w:val="en-US"/>
         </w:rPr>
-        <w:t xml:space="preserve"> Absen Pulang &amp; </w:t>
+        <w:t xml:space="preserve"> </w:t>
+      </w:r>
+      <w:proofErr w:type="spellStart"/>
+      <w:r>
+        <w:rPr>
+          <w:lang w:val="en-US"/>
+        </w:rPr>
+        <w:t>Absen</w:t>
+      </w:r>
+      <w:proofErr w:type="spellEnd"/>
+      <w:r>
+        <w:rPr>
+          <w:lang w:val="en-US"/>
+        </w:rPr>
+        <w:t xml:space="preserve"> Pulang &amp; </w:t>
       </w:r>
       <w:proofErr w:type="spellStart"/>
       <w:r>
@@ -9639,7 +9866,21 @@
         <w:rPr>
           <w:lang w:val="en-US"/>
         </w:rPr>
-        <w:t xml:space="preserve"> Mulai </w:t>
+        <w:t xml:space="preserve"> </w:t>
+      </w:r>
+      <w:proofErr w:type="spellStart"/>
+      <w:r>
+        <w:rPr>
+          <w:lang w:val="en-US"/>
+        </w:rPr>
+        <w:t>Mulai</w:t>
+      </w:r>
+      <w:proofErr w:type="spellEnd"/>
+      <w:r>
+        <w:rPr>
+          <w:lang w:val="en-US"/>
+        </w:rPr>
+        <w:t xml:space="preserve"> </w:t>
       </w:r>
       <w:proofErr w:type="spellStart"/>
       <w:r>
@@ -9740,6 +9981,1160 @@
           <w:lang w:val="en-US"/>
         </w:rPr>
       </w:pPr>
+      <w:r>
+        <w:rPr>
+          <w:lang w:val="en-US"/>
+        </w:rPr>
+        <w:br w:type="page"/>
+      </w:r>
+    </w:p>
+    <w:p>
+      <w:pPr>
+        <w:rPr>
+          <w:lang w:val="en-US"/>
+        </w:rPr>
+      </w:pPr>
+      <w:r>
+        <w:rPr>
+          <w:b/>
+          <w:bCs/>
+          <w:lang w:val="en-US"/>
+        </w:rPr>
+        <w:lastRenderedPageBreak/>
+        <w:t>CATATAN REVISI SIMRSMU</w:t>
+      </w:r>
+      <w:r>
+        <w:rPr>
+          <w:b/>
+          <w:bCs/>
+          <w:lang w:val="en-US"/>
+        </w:rPr>
+        <w:t xml:space="preserve"> SEMUA TAHAP</w:t>
+      </w:r>
+      <w:r>
+        <w:rPr>
+          <w:lang w:val="en-US"/>
+        </w:rPr>
+        <w:t xml:space="preserve"> - 15-01-2025</w:t>
+      </w:r>
+    </w:p>
+    <w:p>
+      <w:pPr>
+        <w:pStyle w:val="ListParagraph"/>
+        <w:numPr>
+          <w:ilvl w:val="0"/>
+          <w:numId w:val="1"/>
+        </w:numPr>
+        <w:rPr>
+          <w:lang w:val="en-US"/>
+        </w:rPr>
+      </w:pPr>
+      <w:r>
+        <w:rPr>
+          <w:lang w:val="en-US"/>
+        </w:rPr>
+        <w:t xml:space="preserve">kata ATCLS </w:t>
+      </w:r>
+      <w:proofErr w:type="spellStart"/>
+      <w:r>
+        <w:rPr>
+          <w:lang w:val="en-US"/>
+        </w:rPr>
+        <w:t>diganti</w:t>
+      </w:r>
+      <w:proofErr w:type="spellEnd"/>
+      <w:r>
+        <w:rPr>
+          <w:lang w:val="en-US"/>
+        </w:rPr>
+        <w:t xml:space="preserve"> ATLS/ACLS</w:t>
+      </w:r>
+    </w:p>
+    <w:p>
+      <w:pPr>
+        <w:pStyle w:val="ListParagraph"/>
+        <w:numPr>
+          <w:ilvl w:val="0"/>
+          <w:numId w:val="1"/>
+        </w:numPr>
+        <w:rPr>
+          <w:lang w:val="en-US"/>
+        </w:rPr>
+      </w:pPr>
+      <w:proofErr w:type="spellStart"/>
+      <w:r>
+        <w:rPr>
+          <w:lang w:val="en-US"/>
+        </w:rPr>
+        <w:t>asisten</w:t>
+      </w:r>
+      <w:proofErr w:type="spellEnd"/>
+      <w:r>
+        <w:rPr>
+          <w:lang w:val="en-US"/>
+        </w:rPr>
+        <w:t xml:space="preserve"> </w:t>
+      </w:r>
+      <w:proofErr w:type="spellStart"/>
+      <w:r>
+        <w:rPr>
+          <w:lang w:val="en-US"/>
+        </w:rPr>
+        <w:t>apoteker</w:t>
+      </w:r>
+      <w:proofErr w:type="spellEnd"/>
+      <w:r>
+        <w:rPr>
+          <w:lang w:val="en-US"/>
+        </w:rPr>
+        <w:t xml:space="preserve"> </w:t>
+      </w:r>
+      <w:proofErr w:type="gramStart"/>
+      <w:r>
+        <w:rPr>
+          <w:lang w:val="en-US"/>
+        </w:rPr>
+        <w:t xml:space="preserve">( </w:t>
+      </w:r>
+      <w:proofErr w:type="spellStart"/>
+      <w:r>
+        <w:rPr>
+          <w:lang w:val="en-US"/>
+        </w:rPr>
+        <w:t>rotasi</w:t>
+      </w:r>
+      <w:proofErr w:type="spellEnd"/>
+      <w:proofErr w:type="gramEnd"/>
+      <w:r>
+        <w:rPr>
+          <w:lang w:val="en-US"/>
+        </w:rPr>
+        <w:t xml:space="preserve"> ) </w:t>
+      </w:r>
+      <w:proofErr w:type="spellStart"/>
+      <w:r>
+        <w:rPr>
+          <w:lang w:val="en-US"/>
+        </w:rPr>
+        <w:t>diganti</w:t>
+      </w:r>
+      <w:proofErr w:type="spellEnd"/>
+      <w:r>
+        <w:rPr>
+          <w:lang w:val="en-US"/>
+        </w:rPr>
+        <w:t xml:space="preserve"> </w:t>
+      </w:r>
+      <w:proofErr w:type="spellStart"/>
+      <w:r>
+        <w:rPr>
+          <w:lang w:val="en-US"/>
+        </w:rPr>
+        <w:t>nama</w:t>
+      </w:r>
+      <w:proofErr w:type="spellEnd"/>
+      <w:r>
+        <w:rPr>
+          <w:lang w:val="en-US"/>
+        </w:rPr>
+        <w:t xml:space="preserve"> </w:t>
+      </w:r>
+      <w:proofErr w:type="spellStart"/>
+      <w:r>
+        <w:rPr>
+          <w:lang w:val="en-US"/>
+        </w:rPr>
+        <w:t>mjd</w:t>
+      </w:r>
+      <w:proofErr w:type="spellEnd"/>
+      <w:r>
+        <w:rPr>
+          <w:lang w:val="en-US"/>
+        </w:rPr>
+        <w:t xml:space="preserve"> </w:t>
+      </w:r>
+      <w:proofErr w:type="spellStart"/>
+      <w:r>
+        <w:rPr>
+          <w:lang w:val="en-US"/>
+        </w:rPr>
+        <w:t>ttd</w:t>
+      </w:r>
+      <w:proofErr w:type="spellEnd"/>
+      <w:r>
+        <w:rPr>
+          <w:lang w:val="en-US"/>
+        </w:rPr>
+        <w:t xml:space="preserve"> (</w:t>
+      </w:r>
+      <w:proofErr w:type="spellStart"/>
+      <w:r>
+        <w:rPr>
+          <w:lang w:val="en-US"/>
+        </w:rPr>
+        <w:t>tenaga</w:t>
+      </w:r>
+      <w:proofErr w:type="spellEnd"/>
+      <w:r>
+        <w:rPr>
+          <w:lang w:val="en-US"/>
+        </w:rPr>
+        <w:t xml:space="preserve"> </w:t>
+      </w:r>
+      <w:proofErr w:type="spellStart"/>
+      <w:r>
+        <w:rPr>
+          <w:lang w:val="en-US"/>
+        </w:rPr>
+        <w:t>teknis</w:t>
+      </w:r>
+      <w:proofErr w:type="spellEnd"/>
+      <w:r>
+        <w:rPr>
+          <w:lang w:val="en-US"/>
+        </w:rPr>
+        <w:t xml:space="preserve"> </w:t>
+      </w:r>
+      <w:proofErr w:type="spellStart"/>
+      <w:r>
+        <w:rPr>
+          <w:lang w:val="en-US"/>
+        </w:rPr>
+        <w:t>kefarmasian</w:t>
+      </w:r>
+      <w:proofErr w:type="spellEnd"/>
+      <w:r>
+        <w:rPr>
+          <w:lang w:val="en-US"/>
+        </w:rPr>
+        <w:t>)</w:t>
+      </w:r>
+    </w:p>
+    <w:p>
+      <w:pPr>
+        <w:pStyle w:val="ListParagraph"/>
+        <w:numPr>
+          <w:ilvl w:val="0"/>
+          <w:numId w:val="1"/>
+        </w:numPr>
+        <w:rPr>
+          <w:lang w:val="en-US"/>
+        </w:rPr>
+      </w:pPr>
+      <w:r>
+        <w:rPr>
+          <w:lang w:val="en-US"/>
+        </w:rPr>
+        <w:t xml:space="preserve">PD </w:t>
+      </w:r>
+      <w:proofErr w:type="spellStart"/>
+      <w:r>
+        <w:rPr>
+          <w:lang w:val="en-US"/>
+        </w:rPr>
+        <w:t>ditambah</w:t>
+      </w:r>
+      <w:proofErr w:type="spellEnd"/>
+      <w:r>
+        <w:rPr>
+          <w:lang w:val="en-US"/>
+        </w:rPr>
+        <w:t xml:space="preserve"> </w:t>
+      </w:r>
+      <w:proofErr w:type="spellStart"/>
+      <w:r>
+        <w:rPr>
+          <w:lang w:val="en-US"/>
+        </w:rPr>
+        <w:t>kendaraan</w:t>
+      </w:r>
+      <w:proofErr w:type="spellEnd"/>
+      <w:r>
+        <w:rPr>
+          <w:lang w:val="en-US"/>
+        </w:rPr>
+        <w:t xml:space="preserve"> Mobil Sewa</w:t>
+      </w:r>
+    </w:p>
+    <w:p>
+      <w:pPr>
+        <w:pStyle w:val="ListParagraph"/>
+        <w:numPr>
+          <w:ilvl w:val="0"/>
+          <w:numId w:val="1"/>
+        </w:numPr>
+        <w:rPr>
+          <w:lang w:val="en-US"/>
+        </w:rPr>
+      </w:pPr>
+      <w:proofErr w:type="spellStart"/>
+      <w:r>
+        <w:rPr>
+          <w:lang w:val="en-US"/>
+        </w:rPr>
+        <w:t>masukan</w:t>
+      </w:r>
+      <w:proofErr w:type="spellEnd"/>
+      <w:r>
+        <w:rPr>
+          <w:lang w:val="en-US"/>
+        </w:rPr>
+        <w:t xml:space="preserve"> /saran </w:t>
+      </w:r>
+      <w:proofErr w:type="spellStart"/>
+      <w:r>
+        <w:rPr>
+          <w:lang w:val="en-US"/>
+        </w:rPr>
+        <w:t>ditambahkan</w:t>
+      </w:r>
+      <w:proofErr w:type="spellEnd"/>
+      <w:r>
+        <w:rPr>
+          <w:lang w:val="en-US"/>
+        </w:rPr>
+        <w:t xml:space="preserve"> </w:t>
+      </w:r>
+      <w:proofErr w:type="spellStart"/>
+      <w:r>
+        <w:rPr>
+          <w:lang w:val="en-US"/>
+        </w:rPr>
+        <w:t>nama</w:t>
+      </w:r>
+      <w:proofErr w:type="spellEnd"/>
+      <w:r>
+        <w:rPr>
+          <w:lang w:val="en-US"/>
+        </w:rPr>
+        <w:t xml:space="preserve"> </w:t>
+      </w:r>
+      <w:proofErr w:type="spellStart"/>
+      <w:r>
+        <w:rPr>
+          <w:lang w:val="en-US"/>
+        </w:rPr>
+        <w:t>yg</w:t>
+      </w:r>
+      <w:proofErr w:type="spellEnd"/>
+      <w:r>
+        <w:rPr>
+          <w:lang w:val="en-US"/>
+        </w:rPr>
+        <w:t xml:space="preserve"> submit</w:t>
+      </w:r>
+      <w:r>
+        <w:rPr>
+          <w:lang w:val="en-US"/>
+        </w:rPr>
+        <w:t xml:space="preserve"> </w:t>
+      </w:r>
+    </w:p>
+    <w:p>
+      <w:pPr>
+        <w:rPr>
+          <w:b/>
+          <w:bCs/>
+          <w:lang w:val="en-US"/>
+        </w:rPr>
+      </w:pPr>
+      <w:r>
+        <w:rPr>
+          <w:b/>
+          <w:bCs/>
+          <w:lang w:val="en-US"/>
+        </w:rPr>
+        <w:t>TAHAP 4</w:t>
+      </w:r>
+    </w:p>
+    <w:p>
+      <w:pPr>
+        <w:rPr>
+          <w:b/>
+          <w:bCs/>
+          <w:lang w:val="en-US"/>
+        </w:rPr>
+      </w:pPr>
+      <w:r>
+        <w:rPr>
+          <w:b/>
+          <w:bCs/>
+          <w:lang w:val="en-US"/>
+        </w:rPr>
+        <w:t xml:space="preserve">Proses </w:t>
+      </w:r>
+      <w:proofErr w:type="spellStart"/>
+      <w:r>
+        <w:rPr>
+          <w:b/>
+          <w:bCs/>
+          <w:lang w:val="en-US"/>
+        </w:rPr>
+        <w:t>rekrutmen</w:t>
+      </w:r>
+      <w:proofErr w:type="spellEnd"/>
+      <w:r>
+        <w:rPr>
+          <w:b/>
+          <w:bCs/>
+          <w:lang w:val="en-US"/>
+        </w:rPr>
+        <w:t xml:space="preserve"> </w:t>
+      </w:r>
+      <w:proofErr w:type="spellStart"/>
+      <w:r>
+        <w:rPr>
+          <w:b/>
+          <w:bCs/>
+          <w:lang w:val="en-US"/>
+        </w:rPr>
+        <w:t>calon</w:t>
+      </w:r>
+      <w:proofErr w:type="spellEnd"/>
+      <w:r>
+        <w:rPr>
+          <w:b/>
+          <w:bCs/>
+          <w:lang w:val="en-US"/>
+        </w:rPr>
+        <w:t xml:space="preserve"> </w:t>
+      </w:r>
+      <w:proofErr w:type="spellStart"/>
+      <w:r>
+        <w:rPr>
+          <w:b/>
+          <w:bCs/>
+          <w:lang w:val="en-US"/>
+        </w:rPr>
+        <w:t>pegawai</w:t>
+      </w:r>
+      <w:proofErr w:type="spellEnd"/>
+    </w:p>
+    <w:p>
+      <w:pPr>
+        <w:rPr>
+          <w:lang w:val="en-US"/>
+        </w:rPr>
+      </w:pPr>
+      <w:proofErr w:type="spellStart"/>
+      <w:r>
+        <w:rPr>
+          <w:lang w:val="en-US"/>
+        </w:rPr>
+        <w:t>Ref</w:t>
+      </w:r>
+      <w:r>
+        <w:rPr>
+          <w:lang w:val="en-US"/>
+        </w:rPr>
+        <w:t>erensi</w:t>
+      </w:r>
+      <w:proofErr w:type="spellEnd"/>
+      <w:r>
+        <w:rPr>
+          <w:lang w:val="en-US"/>
+        </w:rPr>
+        <w:t xml:space="preserve"> </w:t>
+      </w:r>
+      <w:proofErr w:type="spellStart"/>
+      <w:proofErr w:type="gramStart"/>
+      <w:r>
+        <w:rPr>
+          <w:lang w:val="en-US"/>
+        </w:rPr>
+        <w:t>isian</w:t>
+      </w:r>
+      <w:proofErr w:type="spellEnd"/>
+      <w:r>
+        <w:rPr>
+          <w:lang w:val="en-US"/>
+        </w:rPr>
+        <w:t xml:space="preserve"> :</w:t>
+      </w:r>
+      <w:proofErr w:type="gramEnd"/>
+      <w:r>
+        <w:rPr>
+          <w:lang w:val="en-US"/>
+        </w:rPr>
+        <w:t xml:space="preserve"> </w:t>
+      </w:r>
+      <w:hyperlink r:id="rId5" w:history="1">
+        <w:r>
+          <w:rPr>
+            <w:rStyle w:val="Hyperlink"/>
+            <w:i/>
+            <w:iCs/>
+            <w:lang w:val="en-US"/>
+          </w:rPr>
+          <w:t>https://docs.google.com/forms/d/e/1FAIpQLSfICTo_EynQZDYSItFLoJLJx_1oLeYzSQvc9sy2Qy40gHsxJA/viewform</w:t>
+        </w:r>
+      </w:hyperlink>
+    </w:p>
+    <w:p>
+      <w:pPr>
+        <w:pStyle w:val="ListParagraph"/>
+        <w:numPr>
+          <w:ilvl w:val="0"/>
+          <w:numId w:val="1"/>
+        </w:numPr>
+        <w:rPr>
+          <w:lang w:val="en-US"/>
+        </w:rPr>
+      </w:pPr>
+      <w:r>
+        <w:rPr>
+          <w:lang w:val="en-US"/>
+        </w:rPr>
+        <w:t xml:space="preserve">menu </w:t>
+      </w:r>
+      <w:proofErr w:type="spellStart"/>
+      <w:r>
+        <w:rPr>
+          <w:lang w:val="en-US"/>
+        </w:rPr>
+        <w:t>pengajuan</w:t>
+      </w:r>
+      <w:proofErr w:type="spellEnd"/>
+      <w:r>
+        <w:rPr>
+          <w:lang w:val="en-US"/>
+        </w:rPr>
+        <w:t xml:space="preserve"> </w:t>
+      </w:r>
+      <w:proofErr w:type="spellStart"/>
+      <w:r>
+        <w:rPr>
+          <w:lang w:val="en-US"/>
+        </w:rPr>
+        <w:t>rekrutmen</w:t>
+      </w:r>
+      <w:proofErr w:type="spellEnd"/>
+      <w:r>
+        <w:rPr>
+          <w:lang w:val="en-US"/>
+        </w:rPr>
+        <w:t xml:space="preserve"> di </w:t>
+      </w:r>
+      <w:proofErr w:type="spellStart"/>
+      <w:r>
+        <w:rPr>
+          <w:lang w:val="en-US"/>
+        </w:rPr>
+        <w:t>simrsmu</w:t>
+      </w:r>
+      <w:proofErr w:type="spellEnd"/>
+    </w:p>
+    <w:p>
+      <w:pPr>
+        <w:pStyle w:val="ListParagraph"/>
+        <w:numPr>
+          <w:ilvl w:val="0"/>
+          <w:numId w:val="1"/>
+        </w:numPr>
+        <w:rPr>
+          <w:lang w:val="en-US"/>
+        </w:rPr>
+      </w:pPr>
+      <w:proofErr w:type="spellStart"/>
+      <w:r>
+        <w:rPr>
+          <w:lang w:val="en-US"/>
+        </w:rPr>
+        <w:t>mengajukan</w:t>
+      </w:r>
+      <w:proofErr w:type="spellEnd"/>
+      <w:r>
+        <w:rPr>
+          <w:lang w:val="en-US"/>
+        </w:rPr>
+        <w:t xml:space="preserve"> (</w:t>
+      </w:r>
+      <w:proofErr w:type="spellStart"/>
+      <w:r>
+        <w:rPr>
+          <w:lang w:val="en-US"/>
+        </w:rPr>
+        <w:t>batasan</w:t>
+      </w:r>
+      <w:proofErr w:type="spellEnd"/>
+      <w:r>
+        <w:rPr>
+          <w:lang w:val="en-US"/>
+        </w:rPr>
+        <w:t xml:space="preserve"> </w:t>
+      </w:r>
+      <w:proofErr w:type="spellStart"/>
+      <w:r>
+        <w:rPr>
+          <w:lang w:val="en-US"/>
+        </w:rPr>
+        <w:t>kuota</w:t>
+      </w:r>
+      <w:proofErr w:type="spellEnd"/>
+      <w:r>
+        <w:rPr>
+          <w:lang w:val="en-US"/>
+        </w:rPr>
+        <w:t xml:space="preserve">, </w:t>
+      </w:r>
+      <w:proofErr w:type="spellStart"/>
+      <w:r>
+        <w:rPr>
+          <w:lang w:val="en-US"/>
+        </w:rPr>
+        <w:t>batasan</w:t>
+      </w:r>
+      <w:proofErr w:type="spellEnd"/>
+      <w:r>
+        <w:rPr>
+          <w:lang w:val="en-US"/>
+        </w:rPr>
+        <w:t xml:space="preserve"> </w:t>
+      </w:r>
+      <w:proofErr w:type="spellStart"/>
+      <w:r>
+        <w:rPr>
+          <w:lang w:val="en-US"/>
+        </w:rPr>
+        <w:t>umur</w:t>
+      </w:r>
+      <w:proofErr w:type="spellEnd"/>
+      <w:r>
+        <w:rPr>
+          <w:lang w:val="en-US"/>
+        </w:rPr>
+        <w:t xml:space="preserve">, </w:t>
+      </w:r>
+      <w:proofErr w:type="spellStart"/>
+      <w:r>
+        <w:rPr>
+          <w:lang w:val="en-US"/>
+        </w:rPr>
+        <w:t>tgl</w:t>
+      </w:r>
+      <w:proofErr w:type="spellEnd"/>
+      <w:r>
+        <w:rPr>
+          <w:lang w:val="en-US"/>
+        </w:rPr>
+        <w:t xml:space="preserve"> </w:t>
+      </w:r>
+      <w:proofErr w:type="spellStart"/>
+      <w:r>
+        <w:rPr>
+          <w:lang w:val="en-US"/>
+        </w:rPr>
+        <w:t>buka</w:t>
+      </w:r>
+      <w:proofErr w:type="spellEnd"/>
+      <w:r>
+        <w:rPr>
+          <w:lang w:val="en-US"/>
+        </w:rPr>
+        <w:t xml:space="preserve"> &amp; </w:t>
+      </w:r>
+      <w:proofErr w:type="spellStart"/>
+      <w:r>
+        <w:rPr>
+          <w:lang w:val="en-US"/>
+        </w:rPr>
+        <w:t>berakhir</w:t>
+      </w:r>
+      <w:proofErr w:type="spellEnd"/>
+      <w:r>
+        <w:rPr>
+          <w:lang w:val="en-US"/>
+        </w:rPr>
+        <w:t xml:space="preserve"> </w:t>
+      </w:r>
+      <w:proofErr w:type="spellStart"/>
+      <w:r>
+        <w:rPr>
+          <w:lang w:val="en-US"/>
+        </w:rPr>
+        <w:t>rekrutmen</w:t>
+      </w:r>
+      <w:proofErr w:type="spellEnd"/>
+      <w:r>
+        <w:rPr>
+          <w:lang w:val="en-US"/>
+        </w:rPr>
+        <w:t>)</w:t>
+      </w:r>
+    </w:p>
+    <w:p>
+      <w:pPr>
+        <w:pStyle w:val="ListParagraph"/>
+        <w:numPr>
+          <w:ilvl w:val="0"/>
+          <w:numId w:val="1"/>
+        </w:numPr>
+        <w:rPr>
+          <w:lang w:val="en-US"/>
+        </w:rPr>
+      </w:pPr>
+      <w:proofErr w:type="spellStart"/>
+      <w:r>
+        <w:rPr>
+          <w:lang w:val="en-US"/>
+        </w:rPr>
+        <w:t>Lamaran</w:t>
+      </w:r>
+      <w:proofErr w:type="spellEnd"/>
+      <w:r>
+        <w:rPr>
+          <w:lang w:val="en-US"/>
+        </w:rPr>
+        <w:t xml:space="preserve"> </w:t>
+      </w:r>
+      <w:proofErr w:type="spellStart"/>
+      <w:r>
+        <w:rPr>
+          <w:lang w:val="en-US"/>
+        </w:rPr>
+        <w:t>dimasukkan</w:t>
+      </w:r>
+      <w:proofErr w:type="spellEnd"/>
+      <w:r>
+        <w:rPr>
+          <w:lang w:val="en-US"/>
+        </w:rPr>
+        <w:t xml:space="preserve"> </w:t>
+      </w:r>
+      <w:proofErr w:type="spellStart"/>
+      <w:r>
+        <w:rPr>
+          <w:lang w:val="en-US"/>
+        </w:rPr>
+        <w:t>melalui</w:t>
+      </w:r>
+      <w:proofErr w:type="spellEnd"/>
+      <w:r>
+        <w:rPr>
+          <w:lang w:val="en-US"/>
+        </w:rPr>
+        <w:t xml:space="preserve"> web rekrutmen.rspkusukoharjo.com</w:t>
+      </w:r>
+    </w:p>
+    <w:p>
+      <w:pPr>
+        <w:pStyle w:val="ListParagraph"/>
+        <w:numPr>
+          <w:ilvl w:val="0"/>
+          <w:numId w:val="1"/>
+        </w:numPr>
+        <w:rPr>
+          <w:lang w:val="en-US"/>
+        </w:rPr>
+      </w:pPr>
+      <w:proofErr w:type="spellStart"/>
+      <w:r>
+        <w:rPr>
+          <w:lang w:val="en-US"/>
+        </w:rPr>
+        <w:t>Kalau</w:t>
+      </w:r>
+      <w:proofErr w:type="spellEnd"/>
+      <w:r>
+        <w:rPr>
+          <w:lang w:val="en-US"/>
+        </w:rPr>
+        <w:t xml:space="preserve"> </w:t>
+      </w:r>
+      <w:proofErr w:type="spellStart"/>
+      <w:r>
+        <w:rPr>
+          <w:lang w:val="en-US"/>
+        </w:rPr>
+        <w:t>lanjut</w:t>
+      </w:r>
+      <w:proofErr w:type="spellEnd"/>
+      <w:r>
+        <w:rPr>
+          <w:lang w:val="en-US"/>
+        </w:rPr>
+        <w:t xml:space="preserve"> </w:t>
+      </w:r>
+      <w:proofErr w:type="spellStart"/>
+      <w:r>
+        <w:rPr>
+          <w:lang w:val="en-US"/>
+        </w:rPr>
+        <w:t>tes</w:t>
+      </w:r>
+      <w:proofErr w:type="spellEnd"/>
+      <w:r>
+        <w:rPr>
+          <w:lang w:val="en-US"/>
+        </w:rPr>
+        <w:t xml:space="preserve"> </w:t>
+      </w:r>
+      <w:proofErr w:type="spellStart"/>
+      <w:r>
+        <w:rPr>
+          <w:lang w:val="en-US"/>
+        </w:rPr>
+        <w:t>selanjutnya</w:t>
+      </w:r>
+      <w:proofErr w:type="spellEnd"/>
+      <w:r>
+        <w:rPr>
+          <w:lang w:val="en-US"/>
+        </w:rPr>
+        <w:t xml:space="preserve"> </w:t>
+      </w:r>
+      <w:proofErr w:type="spellStart"/>
+      <w:r>
+        <w:rPr>
+          <w:lang w:val="en-US"/>
+        </w:rPr>
+        <w:t>isian</w:t>
+      </w:r>
+      <w:proofErr w:type="spellEnd"/>
+      <w:r>
+        <w:rPr>
+          <w:lang w:val="en-US"/>
+        </w:rPr>
+        <w:t xml:space="preserve"> </w:t>
+      </w:r>
+      <w:proofErr w:type="spellStart"/>
+      <w:r>
+        <w:rPr>
+          <w:lang w:val="en-US"/>
+        </w:rPr>
+        <w:t>keterangan</w:t>
+      </w:r>
+      <w:proofErr w:type="spellEnd"/>
+      <w:r>
+        <w:rPr>
+          <w:lang w:val="en-US"/>
+        </w:rPr>
+        <w:t xml:space="preserve"> </w:t>
+      </w:r>
+      <w:proofErr w:type="spellStart"/>
+      <w:r>
+        <w:rPr>
+          <w:lang w:val="en-US"/>
+        </w:rPr>
+        <w:t>saja</w:t>
+      </w:r>
+      <w:proofErr w:type="spellEnd"/>
+      <w:r>
+        <w:rPr>
+          <w:lang w:val="en-US"/>
+        </w:rPr>
+        <w:t xml:space="preserve">, kalo </w:t>
+      </w:r>
+      <w:proofErr w:type="spellStart"/>
+      <w:r>
+        <w:rPr>
+          <w:lang w:val="en-US"/>
+        </w:rPr>
+        <w:t>gagal</w:t>
+      </w:r>
+      <w:proofErr w:type="spellEnd"/>
+      <w:r>
+        <w:rPr>
+          <w:lang w:val="en-US"/>
+        </w:rPr>
+        <w:t xml:space="preserve"> </w:t>
+      </w:r>
+      <w:proofErr w:type="spellStart"/>
+      <w:r>
+        <w:rPr>
+          <w:lang w:val="en-US"/>
+        </w:rPr>
+        <w:t>klik</w:t>
+      </w:r>
+      <w:proofErr w:type="spellEnd"/>
+      <w:r>
+        <w:rPr>
+          <w:lang w:val="en-US"/>
+        </w:rPr>
+        <w:t xml:space="preserve"> </w:t>
+      </w:r>
+      <w:proofErr w:type="spellStart"/>
+      <w:r>
+        <w:rPr>
+          <w:lang w:val="en-US"/>
+        </w:rPr>
+        <w:t>tombol</w:t>
+      </w:r>
+      <w:proofErr w:type="spellEnd"/>
+      <w:r>
+        <w:rPr>
+          <w:lang w:val="en-US"/>
+        </w:rPr>
+        <w:t xml:space="preserve"> </w:t>
+      </w:r>
+      <w:proofErr w:type="spellStart"/>
+      <w:r>
+        <w:rPr>
+          <w:lang w:val="en-US"/>
+        </w:rPr>
+        <w:t>gagal</w:t>
+      </w:r>
+      <w:proofErr w:type="spellEnd"/>
+      <w:r>
+        <w:rPr>
+          <w:lang w:val="en-US"/>
+        </w:rPr>
+        <w:t xml:space="preserve"> </w:t>
+      </w:r>
+      <w:proofErr w:type="spellStart"/>
+      <w:r>
+        <w:rPr>
+          <w:lang w:val="en-US"/>
+        </w:rPr>
+        <w:t>langsung</w:t>
+      </w:r>
+      <w:proofErr w:type="spellEnd"/>
+      <w:r>
+        <w:rPr>
+          <w:lang w:val="en-US"/>
+        </w:rPr>
+        <w:t xml:space="preserve"> </w:t>
+      </w:r>
+      <w:proofErr w:type="spellStart"/>
+      <w:r>
+        <w:rPr>
+          <w:lang w:val="en-US"/>
+        </w:rPr>
+        <w:t>masuk</w:t>
+      </w:r>
+      <w:proofErr w:type="spellEnd"/>
+      <w:r>
+        <w:rPr>
+          <w:lang w:val="en-US"/>
+        </w:rPr>
+        <w:t xml:space="preserve"> </w:t>
+      </w:r>
+      <w:proofErr w:type="spellStart"/>
+      <w:r>
+        <w:rPr>
+          <w:lang w:val="en-US"/>
+        </w:rPr>
+        <w:t>ke</w:t>
+      </w:r>
+      <w:proofErr w:type="spellEnd"/>
+      <w:r>
+        <w:rPr>
+          <w:lang w:val="en-US"/>
+        </w:rPr>
+        <w:t xml:space="preserve"> </w:t>
+      </w:r>
+      <w:proofErr w:type="spellStart"/>
+      <w:r>
+        <w:rPr>
+          <w:lang w:val="en-US"/>
+        </w:rPr>
+        <w:t>pengumuman</w:t>
+      </w:r>
+      <w:proofErr w:type="spellEnd"/>
+    </w:p>
+    <w:p>
+      <w:pPr>
+        <w:pStyle w:val="ListParagraph"/>
+        <w:numPr>
+          <w:ilvl w:val="0"/>
+          <w:numId w:val="1"/>
+        </w:numPr>
+        <w:rPr>
+          <w:lang w:val="en-US"/>
+        </w:rPr>
+      </w:pPr>
+      <w:proofErr w:type="spellStart"/>
+      <w:r>
+        <w:rPr>
+          <w:lang w:val="en-US"/>
+        </w:rPr>
+        <w:t>jika</w:t>
+      </w:r>
+      <w:proofErr w:type="spellEnd"/>
+      <w:r>
+        <w:rPr>
+          <w:lang w:val="en-US"/>
+        </w:rPr>
+        <w:t xml:space="preserve"> lolos, di </w:t>
+      </w:r>
+      <w:proofErr w:type="spellStart"/>
+      <w:r>
+        <w:rPr>
+          <w:lang w:val="en-US"/>
+        </w:rPr>
+        <w:t>pengumuman</w:t>
+      </w:r>
+      <w:proofErr w:type="spellEnd"/>
+      <w:r>
+        <w:rPr>
+          <w:lang w:val="en-US"/>
+        </w:rPr>
+        <w:t xml:space="preserve"> </w:t>
+      </w:r>
+      <w:proofErr w:type="spellStart"/>
+      <w:r>
+        <w:rPr>
+          <w:lang w:val="en-US"/>
+        </w:rPr>
+        <w:t>dikasih</w:t>
+      </w:r>
+      <w:proofErr w:type="spellEnd"/>
+      <w:r>
+        <w:rPr>
+          <w:lang w:val="en-US"/>
+        </w:rPr>
+        <w:t xml:space="preserve"> </w:t>
+      </w:r>
+      <w:proofErr w:type="spellStart"/>
+      <w:r>
+        <w:rPr>
+          <w:lang w:val="en-US"/>
+        </w:rPr>
+        <w:t>tombol</w:t>
+      </w:r>
+      <w:proofErr w:type="spellEnd"/>
+      <w:r>
+        <w:rPr>
+          <w:lang w:val="en-US"/>
+        </w:rPr>
+        <w:t xml:space="preserve"> HADIR / TIDAK HADIR</w:t>
+      </w:r>
+    </w:p>
+    <w:p>
+      <w:pPr>
+        <w:pStyle w:val="ListParagraph"/>
+        <w:numPr>
+          <w:ilvl w:val="0"/>
+          <w:numId w:val="1"/>
+        </w:numPr>
+        <w:rPr>
+          <w:lang w:val="en-US"/>
+        </w:rPr>
+      </w:pPr>
+      <w:proofErr w:type="spellStart"/>
+      <w:r>
+        <w:rPr>
+          <w:lang w:val="en-US"/>
+        </w:rPr>
+        <w:t>bila</w:t>
+      </w:r>
+      <w:proofErr w:type="spellEnd"/>
+      <w:r>
+        <w:rPr>
+          <w:lang w:val="en-US"/>
+        </w:rPr>
+        <w:t xml:space="preserve"> lolos OJT, </w:t>
+      </w:r>
+      <w:proofErr w:type="spellStart"/>
+      <w:r>
+        <w:rPr>
+          <w:lang w:val="en-US"/>
+        </w:rPr>
+        <w:t>klik</w:t>
+      </w:r>
+      <w:proofErr w:type="spellEnd"/>
+      <w:r>
+        <w:rPr>
+          <w:lang w:val="en-US"/>
+        </w:rPr>
+        <w:t xml:space="preserve"> </w:t>
+      </w:r>
+      <w:proofErr w:type="spellStart"/>
+      <w:r>
+        <w:rPr>
+          <w:lang w:val="en-US"/>
+        </w:rPr>
+        <w:t>tombol</w:t>
+      </w:r>
+      <w:proofErr w:type="spellEnd"/>
+      <w:r>
+        <w:rPr>
+          <w:lang w:val="en-US"/>
+        </w:rPr>
+        <w:t xml:space="preserve"> </w:t>
+      </w:r>
+      <w:proofErr w:type="spellStart"/>
+      <w:r>
+        <w:rPr>
+          <w:lang w:val="en-US"/>
+        </w:rPr>
+        <w:t>lanjutkan</w:t>
+      </w:r>
+      <w:proofErr w:type="spellEnd"/>
+      <w:r>
+        <w:rPr>
+          <w:lang w:val="en-US"/>
+        </w:rPr>
+        <w:t xml:space="preserve"> OJT</w:t>
+      </w:r>
+    </w:p>
+    <w:p>
+      <w:pPr>
+        <w:pStyle w:val="ListParagraph"/>
+        <w:numPr>
+          <w:ilvl w:val="0"/>
+          <w:numId w:val="1"/>
+        </w:numPr>
+        <w:rPr>
+          <w:lang w:val="en-US"/>
+        </w:rPr>
+      </w:pPr>
+      <w:proofErr w:type="spellStart"/>
+      <w:r>
+        <w:rPr>
+          <w:lang w:val="en-US"/>
+        </w:rPr>
+        <w:t>bila</w:t>
+      </w:r>
+      <w:proofErr w:type="spellEnd"/>
+      <w:r>
+        <w:rPr>
+          <w:lang w:val="en-US"/>
+        </w:rPr>
+        <w:t xml:space="preserve"> </w:t>
+      </w:r>
+      <w:proofErr w:type="spellStart"/>
+      <w:r>
+        <w:rPr>
+          <w:lang w:val="en-US"/>
+        </w:rPr>
+        <w:t>lanjut</w:t>
+      </w:r>
+      <w:proofErr w:type="spellEnd"/>
+      <w:r>
+        <w:rPr>
+          <w:lang w:val="en-US"/>
+        </w:rPr>
+        <w:t xml:space="preserve"> </w:t>
+      </w:r>
+      <w:proofErr w:type="spellStart"/>
+      <w:r>
+        <w:rPr>
+          <w:lang w:val="en-US"/>
+        </w:rPr>
+        <w:t>kontrak</w:t>
+      </w:r>
+      <w:proofErr w:type="spellEnd"/>
+      <w:r>
+        <w:rPr>
+          <w:lang w:val="en-US"/>
+        </w:rPr>
+        <w:t xml:space="preserve">, </w:t>
+      </w:r>
+      <w:proofErr w:type="spellStart"/>
+      <w:r>
+        <w:rPr>
+          <w:lang w:val="en-US"/>
+        </w:rPr>
+        <w:t>lanjutkan</w:t>
+      </w:r>
+      <w:proofErr w:type="spellEnd"/>
+      <w:r>
+        <w:rPr>
+          <w:lang w:val="en-US"/>
+        </w:rPr>
+        <w:t xml:space="preserve"> KONTRAK dan BUAT AKUN</w:t>
+      </w:r>
     </w:p>
     <w:sectPr>
       <w:pgSz w:w="12240" w:h="15840"/>
@@ -9752,7 +11147,7 @@
 </file>
 
 <file path=word/numbering.xml><?xml version="1.0" encoding="utf-8"?>
-<w:numbering xmlns:wpc="http://schemas.microsoft.com/office/word/2010/wordprocessingCanvas" xmlns:cx="http://schemas.microsoft.com/office/drawing/2014/chartex" xmlns:cx1="http://schemas.microsoft.com/office/drawing/2015/9/8/chartex" xmlns:cx2="http://schemas.microsoft.com/office/drawing/2015/10/21/chartex" xmlns:cx3="http://schemas.microsoft.com/office/drawing/2016/5/9/chartex" xmlns:cx4="http://schemas.microsoft.com/office/drawing/2016/5/10/chartex" xmlns:cx5="http://schemas.microsoft.com/office/drawing/2016/5/11/chartex" xmlns:cx6="http://schemas.microsoft.com/office/drawing/2016/5/12/chartex" xmlns:cx7="http://schemas.microsoft.com/office/drawing/2016/5/13/chartex" xmlns:cx8="http://schemas.microsoft.com/office/drawing/2016/5/14/chartex" xmlns:mc="http://schemas.openxmlformats.org/markup-compatibility/2006" xmlns:aink="http://schemas.microsoft.com/office/drawing/2016/ink" xmlns:am3d="http://schemas.microsoft.com/office/drawing/2017/model3d" xmlns:o="urn:schemas-microsoft-com:office:office" xmlns:oel="http://schemas.microsoft.com/office/2019/extlst" xmlns:r="http://schemas.openxmlformats.org/officeDocument/2006/relationships" xmlns:m="http://schemas.openxmlformats.org/officeDocument/2006/math" xmlns:v="urn:schemas-microsoft-com:vml" xmlns:wp14="http://schemas.microsoft.com/office/word/2010/wordprocessingDrawing" xmlns:wp="http://schemas.openxmlformats.org/drawingml/2006/wordprocessingDrawing" xmlns:w10="urn:schemas-microsoft-com:office:word" xmlns:w="http://schemas.openxmlformats.org/wordprocessingml/2006/main" xmlns:w14="http://schemas.microsoft.com/office/word/2010/wordml" xmlns:w15="http://schemas.microsoft.com/office/word/2012/wordml" xmlns:w16cex="http://schemas.microsoft.com/office/word/2018/wordml/cex" xmlns:w16cid="http://schemas.microsoft.com/office/word/2016/wordml/cid" xmlns:w16="http://schemas.microsoft.com/office/word/2018/wordml" xmlns:w16du="http://schemas.microsoft.com/office/word/2023/wordml/word16du" xmlns:w16sdtdh="http://schemas.microsoft.com/office/word/2020/wordml/sdtdatahash" xmlns:w16sdtfl="http://schemas.microsoft.com/office/word/2024/wordml/sdtformatlock" xmlns:w16se="http://schemas.microsoft.com/office/word/2015/wordml/symex" xmlns:wpg="http://schemas.microsoft.com/office/word/2010/wordprocessingGroup" xmlns:wpi="http://schemas.microsoft.com/office/word/2010/wordprocessingInk" xmlns:wne="http://schemas.microsoft.com/office/word/2006/wordml" xmlns:wps="http://schemas.microsoft.com/office/word/2010/wordprocessingShape" mc:Ignorable="w14 w15 w16se w16cid w16 w16cex w16sdtdh w16sdtfl w16du wp14">
+<w:numbering xmlns:wpc="http://schemas.microsoft.com/office/word/2010/wordprocessingCanvas" xmlns:cx="http://schemas.microsoft.com/office/drawing/2014/chartex" xmlns:cx1="http://schemas.microsoft.com/office/drawing/2015/9/8/chartex" xmlns:cx2="http://schemas.microsoft.com/office/drawing/2015/10/21/chartex" xmlns:cx3="http://schemas.microsoft.com/office/drawing/2016/5/9/chartex" xmlns:cx4="http://schemas.microsoft.com/office/drawing/2016/5/10/chartex" xmlns:cx5="http://schemas.microsoft.com/office/drawing/2016/5/11/chartex" xmlns:cx6="http://schemas.microsoft.com/office/drawing/2016/5/12/chartex" xmlns:cx7="http://schemas.microsoft.com/office/drawing/2016/5/13/chartex" xmlns:cx8="http://schemas.microsoft.com/office/drawing/2016/5/14/chartex" xmlns:mc="http://schemas.openxmlformats.org/markup-compatibility/2006" xmlns:aink="http://schemas.microsoft.com/office/drawing/2016/ink" xmlns:am3d="http://schemas.microsoft.com/office/drawing/2017/model3d" xmlns:o="urn:schemas-microsoft-com:office:office" xmlns:oel="http://schemas.microsoft.com/office/2019/extlst" xmlns:r="http://schemas.openxmlformats.org/officeDocument/2006/relationships" xmlns:m="http://schemas.openxmlformats.org/officeDocument/2006/math" xmlns:v="urn:schemas-microsoft-com:vml" xmlns:wp14="http://schemas.microsoft.com/office/word/2010/wordprocessingDrawing" xmlns:wp="http://schemas.openxmlformats.org/drawingml/2006/wordprocessingDrawing" xmlns:w10="urn:schemas-microsoft-com:office:word" xmlns:w="http://schemas.openxmlformats.org/wordprocessingml/2006/main" xmlns:w14="http://schemas.microsoft.com/office/word/2010/wordml" xmlns:w15="http://schemas.microsoft.com/office/word/2012/wordml" xmlns:w16cex="http://schemas.microsoft.com/office/word/2018/wordml/cex" xmlns:w16cid="http://schemas.microsoft.com/office/word/2016/wordml/cid" xmlns:w16="http://schemas.microsoft.com/office/word/2018/wordml" xmlns:w16sdtdh="http://schemas.microsoft.com/office/word/2020/wordml/sdtdatahash" xmlns:w16se="http://schemas.microsoft.com/office/word/2015/wordml/symex" xmlns:wpg="http://schemas.microsoft.com/office/word/2010/wordprocessingGroup" xmlns:wpi="http://schemas.microsoft.com/office/word/2010/wordprocessingInk" xmlns:wne="http://schemas.microsoft.com/office/word/2006/wordml" xmlns:wps="http://schemas.microsoft.com/office/word/2010/wordprocessingShape" mc:Ignorable="w14 w15 w16se w16cid w16 w16cex w16sdtdh wp14">
   <w:abstractNum w:abstractNumId="0" w15:restartNumberingAfterBreak="0">
     <w:nsid w:val="04B96872"/>
     <w:multiLevelType w:val="hybridMultilevel"/>
@@ -10107,6 +11502,119 @@
     </w:lvl>
   </w:abstractNum>
   <w:abstractNum w:abstractNumId="4" w15:restartNumberingAfterBreak="0">
+    <w:nsid w:val="53A24198"/>
+    <w:multiLevelType w:val="hybridMultilevel"/>
+    <w:tmpl w:val="2E5255F4"/>
+    <w:lvl w:ilvl="0" w:tplc="38090001">
+      <w:start w:val="1"/>
+      <w:numFmt w:val="bullet"/>
+      <w:lvlText w:val=""/>
+      <w:lvlJc w:val="left"/>
+      <w:pPr>
+        <w:ind w:left="720" w:hanging="360"/>
+      </w:pPr>
+      <w:rPr>
+        <w:rFonts w:ascii="Symbol" w:hAnsi="Symbol" w:hint="default"/>
+      </w:rPr>
+    </w:lvl>
+    <w:lvl w:ilvl="1" w:tplc="38090003" w:tentative="1">
+      <w:start w:val="1"/>
+      <w:numFmt w:val="bullet"/>
+      <w:lvlText w:val="o"/>
+      <w:lvlJc w:val="left"/>
+      <w:pPr>
+        <w:ind w:left="1440" w:hanging="360"/>
+      </w:pPr>
+      <w:rPr>
+        <w:rFonts w:ascii="Courier New" w:hAnsi="Courier New" w:cs="Courier New" w:hint="default"/>
+      </w:rPr>
+    </w:lvl>
+    <w:lvl w:ilvl="2" w:tplc="38090005" w:tentative="1">
+      <w:start w:val="1"/>
+      <w:numFmt w:val="bullet"/>
+      <w:lvlText w:val=""/>
+      <w:lvlJc w:val="left"/>
+      <w:pPr>
+        <w:ind w:left="2160" w:hanging="360"/>
+      </w:pPr>
+      <w:rPr>
+        <w:rFonts w:ascii="Wingdings" w:hAnsi="Wingdings" w:hint="default"/>
+      </w:rPr>
+    </w:lvl>
+    <w:lvl w:ilvl="3" w:tplc="38090001" w:tentative="1">
+      <w:start w:val="1"/>
+      <w:numFmt w:val="bullet"/>
+      <w:lvlText w:val=""/>
+      <w:lvlJc w:val="left"/>
+      <w:pPr>
+        <w:ind w:left="2880" w:hanging="360"/>
+      </w:pPr>
+      <w:rPr>
+        <w:rFonts w:ascii="Symbol" w:hAnsi="Symbol" w:hint="default"/>
+      </w:rPr>
+    </w:lvl>
+    <w:lvl w:ilvl="4" w:tplc="38090003" w:tentative="1">
+      <w:start w:val="1"/>
+      <w:numFmt w:val="bullet"/>
+      <w:lvlText w:val="o"/>
+      <w:lvlJc w:val="left"/>
+      <w:pPr>
+        <w:ind w:left="3600" w:hanging="360"/>
+      </w:pPr>
+      <w:rPr>
+        <w:rFonts w:ascii="Courier New" w:hAnsi="Courier New" w:cs="Courier New" w:hint="default"/>
+      </w:rPr>
+    </w:lvl>
+    <w:lvl w:ilvl="5" w:tplc="38090005" w:tentative="1">
+      <w:start w:val="1"/>
+      <w:numFmt w:val="bullet"/>
+      <w:lvlText w:val=""/>
+      <w:lvlJc w:val="left"/>
+      <w:pPr>
+        <w:ind w:left="4320" w:hanging="360"/>
+      </w:pPr>
+      <w:rPr>
+        <w:rFonts w:ascii="Wingdings" w:hAnsi="Wingdings" w:hint="default"/>
+      </w:rPr>
+    </w:lvl>
+    <w:lvl w:ilvl="6" w:tplc="38090001" w:tentative="1">
+      <w:start w:val="1"/>
+      <w:numFmt w:val="bullet"/>
+      <w:lvlText w:val=""/>
+      <w:lvlJc w:val="left"/>
+      <w:pPr>
+        <w:ind w:left="5040" w:hanging="360"/>
+      </w:pPr>
+      <w:rPr>
+        <w:rFonts w:ascii="Symbol" w:hAnsi="Symbol" w:hint="default"/>
+      </w:rPr>
+    </w:lvl>
+    <w:lvl w:ilvl="7" w:tplc="38090003" w:tentative="1">
+      <w:start w:val="1"/>
+      <w:numFmt w:val="bullet"/>
+      <w:lvlText w:val="o"/>
+      <w:lvlJc w:val="left"/>
+      <w:pPr>
+        <w:ind w:left="5760" w:hanging="360"/>
+      </w:pPr>
+      <w:rPr>
+        <w:rFonts w:ascii="Courier New" w:hAnsi="Courier New" w:cs="Courier New" w:hint="default"/>
+      </w:rPr>
+    </w:lvl>
+    <w:lvl w:ilvl="8" w:tplc="38090005" w:tentative="1">
+      <w:start w:val="1"/>
+      <w:numFmt w:val="bullet"/>
+      <w:lvlText w:val=""/>
+      <w:lvlJc w:val="left"/>
+      <w:pPr>
+        <w:ind w:left="6480" w:hanging="360"/>
+      </w:pPr>
+      <w:rPr>
+        <w:rFonts w:ascii="Wingdings" w:hAnsi="Wingdings" w:hint="default"/>
+      </w:rPr>
+    </w:lvl>
+  </w:abstractNum>
+  <w:abstractNum w:abstractNumId="5" w15:restartNumberingAfterBreak="0">
     <w:nsid w:val="58F15DB8"/>
     <w:multiLevelType w:val="hybridMultilevel"/>
     <w:tmpl w:val="19984122"/>
@@ -10195,7 +11703,7 @@
       </w:pPr>
     </w:lvl>
   </w:abstractNum>
-  <w:abstractNum w:abstractNumId="5" w15:restartNumberingAfterBreak="0">
+  <w:abstractNum w:abstractNumId="6" w15:restartNumberingAfterBreak="0">
     <w:nsid w:val="5E3C62F4"/>
     <w:multiLevelType w:val="hybridMultilevel"/>
     <w:tmpl w:val="513CC9D4"/>
@@ -10284,7 +11792,7 @@
       </w:pPr>
     </w:lvl>
   </w:abstractNum>
-  <w:abstractNum w:abstractNumId="6" w15:restartNumberingAfterBreak="0">
+  <w:abstractNum w:abstractNumId="7" w15:restartNumberingAfterBreak="0">
     <w:nsid w:val="6A006239"/>
     <w:multiLevelType w:val="hybridMultilevel"/>
     <w:tmpl w:val="1D98C9F8"/>
@@ -10373,7 +11881,7 @@
       </w:pPr>
     </w:lvl>
   </w:abstractNum>
-  <w:abstractNum w:abstractNumId="7" w15:restartNumberingAfterBreak="0">
+  <w:abstractNum w:abstractNumId="8" w15:restartNumberingAfterBreak="0">
     <w:nsid w:val="7E5F446F"/>
     <w:multiLevelType w:val="hybridMultilevel"/>
     <w:tmpl w:val="19367632"/>
@@ -10486,22 +11994,22 @@
     </w:lvl>
   </w:abstractNum>
   <w:num w:numId="1" w16cid:durableId="604113575">
-    <w:abstractNumId w:val="7"/>
+    <w:abstractNumId w:val="8"/>
   </w:num>
   <w:num w:numId="2" w16cid:durableId="590237595">
     <w:abstractNumId w:val="2"/>
   </w:num>
   <w:num w:numId="3" w16cid:durableId="1238982515">
-    <w:abstractNumId w:val="6"/>
+    <w:abstractNumId w:val="7"/>
   </w:num>
   <w:num w:numId="4" w16cid:durableId="1344744156">
     <w:abstractNumId w:val="3"/>
   </w:num>
   <w:num w:numId="5" w16cid:durableId="1800411024">
-    <w:abstractNumId w:val="5"/>
+    <w:abstractNumId w:val="6"/>
   </w:num>
   <w:num w:numId="6" w16cid:durableId="1111127254">
-    <w:abstractNumId w:val="4"/>
+    <w:abstractNumId w:val="5"/>
   </w:num>
   <w:num w:numId="7" w16cid:durableId="1643461180">
     <w:abstractNumId w:val="0"/>
@@ -10509,11 +12017,14 @@
   <w:num w:numId="8" w16cid:durableId="1461145395">
     <w:abstractNumId w:val="1"/>
   </w:num>
+  <w:num w:numId="9" w16cid:durableId="1653292051">
+    <w:abstractNumId w:val="4"/>
+  </w:num>
 </w:numbering>
 </file>
 
 <file path=word/styles.xml><?xml version="1.0" encoding="utf-8"?>
-<w:styles xmlns:mc="http://schemas.openxmlformats.org/markup-compatibility/2006" xmlns:r="http://schemas.openxmlformats.org/officeDocument/2006/relationships" xmlns:w="http://schemas.openxmlformats.org/wordprocessingml/2006/main" xmlns:w14="http://schemas.microsoft.com/office/word/2010/wordml" xmlns:w15="http://schemas.microsoft.com/office/word/2012/wordml" xmlns:w16cex="http://schemas.microsoft.com/office/word/2018/wordml/cex" xmlns:w16cid="http://schemas.microsoft.com/office/word/2016/wordml/cid" xmlns:w16="http://schemas.microsoft.com/office/word/2018/wordml" xmlns:w16du="http://schemas.microsoft.com/office/word/2023/wordml/word16du" xmlns:w16sdtdh="http://schemas.microsoft.com/office/word/2020/wordml/sdtdatahash" xmlns:w16sdtfl="http://schemas.microsoft.com/office/word/2024/wordml/sdtformatlock" xmlns:w16se="http://schemas.microsoft.com/office/word/2015/wordml/symex" mc:Ignorable="w14 w15 w16se w16cid w16 w16cex w16sdtdh w16sdtfl w16du">
+<w:styles xmlns:mc="http://schemas.openxmlformats.org/markup-compatibility/2006" xmlns:r="http://schemas.openxmlformats.org/officeDocument/2006/relationships" xmlns:w="http://schemas.openxmlformats.org/wordprocessingml/2006/main" xmlns:w14="http://schemas.microsoft.com/office/word/2010/wordml" xmlns:w15="http://schemas.microsoft.com/office/word/2012/wordml" xmlns:w16cex="http://schemas.microsoft.com/office/word/2018/wordml/cex" xmlns:w16cid="http://schemas.microsoft.com/office/word/2016/wordml/cid" xmlns:w16="http://schemas.microsoft.com/office/word/2018/wordml" xmlns:w16sdtdh="http://schemas.microsoft.com/office/word/2020/wordml/sdtdatahash" xmlns:w16se="http://schemas.microsoft.com/office/word/2015/wordml/symex" mc:Ignorable="w14 w15 w16se w16cid w16 w16cex w16sdtdh">
   <w:docDefaults>
     <w:rPrDefault>
       <w:rPr>
@@ -11427,6 +12938,29 @@
       <w:spacing w:val="5"/>
     </w:rPr>
   </w:style>
+  <w:style w:type="character" w:styleId="Hyperlink">
+    <w:name w:val="Hyperlink"/>
+    <w:basedOn w:val="DefaultParagraphFont"/>
+    <w:uiPriority w:val="99"/>
+    <w:unhideWhenUsed/>
+    <w:rsid w:val="00485641"/>
+    <w:rPr>
+      <w:color w:val="467886" w:themeColor="hyperlink"/>
+      <w:u w:val="single"/>
+    </w:rPr>
+  </w:style>
+  <w:style w:type="character" w:styleId="UnresolvedMention">
+    <w:name w:val="Unresolved Mention"/>
+    <w:basedOn w:val="DefaultParagraphFont"/>
+    <w:uiPriority w:val="99"/>
+    <w:semiHidden/>
+    <w:unhideWhenUsed/>
+    <w:rsid w:val="00485641"/>
+    <w:rPr>
+      <w:color w:val="605E5C"/>
+      <w:shd w:val="clear" w:color="auto" w:fill="E1DFDD"/>
+    </w:rPr>
+  </w:style>
 </w:styles>
 </file>
 

--- a/project/kepegawaian/AddonSimrsmu.docx
+++ b/project/kepegawaian/AddonSimrsmu.docx
@@ -1,6 +1,6 @@
 
 <file path=word/document.xml><?xml version="1.0" encoding="utf-8"?>
-<w:document xmlns:wpc="http://schemas.microsoft.com/office/word/2010/wordprocessingCanvas" xmlns:cx="http://schemas.microsoft.com/office/drawing/2014/chartex" xmlns:cx1="http://schemas.microsoft.com/office/drawing/2015/9/8/chartex" xmlns:cx2="http://schemas.microsoft.com/office/drawing/2015/10/21/chartex" xmlns:cx3="http://schemas.microsoft.com/office/drawing/2016/5/9/chartex" xmlns:cx4="http://schemas.microsoft.com/office/drawing/2016/5/10/chartex" xmlns:cx5="http://schemas.microsoft.com/office/drawing/2016/5/11/chartex" xmlns:cx6="http://schemas.microsoft.com/office/drawing/2016/5/12/chartex" xmlns:cx7="http://schemas.microsoft.com/office/drawing/2016/5/13/chartex" xmlns:cx8="http://schemas.microsoft.com/office/drawing/2016/5/14/chartex" xmlns:mc="http://schemas.openxmlformats.org/markup-compatibility/2006" xmlns:aink="http://schemas.microsoft.com/office/drawing/2016/ink" xmlns:am3d="http://schemas.microsoft.com/office/drawing/2017/model3d" xmlns:o="urn:schemas-microsoft-com:office:office" xmlns:oel="http://schemas.microsoft.com/office/2019/extlst" xmlns:r="http://schemas.openxmlformats.org/officeDocument/2006/relationships" xmlns:m="http://schemas.openxmlformats.org/officeDocument/2006/math" xmlns:v="urn:schemas-microsoft-com:vml" xmlns:wp14="http://schemas.microsoft.com/office/word/2010/wordprocessingDrawing" xmlns:wp="http://schemas.openxmlformats.org/drawingml/2006/wordprocessingDrawing" xmlns:w10="urn:schemas-microsoft-com:office:word" xmlns:w="http://schemas.openxmlformats.org/wordprocessingml/2006/main" xmlns:w14="http://schemas.microsoft.com/office/word/2010/wordml" xmlns:w15="http://schemas.microsoft.com/office/word/2012/wordml" xmlns:w16cex="http://schemas.microsoft.com/office/word/2018/wordml/cex" xmlns:w16cid="http://schemas.microsoft.com/office/word/2016/wordml/cid" xmlns:w16="http://schemas.microsoft.com/office/word/2018/wordml" xmlns:w16sdtdh="http://schemas.microsoft.com/office/word/2020/wordml/sdtdatahash" xmlns:w16se="http://schemas.microsoft.com/office/word/2015/wordml/symex" xmlns:wpg="http://schemas.microsoft.com/office/word/2010/wordprocessingGroup" xmlns:wpi="http://schemas.microsoft.com/office/word/2010/wordprocessingInk" xmlns:wne="http://schemas.microsoft.com/office/word/2006/wordml" xmlns:wps="http://schemas.microsoft.com/office/word/2010/wordprocessingShape" mc:Ignorable="w14 w15 w16se w16cid w16 w16cex w16sdtdh wp14">
+<w:document xmlns:wpc="http://schemas.microsoft.com/office/word/2010/wordprocessingCanvas" xmlns:cx="http://schemas.microsoft.com/office/drawing/2014/chartex" xmlns:cx1="http://schemas.microsoft.com/office/drawing/2015/9/8/chartex" xmlns:cx2="http://schemas.microsoft.com/office/drawing/2015/10/21/chartex" xmlns:cx3="http://schemas.microsoft.com/office/drawing/2016/5/9/chartex" xmlns:cx4="http://schemas.microsoft.com/office/drawing/2016/5/10/chartex" xmlns:cx5="http://schemas.microsoft.com/office/drawing/2016/5/11/chartex" xmlns:cx6="http://schemas.microsoft.com/office/drawing/2016/5/12/chartex" xmlns:cx7="http://schemas.microsoft.com/office/drawing/2016/5/13/chartex" xmlns:cx8="http://schemas.microsoft.com/office/drawing/2016/5/14/chartex" xmlns:mc="http://schemas.openxmlformats.org/markup-compatibility/2006" xmlns:aink="http://schemas.microsoft.com/office/drawing/2016/ink" xmlns:am3d="http://schemas.microsoft.com/office/drawing/2017/model3d" xmlns:o="urn:schemas-microsoft-com:office:office" xmlns:oel="http://schemas.microsoft.com/office/2019/extlst" xmlns:r="http://schemas.openxmlformats.org/officeDocument/2006/relationships" xmlns:m="http://schemas.openxmlformats.org/officeDocument/2006/math" xmlns:v="urn:schemas-microsoft-com:vml" xmlns:wp14="http://schemas.microsoft.com/office/word/2010/wordprocessingDrawing" xmlns:wp="http://schemas.openxmlformats.org/drawingml/2006/wordprocessingDrawing" xmlns:w10="urn:schemas-microsoft-com:office:word" xmlns:w="http://schemas.openxmlformats.org/wordprocessingml/2006/main" xmlns:w14="http://schemas.microsoft.com/office/word/2010/wordml" xmlns:w15="http://schemas.microsoft.com/office/word/2012/wordml" xmlns:w16cex="http://schemas.microsoft.com/office/word/2018/wordml/cex" xmlns:w16cid="http://schemas.microsoft.com/office/word/2016/wordml/cid" xmlns:w16="http://schemas.microsoft.com/office/word/2018/wordml" xmlns:w16du="http://schemas.microsoft.com/office/word/2023/wordml/word16du" xmlns:w16sdtdh="http://schemas.microsoft.com/office/word/2020/wordml/sdtdatahash" xmlns:w16sdtfl="http://schemas.microsoft.com/office/word/2024/wordml/sdtformatlock" xmlns:w16se="http://schemas.microsoft.com/office/word/2015/wordml/symex" xmlns:wpg="http://schemas.microsoft.com/office/word/2010/wordprocessingGroup" xmlns:wpi="http://schemas.microsoft.com/office/word/2010/wordprocessingInk" xmlns:wne="http://schemas.microsoft.com/office/word/2006/wordml" xmlns:wps="http://schemas.microsoft.com/office/word/2010/wordprocessingShape" mc:Ignorable="w14 w15 w16se w16cid w16 w16cex w16sdtdh w16sdtfl w16du wp14">
   <w:body>
     <w:p>
       <w:pPr>
@@ -1320,17 +1320,8 @@
           <w:color w:val="FF0000"/>
           <w:lang w:val="en-US"/>
         </w:rPr>
-        <w:t xml:space="preserve"> Resign per </w:t>
-      </w:r>
-      <w:proofErr w:type="spellStart"/>
-      <w:r>
-        <w:rPr>
-          <w:color w:val="FF0000"/>
-          <w:lang w:val="en-US"/>
-        </w:rPr>
-        <w:t>Bulan</w:t>
-      </w:r>
-      <w:proofErr w:type="spellEnd"/>
+        <w:t xml:space="preserve"> Resign per Bulan</w:t>
+      </w:r>
     </w:p>
     <w:p>
       <w:pPr>
@@ -12238,6 +12229,174 @@
       </w:r>
       <w:proofErr w:type="spellEnd"/>
     </w:p>
+    <w:p>
+      <w:pPr>
+        <w:rPr>
+          <w:lang w:val="en-US"/>
+        </w:rPr>
+      </w:pPr>
+    </w:p>
+    <w:p>
+      <w:pPr>
+        <w:rPr>
+          <w:lang w:val="en-US"/>
+        </w:rPr>
+      </w:pPr>
+      <w:r>
+        <w:rPr>
+          <w:lang w:val="en-US"/>
+        </w:rPr>
+        <w:t>REVISI 22 JAN – TAHAP 3</w:t>
+      </w:r>
+    </w:p>
+    <w:p>
+      <w:pPr>
+        <w:pStyle w:val="ListParagraph"/>
+        <w:numPr>
+          <w:ilvl w:val="0"/>
+          <w:numId w:val="1"/>
+        </w:numPr>
+        <w:rPr>
+          <w:lang w:val="en-US"/>
+        </w:rPr>
+      </w:pPr>
+      <w:r>
+        <w:rPr>
+          <w:lang w:val="en-US"/>
+        </w:rPr>
+        <w:t xml:space="preserve">batas </w:t>
+      </w:r>
+      <w:proofErr w:type="spellStart"/>
+      <w:r>
+        <w:rPr>
+          <w:lang w:val="en-US"/>
+        </w:rPr>
+        <w:t>absen</w:t>
+      </w:r>
+      <w:proofErr w:type="spellEnd"/>
+      <w:r>
+        <w:rPr>
+          <w:lang w:val="en-US"/>
+        </w:rPr>
+        <w:t xml:space="preserve"> </w:t>
+      </w:r>
+      <w:proofErr w:type="spellStart"/>
+      <w:r>
+        <w:rPr>
+          <w:lang w:val="en-US"/>
+        </w:rPr>
+        <w:t>masuk</w:t>
+      </w:r>
+      <w:proofErr w:type="spellEnd"/>
+      <w:r>
+        <w:rPr>
+          <w:lang w:val="en-US"/>
+        </w:rPr>
+        <w:t xml:space="preserve"> H-3 jam </w:t>
+      </w:r>
+      <w:proofErr w:type="spellStart"/>
+      <w:r>
+        <w:rPr>
+          <w:lang w:val="en-US"/>
+        </w:rPr>
+        <w:t>sebelum</w:t>
+      </w:r>
+      <w:proofErr w:type="spellEnd"/>
+      <w:r>
+        <w:rPr>
+          <w:lang w:val="en-US"/>
+        </w:rPr>
+        <w:t xml:space="preserve"> jam </w:t>
+      </w:r>
+      <w:proofErr w:type="spellStart"/>
+      <w:r>
+        <w:rPr>
+          <w:lang w:val="en-US"/>
+        </w:rPr>
+        <w:t>masuk</w:t>
+      </w:r>
+      <w:proofErr w:type="spellEnd"/>
+    </w:p>
+    <w:p>
+      <w:pPr>
+        <w:pStyle w:val="ListParagraph"/>
+        <w:numPr>
+          <w:ilvl w:val="0"/>
+          <w:numId w:val="1"/>
+        </w:numPr>
+        <w:rPr>
+          <w:lang w:val="en-US"/>
+        </w:rPr>
+      </w:pPr>
+      <w:r>
+        <w:rPr>
+          <w:lang w:val="en-US"/>
+        </w:rPr>
+        <w:t xml:space="preserve">Batas </w:t>
+      </w:r>
+      <w:proofErr w:type="spellStart"/>
+      <w:r>
+        <w:rPr>
+          <w:lang w:val="en-US"/>
+        </w:rPr>
+        <w:t>absen</w:t>
+      </w:r>
+      <w:proofErr w:type="spellEnd"/>
+      <w:r>
+        <w:rPr>
+          <w:lang w:val="en-US"/>
+        </w:rPr>
+        <w:t xml:space="preserve"> </w:t>
+      </w:r>
+      <w:proofErr w:type="spellStart"/>
+      <w:r>
+        <w:rPr>
+          <w:lang w:val="en-US"/>
+        </w:rPr>
+        <w:t>pulang</w:t>
+      </w:r>
+      <w:proofErr w:type="spellEnd"/>
+      <w:r>
+        <w:rPr>
+          <w:lang w:val="en-US"/>
+        </w:rPr>
+        <w:t xml:space="preserve"> (user </w:t>
+      </w:r>
+      <w:proofErr w:type="spellStart"/>
+      <w:r>
+        <w:rPr>
+          <w:lang w:val="en-US"/>
+        </w:rPr>
+        <w:t>biasa</w:t>
+      </w:r>
+      <w:proofErr w:type="spellEnd"/>
+      <w:r>
+        <w:rPr>
+          <w:lang w:val="en-US"/>
+        </w:rPr>
+        <w:t xml:space="preserve">) </w:t>
+      </w:r>
+      <w:r>
+        <w:rPr>
+          <w:lang w:val="en-US"/>
+        </w:rPr>
+        <w:t xml:space="preserve">H+3 jam </w:t>
+      </w:r>
+      <w:proofErr w:type="spellStart"/>
+      <w:r>
+        <w:rPr>
+          <w:lang w:val="en-US"/>
+        </w:rPr>
+        <w:t>setelah</w:t>
+      </w:r>
+      <w:proofErr w:type="spellEnd"/>
+      <w:r>
+        <w:rPr>
+          <w:lang w:val="en-US"/>
+        </w:rPr>
+        <w:t xml:space="preserve"> jam pulang</w:t>
+      </w:r>
+    </w:p>
     <w:sectPr>
       <w:pgSz w:w="12240" w:h="15840"/>
       <w:pgMar w:top="1440" w:right="1440" w:bottom="1440" w:left="1440" w:header="708" w:footer="708" w:gutter="0"/>
@@ -12249,7 +12408,7 @@
 </file>
 
 <file path=word/numbering.xml><?xml version="1.0" encoding="utf-8"?>
-<w:numbering xmlns:wpc="http://schemas.microsoft.com/office/word/2010/wordprocessingCanvas" xmlns:cx="http://schemas.microsoft.com/office/drawing/2014/chartex" xmlns:cx1="http://schemas.microsoft.com/office/drawing/2015/9/8/chartex" xmlns:cx2="http://schemas.microsoft.com/office/drawing/2015/10/21/chartex" xmlns:cx3="http://schemas.microsoft.com/office/drawing/2016/5/9/chartex" xmlns:cx4="http://schemas.microsoft.com/office/drawing/2016/5/10/chartex" xmlns:cx5="http://schemas.microsoft.com/office/drawing/2016/5/11/chartex" xmlns:cx6="http://schemas.microsoft.com/office/drawing/2016/5/12/chartex" xmlns:cx7="http://schemas.microsoft.com/office/drawing/2016/5/13/chartex" xmlns:cx8="http://schemas.microsoft.com/office/drawing/2016/5/14/chartex" xmlns:mc="http://schemas.openxmlformats.org/markup-compatibility/2006" xmlns:aink="http://schemas.microsoft.com/office/drawing/2016/ink" xmlns:am3d="http://schemas.microsoft.com/office/drawing/2017/model3d" xmlns:o="urn:schemas-microsoft-com:office:office" xmlns:oel="http://schemas.microsoft.com/office/2019/extlst" xmlns:r="http://schemas.openxmlformats.org/officeDocument/2006/relationships" xmlns:m="http://schemas.openxmlformats.org/officeDocument/2006/math" xmlns:v="urn:schemas-microsoft-com:vml" xmlns:wp14="http://schemas.microsoft.com/office/word/2010/wordprocessingDrawing" xmlns:wp="http://schemas.openxmlformats.org/drawingml/2006/wordprocessingDrawing" xmlns:w10="urn:schemas-microsoft-com:office:word" xmlns:w="http://schemas.openxmlformats.org/wordprocessingml/2006/main" xmlns:w14="http://schemas.microsoft.com/office/word/2010/wordml" xmlns:w15="http://schemas.microsoft.com/office/word/2012/wordml" xmlns:w16cex="http://schemas.microsoft.com/office/word/2018/wordml/cex" xmlns:w16cid="http://schemas.microsoft.com/office/word/2016/wordml/cid" xmlns:w16="http://schemas.microsoft.com/office/word/2018/wordml" xmlns:w16sdtdh="http://schemas.microsoft.com/office/word/2020/wordml/sdtdatahash" xmlns:w16se="http://schemas.microsoft.com/office/word/2015/wordml/symex" xmlns:wpg="http://schemas.microsoft.com/office/word/2010/wordprocessingGroup" xmlns:wpi="http://schemas.microsoft.com/office/word/2010/wordprocessingInk" xmlns:wne="http://schemas.microsoft.com/office/word/2006/wordml" xmlns:wps="http://schemas.microsoft.com/office/word/2010/wordprocessingShape" mc:Ignorable="w14 w15 w16se w16cid w16 w16cex w16sdtdh wp14">
+<w:numbering xmlns:wpc="http://schemas.microsoft.com/office/word/2010/wordprocessingCanvas" xmlns:cx="http://schemas.microsoft.com/office/drawing/2014/chartex" xmlns:cx1="http://schemas.microsoft.com/office/drawing/2015/9/8/chartex" xmlns:cx2="http://schemas.microsoft.com/office/drawing/2015/10/21/chartex" xmlns:cx3="http://schemas.microsoft.com/office/drawing/2016/5/9/chartex" xmlns:cx4="http://schemas.microsoft.com/office/drawing/2016/5/10/chartex" xmlns:cx5="http://schemas.microsoft.com/office/drawing/2016/5/11/chartex" xmlns:cx6="http://schemas.microsoft.com/office/drawing/2016/5/12/chartex" xmlns:cx7="http://schemas.microsoft.com/office/drawing/2016/5/13/chartex" xmlns:cx8="http://schemas.microsoft.com/office/drawing/2016/5/14/chartex" xmlns:mc="http://schemas.openxmlformats.org/markup-compatibility/2006" xmlns:aink="http://schemas.microsoft.com/office/drawing/2016/ink" xmlns:am3d="http://schemas.microsoft.com/office/drawing/2017/model3d" xmlns:o="urn:schemas-microsoft-com:office:office" xmlns:oel="http://schemas.microsoft.com/office/2019/extlst" xmlns:r="http://schemas.openxmlformats.org/officeDocument/2006/relationships" xmlns:m="http://schemas.openxmlformats.org/officeDocument/2006/math" xmlns:v="urn:schemas-microsoft-com:vml" xmlns:wp14="http://schemas.microsoft.com/office/word/2010/wordprocessingDrawing" xmlns:wp="http://schemas.openxmlformats.org/drawingml/2006/wordprocessingDrawing" xmlns:w10="urn:schemas-microsoft-com:office:word" xmlns:w="http://schemas.openxmlformats.org/wordprocessingml/2006/main" xmlns:w14="http://schemas.microsoft.com/office/word/2010/wordml" xmlns:w15="http://schemas.microsoft.com/office/word/2012/wordml" xmlns:w16cex="http://schemas.microsoft.com/office/word/2018/wordml/cex" xmlns:w16cid="http://schemas.microsoft.com/office/word/2016/wordml/cid" xmlns:w16="http://schemas.microsoft.com/office/word/2018/wordml" xmlns:w16du="http://schemas.microsoft.com/office/word/2023/wordml/word16du" xmlns:w16sdtdh="http://schemas.microsoft.com/office/word/2020/wordml/sdtdatahash" xmlns:w16sdtfl="http://schemas.microsoft.com/office/word/2024/wordml/sdtformatlock" xmlns:w16se="http://schemas.microsoft.com/office/word/2015/wordml/symex" xmlns:wpg="http://schemas.microsoft.com/office/word/2010/wordprocessingGroup" xmlns:wpi="http://schemas.microsoft.com/office/word/2010/wordprocessingInk" xmlns:wne="http://schemas.microsoft.com/office/word/2006/wordml" xmlns:wps="http://schemas.microsoft.com/office/word/2010/wordprocessingShape" mc:Ignorable="w14 w15 w16se w16cid w16 w16cex w16sdtdh w16sdtfl w16du wp14">
   <w:abstractNum w:abstractNumId="0" w15:restartNumberingAfterBreak="0">
     <w:nsid w:val="04B96872"/>
     <w:multiLevelType w:val="hybridMultilevel"/>
@@ -13126,7 +13285,7 @@
 </file>
 
 <file path=word/styles.xml><?xml version="1.0" encoding="utf-8"?>
-<w:styles xmlns:mc="http://schemas.openxmlformats.org/markup-compatibility/2006" xmlns:r="http://schemas.openxmlformats.org/officeDocument/2006/relationships" xmlns:w="http://schemas.openxmlformats.org/wordprocessingml/2006/main" xmlns:w14="http://schemas.microsoft.com/office/word/2010/wordml" xmlns:w15="http://schemas.microsoft.com/office/word/2012/wordml" xmlns:w16cex="http://schemas.microsoft.com/office/word/2018/wordml/cex" xmlns:w16cid="http://schemas.microsoft.com/office/word/2016/wordml/cid" xmlns:w16="http://schemas.microsoft.com/office/word/2018/wordml" xmlns:w16sdtdh="http://schemas.microsoft.com/office/word/2020/wordml/sdtdatahash" xmlns:w16se="http://schemas.microsoft.com/office/word/2015/wordml/symex" mc:Ignorable="w14 w15 w16se w16cid w16 w16cex w16sdtdh">
+<w:styles xmlns:mc="http://schemas.openxmlformats.org/markup-compatibility/2006" xmlns:r="http://schemas.openxmlformats.org/officeDocument/2006/relationships" xmlns:w="http://schemas.openxmlformats.org/wordprocessingml/2006/main" xmlns:w14="http://schemas.microsoft.com/office/word/2010/wordml" xmlns:w15="http://schemas.microsoft.com/office/word/2012/wordml" xmlns:w16cex="http://schemas.microsoft.com/office/word/2018/wordml/cex" xmlns:w16cid="http://schemas.microsoft.com/office/word/2016/wordml/cid" xmlns:w16="http://schemas.microsoft.com/office/word/2018/wordml" xmlns:w16du="http://schemas.microsoft.com/office/word/2023/wordml/word16du" xmlns:w16sdtdh="http://schemas.microsoft.com/office/word/2020/wordml/sdtdatahash" xmlns:w16sdtfl="http://schemas.microsoft.com/office/word/2024/wordml/sdtformatlock" xmlns:w16se="http://schemas.microsoft.com/office/word/2015/wordml/symex" mc:Ignorable="w14 w15 w16se w16cid w16 w16cex w16sdtdh w16sdtfl w16du">
   <w:docDefaults>
     <w:rPrDefault>
       <w:rPr>
